--- a/docs/standards/word/ASVS-ASSESSMENT.docx
+++ b/docs/standards/word/ASVS-ASSESSMENT.docx
@@ -28,7 +28,7 @@
         </w:p>
       </w:sdtContent>
     </w:sdt>
-    <w:bookmarkStart w:id="58" w:name="Xe02d19ffde59baee6133fde36c668f8a423bfbe"/>
+    <w:bookmarkStart w:id="60" w:name="Xe02d19ffde59baee6133fde36c668f8a423bfbe"/>
     <w:p>
       <w:pPr>
         <w:pStyle w:val="Heading1"/>
@@ -90,25 +90,7 @@
         <w:t xml:space="preserve"> </w:t>
       </w:r>
       <w:r>
-        <w:t xml:space="preserve">repository. So nothing below states a verdict, a count, a percentage, or a level attainment for any</w:t>
-      </w:r>
-      <w:r>
-        <w:t xml:space="preserve"> </w:t>
-      </w:r>
-      <w:r>
-        <w:t xml:space="preserve">codebase. What is here is the part that transfers: the procedure, the vocabulary, the traps, and the</w:t>
-      </w:r>
-      <w:r>
-        <w:t xml:space="preserve"> </w:t>
-      </w:r>
-      <w:r>
-        <w:t xml:space="preserve">review pass. If you want to know where a system stands, run the assessment against that system --</w:t>
-      </w:r>
-      <w:r>
-        <w:t xml:space="preserve"> </w:t>
-      </w:r>
-      <w:r>
-        <w:t xml:space="preserve">do not read someone's published summary of theirs.</w:t>
+        <w:t xml:space="preserve">repository.</w:t>
       </w:r>
     </w:p>
     <w:p>
@@ -116,6 +98,32 @@
         <w:pStyle w:val="BodyText"/>
       </w:pPr>
       <w:r>
+        <w:t xml:space="preserve">So nothing below states a verdict, a count, a percentage, or a level attainment for any codebase.</w:t>
+      </w:r>
+      <w:r>
+        <w:t xml:space="preserve"> </w:t>
+      </w:r>
+      <w:r>
+        <w:t xml:space="preserve">What is here is the part that transfers: the procedure, the vocabulary, the traps, and the review</w:t>
+      </w:r>
+      <w:r>
+        <w:t xml:space="preserve"> </w:t>
+      </w:r>
+      <w:r>
+        <w:t xml:space="preserve">pass. To find out where a system stands, run the assessment against that system -- do not read</w:t>
+      </w:r>
+      <w:r>
+        <w:t xml:space="preserve"> </w:t>
+      </w:r>
+      <w:r>
+        <w:t xml:space="preserve">someone's published summary of theirs.</w:t>
+      </w:r>
+    </w:p>
+    <w:p>
+      <w:pPr>
+        <w:pStyle w:val="BodyText"/>
+      </w:pPr>
+      <w:r>
         <w:t xml:space="preserve">That separation is itself one of the lessons. Publishing the method invites scrutiny of the</w:t>
       </w:r>
       <w:r>
@@ -140,13 +148,13 @@
         <w:t xml:space="preserve"> </w:t>
       </w:r>
       <w:r>
-        <w:t xml:space="preserve">What follows was first written from published method documents, then</w:t>
-      </w:r>
-      <w:r>
-        <w:t xml:space="preserve"> </w:t>
-      </w:r>
-      <w:r>
-        <w:t xml:space="preserve">corrected and deepened against a first-hand practitioner account from a session that ran an</w:t>
+        <w:t xml:space="preserve">This was first written from published method documents, then corrected</w:t>
+      </w:r>
+      <w:r>
+        <w:t xml:space="preserve"> </w:t>
+      </w:r>
+      <w:r>
+        <w:t xml:space="preserve">and deepened against a first-hand practitioner account. That account came from a session that ran an</w:t>
       </w:r>
       <w:r>
         <w:t xml:space="preserve"> </w:t>
@@ -158,37 +166,37 @@
         <w:t xml:space="preserve"> </w:t>
       </w:r>
       <w:r>
-        <w:t xml:space="preserve">first-hand account won. Its organizing insight is worth stating up front, because most of the traps</w:t>
-      </w:r>
-      <w:r>
-        <w:t xml:space="preserve"> </w:t>
-      </w:r>
-      <w:r>
-        <w:t xml:space="preserve">below are instances of it:</w:t>
-      </w:r>
-      <w:r>
-        <w:t xml:space="preserve"> </w:t>
-      </w:r>
-      <w:r>
-        <w:rPr>
-          <w:b/>
-          <w:bCs/>
-        </w:rPr>
-        <w:t xml:space="preserve">the recurring failure is an instrument answering a narrower question</w:t>
-      </w:r>
-      <w:r>
-        <w:rPr>
-          <w:b/>
-          <w:bCs/>
-        </w:rPr>
-        <w:t xml:space="preserve"> </w:t>
-      </w:r>
-      <w:r>
-        <w:rPr>
-          <w:b/>
-          <w:bCs/>
-        </w:rPr>
-        <w:t xml:space="preserve">than the one asked, and looking clean while doing it.</w:t>
+        <w:t xml:space="preserve">first-hand account won.</w:t>
+      </w:r>
+    </w:p>
+    <w:p>
+      <w:pPr>
+        <w:pStyle w:val="BodyText"/>
+      </w:pPr>
+      <w:r>
+        <w:rPr>
+          <w:b/>
+          <w:bCs/>
+        </w:rPr>
+        <w:t xml:space="preserve">Its organizing insight, stated up front:</w:t>
+      </w:r>
+      <w:r>
+        <w:t xml:space="preserve"> </w:t>
+      </w:r>
+      <w:r>
+        <w:t xml:space="preserve">the recurring failure is an instrument answering a</w:t>
+      </w:r>
+      <w:r>
+        <w:t xml:space="preserve"> </w:t>
+      </w:r>
+      <w:r>
+        <w:t xml:space="preserve">narrower question than the one asked, and looking clean while doing it. Most of the traps below are</w:t>
+      </w:r>
+      <w:r>
+        <w:t xml:space="preserve"> </w:t>
+      </w:r>
+      <w:r>
+        <w:t xml:space="preserve">instances of it.</w:t>
       </w:r>
     </w:p>
     <w:p>
@@ -198,13 +206,13 @@
         </w:pict>
       </w:r>
     </w:p>
-    <w:bookmarkStart w:id="10" w:name="why-this-document-has-to-exist-at-all"/>
+    <w:bookmarkStart w:id="10" w:name="the-standard-supplies-no-verdict-rubric"/>
     <w:p>
       <w:pPr>
         <w:pStyle w:val="Heading2"/>
       </w:pPr>
       <w:r>
-        <w:t xml:space="preserve">Why this document has to exist at all</w:t>
+        <w:t xml:space="preserve">The standard supplies no verdict rubric</w:t>
       </w:r>
     </w:p>
     <w:p>
@@ -264,25 +272,35 @@
         <w:pStyle w:val="BodyText"/>
       </w:pPr>
       <w:r>
-        <w:t xml:space="preserve">That gap is invisible until you have several agents working in parallel. Each one arrives at a cell</w:t>
-      </w:r>
-      <w:r>
-        <w:t xml:space="preserve"> </w:t>
-      </w:r>
-      <w:r>
-        <w:t xml:space="preserve">with a reasonable, unwritten rule in its head; each produces a defensible verdict; and the same</w:t>
-      </w:r>
-      <w:r>
-        <w:t xml:space="preserve"> </w:t>
-      </w:r>
-      <w:r>
-        <w:t xml:space="preserve">requirement changes grade inside a day because two sessions weighed the same evidence differently.</w:t>
-      </w:r>
-      <w:r>
-        <w:t xml:space="preserve"> </w:t>
-      </w:r>
-      <w:r>
-        <w:t xml:space="preserve">Nothing looks wrong at any point. Both verdicts are argued. Both cite real code.</w:t>
+        <w:rPr>
+          <w:b/>
+          <w:bCs/>
+        </w:rPr>
+        <w:t xml:space="preserve">The gap is invisible until several agents work in parallel.</w:t>
+      </w:r>
+      <w:r>
+        <w:t xml:space="preserve"> </w:t>
+      </w:r>
+      <w:r>
+        <w:t xml:space="preserve">Each one arrives at a cell with a</w:t>
+      </w:r>
+      <w:r>
+        <w:t xml:space="preserve"> </w:t>
+      </w:r>
+      <w:r>
+        <w:t xml:space="preserve">reasonable, unwritten rule in its head, and each produces a defensible verdict. The same requirement</w:t>
+      </w:r>
+      <w:r>
+        <w:t xml:space="preserve"> </w:t>
+      </w:r>
+      <w:r>
+        <w:t xml:space="preserve">then changes grade inside a day, because two sessions weighed the same evidence differently. Nothing</w:t>
+      </w:r>
+      <w:r>
+        <w:t xml:space="preserve"> </w:t>
+      </w:r>
+      <w:r>
+        <w:t xml:space="preserve">looks wrong at any point: both verdicts are argued, and both cite real code.</w:t>
       </w:r>
     </w:p>
     <w:p>
@@ -290,13 +308,23 @@
         <w:pStyle w:val="BodyText"/>
       </w:pPr>
       <w:r>
-        <w:t xml:space="preserve">An AI-assisted assessment amplifies this in a specific way: agents are fluent. An agent will produce</w:t>
-      </w:r>
-      <w:r>
-        <w:t xml:space="preserve"> </w:t>
-      </w:r>
-      <w:r>
-        <w:t xml:space="preserve">a paragraph of on-topic, confident, well-structured reasoning about a control whether or not it read</w:t>
+        <w:rPr>
+          <w:b/>
+          <w:bCs/>
+        </w:rPr>
+        <w:t xml:space="preserve">An AI-assisted assessment amplifies this, because agents are fluent.</w:t>
+      </w:r>
+      <w:r>
+        <w:t xml:space="preserve"> </w:t>
+      </w:r>
+      <w:r>
+        <w:t xml:space="preserve">An agent will produce a</w:t>
+      </w:r>
+      <w:r>
+        <w:t xml:space="preserve"> </w:t>
+      </w:r>
+      <w:r>
+        <w:t xml:space="preserve">paragraph of on-topic, confident, well-structured reasoning about a control whether or not it read</w:t>
       </w:r>
       <w:r>
         <w:t xml:space="preserve"> </w:t>
@@ -310,50 +338,44 @@
       <w:r>
         <w:t xml:space="preserve">ran could have returned anything.</w:t>
       </w:r>
-      <w:r>
-        <w:t xml:space="preserve"> </w:t>
-      </w:r>
-      <w:r>
-        <w:rPr>
-          <w:b/>
-          <w:bCs/>
-        </w:rPr>
-        <w:t xml:space="preserve">Fluency is not the failure mode you are used to defending</w:t>
-      </w:r>
-      <w:r>
-        <w:rPr>
-          <w:b/>
-          <w:bCs/>
-        </w:rPr>
-        <w:t xml:space="preserve"> </w:t>
-      </w:r>
-      <w:r>
-        <w:rPr>
-          <w:b/>
-          <w:bCs/>
-        </w:rPr>
-        <w:t xml:space="preserve">against.</w:t>
-      </w:r>
-      <w:r>
-        <w:t xml:space="preserve"> </w:t>
-      </w:r>
-      <w:r>
-        <w:t xml:space="preserve">The whole method below is a set of forcing functions that make the difference between a</w:t>
-      </w:r>
-      <w:r>
-        <w:t xml:space="preserve"> </w:t>
-      </w:r>
-      <w:r>
-        <w:t xml:space="preserve">real verdict and a fluent one mechanically visible.</w:t>
-      </w:r>
-    </w:p>
-    <w:bookmarkStart w:id="9" w:name="the-prerequisite-before-any-of-it"/>
+    </w:p>
+    <w:p>
+      <w:pPr>
+        <w:pStyle w:val="BodyText"/>
+      </w:pPr>
+      <w:r>
+        <w:rPr>
+          <w:b/>
+          <w:bCs/>
+        </w:rPr>
+        <w:t xml:space="preserve">Fluency is not the failure mode you are used to defending against.</w:t>
+      </w:r>
+      <w:r>
+        <w:t xml:space="preserve"> </w:t>
+      </w:r>
+      <w:r>
+        <w:t xml:space="preserve">The whole method below is a</w:t>
+      </w:r>
+      <w:r>
+        <w:t xml:space="preserve"> </w:t>
+      </w:r>
+      <w:r>
+        <w:t xml:space="preserve">set of forcing functions that make the difference between a real verdict and a fluent one</w:t>
+      </w:r>
+      <w:r>
+        <w:t xml:space="preserve"> </w:t>
+      </w:r>
+      <w:r>
+        <w:t xml:space="preserve">mechanically visible.</w:t>
+      </w:r>
+    </w:p>
+    <w:bookmarkStart w:id="9" w:name="X7b8e07fc67f24dcd27e5580ab1be0a7f549d276"/>
     <w:p>
       <w:pPr>
         <w:pStyle w:val="Heading3"/>
       </w:pPr>
       <w:r>
-        <w:t xml:space="preserve">The prerequisite, before any of it</w:t>
+        <w:t xml:space="preserve">Hold the standard's own text locally, pinned by version</w:t>
       </w:r>
     </w:p>
     <w:p>
@@ -399,13 +421,13 @@
     </w:p>
     <w:bookmarkEnd w:id="9"/>
     <w:bookmarkEnd w:id="10"/>
-    <w:bookmarkStart w:id="13" w:name="one-record-of-record"/>
+    <w:bookmarkStart w:id="13" w:name="one-computed-record-is-the-authority"/>
     <w:p>
       <w:pPr>
         <w:pStyle w:val="Heading2"/>
       </w:pPr>
       <w:r>
-        <w:t xml:space="preserve">One record of record</w:t>
+        <w:t xml:space="preserve">One computed record is the authority</w:t>
       </w:r>
     </w:p>
     <w:p>
@@ -437,31 +459,53 @@
         <w:pStyle w:val="BodyText"/>
       </w:pPr>
       <w:r>
-        <w:t xml:space="preserve">A status written into prose is a copy. It is correct on the day it is typed and rots silently after --</w:t>
-      </w:r>
-      <w:r>
-        <w:t xml:space="preserve"> </w:t>
-      </w:r>
-      <w:r>
-        <w:t xml:space="preserve">and prose is where restatement is most tempting, because it reads well: a summary here, a remediation</w:t>
-      </w:r>
-      <w:r>
-        <w:t xml:space="preserve"> </w:t>
-      </w:r>
-      <w:r>
-        <w:t xml:space="preserve">note there, an architecture page mentioning where things stand. The observable symptom is several</w:t>
-      </w:r>
-      <w:r>
-        <w:t xml:space="preserve"> </w:t>
-      </w:r>
-      <w:r>
-        <w:t xml:space="preserve">documents asserting mutually inconsistent totals, each defensible at the moment it was written, with</w:t>
-      </w:r>
-      <w:r>
-        <w:t xml:space="preserve"> </w:t>
-      </w:r>
-      <w:r>
-        <w:t xml:space="preserve">no way for a reader to tell which is current.</w:t>
+        <w:rPr>
+          <w:b/>
+          <w:bCs/>
+        </w:rPr>
+        <w:t xml:space="preserve">A status written into prose is a copy.</w:t>
+      </w:r>
+      <w:r>
+        <w:t xml:space="preserve"> </w:t>
+      </w:r>
+      <w:r>
+        <w:t xml:space="preserve">It is correct on the day it is typed and rots silently</w:t>
+      </w:r>
+      <w:r>
+        <w:t xml:space="preserve"> </w:t>
+      </w:r>
+      <w:r>
+        <w:t xml:space="preserve">after. Prose is also where restatement is most tempting, because it reads well: a summary here, a</w:t>
+      </w:r>
+      <w:r>
+        <w:t xml:space="preserve"> </w:t>
+      </w:r>
+      <w:r>
+        <w:t xml:space="preserve">remediation note there, an architecture page mentioning where things stand.</w:t>
+      </w:r>
+    </w:p>
+    <w:p>
+      <w:pPr>
+        <w:pStyle w:val="BodyText"/>
+      </w:pPr>
+      <w:r>
+        <w:rPr>
+          <w:b/>
+          <w:bCs/>
+        </w:rPr>
+        <w:t xml:space="preserve">The observable symptom is inconsistent totals.</w:t>
+      </w:r>
+      <w:r>
+        <w:t xml:space="preserve"> </w:t>
+      </w:r>
+      <w:r>
+        <w:t xml:space="preserve">Several documents each assert one, each defensible</w:t>
+      </w:r>
+      <w:r>
+        <w:t xml:space="preserve"> </w:t>
+      </w:r>
+      <w:r>
+        <w:t xml:space="preserve">at the moment it was written, with no way for a reader to tell which is current.</w:t>
       </w:r>
     </w:p>
     <w:tbl>
@@ -645,13 +689,13 @@
         <w:t xml:space="preserve">far below the cost of one afternoon spent working out which of four totals is real.</w:t>
       </w:r>
     </w:p>
-    <w:bookmarkStart w:id="11" w:name="the-failure-that-actually-teaches-this"/>
+    <w:bookmarkStart w:id="11" w:name="X023756b9fda230af7f19b6270e9a033f8b3d658"/>
     <w:p>
       <w:pPr>
         <w:pStyle w:val="Heading3"/>
       </w:pPr>
       <w:r>
-        <w:t xml:space="preserve">The failure that actually teaches this</w:t>
+        <w:t xml:space="preserve">A planning document published a figure nobody measured</w:t>
       </w:r>
     </w:p>
     <w:p>
@@ -659,13 +703,29 @@
         <w:pStyle w:val="FirstParagraph"/>
       </w:pPr>
       <w:r>
-        <w:t xml:space="preserve">The mild version is several dated prose documents each asserting a figure, each superseded within</w:t>
-      </w:r>
-      <w:r>
-        <w:t xml:space="preserve"> </w:t>
-      </w:r>
-      <w:r>
-        <w:t xml:space="preserve">weeks, readers taking whichever they found first and finding they do not agree. Annoying, survivable.</w:t>
+        <w:rPr>
+          <w:b/>
+          <w:bCs/>
+        </w:rPr>
+        <w:t xml:space="preserve">The mild version is annoying but survivable.</w:t>
+      </w:r>
+      <w:r>
+        <w:t xml:space="preserve"> </w:t>
+      </w:r>
+      <w:r>
+        <w:t xml:space="preserve">Several dated prose documents each assert a figure,</w:t>
+      </w:r>
+      <w:r>
+        <w:t xml:space="preserve"> </w:t>
+      </w:r>
+      <w:r>
+        <w:t xml:space="preserve">each superseded within weeks. Readers take whichever they found first and discover the figures do</w:t>
+      </w:r>
+      <w:r>
+        <w:t xml:space="preserve"> </w:t>
+      </w:r>
+      <w:r>
+        <w:t xml:space="preserve">not agree.</w:t>
       </w:r>
     </w:p>
     <w:p>
@@ -673,35 +733,29 @@
         <w:pStyle w:val="BodyText"/>
       </w:pPr>
       <w:r>
-        <w:t xml:space="preserve">The expensive version:</w:t>
-      </w:r>
-      <w:r>
-        <w:t xml:space="preserve"> </w:t>
-      </w:r>
-      <w:r>
-        <w:rPr>
-          <w:b/>
-          <w:bCs/>
-        </w:rPr>
-        <w:t xml:space="preserve">a planning document published a figure that had never been measured</w:t>
-      </w:r>
-      <w:r>
-        <w:t xml:space="preserve"> </w:t>
-      </w:r>
-      <w:r>
-        <w:t xml:space="preserve">-- in a</w:t>
-      </w:r>
-      <w:r>
-        <w:t xml:space="preserve"> </w:t>
-      </w:r>
-      <w:r>
-        <w:t xml:space="preserve">document whose entire purpose was to tell the next person what to do. Two subsequent sessions planned</w:t>
-      </w:r>
-      <w:r>
-        <w:t xml:space="preserve"> </w:t>
-      </w:r>
-      <w:r>
-        <w:t xml:space="preserve">against it. It was wrong by roughly a factor of five, and the plan's sizing, its sequencing and its</w:t>
+        <w:rPr>
+          <w:b/>
+          <w:bCs/>
+        </w:rPr>
+        <w:t xml:space="preserve">The expensive version: a planning document published a figure that had never been measured.</w:t>
+      </w:r>
+      <w:r>
+        <w:t xml:space="preserve"> </w:t>
+      </w:r>
+      <w:r>
+        <w:t xml:space="preserve">Its</w:t>
+      </w:r>
+      <w:r>
+        <w:t xml:space="preserve"> </w:t>
+      </w:r>
+      <w:r>
+        <w:t xml:space="preserve">entire purpose was to tell the next person what to do, and two subsequent sessions planned against</w:t>
+      </w:r>
+      <w:r>
+        <w:t xml:space="preserve"> </w:t>
+      </w:r>
+      <w:r>
+        <w:t xml:space="preserve">it. It was wrong by roughly a factor of five. The plan's sizing, its sequencing and its</w:t>
       </w:r>
       <w:r>
         <w:t xml:space="preserve"> </w:t>
@@ -763,7 +817,7 @@
         <w:t xml:space="preserve"> </w:t>
       </w:r>
       <w:r>
-        <w:t xml:space="preserve">it. And the priority ordering that follows from the above:</w:t>
+        <w:t xml:space="preserve">it. The priority ordering follows from that:</w:t>
       </w:r>
     </w:p>
     <w:p>
@@ -1334,7 +1388,7 @@
         <w:pStyle w:val="BodyText"/>
       </w:pPr>
       <w:r>
-        <w:t xml:space="preserve">So: give it a</w:t>
+        <w:t xml:space="preserve">So give it a</w:t>
       </w:r>
       <w:r>
         <w:t xml:space="preserve"> </w:t>
@@ -1347,7 +1401,10 @@
         <w:t xml:space="preserve">distinct verdict value</w:t>
       </w:r>
       <w:r>
-        <w:t xml:space="preserve">,</w:t>
+        <w:t xml:space="preserve"> </w:t>
+      </w:r>
+      <w:r>
+        <w:t xml:space="preserve">and</w:t>
       </w:r>
       <w:r>
         <w:t xml:space="preserve"> </w:t>
@@ -1360,7 +1417,7 @@
         <w:t xml:space="preserve">exclude it from any pass total</w:t>
       </w:r>
       <w:r>
-        <w:t xml:space="preserve">, and report</w:t>
+        <w:t xml:space="preserve">. Report</w:t>
       </w:r>
       <w:r>
         <w:t xml:space="preserve"> </w:t>
@@ -1408,19 +1465,19 @@
         <w:t xml:space="preserve"> </w:t>
       </w:r>
       <w:r>
-        <w:t xml:space="preserve">-- how much of</w:t>
-      </w:r>
-      <w:r>
-        <w:t xml:space="preserve"> </w:t>
-      </w:r>
-      <w:r>
-        <w:t xml:space="preserve">the set has been read against the pinned text -- as its own figure, and say on every verdict total</w:t>
-      </w:r>
-      <w:r>
-        <w:t xml:space="preserve"> </w:t>
-      </w:r>
-      <w:r>
-        <w:t xml:space="preserve">that it covers examined cells only.</w:t>
+        <w:t xml:space="preserve">-- how much of the</w:t>
+      </w:r>
+      <w:r>
+        <w:t xml:space="preserve"> </w:t>
+      </w:r>
+      <w:r>
+        <w:t xml:space="preserve">set has been read against the pinned text -- as its own figure, and say on every verdict total that</w:t>
+      </w:r>
+      <w:r>
+        <w:t xml:space="preserve"> </w:t>
+      </w:r>
+      <w:r>
+        <w:t xml:space="preserve">it covers examined cells only.</w:t>
       </w:r>
     </w:p>
     <w:p>
@@ -1478,13 +1535,15 @@
         <w:t xml:space="preserve">"nobody has ever looked at this"</w:t>
       </w:r>
       <w:r>
-        <w:t xml:space="preserve">. Those</w:t>
-      </w:r>
-      <w:r>
-        <w:t xml:space="preserve"> </w:t>
-      </w:r>
-      <w:r>
-        <w:t xml:space="preserve">are</w:t>
+        <w:t xml:space="preserve">.</w:t>
+      </w:r>
+    </w:p>
+    <w:p>
+      <w:pPr>
+        <w:pStyle w:val="BodyText"/>
+      </w:pPr>
+      <w:r>
+        <w:t xml:space="preserve">Those two readings are</w:t>
       </w:r>
       <w:r>
         <w:t xml:space="preserve"> </w:t>
@@ -1513,25 +1572,25 @@
         <w:t xml:space="preserve">unexplored surface</w:t>
       </w:r>
       <w:r>
-        <w:t xml:space="preserve">, and they imply completely different work:</w:t>
-      </w:r>
-      <w:r>
-        <w:t xml:space="preserve"> </w:t>
-      </w:r>
-      <w:r>
-        <w:t xml:space="preserve">one is a re-derivation against text you already hold, the other is an investigation. Everything</w:t>
-      </w:r>
-      <w:r>
-        <w:t xml:space="preserve"> </w:t>
-      </w:r>
-      <w:r>
-        <w:t xml:space="preserve">downstream -- effort estimates, sequencing, what a reader thinks the deficit is -- forks on which one</w:t>
-      </w:r>
-      <w:r>
-        <w:t xml:space="preserve"> </w:t>
-      </w:r>
-      <w:r>
-        <w:t xml:space="preserve">the reader assumed.</w:t>
+        <w:t xml:space="preserve">, and they imply completely</w:t>
+      </w:r>
+      <w:r>
+        <w:t xml:space="preserve"> </w:t>
+      </w:r>
+      <w:r>
+        <w:t xml:space="preserve">different work: one is a re-derivation against text you already hold, the other is an investigation.</w:t>
+      </w:r>
+      <w:r>
+        <w:t xml:space="preserve"> </w:t>
+      </w:r>
+      <w:r>
+        <w:t xml:space="preserve">Everything downstream -- effort estimates, sequencing, what a reader thinks the deficit is -- forks on</w:t>
+      </w:r>
+      <w:r>
+        <w:t xml:space="preserve"> </w:t>
+      </w:r>
+      <w:r>
+        <w:t xml:space="preserve">which one the reader assumed.</w:t>
       </w:r>
     </w:p>
     <w:p>
@@ -1631,7 +1690,7 @@
         <w:pStyle w:val="FirstParagraph"/>
       </w:pPr>
       <w:r>
-        <w:t xml:space="preserve">The renderer failures were of a piece with the naming failure -- one classified a read-and-parked cell</w:t>
+        <w:t xml:space="preserve">The renderer failures were of a piece with the naming failure: one classified a read-and-parked cell</w:t>
       </w:r>
       <w:r>
         <w:t xml:space="preserve"> </w:t>
@@ -1645,7 +1704,17 @@
         <w:pStyle w:val="BodyText"/>
       </w:pPr>
       <w:r>
-        <w:t xml:space="preserve">State the debt in accurate words for the same reason. If those cells were graded before -- just</w:t>
+        <w:rPr>
+          <w:b/>
+          <w:bCs/>
+        </w:rPr>
+        <w:t xml:space="preserve">State the debt in accurate words for the same reason.</w:t>
+      </w:r>
+      <w:r>
+        <w:t xml:space="preserve"> </w:t>
+      </w:r>
+      <w:r>
+        <w:t xml:space="preserve">If those cells were graded before -- just</w:t>
       </w:r>
       <w:r>
         <w:t xml:space="preserve"> </w:t>
@@ -1657,7 +1726,15 @@
         <w:t xml:space="preserve"> </w:t>
       </w:r>
       <w:r>
-        <w:t xml:space="preserve">what has to happen next. The honest phrasing is</w:t>
+        <w:t xml:space="preserve">what has to happen next.</w:t>
+      </w:r>
+    </w:p>
+    <w:p>
+      <w:pPr>
+        <w:pStyle w:val="BodyText"/>
+      </w:pPr>
+      <w:r>
+        <w:t xml:space="preserve">The honest phrasing is</w:t>
       </w:r>
       <w:r>
         <w:t xml:space="preserve"> </w:t>
@@ -1667,7 +1744,7 @@
           <w:i/>
           <w:iCs/>
         </w:rPr>
-        <w:t xml:space="preserve">"N verified against the pinned requirement text; M</w:t>
+        <w:t xml:space="preserve">"N verified against the pinned requirement text; M carry verdicts not yet</w:t>
       </w:r>
       <w:r>
         <w:rPr>
@@ -1681,19 +1758,19 @@
           <w:i/>
           <w:iCs/>
         </w:rPr>
-        <w:t xml:space="preserve">carry verdicts not yet re-verified against it."</w:t>
-      </w:r>
-      <w:r>
-        <w:t xml:space="preserve"> </w:t>
-      </w:r>
-      <w:r>
-        <w:t xml:space="preserve">Overstating a deficit gets corrected, and the</w:t>
-      </w:r>
-      <w:r>
-        <w:t xml:space="preserve"> </w:t>
-      </w:r>
-      <w:r>
-        <w:t xml:space="preserve">correction costs you credibility on everything you got right.</w:t>
+        <w:t xml:space="preserve">re-verified against it."</w:t>
+      </w:r>
+      <w:r>
+        <w:t xml:space="preserve"> </w:t>
+      </w:r>
+      <w:r>
+        <w:t xml:space="preserve">Overstating a deficit gets corrected, and the correction costs you</w:t>
+      </w:r>
+      <w:r>
+        <w:t xml:space="preserve"> </w:t>
+      </w:r>
+      <w:r>
+        <w:t xml:space="preserve">credibility on everything you got right.</w:t>
       </w:r>
     </w:p>
     <w:bookmarkEnd w:id="14"/>
@@ -1711,25 +1788,27 @@
         <w:pStyle w:val="FirstParagraph"/>
       </w:pPr>
       <w:r>
-        <w:t xml:space="preserve">This is the single most common agent over-claim, and the reason it survives review is that the</w:t>
-      </w:r>
-      <w:r>
-        <w:t xml:space="preserve"> </w:t>
-      </w:r>
-      <w:r>
-        <w:t xml:space="preserve">evidence is genuine: the control exists, it is well built, it is documented, and it works when</w:t>
-      </w:r>
-      <w:r>
-        <w:t xml:space="preserve"> </w:t>
-      </w:r>
-      <w:r>
-        <w:t xml:space="preserve">enabled. In a codebase where most security features are opt-in, this one misreading can convert a</w:t>
-      </w:r>
-      <w:r>
-        <w:t xml:space="preserve"> </w:t>
-      </w:r>
-      <w:r>
-        <w:t xml:space="preserve">large fraction of the assessment into unearned passes with real code cited under every one.</w:t>
+        <w:t xml:space="preserve">This is the single most common agent over-claim, and it survives review because the evidence is</w:t>
+      </w:r>
+      <w:r>
+        <w:t xml:space="preserve"> </w:t>
+      </w:r>
+      <w:r>
+        <w:t xml:space="preserve">genuine: the control exists, it is well built, it is documented, and it works when enabled.</w:t>
+      </w:r>
+    </w:p>
+    <w:p>
+      <w:pPr>
+        <w:pStyle w:val="BodyText"/>
+      </w:pPr>
+      <w:r>
+        <w:t xml:space="preserve">In a codebase where most security features are opt-in, this one misreading can convert a large</w:t>
+      </w:r>
+      <w:r>
+        <w:t xml:space="preserve"> </w:t>
+      </w:r>
+      <w:r>
+        <w:t xml:space="preserve">fraction of the assessment into unearned passes, with real code cited under every one.</w:t>
       </w:r>
     </w:p>
     <w:p>
@@ -1814,7 +1893,7 @@
         <w:t xml:space="preserve"> </w:t>
       </w:r>
       <w:r>
-        <w:t xml:space="preserve">absorbs everything ambiguous and stops carrying information -- a reader cannot tell whether it means</w:t>
+        <w:t xml:space="preserve">absorbs everything ambiguous and stops carrying information: a reader cannot tell whether it means</w:t>
       </w:r>
       <w:r>
         <w:t xml:space="preserve"> </w:t>
@@ -1841,13 +1920,13 @@
         <w:t xml:space="preserve">residual of the ordered procedure below</w:t>
       </w:r>
       <w:r>
-        <w:t xml:space="preserve">, not as a feeling, and require the cell</w:t>
-      </w:r>
-      <w:r>
-        <w:t xml:space="preserve"> </w:t>
-      </w:r>
-      <w:r>
-        <w:t xml:space="preserve">to say which of three shapes it is:</w:t>
+        <w:t xml:space="preserve">, not as a feeling. Require the cell to</w:t>
+      </w:r>
+      <w:r>
+        <w:t xml:space="preserve"> </w:t>
+      </w:r>
+      <w:r>
+        <w:t xml:space="preserve">say which of three shapes it is:</w:t>
       </w:r>
       <w:r>
         <w:t xml:space="preserve"> </w:t>
@@ -1900,23 +1979,31 @@
         <w:t xml:space="preserve">surface</w:t>
       </w:r>
       <w:r>
-        <w:t xml:space="preserve">. Anything with no implementing code in any configuration is not partial -- it is a fail.</w:t>
-      </w:r>
-      <w:r>
-        <w:t xml:space="preserve"> </w:t>
-      </w:r>
-      <w:r>
-        <w:t xml:space="preserve">Anything satisfied by a shipped default is not partial -- it is a pass.</w:t>
+        <w:t xml:space="preserve">.</w:t>
+      </w:r>
+    </w:p>
+    <w:p>
+      <w:pPr>
+        <w:pStyle w:val="BodyText"/>
+      </w:pPr>
+      <w:r>
+        <w:t xml:space="preserve">Anything with no implementing code in any configuration is not partial -- it is a fail. Anything</w:t>
+      </w:r>
+      <w:r>
+        <w:t xml:space="preserve"> </w:t>
+      </w:r>
+      <w:r>
+        <w:t xml:space="preserve">satisfied by a shipped default is not partial -- it is a pass.</w:t>
       </w:r>
     </w:p>
     <w:bookmarkEnd w:id="16"/>
-    <w:bookmarkStart w:id="17" w:name="the-standing-tie-breaker"/>
+    <w:bookmarkStart w:id="17" w:name="when-uncertain-take-the-worse-grade"/>
     <w:p>
       <w:pPr>
         <w:pStyle w:val="Heading3"/>
       </w:pPr>
       <w:r>
-        <w:t xml:space="preserve">The standing tie-breaker</w:t>
+        <w:t xml:space="preserve">When uncertain, take the worse grade</w:t>
       </w:r>
     </w:p>
     <w:p>
@@ -1972,19 +2059,35 @@
         <w:pStyle w:val="FirstParagraph"/>
       </w:pPr>
       <w:r>
-        <w:t xml:space="preserve">Weighing the whole picture per cell feels more rigorous than a checklist. It produces results that</w:t>
-      </w:r>
-      <w:r>
-        <w:t xml:space="preserve"> </w:t>
-      </w:r>
-      <w:r>
-        <w:t xml:space="preserve">are defensible one at a time and unstable across the set, because identical evidence lands</w:t>
-      </w:r>
-      <w:r>
-        <w:t xml:space="preserve"> </w:t>
-      </w:r>
-      <w:r>
-        <w:t xml:space="preserve">differently depending on which consideration the assessor happened to weigh first.</w:t>
+        <w:rPr>
+          <w:b/>
+          <w:bCs/>
+        </w:rPr>
+        <w:t xml:space="preserve">Make the questions a numbered sequence, and let the first matching rule decide.</w:t>
+      </w:r>
+      <w:r>
+        <w:t xml:space="preserve"> </w:t>
+      </w:r>
+      <w:r>
+        <w:t xml:space="preserve">Weighing the</w:t>
+      </w:r>
+      <w:r>
+        <w:t xml:space="preserve"> </w:t>
+      </w:r>
+      <w:r>
+        <w:t xml:space="preserve">whole picture per cell feels more rigorous than a checklist. It produces results that are defensible</w:t>
+      </w:r>
+      <w:r>
+        <w:t xml:space="preserve"> </w:t>
+      </w:r>
+      <w:r>
+        <w:t xml:space="preserve">one at a time and unstable across the set, because identical evidence lands differently depending on</w:t>
+      </w:r>
+      <w:r>
+        <w:t xml:space="preserve"> </w:t>
+      </w:r>
+      <w:r>
+        <w:t xml:space="preserve">which consideration the assessor happened to weigh first.</w:t>
       </w:r>
     </w:p>
     <w:p>
@@ -1992,20 +2095,7 @@
         <w:pStyle w:val="BodyText"/>
       </w:pPr>
       <w:r>
-        <w:t xml:space="preserve">So make the questions a numbered sequence, and let the</w:t>
-      </w:r>
-      <w:r>
-        <w:t xml:space="preserve"> </w:t>
-      </w:r>
-      <w:r>
-        <w:rPr>
-          <w:b/>
-          <w:bCs/>
-        </w:rPr>
-        <w:t xml:space="preserve">first matching rule decide</w:t>
-      </w:r>
-      <w:r>
-        <w:t xml:space="preserve">:</w:t>
+        <w:t xml:space="preserve">The sequence, first match wins:</w:t>
       </w:r>
     </w:p>
     <w:p>
@@ -2309,7 +2399,7 @@
         <w:t xml:space="preserve"> </w:t>
       </w:r>
       <w:r>
-        <w:t xml:space="preserve">produces a different answer than the reverse, and both orderings are</w:t>
+        <w:t xml:space="preserve">produces a different answer than the reverse. Both orderings are</w:t>
       </w:r>
       <w:r>
         <w:t xml:space="preserve"> </w:t>
@@ -2339,7 +2429,7 @@
         <w:t xml:space="preserve"> </w:t>
       </w:r>
       <w:r>
-        <w:t xml:space="preserve">That single field is what turns a later disagreement into a</w:t>
+        <w:t xml:space="preserve">That single field turns a later disagreement into a</w:t>
       </w:r>
       <w:r>
         <w:t xml:space="preserve"> </w:t>
@@ -2359,13 +2449,23 @@
         <w:pStyle w:val="BodyText"/>
       </w:pPr>
       <w:r>
-        <w:t xml:space="preserve">And keep worked examples of the genuinely hard calls in the method document -- written so the next</w:t>
-      </w:r>
-      <w:r>
-        <w:t xml:space="preserve"> </w:t>
-      </w:r>
-      <w:r>
-        <w:t xml:space="preserve">agent reaches the same answer rather than re-litigating it from scratch. (Keep the examples'</w:t>
+        <w:rPr>
+          <w:b/>
+          <w:bCs/>
+        </w:rPr>
+        <w:t xml:space="preserve">Keep worked examples of the genuinely hard calls</w:t>
+      </w:r>
+      <w:r>
+        <w:t xml:space="preserve"> </w:t>
+      </w:r>
+      <w:r>
+        <w:t xml:space="preserve">in the method document, written so the next</w:t>
+      </w:r>
+      <w:r>
+        <w:t xml:space="preserve"> </w:t>
+      </w:r>
+      <w:r>
+        <w:t xml:space="preserve">agent reaches the same answer rather than re-litigating it from scratch. Keep the examples'</w:t>
       </w:r>
       <w:r>
         <w:t xml:space="preserve"> </w:t>
@@ -2397,13 +2497,13 @@
         <w:t xml:space="preserve"> </w:t>
       </w:r>
       <w:r>
-        <w:t xml:space="preserve">private if the finding is sensitive; the shape of the call is the</w:t>
-      </w:r>
-      <w:r>
-        <w:t xml:space="preserve"> </w:t>
-      </w:r>
-      <w:r>
-        <w:t xml:space="preserve">transferable part.)</w:t>
+        <w:t xml:space="preserve">private if the finding is sensitive; the shape of the call is</w:t>
+      </w:r>
+      <w:r>
+        <w:t xml:space="preserve"> </w:t>
+      </w:r>
+      <w:r>
+        <w:t xml:space="preserve">the transferable part.</w:t>
       </w:r>
     </w:p>
     <w:p>
@@ -2637,19 +2737,19 @@
         <w:t xml:space="preserve"> </w:t>
       </w:r>
       <w:r>
-        <w:t xml:space="preserve">is the grade with the highest yield and the lowest resistance: it removes work and improves the</w:t>
-      </w:r>
-      <w:r>
-        <w:t xml:space="preserve"> </w:t>
-      </w:r>
-      <w:r>
-        <w:t xml:space="preserve">shape of the record at the same time, and every individual exclusion sounds sensible. Left</w:t>
-      </w:r>
-      <w:r>
-        <w:t xml:space="preserve"> </w:t>
-      </w:r>
-      <w:r>
-        <w:t xml:space="preserve">undefined, it eats the assessment.</w:t>
+        <w:t xml:space="preserve">is the grade with the highest yield and the lowest resistance. It removes work and improves the</w:t>
+      </w:r>
+      <w:r>
+        <w:t xml:space="preserve"> </w:t>
+      </w:r>
+      <w:r>
+        <w:t xml:space="preserve">shape of the record at the same time, and every individual exclusion sounds sensible. Left undefined,</w:t>
+      </w:r>
+      <w:r>
+        <w:t xml:space="preserve"> </w:t>
+      </w:r>
+      <w:r>
+        <w:t xml:space="preserve">it eats the assessment.</w:t>
       </w:r>
     </w:p>
     <w:p>
@@ -2749,16 +2849,12 @@
         <w:t xml:space="preserve"> </w:t>
       </w:r>
       <w:r>
-        <w:t xml:space="preserve">directions:</w:t>
-      </w:r>
-    </w:p>
-    <w:p>
-      <w:pPr>
-        <w:pStyle w:val="Compact"/>
-        <w:numPr>
-          <w:ilvl w:val="0"/>
-          <w:numId w:val="1003"/>
-        </w:numPr>
+        <w:t xml:space="preserve">directions.</w:t>
+      </w:r>
+    </w:p>
+    <w:p>
+      <w:pPr>
+        <w:pStyle w:val="BodyText"/>
       </w:pPr>
       <w:r>
         <w:rPr>
@@ -2788,11 +2884,7 @@
     </w:p>
     <w:p>
       <w:pPr>
-        <w:pStyle w:val="Compact"/>
-        <w:numPr>
-          <w:ilvl w:val="0"/>
-          <w:numId w:val="1003"/>
-        </w:numPr>
+        <w:pStyle w:val="BodyText"/>
       </w:pPr>
       <w:r>
         <w:rPr>
@@ -2849,19 +2941,19 @@
         <w:t xml:space="preserve">na</w:t>
       </w:r>
       <w:r>
-        <w:t xml:space="preserve">s get written the same way, so a cell that is out of scope by physics reads identically to</w:t>
-      </w:r>
-      <w:r>
-        <w:t xml:space="preserve"> </w:t>
-      </w:r>
-      <w:r>
-        <w:t xml:space="preserve">one that is out of scope only because you are relying on the deploying organization to cover it. The</w:t>
-      </w:r>
-      <w:r>
-        <w:t xml:space="preserve"> </w:t>
-      </w:r>
-      <w:r>
-        <w:t xml:space="preserve">second kind is a</w:t>
+        <w:t xml:space="preserve">s get written the same way. A cell that is out of scope by physics therefore reads</w:t>
+      </w:r>
+      <w:r>
+        <w:t xml:space="preserve"> </w:t>
+      </w:r>
+      <w:r>
+        <w:t xml:space="preserve">identically to one that is out of scope only because you are relying on the deploying organization to</w:t>
+      </w:r>
+      <w:r>
+        <w:t xml:space="preserve"> </w:t>
+      </w:r>
+      <w:r>
+        <w:t xml:space="preserve">cover it. The second kind is a</w:t>
       </w:r>
       <w:r>
         <w:t xml:space="preserve"> </w:t>
@@ -2882,13 +2974,7 @@
         <w:pStyle w:val="BodyText"/>
       </w:pPr>
       <w:r>
-        <w:t xml:space="preserve">Say on the cell how strong the exclusion is. If the product ships a seam it could have implemented,</w:t>
-      </w:r>
-      <w:r>
-        <w:t xml:space="preserve"> </w:t>
-      </w:r>
-      <w:r>
-        <w:t xml:space="preserve">or the exclusion assumes an enterprise control covers some path, the</w:t>
+        <w:t xml:space="preserve">Say on the cell how strong the exclusion is. The</w:t>
       </w:r>
       <w:r>
         <w:t xml:space="preserve"> </w:t>
@@ -2919,13 +3005,19 @@
         <w:t xml:space="preserve"> </w:t>
       </w:r>
       <w:r>
-        <w:t xml:space="preserve">-- write</w:t>
-      </w:r>
-      <w:r>
-        <w:t xml:space="preserve"> </w:t>
-      </w:r>
-      <w:r>
-        <w:t xml:space="preserve">the assumption as an explicit</w:t>
+        <w:t xml:space="preserve">if the product ships a seam</w:t>
+      </w:r>
+      <w:r>
+        <w:t xml:space="preserve"> </w:t>
+      </w:r>
+      <w:r>
+        <w:t xml:space="preserve">it could have implemented, or if the exclusion assumes an enterprise control covers some path. Write</w:t>
+      </w:r>
+      <w:r>
+        <w:t xml:space="preserve"> </w:t>
+      </w:r>
+      <w:r>
+        <w:t xml:space="preserve">that assumption as an explicit</w:t>
       </w:r>
       <w:r>
         <w:t xml:space="preserve"> </w:t>
@@ -2999,31 +3091,25 @@
         <w:t xml:space="preserve"> </w:t>
       </w:r>
       <w:r>
-        <w:t xml:space="preserve">anything changed. When a rationale depends on a precondition being unreachable,</w:t>
-      </w:r>
-      <w:r>
-        <w:t xml:space="preserve"> </w:t>
-      </w:r>
-      <w:r>
-        <w:rPr>
-          <w:b/>
-          <w:bCs/>
-        </w:rPr>
-        <w:t xml:space="preserve">write that</w:t>
-      </w:r>
-      <w:r>
-        <w:rPr>
-          <w:b/>
-          <w:bCs/>
-        </w:rPr>
-        <w:t xml:space="preserve"> </w:t>
-      </w:r>
-      <w:r>
-        <w:rPr>
-          <w:b/>
-          <w:bCs/>
-        </w:rPr>
-        <w:t xml:space="preserve">dependency onto the cell</w:t>
+        <w:t xml:space="preserve">anything changed.</w:t>
+      </w:r>
+    </w:p>
+    <w:p>
+      <w:pPr>
+        <w:pStyle w:val="BodyText"/>
+      </w:pPr>
+      <w:r>
+        <w:t xml:space="preserve">When a rationale depends on a precondition being unreachable,</w:t>
+      </w:r>
+      <w:r>
+        <w:t xml:space="preserve"> </w:t>
+      </w:r>
+      <w:r>
+        <w:rPr>
+          <w:b/>
+          <w:bCs/>
+        </w:rPr>
+        <w:t xml:space="preserve">write that dependency onto the cell</w:t>
       </w:r>
       <w:r>
         <w:t xml:space="preserve"> </w:t>
@@ -3079,76 +3165,72 @@
         <w:pStyle w:val="BodyText"/>
       </w:pPr>
       <w:r>
-        <w:t xml:space="preserve">Two facts make that indefensible:</w:t>
-      </w:r>
-    </w:p>
-    <w:p>
-      <w:pPr>
-        <w:pStyle w:val="Compact"/>
-        <w:numPr>
-          <w:ilvl w:val="0"/>
-          <w:numId w:val="1004"/>
-        </w:numPr>
-      </w:pPr>
-      <w:r>
-        <w:t xml:space="preserve">The standards body</w:t>
-      </w:r>
-      <w:r>
-        <w:t xml:space="preserve"> </w:t>
-      </w:r>
-      <w:r>
-        <w:rPr>
-          <w:b/>
-          <w:bCs/>
-        </w:rPr>
-        <w:t xml:space="preserve">assigns each requirement to a level</w:t>
-      </w:r>
-      <w:r>
-        <w:t xml:space="preserve"> </w:t>
-      </w:r>
-      <w:r>
-        <w:t xml:space="preserve">and retains authority over the</w:t>
-      </w:r>
-      <w:r>
-        <w:t xml:space="preserve"> </w:t>
-      </w:r>
-      <w:r>
-        <w:t xml:space="preserve">requirement set. A level claim that omits requirements it places at that level is non-conformant on</w:t>
-      </w:r>
-      <w:r>
-        <w:t xml:space="preserve"> </w:t>
-      </w:r>
-      <w:r>
-        <w:t xml:space="preserve">the standard's own terms, however good the argument.</w:t>
-      </w:r>
-    </w:p>
-    <w:p>
-      <w:pPr>
-        <w:pStyle w:val="Compact"/>
-        <w:numPr>
-          <w:ilvl w:val="0"/>
-          <w:numId w:val="1004"/>
-        </w:numPr>
-      </w:pPr>
-      <w:r>
-        <w:t xml:space="preserve">Check whether the edition you are assessing against still contains any clause preserving a</w:t>
-      </w:r>
-      <w:r>
-        <w:t xml:space="preserve"> </w:t>
-      </w:r>
-      <w:r>
-        <w:t xml:space="preserve">compliance claim under documented exclusions. Older editions of a standard may say things the</w:t>
-      </w:r>
-      <w:r>
-        <w:t xml:space="preserve"> </w:t>
-      </w:r>
-      <w:r>
-        <w:t xml:space="preserve">current one dropped -- and a rationale citing dropped text is citing a superseded standard.</w:t>
-      </w:r>
-    </w:p>
-    <w:p>
-      <w:pPr>
-        <w:pStyle w:val="FirstParagraph"/>
+        <w:t xml:space="preserve">Two facts make that indefensible.</w:t>
+      </w:r>
+    </w:p>
+    <w:p>
+      <w:pPr>
+        <w:pStyle w:val="BodyText"/>
+      </w:pPr>
+      <w:r>
+        <w:rPr>
+          <w:b/>
+          <w:bCs/>
+        </w:rPr>
+        <w:t xml:space="preserve">The standards body assigns each requirement to a level</w:t>
+      </w:r>
+      <w:r>
+        <w:t xml:space="preserve"> </w:t>
+      </w:r>
+      <w:r>
+        <w:t xml:space="preserve">and retains authority over the requirement</w:t>
+      </w:r>
+      <w:r>
+        <w:t xml:space="preserve"> </w:t>
+      </w:r>
+      <w:r>
+        <w:t xml:space="preserve">set. A level claim that omits requirements it places at that level is non-conformant on the</w:t>
+      </w:r>
+      <w:r>
+        <w:t xml:space="preserve"> </w:t>
+      </w:r>
+      <w:r>
+        <w:t xml:space="preserve">standard's own terms, however good the argument.</w:t>
+      </w:r>
+    </w:p>
+    <w:p>
+      <w:pPr>
+        <w:pStyle w:val="BodyText"/>
+      </w:pPr>
+      <w:r>
+        <w:rPr>
+          <w:b/>
+          <w:bCs/>
+        </w:rPr>
+        <w:t xml:space="preserve">Check whether the edition you are assessing against</w:t>
+      </w:r>
+      <w:r>
+        <w:t xml:space="preserve"> </w:t>
+      </w:r>
+      <w:r>
+        <w:t xml:space="preserve">still contains any clause preserving a</w:t>
+      </w:r>
+      <w:r>
+        <w:t xml:space="preserve"> </w:t>
+      </w:r>
+      <w:r>
+        <w:t xml:space="preserve">compliance claim under documented exclusions. Older editions of a standard may say things the current</w:t>
+      </w:r>
+      <w:r>
+        <w:t xml:space="preserve"> </w:t>
+      </w:r>
+      <w:r>
+        <w:t xml:space="preserve">one dropped, and a rationale citing dropped text is citing a superseded standard.</w:t>
+      </w:r>
+    </w:p>
+    <w:p>
+      <w:pPr>
+        <w:pStyle w:val="BodyText"/>
       </w:pPr>
       <w:r>
         <w:rPr>
@@ -3212,63 +3294,52 @@
         <w:pStyle w:val="FirstParagraph"/>
       </w:pPr>
       <w:r>
-        <w:t xml:space="preserve">A large share of an application standard's operational requirements are about a running system. If</w:t>
-      </w:r>
-      <w:r>
-        <w:t xml:space="preserve"> </w:t>
-      </w:r>
-      <w:r>
-        <w:t xml:space="preserve">your artifact is a beta with zero running instances -- nobody has deployed it, nobody is operating it</w:t>
-      </w:r>
-      <w:r>
-        <w:t xml:space="preserve"> </w:t>
-      </w:r>
-      <w:r>
-        <w:t xml:space="preserve">-- two dishonest shortcuts are available and both are tempting:</w:t>
-      </w:r>
-    </w:p>
-    <w:p>
-      <w:pPr>
-        <w:pStyle w:val="Compact"/>
-        <w:numPr>
-          <w:ilvl w:val="0"/>
-          <w:numId w:val="1005"/>
-        </w:numPr>
-      </w:pPr>
-      <w:r>
-        <w:rPr>
-          <w:b/>
-          <w:bCs/>
-        </w:rPr>
-        <w:t xml:space="preserve">Score it satisfied</w:t>
-      </w:r>
-      <w:r>
-        <w:t xml:space="preserve"> </w:t>
-      </w:r>
-      <w:r>
-        <w:t xml:space="preserve">because the recommended deployment would satisfy it. This assesses a</w:t>
-      </w:r>
-      <w:r>
-        <w:t xml:space="preserve"> </w:t>
-      </w:r>
-      <w:r>
-        <w:t xml:space="preserve">hypothetical operator, not the software.</w:t>
-      </w:r>
-    </w:p>
-    <w:p>
-      <w:pPr>
-        <w:pStyle w:val="Compact"/>
-        <w:numPr>
-          <w:ilvl w:val="0"/>
-          <w:numId w:val="1005"/>
-        </w:numPr>
-      </w:pPr>
-      <w:r>
-        <w:rPr>
-          <w:b/>
-          <w:bCs/>
-        </w:rPr>
-        <w:t xml:space="preserve">Score it</w:t>
+        <w:t xml:space="preserve">A large share of an application standard's operational requirements are about a running system.</w:t>
+      </w:r>
+      <w:r>
+        <w:t xml:space="preserve"> </w:t>
+      </w:r>
+      <w:r>
+        <w:t xml:space="preserve">Suppose your artifact is a beta with zero running instances: nobody has deployed it, nobody is</w:t>
+      </w:r>
+      <w:r>
+        <w:t xml:space="preserve"> </w:t>
+      </w:r>
+      <w:r>
+        <w:t xml:space="preserve">operating it. Two dishonest shortcuts are then available, and both are tempting.</w:t>
+      </w:r>
+    </w:p>
+    <w:p>
+      <w:pPr>
+        <w:pStyle w:val="BodyText"/>
+      </w:pPr>
+      <w:r>
+        <w:rPr>
+          <w:b/>
+          <w:bCs/>
+        </w:rPr>
+        <w:t xml:space="preserve">The first is to score it satisfied</w:t>
+      </w:r>
+      <w:r>
+        <w:t xml:space="preserve">, because the recommended deployment would satisfy it. That</w:t>
+      </w:r>
+      <w:r>
+        <w:t xml:space="preserve"> </w:t>
+      </w:r>
+      <w:r>
+        <w:t xml:space="preserve">assesses a hypothetical operator, not the software.</w:t>
+      </w:r>
+    </w:p>
+    <w:p>
+      <w:pPr>
+        <w:pStyle w:val="BodyText"/>
+      </w:pPr>
+      <w:r>
+        <w:rPr>
+          <w:b/>
+          <w:bCs/>
+        </w:rPr>
+        <w:t xml:space="preserve">The second is to score it</w:t>
       </w:r>
       <w:r>
         <w:rPr>
@@ -3286,10 +3357,102 @@
         <w:t xml:space="preserve">na</w:t>
       </w:r>
       <w:r>
-        <w:t xml:space="preserve"> </w:t>
-      </w:r>
-      <w:r>
-        <w:t xml:space="preserve">because there is no deployment. This quietly erases a real requirement.</w:t>
+        <w:t xml:space="preserve">, because there is no deployment. That quietly erases a real</w:t>
+      </w:r>
+      <w:r>
+        <w:t xml:space="preserve"> </w:t>
+      </w:r>
+      <w:r>
+        <w:t xml:space="preserve">requirement.</w:t>
+      </w:r>
+    </w:p>
+    <w:p>
+      <w:pPr>
+        <w:pStyle w:val="BodyText"/>
+      </w:pPr>
+      <w:r>
+        <w:t xml:space="preserve">The rule, stated generally:</w:t>
+      </w:r>
+    </w:p>
+    <w:p>
+      <w:pPr>
+        <w:pStyle w:val="BlockText"/>
+      </w:pPr>
+      <w:r>
+        <w:t xml:space="preserve">Assess the artifact</w:t>
+      </w:r>
+      <w:r>
+        <w:t xml:space="preserve"> </w:t>
+      </w:r>
+      <w:r>
+        <w:rPr>
+          <w:b/>
+          <w:bCs/>
+        </w:rPr>
+        <w:t xml:space="preserve">as it ships</w:t>
+      </w:r>
+      <w:r>
+        <w:t xml:space="preserve">, under one explicitly declared reference posture. Score the</w:t>
+      </w:r>
+      <w:r>
+        <w:t xml:space="preserve"> </w:t>
+      </w:r>
+      <w:r>
+        <w:t xml:space="preserve">shipped default. A control the software provides but leaves off is</w:t>
+      </w:r>
+      <w:r>
+        <w:t xml:space="preserve"> </w:t>
+      </w:r>
+      <w:r>
+        <w:rPr>
+          <w:rStyle w:val="VerbatimChar"/>
+        </w:rPr>
+        <w:t xml:space="preserve">partial</w:t>
+      </w:r>
+      <w:r>
+        <w:t xml:space="preserve">. A control whose</w:t>
+      </w:r>
+      <w:r>
+        <w:t xml:space="preserve"> </w:t>
+      </w:r>
+      <w:r>
+        <w:t xml:space="preserve">subject is the host, network, or organization is</w:t>
+      </w:r>
+      <w:r>
+        <w:t xml:space="preserve"> </w:t>
+      </w:r>
+      <w:r>
+        <w:rPr>
+          <w:rStyle w:val="VerbatimChar"/>
+        </w:rPr>
+        <w:t xml:space="preserve">na</w:t>
+      </w:r>
+      <w:r>
+        <w:t xml:space="preserve"> </w:t>
+      </w:r>
+      <w:r>
+        <w:rPr>
+          <w:b/>
+          <w:bCs/>
+        </w:rPr>
+        <w:t xml:space="preserve">with a written rationale and a stated</w:t>
+      </w:r>
+      <w:r>
+        <w:rPr>
+          <w:b/>
+          <w:bCs/>
+        </w:rPr>
+        <w:t xml:space="preserve"> </w:t>
+      </w:r>
+      <w:r>
+        <w:rPr>
+          <w:b/>
+          <w:bCs/>
+        </w:rPr>
+        <w:t xml:space="preserve">deployment requirement</w:t>
+      </w:r>
+      <w:r>
+        <w:t xml:space="preserve">, so the obligation lands somewhere instead of evaporating.</w:t>
       </w:r>
     </w:p>
     <w:p>
@@ -3297,88 +3460,102 @@
         <w:pStyle w:val="FirstParagraph"/>
       </w:pPr>
       <w:r>
-        <w:t xml:space="preserve">The rule, stated generally:</w:t>
-      </w:r>
-    </w:p>
-    <w:p>
-      <w:pPr>
-        <w:pStyle w:val="BlockText"/>
-      </w:pPr>
-      <w:r>
-        <w:t xml:space="preserve">Assess the artifact</w:t>
-      </w:r>
-      <w:r>
-        <w:t xml:space="preserve"> </w:t>
-      </w:r>
-      <w:r>
-        <w:rPr>
-          <w:b/>
-          <w:bCs/>
-        </w:rPr>
-        <w:t xml:space="preserve">as it ships</w:t>
-      </w:r>
-      <w:r>
-        <w:t xml:space="preserve">, under one explicitly declared reference posture. Score the</w:t>
-      </w:r>
-      <w:r>
-        <w:t xml:space="preserve"> </w:t>
-      </w:r>
-      <w:r>
-        <w:t xml:space="preserve">shipped default. A control the software provides but leaves off is</w:t>
-      </w:r>
-      <w:r>
-        <w:t xml:space="preserve"> </w:t>
-      </w:r>
-      <w:r>
-        <w:rPr>
-          <w:rStyle w:val="VerbatimChar"/>
-        </w:rPr>
-        <w:t xml:space="preserve">partial</w:t>
-      </w:r>
-      <w:r>
-        <w:t xml:space="preserve">. A control whose</w:t>
-      </w:r>
-      <w:r>
-        <w:t xml:space="preserve"> </w:t>
-      </w:r>
-      <w:r>
-        <w:t xml:space="preserve">subject is the host, network, or organization is</w:t>
-      </w:r>
-      <w:r>
-        <w:t xml:space="preserve"> </w:t>
-      </w:r>
-      <w:r>
-        <w:rPr>
-          <w:rStyle w:val="VerbatimChar"/>
-        </w:rPr>
-        <w:t xml:space="preserve">na</w:t>
-      </w:r>
-      <w:r>
-        <w:t xml:space="preserve"> </w:t>
-      </w:r>
-      <w:r>
-        <w:rPr>
-          <w:b/>
-          <w:bCs/>
-        </w:rPr>
-        <w:t xml:space="preserve">with a written rationale and a stated</w:t>
-      </w:r>
-      <w:r>
-        <w:rPr>
-          <w:b/>
-          <w:bCs/>
-        </w:rPr>
-        <w:t xml:space="preserve"> </w:t>
-      </w:r>
-      <w:r>
-        <w:rPr>
-          <w:b/>
-          <w:bCs/>
-        </w:rPr>
-        <w:t xml:space="preserve">deployment requirement</w:t>
-      </w:r>
-      <w:r>
-        <w:t xml:space="preserve">, so the obligation lands somewhere instead of evaporating.</w:t>
+        <w:rPr>
+          <w:b/>
+          <w:bCs/>
+        </w:rPr>
+        <w:t xml:space="preserve">Zero deployments changes exactly two things, and neither is the bar.</w:t>
+      </w:r>
+      <w:r>
+        <w:t xml:space="preserve"> </w:t>
+      </w:r>
+      <w:r>
+        <w:t xml:space="preserve">It removes</w:t>
+      </w:r>
+      <w:r>
+        <w:t xml:space="preserve"> </w:t>
+      </w:r>
+      <w:r>
+        <w:rPr>
+          <w:b/>
+          <w:bCs/>
+        </w:rPr>
+        <w:t xml:space="preserve">false</w:t>
+      </w:r>
+      <w:r>
+        <w:rPr>
+          <w:b/>
+          <w:bCs/>
+        </w:rPr>
+        <w:t xml:space="preserve"> </w:t>
+      </w:r>
+      <w:r>
+        <w:rPr>
+          <w:b/>
+          <w:bCs/>
+        </w:rPr>
+        <w:t xml:space="preserve">urgency</w:t>
+      </w:r>
+      <w:r>
+        <w:t xml:space="preserve">: there is no exposed instance to panic about. It removes</w:t>
+      </w:r>
+      <w:r>
+        <w:t xml:space="preserve"> </w:t>
+      </w:r>
+      <w:r>
+        <w:rPr>
+          <w:b/>
+          <w:bCs/>
+        </w:rPr>
+        <w:t xml:space="preserve">vacuous migration cost</w:t>
+      </w:r>
+      <w:r>
+        <w:t xml:space="preserve">: there</w:t>
+      </w:r>
+      <w:r>
+        <w:t xml:space="preserve"> </w:t>
+      </w:r>
+      <w:r>
+        <w:t xml:space="preserve">is no installed base to migrate, so "we cannot change that now" is not available as a reason.</w:t>
+      </w:r>
+    </w:p>
+    <w:p>
+      <w:pPr>
+        <w:pStyle w:val="BodyText"/>
+      </w:pPr>
+      <w:r>
+        <w:t xml:space="preserve">It</w:t>
+      </w:r>
+      <w:r>
+        <w:t xml:space="preserve"> </w:t>
+      </w:r>
+      <w:r>
+        <w:rPr>
+          <w:b/>
+          <w:bCs/>
+        </w:rPr>
+        <w:t xml:space="preserve">never</w:t>
+      </w:r>
+      <w:r>
+        <w:t xml:space="preserve"> </w:t>
+      </w:r>
+      <w:r>
+        <w:t xml:space="preserve">lowers the bar on a control, and it never converts a missing control into a</w:t>
+      </w:r>
+      <w:r>
+        <w:t xml:space="preserve"> </w:t>
+      </w:r>
+      <w:r>
+        <w:t xml:space="preserve">non-applicable one.</w:t>
+      </w:r>
+    </w:p>
+    <w:bookmarkStart w:id="26" w:name="X6999e7ab36237cefb82c8735ab07b4eeed90ae0"/>
+    <w:p>
+      <w:pPr>
+        <w:pStyle w:val="Heading3"/>
+      </w:pPr>
+      <w:r>
+        <w:t xml:space="preserve">Correct the tense of the impact sentence, never the score</w:t>
       </w:r>
     </w:p>
     <w:p>
@@ -3386,92 +3563,6 @@
         <w:pStyle w:val="FirstParagraph"/>
       </w:pPr>
       <w:r>
-        <w:t xml:space="preserve">Zero deployments changes exactly two things, and neither is the bar. It removes</w:t>
-      </w:r>
-      <w:r>
-        <w:t xml:space="preserve"> </w:t>
-      </w:r>
-      <w:r>
-        <w:rPr>
-          <w:b/>
-          <w:bCs/>
-        </w:rPr>
-        <w:t xml:space="preserve">false urgency</w:t>
-      </w:r>
-      <w:r>
-        <w:t xml:space="preserve"> </w:t>
-      </w:r>
-      <w:r>
-        <w:t xml:space="preserve">--</w:t>
-      </w:r>
-      <w:r>
-        <w:t xml:space="preserve"> </w:t>
-      </w:r>
-      <w:r>
-        <w:t xml:space="preserve">there is no exposed instance to panic about -- and it removes</w:t>
-      </w:r>
-      <w:r>
-        <w:t xml:space="preserve"> </w:t>
-      </w:r>
-      <w:r>
-        <w:rPr>
-          <w:b/>
-          <w:bCs/>
-        </w:rPr>
-        <w:t xml:space="preserve">vacuous migration cost</w:t>
-      </w:r>
-      <w:r>
-        <w:t xml:space="preserve">, because</w:t>
-      </w:r>
-      <w:r>
-        <w:t xml:space="preserve"> </w:t>
-      </w:r>
-      <w:r>
-        <w:t xml:space="preserve">there is no installed base to migrate, so "we cannot change that now" is not available as a reason.</w:t>
-      </w:r>
-      <w:r>
-        <w:t xml:space="preserve"> </w:t>
-      </w:r>
-      <w:r>
-        <w:t xml:space="preserve">It</w:t>
-      </w:r>
-      <w:r>
-        <w:t xml:space="preserve"> </w:t>
-      </w:r>
-      <w:r>
-        <w:rPr>
-          <w:b/>
-          <w:bCs/>
-        </w:rPr>
-        <w:t xml:space="preserve">never</w:t>
-      </w:r>
-      <w:r>
-        <w:t xml:space="preserve"> </w:t>
-      </w:r>
-      <w:r>
-        <w:t xml:space="preserve">lowers the bar on a control, and it never converts a missing control into a</w:t>
-      </w:r>
-      <w:r>
-        <w:t xml:space="preserve"> </w:t>
-      </w:r>
-      <w:r>
-        <w:t xml:space="preserve">non-applicable one.</w:t>
-      </w:r>
-    </w:p>
-    <w:bookmarkStart w:id="26" w:name="X6999e7ab36237cefb82c8735ab07b4eeed90ae0"/>
-    <w:p>
-      <w:pPr>
-        <w:pStyle w:val="Heading3"/>
-      </w:pPr>
-      <w:r>
-        <w:t xml:space="preserve">Correct the tense of the impact sentence, never the score</w:t>
-      </w:r>
-    </w:p>
-    <w:p>
-      <w:pPr>
-        <w:pStyle w:val="FirstParagraph"/>
-      </w:pPr>
-      <w:r>
         <w:t xml:space="preserve">Stated as an operation:</w:t>
       </w:r>
       <w:r>
@@ -3482,21 +3573,21 @@
           <w:b/>
           <w:bCs/>
         </w:rPr>
-        <w:t xml:space="preserve">non-deployment is a correction to the tense of a cell's impact sentence, and</w:t>
-      </w:r>
-      <w:r>
-        <w:rPr>
-          <w:b/>
-          <w:bCs/>
-        </w:rPr>
-        <w:t xml:space="preserve"> </w:t>
-      </w:r>
-      <w:r>
-        <w:rPr>
-          <w:b/>
-          <w:bCs/>
-        </w:rPr>
-        <w:t xml:space="preserve">to nothing else.</w:t>
+        <w:t xml:space="preserve">non-deployment is a correction to the tense of a cell's impact sentence,</w:t>
+      </w:r>
+      <w:r>
+        <w:rPr>
+          <w:b/>
+          <w:bCs/>
+        </w:rPr>
+        <w:t xml:space="preserve"> </w:t>
+      </w:r>
+      <w:r>
+        <w:rPr>
+          <w:b/>
+          <w:bCs/>
+        </w:rPr>
+        <w:t xml:space="preserve">and to nothing else.</w:t>
       </w:r>
       <w:r>
         <w:t xml:space="preserve"> </w:t>
@@ -3512,7 +3603,7 @@
           <w:i/>
           <w:iCs/>
         </w:rPr>
-        <w:t xml:space="preserve">"would expose X on</w:t>
+        <w:t xml:space="preserve">"would expose X</w:t>
       </w:r>
       <w:r>
         <w:rPr>
@@ -3526,7 +3617,7 @@
           <w:i/>
           <w:iCs/>
         </w:rPr>
-        <w:t xml:space="preserve">first deployment"</w:t>
+        <w:t xml:space="preserve">on first deployment"</w:t>
       </w:r>
       <w:r>
         <w:t xml:space="preserve">, never</w:t>
@@ -3550,13 +3641,13 @@
         <w:pStyle w:val="BodyText"/>
       </w:pPr>
       <w:r>
-        <w:t xml:space="preserve">That is not a softening. It is accuracy in both directions: the record is read as authoritative, and a</w:t>
-      </w:r>
-      <w:r>
-        <w:t xml:space="preserve"> </w:t>
-      </w:r>
-      <w:r>
-        <w:t xml:space="preserve">cell asserting a live exposure that does not exist is itself a false premise -- the same defect the</w:t>
+        <w:t xml:space="preserve">That is not a softening. It is accuracy in both directions. The record is read as authoritative, and</w:t>
+      </w:r>
+      <w:r>
+        <w:t xml:space="preserve"> </w:t>
+      </w:r>
+      <w:r>
+        <w:t xml:space="preserve">a cell asserting a live exposure that does not exist is itself a false premise -- the same defect the</w:t>
       </w:r>
       <w:r>
         <w:t xml:space="preserve"> </w:t>
@@ -3570,16 +3661,12 @@
         <w:pStyle w:val="BodyText"/>
       </w:pPr>
       <w:r>
-        <w:t xml:space="preserve">Two guards keep it from becoming a dodge:</w:t>
-      </w:r>
-    </w:p>
-    <w:p>
-      <w:pPr>
-        <w:pStyle w:val="Compact"/>
-        <w:numPr>
-          <w:ilvl w:val="0"/>
-          <w:numId w:val="1006"/>
-        </w:numPr>
+        <w:t xml:space="preserve">Two guards keep it from becoming a dodge.</w:t>
+      </w:r>
+    </w:p>
+    <w:p>
+      <w:pPr>
+        <w:pStyle w:val="BodyText"/>
       </w:pPr>
       <w:r>
         <w:rPr>
@@ -3615,11 +3702,7 @@
     </w:p>
     <w:p>
       <w:pPr>
-        <w:pStyle w:val="Compact"/>
-        <w:numPr>
-          <w:ilvl w:val="0"/>
-          <w:numId w:val="1006"/>
-        </w:numPr>
+        <w:pStyle w:val="BodyText"/>
       </w:pPr>
       <w:r>
         <w:rPr>
@@ -3669,7 +3752,7 @@
     </w:p>
     <w:bookmarkEnd w:id="26"/>
     <w:bookmarkEnd w:id="27"/>
-    <w:bookmarkStart w:id="33" w:name="Xb9601716c7c3ff25a426b6a58f0ad395739b0ea"/>
+    <w:bookmarkStart w:id="34" w:name="Xb9601716c7c3ff25a426b6a58f0ad395739b0ea"/>
     <w:p>
       <w:pPr>
         <w:pStyle w:val="Heading2"/>
@@ -3689,7 +3772,7 @@
         <w:t xml:space="preserve"> </w:t>
       </w:r>
       <w:r>
-        <w:t xml:space="preserve">enforces X" -- that is the requirement with the subject swapped, fluent and on-topic and containing</w:t>
+        <w:t xml:space="preserve">enforces X" -- that is the requirement with the subject swapped. It is fluent, on-topic, and contains</w:t>
       </w:r>
       <w:r>
         <w:t xml:space="preserve"> </w:t>
@@ -4010,6 +4093,41 @@
         </w:tc>
       </w:tr>
     </w:tbl>
+    <w:bookmarkStart w:id="28" w:name="anchor-to-a-token-not-to-a-line-number"/>
+    <w:p>
+      <w:pPr>
+        <w:pStyle w:val="Heading3"/>
+      </w:pPr>
+      <w:r>
+        <w:t xml:space="preserve">Anchor to a token, not to a line number</w:t>
+      </w:r>
+    </w:p>
+    <w:p>
+      <w:pPr>
+        <w:pStyle w:val="FirstParagraph"/>
+      </w:pPr>
+      <w:r>
+        <w:t xml:space="preserve">Line-numbered evidence is precise on the day it is written. Every edit above it shifts the line, the</w:t>
+      </w:r>
+      <w:r>
+        <w:t xml:space="preserve"> </w:t>
+      </w:r>
+      <w:r>
+        <w:t xml:space="preserve">whole anchor set thrashes, and reviewers learn to ignore anchor failures. That is strictly worse than</w:t>
+      </w:r>
+      <w:r>
+        <w:t xml:space="preserve"> </w:t>
+      </w:r>
+      <w:r>
+        <w:t xml:space="preserve">having no anchors at all. Path plus line plus token tolerates ordinary edits and fails on the ones</w:t>
+      </w:r>
+      <w:r>
+        <w:t xml:space="preserve"> </w:t>
+      </w:r>
+      <w:r>
+        <w:t xml:space="preserve">that matter.</w:t>
+      </w:r>
+    </w:p>
     <w:p>
       <w:pPr>
         <w:pStyle w:val="BodyText"/>
@@ -4019,31 +4137,19 @@
           <w:b/>
           <w:bCs/>
         </w:rPr>
-        <w:t xml:space="preserve">Anchor to a token, not to a line number.</w:t>
-      </w:r>
-      <w:r>
-        <w:t xml:space="preserve"> </w:t>
-      </w:r>
-      <w:r>
-        <w:t xml:space="preserve">Line-numbered evidence is precise on the day it is</w:t>
-      </w:r>
-      <w:r>
-        <w:t xml:space="preserve"> </w:t>
-      </w:r>
-      <w:r>
-        <w:t xml:space="preserve">written; every edit above it shifts the line, the whole anchor set thrashes, and reviewers learn to</w:t>
-      </w:r>
-      <w:r>
-        <w:t xml:space="preserve"> </w:t>
-      </w:r>
-      <w:r>
-        <w:t xml:space="preserve">ignore anchor failures -- which is strictly worse than having no anchors at all. Path plus line plus</w:t>
-      </w:r>
-      <w:r>
-        <w:t xml:space="preserve"> </w:t>
-      </w:r>
-      <w:r>
-        <w:t xml:space="preserve">token tolerates ordinary edits and fails on the ones that matter.</w:t>
+        <w:t xml:space="preserve">Exactly once</w:t>
+      </w:r>
+      <w:r>
+        <w:t xml:space="preserve"> </w:t>
+      </w:r>
+      <w:r>
+        <w:t xml:space="preserve">is doing real work in that table. A token that occurs several times can resolve</w:t>
+      </w:r>
+      <w:r>
+        <w:t xml:space="preserve"> </w:t>
+      </w:r>
+      <w:r>
+        <w:t xml:space="preserve">against the wrong occurrence after a refactor and pass forever.</w:t>
       </w:r>
     </w:p>
     <w:p>
@@ -4051,23 +4157,128 @@
         <w:pStyle w:val="BodyText"/>
       </w:pPr>
       <w:r>
-        <w:rPr>
-          <w:b/>
-          <w:bCs/>
-        </w:rPr>
-        <w:t xml:space="preserve">Exactly once</w:t>
-      </w:r>
-      <w:r>
-        <w:t xml:space="preserve"> </w:t>
-      </w:r>
-      <w:r>
-        <w:t xml:space="preserve">is doing real work in that table. A token that occurs several times can resolve</w:t>
-      </w:r>
-      <w:r>
-        <w:t xml:space="preserve"> </w:t>
-      </w:r>
-      <w:r>
-        <w:t xml:space="preserve">against the wrong occurrence after a refactor and pass forever.</w:t>
+        <w:t xml:space="preserve">An anchor that no longer resolves</w:t>
+      </w:r>
+      <w:r>
+        <w:t xml:space="preserve"> </w:t>
+      </w:r>
+      <w:r>
+        <w:rPr>
+          <w:b/>
+          <w:bCs/>
+        </w:rPr>
+        <w:t xml:space="preserve">invalidates the cell's verdict</w:t>
+      </w:r>
+      <w:r>
+        <w:t xml:space="preserve">, not just the pointer. Run the</w:t>
+      </w:r>
+      <w:r>
+        <w:t xml:space="preserve"> </w:t>
+      </w:r>
+      <w:r>
+        <w:t xml:space="preserve">check on every commit, wire it fail-closed, and</w:t>
+      </w:r>
+      <w:r>
+        <w:t xml:space="preserve"> </w:t>
+      </w:r>
+      <w:r>
+        <w:rPr>
+          <w:b/>
+          <w:bCs/>
+        </w:rPr>
+        <w:t xml:space="preserve">re-resolve the whole set against current mainline</w:t>
+      </w:r>
+      <w:r>
+        <w:rPr>
+          <w:b/>
+          <w:bCs/>
+        </w:rPr>
+        <w:t xml:space="preserve"> </w:t>
+      </w:r>
+      <w:r>
+        <w:rPr>
+          <w:b/>
+          <w:bCs/>
+        </w:rPr>
+        <w:t xml:space="preserve">on a schedule, not on demand</w:t>
+      </w:r>
+      <w:r>
+        <w:t xml:space="preserve">. On demand means the set is only ever re-checked by someone who</w:t>
+      </w:r>
+      <w:r>
+        <w:t xml:space="preserve"> </w:t>
+      </w:r>
+      <w:r>
+        <w:t xml:space="preserve">already suspects something.</w:t>
+      </w:r>
+    </w:p>
+    <w:bookmarkEnd w:id="28"/>
+    <w:bookmarkStart w:id="29" w:name="X5b4e81a255ecd0019e67b37cc754dd4c53f56f2"/>
+    <w:p>
+      <w:pPr>
+        <w:pStyle w:val="Heading3"/>
+      </w:pPr>
+      <w:r>
+        <w:t xml:space="preserve">What only shows up once anchors are in use</w:t>
+      </w:r>
+    </w:p>
+    <w:p>
+      <w:pPr>
+        <w:pStyle w:val="FirstParagraph"/>
+      </w:pPr>
+      <w:r>
+        <w:rPr>
+          <w:b/>
+          <w:bCs/>
+        </w:rPr>
+        <w:t xml:space="preserve">Drift is the gate working, not a defect.</w:t>
+      </w:r>
+      <w:r>
+        <w:t xml:space="preserve"> </w:t>
+      </w:r>
+      <w:r>
+        <w:t xml:space="preserve">The correct response to a broken anchor is to</w:t>
+      </w:r>
+      <w:r>
+        <w:t xml:space="preserve"> </w:t>
+      </w:r>
+      <w:r>
+        <w:rPr>
+          <w:b/>
+          <w:bCs/>
+        </w:rPr>
+        <w:t xml:space="preserve">re-anchor by content</w:t>
+      </w:r>
+      <w:r>
+        <w:t xml:space="preserve">: find where the thing the cell actually graded now lives, and re-read the</w:t>
+      </w:r>
+      <w:r>
+        <w:t xml:space="preserve"> </w:t>
+      </w:r>
+      <w:r>
+        <w:t xml:space="preserve">surrounding lines.</w:t>
+      </w:r>
+      <w:r>
+        <w:t xml:space="preserve"> </w:t>
+      </w:r>
+      <w:r>
+        <w:rPr>
+          <w:b/>
+          <w:bCs/>
+        </w:rPr>
+        <w:t xml:space="preserve">Never nearest-match.</w:t>
+      </w:r>
+      <w:r>
+        <w:t xml:space="preserve"> </w:t>
+      </w:r>
+      <w:r>
+        <w:t xml:space="preserve">Re-pointing at whatever token happens to sit closest to</w:t>
+      </w:r>
+      <w:r>
+        <w:t xml:space="preserve"> </w:t>
+      </w:r>
+      <w:r>
+        <w:t xml:space="preserve">the old line is how a citation ends up describing code the cell never assessed.</w:t>
       </w:r>
     </w:p>
     <w:p>
@@ -4075,145 +4286,6 @@
         <w:pStyle w:val="BodyText"/>
       </w:pPr>
       <w:r>
-        <w:t xml:space="preserve">An anchor that no longer resolves</w:t>
-      </w:r>
-      <w:r>
-        <w:t xml:space="preserve"> </w:t>
-      </w:r>
-      <w:r>
-        <w:rPr>
-          <w:b/>
-          <w:bCs/>
-        </w:rPr>
-        <w:t xml:space="preserve">invalidates the cell's verdict</w:t>
-      </w:r>
-      <w:r>
-        <w:t xml:space="preserve">, not just the pointer. Run the</w:t>
-      </w:r>
-      <w:r>
-        <w:t xml:space="preserve"> </w:t>
-      </w:r>
-      <w:r>
-        <w:t xml:space="preserve">check on every commit, wire it fail-closed, and</w:t>
-      </w:r>
-      <w:r>
-        <w:t xml:space="preserve"> </w:t>
-      </w:r>
-      <w:r>
-        <w:rPr>
-          <w:b/>
-          <w:bCs/>
-        </w:rPr>
-        <w:t xml:space="preserve">re-resolve the whole set against current mainline on</w:t>
-      </w:r>
-      <w:r>
-        <w:rPr>
-          <w:b/>
-          <w:bCs/>
-        </w:rPr>
-        <w:t xml:space="preserve"> </w:t>
-      </w:r>
-      <w:r>
-        <w:rPr>
-          <w:b/>
-          <w:bCs/>
-        </w:rPr>
-        <w:t xml:space="preserve">a schedule, not on demand</w:t>
-      </w:r>
-      <w:r>
-        <w:t xml:space="preserve"> </w:t>
-      </w:r>
-      <w:r>
-        <w:t xml:space="preserve">-- on demand means the set is only ever re-checked by someone who already</w:t>
-      </w:r>
-      <w:r>
-        <w:t xml:space="preserve"> </w:t>
-      </w:r>
-      <w:r>
-        <w:t xml:space="preserve">suspects something.</w:t>
-      </w:r>
-    </w:p>
-    <w:bookmarkStart w:id="28" w:name="X5b4e81a255ecd0019e67b37cc754dd4c53f56f2"/>
-    <w:p>
-      <w:pPr>
-        <w:pStyle w:val="Heading3"/>
-      </w:pPr>
-      <w:r>
-        <w:t xml:space="preserve">What only shows up once anchors are in use</w:t>
-      </w:r>
-    </w:p>
-    <w:p>
-      <w:pPr>
-        <w:pStyle w:val="Compact"/>
-        <w:numPr>
-          <w:ilvl w:val="0"/>
-          <w:numId w:val="1007"/>
-        </w:numPr>
-      </w:pPr>
-      <w:r>
-        <w:rPr>
-          <w:b/>
-          <w:bCs/>
-        </w:rPr>
-        <w:t xml:space="preserve">Drift is the gate working, not a defect.</w:t>
-      </w:r>
-      <w:r>
-        <w:t xml:space="preserve"> </w:t>
-      </w:r>
-      <w:r>
-        <w:t xml:space="preserve">The correct response to a broken anchor is to</w:t>
-      </w:r>
-      <w:r>
-        <w:t xml:space="preserve"> </w:t>
-      </w:r>
-      <w:r>
-        <w:rPr>
-          <w:b/>
-          <w:bCs/>
-        </w:rPr>
-        <w:t xml:space="preserve">re-anchor by content</w:t>
-      </w:r>
-      <w:r>
-        <w:t xml:space="preserve">: find where the thing the cell actually graded now lives, and re-read the</w:t>
-      </w:r>
-      <w:r>
-        <w:t xml:space="preserve"> </w:t>
-      </w:r>
-      <w:r>
-        <w:t xml:space="preserve">surrounding lines.</w:t>
-      </w:r>
-      <w:r>
-        <w:t xml:space="preserve"> </w:t>
-      </w:r>
-      <w:r>
-        <w:rPr>
-          <w:b/>
-          <w:bCs/>
-        </w:rPr>
-        <w:t xml:space="preserve">Never nearest-match.</w:t>
-      </w:r>
-      <w:r>
-        <w:t xml:space="preserve"> </w:t>
-      </w:r>
-      <w:r>
-        <w:t xml:space="preserve">Re-pointing at whatever token happens to sit closest to</w:t>
-      </w:r>
-      <w:r>
-        <w:t xml:space="preserve"> </w:t>
-      </w:r>
-      <w:r>
-        <w:t xml:space="preserve">the old line is how a citation ends up describing code the cell never assessed.</w:t>
-      </w:r>
-    </w:p>
-    <w:p>
-      <w:pPr>
-        <w:pStyle w:val="Compact"/>
-        <w:numPr>
-          <w:ilvl w:val="0"/>
-          <w:numId w:val="1007"/>
-        </w:numPr>
-      </w:pPr>
-      <w:r>
         <w:rPr>
           <w:b/>
           <w:bCs/>
@@ -4224,25 +4296,19 @@
         <w:t xml:space="preserve"> </w:t>
       </w:r>
       <w:r>
-        <w:t xml:space="preserve">If</w:t>
-      </w:r>
-      <w:r>
-        <w:t xml:space="preserve"> </w:t>
-      </w:r>
-      <w:r>
-        <w:t xml:space="preserve">the on-topic token is not unique and you reach for a nearby unrelated string to disambiguate, an</w:t>
-      </w:r>
-      <w:r>
-        <w:t xml:space="preserve"> </w:t>
-      </w:r>
-      <w:r>
-        <w:t xml:space="preserve">edit to code the cell does not grade will break the citation -- and a broken citation invites exactly</w:t>
-      </w:r>
-      <w:r>
-        <w:t xml:space="preserve"> </w:t>
-      </w:r>
-      <w:r>
-        <w:t xml:space="preserve">the nearest-match re-pointing above. Prefer a token that is unique</w:t>
+        <w:t xml:space="preserve">Suppose the on-topic token is not unique, so you reach for a nearby unrelated string to disambiguate.</w:t>
+      </w:r>
+      <w:r>
+        <w:t xml:space="preserve"> </w:t>
+      </w:r>
+      <w:r>
+        <w:t xml:space="preserve">An edit to code the cell does not grade then breaks the citation, and a broken citation invites</w:t>
+      </w:r>
+      <w:r>
+        <w:t xml:space="preserve"> </w:t>
+      </w:r>
+      <w:r>
+        <w:t xml:space="preserve">exactly the nearest-match re-pointing above. Prefer a token that is unique</w:t>
       </w:r>
       <w:r>
         <w:t xml:space="preserve"> </w:t>
@@ -4258,28 +4324,26 @@
         <w:t xml:space="preserve"> </w:t>
       </w:r>
       <w:r>
-        <w:t xml:space="preserve">on-topic. If none exists,</w:t>
-      </w:r>
-      <w:r>
-        <w:t xml:space="preserve"> </w:t>
-      </w:r>
-      <w:r>
-        <w:t xml:space="preserve">that is a signal about the cell, not about the anchor format: the mechanism it claims to cite may not</w:t>
-      </w:r>
-      <w:r>
-        <w:t xml:space="preserve"> </w:t>
-      </w:r>
-      <w:r>
-        <w:t xml:space="preserve">be as identifiable as the verdict assumes.</w:t>
-      </w:r>
-    </w:p>
-    <w:p>
-      <w:pPr>
-        <w:pStyle w:val="Compact"/>
-        <w:numPr>
-          <w:ilvl w:val="0"/>
-          <w:numId w:val="1007"/>
-        </w:numPr>
+        <w:t xml:space="preserve">on-topic.</w:t>
+      </w:r>
+    </w:p>
+    <w:p>
+      <w:pPr>
+        <w:pStyle w:val="BodyText"/>
+      </w:pPr>
+      <w:r>
+        <w:t xml:space="preserve">If no such token exists, that is a signal about the cell, not about the anchor format: the mechanism</w:t>
+      </w:r>
+      <w:r>
+        <w:t xml:space="preserve"> </w:t>
+      </w:r>
+      <w:r>
+        <w:t xml:space="preserve">it claims to cite may not be as identifiable as the verdict assumes.</w:t>
+      </w:r>
+    </w:p>
+    <w:p>
+      <w:pPr>
+        <w:pStyle w:val="BodyText"/>
       </w:pPr>
       <w:r>
         <w:rPr>
@@ -4329,8 +4393,8 @@
         <w:t xml:space="preserve">staleness is visible without anyone having to ask.</w:t>
       </w:r>
     </w:p>
-    <w:bookmarkEnd w:id="28"/>
-    <w:bookmarkStart w:id="29" w:name="X5c438acbc733a33ad4f62588f043c538b4cb710"/>
+    <w:bookmarkEnd w:id="29"/>
+    <w:bookmarkStart w:id="30" w:name="X5c438acbc733a33ad4f62588f043c538b4cb710"/>
     <w:p>
       <w:pPr>
         <w:pStyle w:val="Heading3"/>
@@ -4405,13 +4469,21 @@
         <w:t xml:space="preserve"> </w:t>
       </w:r>
       <w:r>
-        <w:t xml:space="preserve">line that does the refusing. Automation is not the problem -- "testable using automation" is not the</w:t>
-      </w:r>
-      <w:r>
-        <w:t xml:space="preserve"> </w:t>
-      </w:r>
-      <w:r>
-        <w:t xml:space="preserve">same as "ran a generic tool". Where a control's behavior is claimed,</w:t>
+        <w:t xml:space="preserve">line that does the refusing.</w:t>
+      </w:r>
+    </w:p>
+    <w:p>
+      <w:pPr>
+        <w:pStyle w:val="BodyText"/>
+      </w:pPr>
+      <w:r>
+        <w:t xml:space="preserve">Automation is not the problem -- "testable using automation" is not the same as "ran a generic tool".</w:t>
+      </w:r>
+      <w:r>
+        <w:t xml:space="preserve"> </w:t>
+      </w:r>
+      <w:r>
+        <w:t xml:space="preserve">Where a control's behavior is claimed,</w:t>
       </w:r>
       <w:r>
         <w:t xml:space="preserve"> </w:t>
@@ -4427,17 +4499,11 @@
         <w:t xml:space="preserve"> </w:t>
       </w:r>
       <w:r>
-        <w:t xml:space="preserve">rather than</w:t>
-      </w:r>
-      <w:r>
-        <w:t xml:space="preserve"> </w:t>
-      </w:r>
-      <w:r>
-        <w:t xml:space="preserve">describing it.</w:t>
-      </w:r>
-    </w:p>
-    <w:bookmarkEnd w:id="29"/>
-    <w:bookmarkStart w:id="31" w:name="X268fb77a76c88a7fb81955623dd4d9898fa1960"/>
+        <w:t xml:space="preserve">rather than describing it.</w:t>
+      </w:r>
+    </w:p>
+    <w:bookmarkEnd w:id="30"/>
+    <w:bookmarkStart w:id="32" w:name="X268fb77a76c88a7fb81955623dd4d9898fa1960"/>
     <w:p>
       <w:pPr>
         <w:pStyle w:val="Heading3"/>
@@ -4573,7 +4639,7 @@
       <w:r>
         <w:t xml:space="preserve"> </w:t>
       </w:r>
-      <w:hyperlink r:id="rId30">
+      <w:hyperlink r:id="rId31">
         <w:r>
           <w:rPr>
             <w:rStyle w:val="VerbatimChar"/>
@@ -4620,13 +4686,13 @@
         <w:t xml:space="preserve">requires it to refuse</w:t>
       </w:r>
       <w:r>
-        <w:t xml:space="preserve">. It also pairs every attack with a</w:t>
-      </w:r>
-      <w:r>
-        <w:t xml:space="preserve"> </w:t>
-      </w:r>
-      <w:r>
-        <w:t xml:space="preserve">negative control -- an ordinary action the same control must</w:t>
+        <w:t xml:space="preserve">. It also pairs every attack with</w:t>
+      </w:r>
+      <w:r>
+        <w:t xml:space="preserve"> </w:t>
+      </w:r>
+      <w:r>
+        <w:t xml:space="preserve">a negative control -- an ordinary action the same control must</w:t>
       </w:r>
       <w:r>
         <w:t xml:space="preserve"> </w:t>
@@ -4642,19 +4708,21 @@
         <w:t xml:space="preserve"> </w:t>
       </w:r>
       <w:r>
-        <w:t xml:space="preserve">-- because a script that refuses</w:t>
-      </w:r>
-      <w:r>
-        <w:t xml:space="preserve"> </w:t>
-      </w:r>
-      <w:r>
-        <w:t xml:space="preserve">everything is not a working guard either. It prints what it scanned on every run, and reports a</w:t>
-      </w:r>
-      <w:r>
-        <w:t xml:space="preserve"> </w:t>
-      </w:r>
-      <w:r>
-        <w:t xml:space="preserve">check that could not run as</w:t>
+        <w:t xml:space="preserve">-- because a script that</w:t>
+      </w:r>
+      <w:r>
+        <w:t xml:space="preserve"> </w:t>
+      </w:r>
+      <w:r>
+        <w:t xml:space="preserve">refuses everything is not a working guard either.</w:t>
+      </w:r>
+    </w:p>
+    <w:p>
+      <w:pPr>
+        <w:pStyle w:val="BodyText"/>
+      </w:pPr>
+      <w:r>
+        <w:t xml:space="preserve">It prints what it scanned on every run, and reports a check that could not run as</w:t>
       </w:r>
       <w:r>
         <w:t xml:space="preserve"> </w:t>
@@ -4669,13 +4737,13 @@
         <w:t xml:space="preserve"> </w:t>
       </w:r>
       <w:r>
-        <w:t xml:space="preserve">rather than letting a skip read as a pass. That is the exact posture</w:t>
-      </w:r>
-      <w:r>
-        <w:t xml:space="preserve"> </w:t>
-      </w:r>
-      <w:r>
-        <w:t xml:space="preserve">an assessment needs:</w:t>
+        <w:t xml:space="preserve">rather than</w:t>
+      </w:r>
+      <w:r>
+        <w:t xml:space="preserve"> </w:t>
+      </w:r>
+      <w:r>
+        <w:t xml:space="preserve">letting a skip read as a pass. That is the exact posture an assessment needs:</w:t>
       </w:r>
       <w:r>
         <w:t xml:space="preserve"> </w:t>
@@ -4685,7 +4753,7 @@
           <w:i/>
           <w:iCs/>
         </w:rPr>
-        <w:t xml:space="preserve">before you trust a gate, make it fail on purpose, and prove it can see the class</w:t>
+        <w:t xml:space="preserve">before you trust a</w:t>
       </w:r>
       <w:r>
         <w:rPr>
@@ -4699,11 +4767,11 @@
           <w:i/>
           <w:iCs/>
         </w:rPr>
-        <w:t xml:space="preserve">of thing it claims to have ruled out.</w:t>
-      </w:r>
-    </w:p>
-    <w:bookmarkEnd w:id="31"/>
-    <w:bookmarkStart w:id="32" w:name="Xcaacfe83143e5ee124dfdc272fd00dd6566c538"/>
+        <w:t xml:space="preserve">gate, make it fail on purpose, and prove it can see the class of thing it claims to have ruled out.</w:t>
+      </w:r>
+    </w:p>
+    <w:bookmarkEnd w:id="32"/>
+    <w:bookmarkStart w:id="33" w:name="Xcaacfe83143e5ee124dfdc272fd00dd6566c538"/>
     <w:p>
       <w:pPr>
         <w:pStyle w:val="Heading3"/>
@@ -4883,7 +4951,7 @@
         <w:pStyle w:val="Compact"/>
         <w:numPr>
           <w:ilvl w:val="0"/>
-          <w:numId w:val="1008"/>
+          <w:numId w:val="1003"/>
         </w:numPr>
       </w:pPr>
       <w:r>
@@ -4901,7 +4969,7 @@
         <w:pStyle w:val="Compact"/>
         <w:numPr>
           <w:ilvl w:val="0"/>
-          <w:numId w:val="1008"/>
+          <w:numId w:val="1003"/>
         </w:numPr>
       </w:pPr>
       <w:r>
@@ -4913,7 +4981,7 @@
         <w:pStyle w:val="Compact"/>
         <w:numPr>
           <w:ilvl w:val="0"/>
-          <w:numId w:val="1008"/>
+          <w:numId w:val="1003"/>
         </w:numPr>
       </w:pPr>
       <w:r>
@@ -4925,7 +4993,7 @@
         <w:pStyle w:val="Compact"/>
         <w:numPr>
           <w:ilvl w:val="0"/>
-          <w:numId w:val="1008"/>
+          <w:numId w:val="1003"/>
         </w:numPr>
       </w:pPr>
       <w:r>
@@ -5003,9 +5071,9 @@
         </w:pict>
       </w:r>
     </w:p>
-    <w:bookmarkEnd w:id="32"/>
     <w:bookmarkEnd w:id="33"/>
-    <w:bookmarkStart w:id="35" w:name="never-score-against-a-paraphrase"/>
+    <w:bookmarkEnd w:id="34"/>
+    <w:bookmarkStart w:id="36" w:name="never-score-against-a-paraphrase"/>
     <w:p>
       <w:pPr>
         <w:pStyle w:val="Heading2"/>
@@ -5025,13 +5093,13 @@
         <w:t xml:space="preserve"> </w:t>
       </w:r>
       <w:r>
-        <w:t xml:space="preserve">an earlier assessment -- and then reasons about the code from that. It feels exactly like verification:</w:t>
-      </w:r>
-      <w:r>
-        <w:t xml:space="preserve"> </w:t>
-      </w:r>
-      <w:r>
-        <w:t xml:space="preserve">code was read, a verdict was written, a citation exists. But the verb being tested is a</w:t>
+        <w:t xml:space="preserve">an earlier assessment -- and then reasons about the code from that. It feels exactly like</w:t>
+      </w:r>
+      <w:r>
+        <w:t xml:space="preserve"> </w:t>
+      </w:r>
+      <w:r>
+        <w:t xml:space="preserve">verification: code was read, a verdict was written, a citation exists. But the verb being tested is a</w:t>
       </w:r>
       <w:r>
         <w:t xml:space="preserve"> </w:t>
@@ -5058,7 +5126,7 @@
         <w:t xml:space="preserve"> </w:t>
       </w:r>
       <w:r>
-        <w:t xml:space="preserve">same paraphrase. The failure compounds in a second way too: a paraphrase can outlive the requirement</w:t>
+        <w:t xml:space="preserve">same paraphrase. The failure compounds in a second way too. A paraphrase can outlive the requirement</w:t>
       </w:r>
       <w:r>
         <w:t xml:space="preserve"> </w:t>
@@ -5132,7 +5200,7 @@
         <w:t xml:space="preserve">rather than as a starting point.</w:t>
       </w:r>
     </w:p>
-    <w:bookmarkStart w:id="34" w:name="Xe206d5efc8274dd88d80223ef348a77d7dc4510"/>
+    <w:bookmarkStart w:id="35" w:name="Xe206d5efc8274dd88d80223ef348a77d7dc4510"/>
     <w:p>
       <w:pPr>
         <w:pStyle w:val="Heading3"/>
@@ -5214,9 +5282,9 @@
         </w:pict>
       </w:r>
     </w:p>
-    <w:bookmarkEnd w:id="34"/>
     <w:bookmarkEnd w:id="35"/>
-    <w:bookmarkStart w:id="36" w:name="Xaf542ece3ec87b09951527b3753abc26456fe93"/>
+    <w:bookmarkEnd w:id="36"/>
+    <w:bookmarkStart w:id="37" w:name="Xaf542ece3ec87b09951527b3753abc26456fe93"/>
     <w:p>
       <w:pPr>
         <w:pStyle w:val="Heading2"/>
@@ -5567,8 +5635,8 @@
         </w:pict>
       </w:r>
     </w:p>
-    <w:bookmarkEnd w:id="36"/>
-    <w:bookmarkStart w:id="37" w:name="a-score-is-a-moving-target"/>
+    <w:bookmarkEnd w:id="37"/>
+    <w:bookmarkStart w:id="38" w:name="a-score-is-a-moving-target"/>
     <w:p>
       <w:pPr>
         <w:pStyle w:val="Heading2"/>
@@ -5582,7 +5650,7 @@
         <w:pStyle w:val="FirstParagraph"/>
       </w:pPr>
       <w:r>
-        <w:t xml:space="preserve">A scorecard with no as-of commit is undated evidence -- and, as the anchor section says, an as-of</w:t>
+        <w:t xml:space="preserve">A scorecard with no as-of commit is undated evidence. And, as the anchor section says, an as-of</w:t>
       </w:r>
       <w:r>
         <w:t xml:space="preserve"> </w:t>
@@ -5601,19 +5669,27 @@
         <w:t xml:space="preserve">necessary and nowhere near sufficient</w:t>
       </w:r>
       <w:r>
-        <w:t xml:space="preserve">: it records when the reading happened, not whether</w:t>
-      </w:r>
-      <w:r>
-        <w:t xml:space="preserve"> </w:t>
-      </w:r>
-      <w:r>
-        <w:t xml:space="preserve">what was read has since changed. Two independent causes keep the score moving, and only one of them</w:t>
-      </w:r>
-      <w:r>
-        <w:t xml:space="preserve"> </w:t>
-      </w:r>
-      <w:r>
-        <w:t xml:space="preserve">involves anybody doing assessment work:</w:t>
+        <w:t xml:space="preserve">: it records when the reading happened, not</w:t>
+      </w:r>
+      <w:r>
+        <w:t xml:space="preserve"> </w:t>
+      </w:r>
+      <w:r>
+        <w:t xml:space="preserve">whether what was read has since changed.</w:t>
+      </w:r>
+    </w:p>
+    <w:p>
+      <w:pPr>
+        <w:pStyle w:val="BodyText"/>
+      </w:pPr>
+      <w:r>
+        <w:t xml:space="preserve">Two independent causes keep the score moving, and only one of them involves anybody doing assessment</w:t>
+      </w:r>
+      <w:r>
+        <w:t xml:space="preserve"> </w:t>
+      </w:r>
+      <w:r>
+        <w:t xml:space="preserve">work:</w:t>
       </w:r>
     </w:p>
     <w:p>
@@ -5621,7 +5697,7 @@
         <w:pStyle w:val="Compact"/>
         <w:numPr>
           <w:ilvl w:val="0"/>
-          <w:numId w:val="1009"/>
+          <w:numId w:val="1004"/>
         </w:numPr>
       </w:pPr>
       <w:r>
@@ -5649,7 +5725,7 @@
         <w:pStyle w:val="Compact"/>
         <w:numPr>
           <w:ilvl w:val="0"/>
-          <w:numId w:val="1009"/>
+          <w:numId w:val="1004"/>
         </w:numPr>
       </w:pPr>
       <w:r>
@@ -5693,7 +5769,14 @@
         <w:pStyle w:val="FirstParagraph"/>
       </w:pPr>
       <w:r>
-        <w:t xml:space="preserve">Cause 2 is the dangerous one, because every reader is trained to interrogate a number that</w:t>
+        <w:rPr>
+          <w:b/>
+          <w:bCs/>
+        </w:rPr>
+        <w:t xml:space="preserve">Cause 2 is the dangerous one</w:t>
+      </w:r>
+      <w:r>
+        <w:t xml:space="preserve">, because every reader is trained to interrogate a number that</w:t>
       </w:r>
       <w:r>
         <w:t xml:space="preserve"> </w:t>
@@ -5706,13 +5789,7 @@
         <w:t xml:space="preserve">moved</w:t>
       </w:r>
       <w:r>
-        <w:t xml:space="preserve">.</w:t>
-      </w:r>
-      <w:r>
-        <w:t xml:space="preserve"> </w:t>
-      </w:r>
-      <w:r>
-        <w:t xml:space="preserve">This class</w:t>
+        <w:t xml:space="preserve">. This class</w:t>
       </w:r>
       <w:r>
         <w:t xml:space="preserve"> </w:t>
@@ -5725,25 +5802,27 @@
         <w:t xml:space="preserve">hides in stillness</w:t>
       </w:r>
       <w:r>
-        <w:t xml:space="preserve">. Code changes, an evidence pointer drifts off what it was pinned to,</w:t>
-      </w:r>
-      <w:r>
-        <w:t xml:space="preserve"> </w:t>
-      </w:r>
-      <w:r>
-        <w:t xml:space="preserve">the recorded verdict stops being true -- and no bucket total moves at all. Stability reads as "nothing</w:t>
-      </w:r>
-      <w:r>
-        <w:t xml:space="preserve"> </w:t>
-      </w:r>
-      <w:r>
-        <w:t xml:space="preserve">to see". Several anchors across several cells can break in a single ordinary refactor with zero</w:t>
-      </w:r>
-      <w:r>
-        <w:t xml:space="preserve"> </w:t>
-      </w:r>
-      <w:r>
-        <w:t xml:space="preserve">visible signal.</w:t>
+        <w:t xml:space="preserve">. Code changes, an evidence pointer drifts off what it was</w:t>
+      </w:r>
+      <w:r>
+        <w:t xml:space="preserve"> </w:t>
+      </w:r>
+      <w:r>
+        <w:t xml:space="preserve">pinned to, the recorded verdict stops being true -- and no bucket total moves at all.</w:t>
+      </w:r>
+    </w:p>
+    <w:p>
+      <w:pPr>
+        <w:pStyle w:val="BodyText"/>
+      </w:pPr>
+      <w:r>
+        <w:t xml:space="preserve">Stability reads as "nothing to see". Several anchors across several cells can break in a single</w:t>
+      </w:r>
+      <w:r>
+        <w:t xml:space="preserve"> </w:t>
+      </w:r>
+      <w:r>
+        <w:t xml:space="preserve">ordinary refactor with zero visible signal.</w:t>
       </w:r>
     </w:p>
     <w:p>
@@ -5827,8 +5906,8 @@
         </w:pict>
       </w:r>
     </w:p>
-    <w:bookmarkEnd w:id="37"/>
-    <w:bookmarkStart w:id="39" w:name="how-to-read-a-movement-in-the-numbers"/>
+    <w:bookmarkEnd w:id="38"/>
+    <w:bookmarkStart w:id="40" w:name="how-to-read-a-movement-in-the-numbers"/>
     <w:p>
       <w:pPr>
         <w:pStyle w:val="Heading2"/>
@@ -5872,13 +5951,13 @@
         <w:t xml:space="preserve"> </w:t>
       </w:r>
       <w:r>
-        <w:t xml:space="preserve">possible causes, and exactly one of them means</w:t>
-      </w:r>
-      <w:r>
-        <w:t xml:space="preserve"> </w:t>
-      </w:r>
-      <w:r>
-        <w:t xml:space="preserve">the system got safer:</w:t>
+        <w:t xml:space="preserve">possible causes, and exactly one of them</w:t>
+      </w:r>
+      <w:r>
+        <w:t xml:space="preserve"> </w:t>
+      </w:r>
+      <w:r>
+        <w:t xml:space="preserve">means the system got safer:</w:t>
       </w:r>
     </w:p>
     <w:tbl>
@@ -6369,7 +6448,7 @@
         <w:t xml:space="preserve"> </w:t>
       </w:r>
       <w:r>
-        <w:t xml:space="preserve">CI alike. Somebody reasons "this will come out at N", writes</w:t>
+        <w:t xml:space="preserve">CI alike. Somebody reasons "this will come out at N" and writes</w:t>
       </w:r>
       <w:r>
         <w:t xml:space="preserve"> </w:t>
@@ -6382,25 +6461,27 @@
         <w:t xml:space="preserve">"the check reports N"</w:t>
       </w:r>
       <w:r>
-        <w:t xml:space="preserve">, and the sentence</w:t>
-      </w:r>
-      <w:r>
-        <w:t xml:space="preserve"> </w:t>
-      </w:r>
-      <w:r>
-        <w:t xml:space="preserve">is indistinguishable from a result -- same shape, same confidence, same place in the document. Nothing</w:t>
-      </w:r>
-      <w:r>
-        <w:t xml:space="preserve"> </w:t>
-      </w:r>
-      <w:r>
-        <w:t xml:space="preserve">in the record marks it, and no gate can catch it, because a gate can only check figures that claim a</w:t>
-      </w:r>
-      <w:r>
-        <w:t xml:space="preserve"> </w:t>
-      </w:r>
-      <w:r>
-        <w:t xml:space="preserve">provenance.</w:t>
+        <w:t xml:space="preserve">. The sentence</w:t>
+      </w:r>
+      <w:r>
+        <w:t xml:space="preserve"> </w:t>
+      </w:r>
+      <w:r>
+        <w:t xml:space="preserve">is indistinguishable from a result: same shape, same confidence, same place in the document.</w:t>
+      </w:r>
+    </w:p>
+    <w:p>
+      <w:pPr>
+        <w:pStyle w:val="BodyText"/>
+      </w:pPr>
+      <w:r>
+        <w:t xml:space="preserve">Nothing in the record marks it, and no gate can catch it, because a gate can only check figures that</w:t>
+      </w:r>
+      <w:r>
+        <w:t xml:space="preserve"> </w:t>
+      </w:r>
+      <w:r>
+        <w:t xml:space="preserve">claim a provenance.</w:t>
       </w:r>
     </w:p>
     <w:p>
@@ -6495,7 +6576,7 @@
         <w:t xml:space="preserve">nothing moved because nothing was looking.</w:t>
       </w:r>
     </w:p>
-    <w:bookmarkStart w:id="38" w:name="X96d632f4a460d3470f7f2ef287c388883da3331"/>
+    <w:bookmarkStart w:id="39" w:name="X96d632f4a460d3470f7f2ef287c388883da3331"/>
     <w:p>
       <w:pPr>
         <w:pStyle w:val="Heading3"/>
@@ -6591,13 +6672,13 @@
         <w:t xml:space="preserve"> </w:t>
       </w:r>
       <w:r>
-        <w:t xml:space="preserve">none" is a true sentence that says nothing whatsoever about security, and it is the sentence that will</w:t>
-      </w:r>
-      <w:r>
-        <w:t xml:space="preserve"> </w:t>
-      </w:r>
-      <w:r>
-        <w:t xml:space="preserve">suggest itself at the end of a long day of anchor repair.</w:t>
+        <w:t xml:space="preserve">none" is a true sentence that says nothing whatsoever about security. It is also the sentence that</w:t>
+      </w:r>
+      <w:r>
+        <w:t xml:space="preserve"> </w:t>
+      </w:r>
+      <w:r>
+        <w:t xml:space="preserve">will suggest itself at the end of a long day of anchor repair.</w:t>
       </w:r>
     </w:p>
     <w:p>
@@ -6666,7 +6747,7 @@
         <w:pStyle w:val="Compact"/>
         <w:numPr>
           <w:ilvl w:val="0"/>
-          <w:numId w:val="1010"/>
+          <w:numId w:val="1005"/>
         </w:numPr>
       </w:pPr>
       <w:r>
@@ -6694,7 +6775,7 @@
         <w:pStyle w:val="Compact"/>
         <w:numPr>
           <w:ilvl w:val="0"/>
-          <w:numId w:val="1010"/>
+          <w:numId w:val="1005"/>
         </w:numPr>
       </w:pPr>
       <w:r>
@@ -6736,7 +6817,7 @@
         <w:pStyle w:val="Compact"/>
         <w:numPr>
           <w:ilvl w:val="0"/>
-          <w:numId w:val="1010"/>
+          <w:numId w:val="1005"/>
         </w:numPr>
       </w:pPr>
       <w:r>
@@ -6790,9 +6871,9 @@
         </w:pict>
       </w:r>
     </w:p>
-    <w:bookmarkEnd w:id="38"/>
     <w:bookmarkEnd w:id="39"/>
-    <w:bookmarkStart w:id="44" w:name="partitioning-the-work-across-agents"/>
+    <w:bookmarkEnd w:id="40"/>
+    <w:bookmarkStart w:id="46" w:name="partitioning-the-work-across-agents"/>
     <w:p>
       <w:pPr>
         <w:pStyle w:val="Heading2"/>
@@ -6812,35 +6893,7 @@
         <w:t xml:space="preserve"> </w:t>
       </w:r>
       <w:r>
-        <w:t xml:space="preserve">solved with a chapter split and nothing else. But the collision that actually costs you is not two</w:t>
-      </w:r>
-      <w:r>
-        <w:t xml:space="preserve"> </w:t>
-      </w:r>
-      <w:r>
-        <w:t xml:space="preserve">agents editing the same row -- it is</w:t>
-      </w:r>
-      <w:r>
-        <w:t xml:space="preserve"> </w:t>
-      </w:r>
-      <w:r>
-        <w:rPr>
-          <w:b/>
-          <w:bCs/>
-        </w:rPr>
-        <w:t xml:space="preserve">two agents applying different unwritten rules</w:t>
-      </w:r>
-      <w:r>
-        <w:t xml:space="preserve"> </w:t>
-      </w:r>
-      <w:r>
-        <w:t xml:space="preserve">and producing</w:t>
-      </w:r>
-      <w:r>
-        <w:t xml:space="preserve"> </w:t>
-      </w:r>
-      <w:r>
-        <w:t xml:space="preserve">verdicts that cannot be reconciled later, because neither recorded which rule it applied.</w:t>
+        <w:t xml:space="preserve">solved with a chapter split and nothing else.</w:t>
       </w:r>
     </w:p>
     <w:p>
@@ -6848,7 +6901,43 @@
         <w:pStyle w:val="BodyText"/>
       </w:pPr>
       <w:r>
-        <w:t xml:space="preserve">So partition on both axes:</w:t>
+        <w:t xml:space="preserve">But the collision that actually costs you is not two agents editing the same row. It is</w:t>
+      </w:r>
+      <w:r>
+        <w:t xml:space="preserve"> </w:t>
+      </w:r>
+      <w:r>
+        <w:rPr>
+          <w:b/>
+          <w:bCs/>
+        </w:rPr>
+        <w:t xml:space="preserve">two agents</w:t>
+      </w:r>
+      <w:r>
+        <w:rPr>
+          <w:b/>
+          <w:bCs/>
+        </w:rPr>
+        <w:t xml:space="preserve"> </w:t>
+      </w:r>
+      <w:r>
+        <w:rPr>
+          <w:b/>
+          <w:bCs/>
+        </w:rPr>
+        <w:t xml:space="preserve">applying different unwritten rules</w:t>
+      </w:r>
+      <w:r>
+        <w:t xml:space="preserve"> </w:t>
+      </w:r>
+      <w:r>
+        <w:t xml:space="preserve">and producing verdicts that cannot be reconciled later, because</w:t>
+      </w:r>
+      <w:r>
+        <w:t xml:space="preserve"> </w:t>
+      </w:r>
+      <w:r>
+        <w:t xml:space="preserve">neither recorded which rule it applied. So partition on both axes.</w:t>
       </w:r>
     </w:p>
     <w:p>
@@ -6937,12 +7026,20 @@
         <w:t xml:space="preserve"> </w:t>
       </w:r>
       <w:r>
-        <w:t xml:space="preserve">atomic rather than advisory-by-convention. This repository's</w:t>
-      </w:r>
-      <w:r>
-        <w:t xml:space="preserve"> </w:t>
-      </w:r>
-      <w:hyperlink r:id="rId40">
+        <w:t xml:space="preserve">atomic rather than advisory-by-convention.</w:t>
+      </w:r>
+    </w:p>
+    <w:p>
+      <w:pPr>
+        <w:pStyle w:val="BodyText"/>
+      </w:pPr>
+      <w:r>
+        <w:t xml:space="preserve">This repository's</w:t>
+      </w:r>
+      <w:r>
+        <w:t xml:space="preserve"> </w:t>
+      </w:r>
+      <w:hyperlink r:id="rId41">
         <w:r>
           <w:rPr>
             <w:rStyle w:val="VerbatimChar"/>
@@ -6954,7 +7051,7 @@
         <w:t xml:space="preserve"> </w:t>
       </w:r>
       <w:r>
-        <w:t xml:space="preserve">is the working pattern: a claim is taken by</w:t>
+        <w:t xml:space="preserve">is the working pattern. A claim is taken by</w:t>
       </w:r>
       <w:r>
         <w:t xml:space="preserve"> </w:t>
@@ -6982,13 +7079,15 @@
         <w:t xml:space="preserve"> </w:t>
       </w:r>
       <w:r>
-        <w:t xml:space="preserve">generates -- work that has no ticket number and that nobody thought to coordinate. Claims do not</w:t>
-      </w:r>
-      <w:r>
-        <w:t xml:space="preserve"> </w:t>
-      </w:r>
-      <w:r>
-        <w:t xml:space="preserve">expire, because an auto-expiring claim silently re-opens the race it exists to prevent, and</w:t>
+        <w:t xml:space="preserve">generates: work that has no ticket number and that nobody thought to coordinate.</w:t>
+      </w:r>
+    </w:p>
+    <w:p>
+      <w:pPr>
+        <w:pStyle w:val="BodyText"/>
+      </w:pPr>
+      <w:r>
+        <w:t xml:space="preserve">Claims do not expire, because an auto-expiring claim silently re-opens the race it exists to prevent.</w:t>
       </w:r>
       <w:r>
         <w:t xml:space="preserve"> </w:t>
@@ -7019,18 +7118,18 @@
         <w:t xml:space="preserve"> </w:t>
       </w:r>
       <w:r>
-        <w:t xml:space="preserve">rather than the claim's age. (The numbered form is enforced at</w:t>
-      </w:r>
-      <w:r>
-        <w:t xml:space="preserve"> </w:t>
-      </w:r>
-      <w:r>
-        <w:t xml:space="preserve">commit time by</w:t>
-      </w:r>
-      <w:r>
-        <w:t xml:space="preserve"> </w:t>
-      </w:r>
-      <w:hyperlink r:id="rId41">
+        <w:t xml:space="preserve">rather than the claim's age. The numbered form is</w:t>
+      </w:r>
+      <w:r>
+        <w:t xml:space="preserve"> </w:t>
+      </w:r>
+      <w:r>
+        <w:t xml:space="preserve">enforced at commit time by</w:t>
+      </w:r>
+      <w:r>
+        <w:t xml:space="preserve"> </w:t>
+      </w:r>
+      <w:hyperlink r:id="rId42">
         <w:r>
           <w:rPr>
             <w:rStyle w:val="VerbatimChar"/>
@@ -7039,24 +7138,18 @@
         </w:r>
       </w:hyperlink>
       <w:r>
-        <w:t xml:space="preserve">; the</w:t>
-      </w:r>
-      <w:r>
-        <w:t xml:space="preserve"> </w:t>
-      </w:r>
-      <w:r>
-        <w:t xml:space="preserve">sequence-number analogue, for allocating identifiers atomically instead of by grepping for the next</w:t>
-      </w:r>
-      <w:r>
-        <w:t xml:space="preserve"> </w:t>
-      </w:r>
-      <w:r>
-        <w:t xml:space="preserve">free one, is</w:t>
-      </w:r>
-      <w:r>
-        <w:t xml:space="preserve"> </w:t>
-      </w:r>
-      <w:hyperlink r:id="rId42">
+        <w:t xml:space="preserve">. The sequence-number analogue,</w:t>
+      </w:r>
+      <w:r>
+        <w:t xml:space="preserve"> </w:t>
+      </w:r>
+      <w:r>
+        <w:t xml:space="preserve">for allocating identifiers atomically instead of by grepping for the next free one, is</w:t>
+      </w:r>
+      <w:r>
+        <w:t xml:space="preserve"> </w:t>
+      </w:r>
+      <w:hyperlink r:id="rId43">
         <w:r>
           <w:rPr>
             <w:rStyle w:val="VerbatimChar"/>
@@ -7065,7 +7158,7 @@
         </w:r>
       </w:hyperlink>
       <w:r>
-        <w:t xml:space="preserve">.)</w:t>
+        <w:t xml:space="preserve">.</w:t>
       </w:r>
     </w:p>
     <w:p>
@@ -7097,7 +7190,7 @@
         <w:pStyle w:val="Compact"/>
         <w:numPr>
           <w:ilvl w:val="0"/>
-          <w:numId w:val="1011"/>
+          <w:numId w:val="1006"/>
         </w:numPr>
       </w:pPr>
       <w:r>
@@ -7122,7 +7215,7 @@
         <w:pStyle w:val="Compact"/>
         <w:numPr>
           <w:ilvl w:val="0"/>
-          <w:numId w:val="1011"/>
+          <w:numId w:val="1006"/>
         </w:numPr>
       </w:pPr>
       <w:r>
@@ -7150,7 +7243,7 @@
         <w:pStyle w:val="Compact"/>
         <w:numPr>
           <w:ilvl w:val="0"/>
-          <w:numId w:val="1011"/>
+          <w:numId w:val="1006"/>
         </w:numPr>
       </w:pPr>
       <w:r>
@@ -7191,7 +7284,7 @@
         <w:t xml:space="preserve">later disagreement is unresolvable and gets settled by whoever argues last.</w:t>
       </w:r>
     </w:p>
-    <w:bookmarkStart w:id="43" w:name="what-cell-partitioning-does-not-buy-you"/>
+    <w:bookmarkStart w:id="44" w:name="what-cell-partitioning-does-not-buy-you"/>
     <w:p>
       <w:pPr>
         <w:pStyle w:val="Heading3"/>
@@ -7232,17 +7325,11 @@
         <w:pStyle w:val="BodyText"/>
       </w:pPr>
       <w:r>
-        <w:t xml:space="preserve">The one that bites:</w:t>
-      </w:r>
-      <w:r>
-        <w:t xml:space="preserve"> </w:t>
-      </w:r>
-      <w:r>
-        <w:rPr>
-          <w:b/>
-          <w:bCs/>
-        </w:rPr>
-        <w:t xml:space="preserve">two sessions in different workstreams drafting replacements for the same cell</w:t>
+        <w:rPr>
+          <w:b/>
+          <w:bCs/>
+        </w:rPr>
+        <w:t xml:space="preserve">The one that bites: two sessions in different workstreams drafting replacements for the same cell</w:t>
       </w:r>
       <w:r>
         <w:rPr>
@@ -7274,13 +7361,21 @@
         <w:t xml:space="preserve"> </w:t>
       </w:r>
       <w:r>
-        <w:t xml:space="preserve">own lane. Both changes are individually correct. Applied together they are incoherent, and applied in</w:t>
-      </w:r>
-      <w:r>
-        <w:t xml:space="preserve"> </w:t>
-      </w:r>
-      <w:r>
-        <w:t xml:space="preserve">sequence the second silently overwrites the first's reasoning.</w:t>
+        <w:t xml:space="preserve">own lane.</w:t>
+      </w:r>
+    </w:p>
+    <w:p>
+      <w:pPr>
+        <w:pStyle w:val="BodyText"/>
+      </w:pPr>
+      <w:r>
+        <w:t xml:space="preserve">Both changes are individually correct. Applied together they are incoherent, and applied in sequence</w:t>
+      </w:r>
+      <w:r>
+        <w:t xml:space="preserve"> </w:t>
+      </w:r>
+      <w:r>
+        <w:t xml:space="preserve">the second silently overwrites the first's reasoning.</w:t>
       </w:r>
     </w:p>
     <w:p>
@@ -7365,40 +7460,34 @@
         <w:t xml:space="preserve">control; it is luck with a job title.</w:t>
       </w:r>
     </w:p>
-    <w:p>
-      <w:pPr>
-        <w:pStyle w:val="BodyText"/>
-      </w:pPr>
-      <w:r>
-        <w:rPr>
-          <w:b/>
-          <w:bCs/>
-        </w:rPr>
-        <w:t xml:space="preserve">Contested cells get parked, not forced.</w:t>
-      </w:r>
-      <w:r>
-        <w:t xml:space="preserve"> </w:t>
-      </w:r>
-      <w:r>
-        <w:t xml:space="preserve">An unresolved cell feels like an unfinished job, so</w:t>
-      </w:r>
-      <w:r>
-        <w:t xml:space="preserve"> </w:t>
-      </w:r>
-      <w:r>
-        <w:t xml:space="preserve">somebody picks the more defensible-sounding grade to close it out -- and it flips on the next pass, and</w:t>
-      </w:r>
-      <w:r>
-        <w:t xml:space="preserve"> </w:t>
-      </w:r>
-      <w:r>
-        <w:t xml:space="preserve">the one after. Each flip consumes a full re-derivation and leaves the record looking unstable in a way</w:t>
-      </w:r>
-      <w:r>
-        <w:t xml:space="preserve"> </w:t>
-      </w:r>
-      <w:r>
-        <w:t xml:space="preserve">that discredits the cells that</w:t>
+    <w:bookmarkEnd w:id="44"/>
+    <w:bookmarkStart w:id="45" w:name="contested-cells-get-parked-not-forced"/>
+    <w:p>
+      <w:pPr>
+        <w:pStyle w:val="Heading3"/>
+      </w:pPr>
+      <w:r>
+        <w:t xml:space="preserve">Contested cells get parked, not forced</w:t>
+      </w:r>
+    </w:p>
+    <w:p>
+      <w:pPr>
+        <w:pStyle w:val="FirstParagraph"/>
+      </w:pPr>
+      <w:r>
+        <w:t xml:space="preserve">An unresolved cell feels like an unfinished job, so somebody picks the more defensible-sounding grade</w:t>
+      </w:r>
+      <w:r>
+        <w:t xml:space="preserve"> </w:t>
+      </w:r>
+      <w:r>
+        <w:t xml:space="preserve">to close it out -- and it flips on the next pass, and the one after. Each flip consumes a full</w:t>
+      </w:r>
+      <w:r>
+        <w:t xml:space="preserve"> </w:t>
+      </w:r>
+      <w:r>
+        <w:t xml:space="preserve">re-derivation and leaves the record looking unstable in a way that discredits the cells that</w:t>
       </w:r>
       <w:r>
         <w:t xml:space="preserve"> </w:t>
@@ -7414,7 +7503,15 @@
         <w:t xml:space="preserve"> </w:t>
       </w:r>
       <w:r>
-        <w:t xml:space="preserve">settled. Use the</w:t>
+        <w:t xml:space="preserve">settled.</w:t>
+      </w:r>
+    </w:p>
+    <w:p>
+      <w:pPr>
+        <w:pStyle w:val="BodyText"/>
+      </w:pPr>
+      <w:r>
+        <w:t xml:space="preserve">Use the</w:t>
       </w:r>
       <w:r>
         <w:t xml:space="preserve"> </w:t>
@@ -7429,13 +7526,13 @@
         <w:t xml:space="preserve"> </w:t>
       </w:r>
       <w:r>
-        <w:t xml:space="preserve">grade, record the disagreement</w:t>
-      </w:r>
-      <w:r>
-        <w:t xml:space="preserve"> </w:t>
-      </w:r>
-      <w:r>
-        <w:t xml:space="preserve">itself, and let the owner close genuinely contested cells</w:t>
+        <w:t xml:space="preserve">grade, record the disagreement itself, and let the owner close genuinely</w:t>
+      </w:r>
+      <w:r>
+        <w:t xml:space="preserve"> </w:t>
+      </w:r>
+      <w:r>
+        <w:t xml:space="preserve">contested cells</w:t>
       </w:r>
       <w:r>
         <w:t xml:space="preserve"> </w:t>
@@ -7448,19 +7545,13 @@
         <w:t xml:space="preserve">by decision</w:t>
       </w:r>
       <w:r>
-        <w:t xml:space="preserve">, marked do-not-re-derive with</w:t>
-      </w:r>
-      <w:r>
-        <w:t xml:space="preserve"> </w:t>
-      </w:r>
-      <w:r>
-        <w:t xml:space="preserve">the reasoning preserved. Closure by decision is not amnesia; repeated re-litigation of the same cell</w:t>
-      </w:r>
-      <w:r>
-        <w:t xml:space="preserve"> </w:t>
-      </w:r>
-      <w:r>
-        <w:t xml:space="preserve">is not diligence.</w:t>
+        <w:t xml:space="preserve">, marked do-not-re-derive with the reasoning preserved. Closure by</w:t>
+      </w:r>
+      <w:r>
+        <w:t xml:space="preserve"> </w:t>
+      </w:r>
+      <w:r>
+        <w:t xml:space="preserve">decision is not amnesia; repeated re-litigation of the same cell is not diligence.</w:t>
       </w:r>
     </w:p>
     <w:p>
@@ -7470,9 +7561,9 @@
         </w:pict>
       </w:r>
     </w:p>
-    <w:bookmarkEnd w:id="43"/>
-    <w:bookmarkEnd w:id="44"/>
-    <w:bookmarkStart w:id="48" w:name="the-review-pass"/>
+    <w:bookmarkEnd w:id="45"/>
+    <w:bookmarkEnd w:id="46"/>
+    <w:bookmarkStart w:id="50" w:name="the-review-pass"/>
     <w:p>
       <w:pPr>
         <w:pStyle w:val="Heading2"/>
@@ -7486,7 +7577,23 @@
         <w:pStyle w:val="FirstParagraph"/>
       </w:pPr>
       <w:r>
-        <w:t xml:space="preserve">Review naturally starts at the cited code, which is where a bad cell is</w:t>
+        <w:rPr>
+          <w:b/>
+          <w:bCs/>
+        </w:rPr>
+        <w:t xml:space="preserve">Do not start review at the cited code.</w:t>
+      </w:r>
+      <w:r>
+        <w:t xml:space="preserve"> </w:t>
+      </w:r>
+      <w:r>
+        <w:t xml:space="preserve">Review naturally starts there, and that is where a bad</w:t>
+      </w:r>
+      <w:r>
+        <w:t xml:space="preserve"> </w:t>
+      </w:r>
+      <w:r>
+        <w:t xml:space="preserve">cell is</w:t>
       </w:r>
       <w:r>
         <w:t xml:space="preserve"> </w:t>
@@ -7499,19 +7606,21 @@
         <w:t xml:space="preserve">strongest</w:t>
       </w:r>
       <w:r>
-        <w:t xml:space="preserve">: the code is real</w:t>
-      </w:r>
-      <w:r>
-        <w:t xml:space="preserve"> </w:t>
-      </w:r>
-      <w:r>
-        <w:t xml:space="preserve">and relevant, so the cell survives. Run a fixed, cheap pass in this order instead. Most bad cells die</w:t>
-      </w:r>
-      <w:r>
-        <w:t xml:space="preserve"> </w:t>
-      </w:r>
-      <w:r>
-        <w:t xml:space="preserve">at step 2 or 3, before any code is opened.</w:t>
+        <w:t xml:space="preserve">: the code is real and relevant, so the cell survives.</w:t>
+      </w:r>
+    </w:p>
+    <w:p>
+      <w:pPr>
+        <w:pStyle w:val="BodyText"/>
+      </w:pPr>
+      <w:r>
+        <w:t xml:space="preserve">Run a fixed, cheap pass in this order instead. Most bad cells die at step 2 or 3, before any code is</w:t>
+      </w:r>
+      <w:r>
+        <w:t xml:space="preserve"> </w:t>
+      </w:r>
+      <w:r>
+        <w:t xml:space="preserve">opened.</w:t>
       </w:r>
     </w:p>
     <w:tbl>
@@ -7958,7 +8067,7 @@
         <w:t xml:space="preserve">Budget roughly a minute per cell for this. It is the highest-yield activity in the entire exercise.</w:t>
       </w:r>
     </w:p>
-    <w:bookmarkStart w:id="45" w:name="Xd6180b755c384e4c2d0b26f47cc10d21f5b9943"/>
+    <w:bookmarkStart w:id="47" w:name="Xd6180b755c384e4c2d0b26f47cc10d21f5b9943"/>
     <w:p>
       <w:pPr>
         <w:pStyle w:val="Heading3"/>
@@ -8032,19 +8141,21 @@
         <w:pStyle w:val="FirstParagraph"/>
       </w:pPr>
       <w:r>
-        <w:t xml:space="preserve">A read-only review shares the drafter's failure mode, because the thing that makes a bad cell</w:t>
-      </w:r>
-      <w:r>
-        <w:t xml:space="preserve"> </w:t>
-      </w:r>
-      <w:r>
-        <w:t xml:space="preserve">persuasive on paper -- fluent prose, a real path, a plausible token -- is exactly what a reader checks</w:t>
-      </w:r>
-      <w:r>
-        <w:t xml:space="preserve"> </w:t>
-      </w:r>
-      <w:r>
-        <w:t xml:space="preserve">against. Running the anchor, running the grep, running the positive control is a different instrument</w:t>
+        <w:t xml:space="preserve">A read-only review shares the drafter's failure mode. What makes a bad cell persuasive on paper --</w:t>
+      </w:r>
+      <w:r>
+        <w:t xml:space="preserve"> </w:t>
+      </w:r>
+      <w:r>
+        <w:t xml:space="preserve">fluent prose, a real path, a plausible token -- is exactly what a reader checks against.</w:t>
+      </w:r>
+    </w:p>
+    <w:p>
+      <w:pPr>
+        <w:pStyle w:val="BodyText"/>
+      </w:pPr>
+      <w:r>
+        <w:t xml:space="preserve">Running the anchor, running the grep, running the positive control is a different instrument</w:t>
       </w:r>
       <w:r>
         <w:t xml:space="preserve"> </w:t>
@@ -8088,7 +8199,7 @@
         <w:pStyle w:val="Compact"/>
         <w:numPr>
           <w:ilvl w:val="0"/>
-          <w:numId w:val="1012"/>
+          <w:numId w:val="1007"/>
         </w:numPr>
       </w:pPr>
       <w:r>
@@ -8110,7 +8221,7 @@
         <w:pStyle w:val="Compact"/>
         <w:numPr>
           <w:ilvl w:val="0"/>
-          <w:numId w:val="1012"/>
+          <w:numId w:val="1007"/>
         </w:numPr>
       </w:pPr>
       <w:r>
@@ -8132,7 +8243,7 @@
         <w:pStyle w:val="Compact"/>
         <w:numPr>
           <w:ilvl w:val="0"/>
-          <w:numId w:val="1012"/>
+          <w:numId w:val="1007"/>
         </w:numPr>
       </w:pPr>
       <w:r>
@@ -8163,14 +8274,14 @@
         <w:t xml:space="preserve">untouched no matter how many of them you add.</w:t>
       </w:r>
     </w:p>
-    <w:bookmarkEnd w:id="45"/>
-    <w:bookmarkStart w:id="46" w:name="budget-honestly"/>
+    <w:bookmarkEnd w:id="47"/>
+    <w:bookmarkStart w:id="48" w:name="say-the-per-cell-cost-early"/>
     <w:p>
       <w:pPr>
         <w:pStyle w:val="Heading3"/>
       </w:pPr>
       <w:r>
-        <w:t xml:space="preserve">Budget honestly</w:t>
+        <w:t xml:space="preserve">Say the per-cell cost early</w:t>
       </w:r>
     </w:p>
     <w:p>
@@ -8211,7 +8322,15 @@
         <w:t xml:space="preserve"> </w:t>
       </w:r>
       <w:r>
-        <w:t xml:space="preserve">entire section, and one posture question can settle a dozen cells. They</w:t>
+        <w:t xml:space="preserve">entire section, and one posture question can settle a dozen cells.</w:t>
+      </w:r>
+    </w:p>
+    <w:p>
+      <w:pPr>
+        <w:pStyle w:val="BodyText"/>
+      </w:pPr>
+      <w:r>
+        <w:t xml:space="preserve">They</w:t>
       </w:r>
       <w:r>
         <w:t xml:space="preserve"> </w:t>
@@ -8227,29 +8346,23 @@
         <w:t xml:space="preserve"> </w:t>
       </w:r>
       <w:r>
-        <w:t xml:space="preserve">come from cutting</w:t>
-      </w:r>
-      <w:r>
-        <w:t xml:space="preserve"> </w:t>
-      </w:r>
-      <w:r>
-        <w:t xml:space="preserve">rigour on a cell, because an unearned verdict is the entire defect the exercise exists to prevent.</w:t>
-      </w:r>
-      <w:r>
-        <w:t xml:space="preserve"> </w:t>
-      </w:r>
-      <w:r>
-        <w:t xml:space="preserve">A cheaper assessment that produces unearned passes has not saved anything; it has bought a document</w:t>
-      </w:r>
-      <w:r>
-        <w:t xml:space="preserve"> </w:t>
-      </w:r>
-      <w:r>
-        <w:t xml:space="preserve">that reads like an assessment.</w:t>
-      </w:r>
-    </w:p>
-    <w:bookmarkEnd w:id="46"/>
-    <w:bookmarkStart w:id="47" w:name="X8c45774f965c9ba9906f791ad396db5f44701e9"/>
+        <w:t xml:space="preserve">come from cutting rigour on a cell, because an unearned verdict is the entire defect</w:t>
+      </w:r>
+      <w:r>
+        <w:t xml:space="preserve"> </w:t>
+      </w:r>
+      <w:r>
+        <w:t xml:space="preserve">the exercise exists to prevent. A cheaper assessment that produces unearned passes has not saved</w:t>
+      </w:r>
+      <w:r>
+        <w:t xml:space="preserve"> </w:t>
+      </w:r>
+      <w:r>
+        <w:t xml:space="preserve">anything; it has bought a document that reads like an assessment.</w:t>
+      </w:r>
+    </w:p>
+    <w:bookmarkEnd w:id="48"/>
+    <w:bookmarkStart w:id="49" w:name="X8c45774f965c9ba9906f791ad396db5f44701e9"/>
     <w:p>
       <w:pPr>
         <w:pStyle w:val="Heading3"/>
@@ -8808,13 +8921,13 @@
         <w:t xml:space="preserve"> </w:t>
       </w:r>
       <w:r>
-        <w:t xml:space="preserve">words of accurate description, and the reader's confidence in the paragraph transfers to the absolute.</w:t>
-      </w:r>
-      <w:r>
-        <w:t xml:space="preserve"> </w:t>
-      </w:r>
-      <w:r>
-        <w:t xml:space="preserve">One file, opened, refutes it. Nobody opens the file, because the paragraph reads true.</w:t>
+        <w:t xml:space="preserve">words of accurate description. The reader's confidence in the paragraph transfers to the absolute.</w:t>
+      </w:r>
+      <w:r>
+        <w:t xml:space="preserve"> </w:t>
+      </w:r>
+      <w:r>
+        <w:t xml:space="preserve">One file, opened, refutes it -- and nobody opens the file, because the paragraph reads true.</w:t>
       </w:r>
     </w:p>
     <w:p>
@@ -8844,55 +8957,7 @@
         <w:t xml:space="preserve"> </w:t>
       </w:r>
       <w:r>
-        <w:t xml:space="preserve">matched it. It passed. And it was describing a mutation that a broad exception handler downstream</w:t>
-      </w:r>
-      <w:r>
-        <w:t xml:space="preserve"> </w:t>
-      </w:r>
-      <w:r>
-        <w:t xml:space="preserve">would have swallowed whole, changing no behavior at all.</w:t>
-      </w:r>
-      <w:r>
-        <w:t xml:space="preserve"> </w:t>
-      </w:r>
-      <w:r>
-        <w:rPr>
-          <w:b/>
-          <w:bCs/>
-        </w:rPr>
-        <w:t xml:space="preserve">The checker asserted that the pattern</w:t>
-      </w:r>
-      <w:r>
-        <w:rPr>
-          <w:b/>
-          <w:bCs/>
-        </w:rPr>
-        <w:t xml:space="preserve"> </w:t>
-      </w:r>
-      <w:r>
-        <w:rPr>
-          <w:b/>
-          <w:bCs/>
-        </w:rPr>
-        <w:t xml:space="preserve">matched the mutation string. It could not ask whether the mutation would bite.</w:t>
-      </w:r>
-      <w:r>
-        <w:t xml:space="preserve"> </w:t>
-      </w:r>
-      <w:r>
-        <w:t xml:space="preserve">Everything about the</w:t>
-      </w:r>
-      <w:r>
-        <w:t xml:space="preserve"> </w:t>
-      </w:r>
-      <w:r>
-        <w:t xml:space="preserve">control was valid except the thing it was for. When you design a reintroduction, ask not only "does</w:t>
-      </w:r>
-      <w:r>
-        <w:t xml:space="preserve"> </w:t>
-      </w:r>
-      <w:r>
-        <w:t xml:space="preserve">the pattern match this?" but "if this landed, would anything actually break?"</w:t>
+        <w:t xml:space="preserve">matched it. It passed.</w:t>
       </w:r>
     </w:p>
     <w:p>
@@ -8900,6 +8965,62 @@
         <w:pStyle w:val="BodyText"/>
       </w:pPr>
       <w:r>
+        <w:t xml:space="preserve">And it was describing a mutation that a broad exception handler downstream would have swallowed whole,</w:t>
+      </w:r>
+      <w:r>
+        <w:t xml:space="preserve"> </w:t>
+      </w:r>
+      <w:r>
+        <w:t xml:space="preserve">changing no behavior at all.</w:t>
+      </w:r>
+      <w:r>
+        <w:t xml:space="preserve"> </w:t>
+      </w:r>
+      <w:r>
+        <w:rPr>
+          <w:b/>
+          <w:bCs/>
+        </w:rPr>
+        <w:t xml:space="preserve">The checker asserted that the pattern matched the mutation string. It</w:t>
+      </w:r>
+      <w:r>
+        <w:rPr>
+          <w:b/>
+          <w:bCs/>
+        </w:rPr>
+        <w:t xml:space="preserve"> </w:t>
+      </w:r>
+      <w:r>
+        <w:rPr>
+          <w:b/>
+          <w:bCs/>
+        </w:rPr>
+        <w:t xml:space="preserve">could not ask whether the mutation would bite.</w:t>
+      </w:r>
+      <w:r>
+        <w:t xml:space="preserve"> </w:t>
+      </w:r>
+      <w:r>
+        <w:t xml:space="preserve">Everything about the control was valid except the</w:t>
+      </w:r>
+      <w:r>
+        <w:t xml:space="preserve"> </w:t>
+      </w:r>
+      <w:r>
+        <w:t xml:space="preserve">thing it was for. When you design a reintroduction, ask not only "does the pattern match this?" but</w:t>
+      </w:r>
+      <w:r>
+        <w:t xml:space="preserve"> </w:t>
+      </w:r>
+      <w:r>
+        <w:t xml:space="preserve">"if this landed, would anything actually break?"</w:t>
+      </w:r>
+    </w:p>
+    <w:p>
+      <w:pPr>
+        <w:pStyle w:val="BodyText"/>
+      </w:pPr>
+      <w:r>
         <w:rPr>
           <w:b/>
           <w:bCs/>
@@ -8916,19 +9037,25 @@
         <w:t xml:space="preserve"> </w:t>
       </w:r>
       <w:r>
-        <w:t xml:space="preserve">exists; it is still unique; the anchor resolves and the checker goes green. The surrounding code now</w:t>
-      </w:r>
-      <w:r>
-        <w:t xml:space="preserve"> </w:t>
-      </w:r>
-      <w:r>
-        <w:t xml:space="preserve">means the opposite of what it meant, so the cell cites, as proof of a weakness, a line that sits</w:t>
-      </w:r>
-      <w:r>
-        <w:t xml:space="preserve"> </w:t>
-      </w:r>
-      <w:r>
-        <w:t xml:space="preserve">safely behind the new control. This is why re-anchoring is a content operation, not a search-and-fix.</w:t>
+        <w:t xml:space="preserve">exists; it is still unique; the anchor resolves and the checker goes green. But the surrounding code</w:t>
+      </w:r>
+      <w:r>
+        <w:t xml:space="preserve"> </w:t>
+      </w:r>
+      <w:r>
+        <w:t xml:space="preserve">now means the opposite of what it meant, so the cell cites a line that sits safely behind the new</w:t>
+      </w:r>
+      <w:r>
+        <w:t xml:space="preserve"> </w:t>
+      </w:r>
+      <w:r>
+        <w:t xml:space="preserve">control -- as proof of a weakness. This is why re-anchoring is a content operation, not a</w:t>
+      </w:r>
+      <w:r>
+        <w:t xml:space="preserve"> </w:t>
+      </w:r>
+      <w:r>
+        <w:t xml:space="preserve">search-and-fix.</w:t>
       </w:r>
     </w:p>
     <w:p>
@@ -8974,9 +9101,9 @@
         </w:pict>
       </w:r>
     </w:p>
-    <w:bookmarkEnd w:id="47"/>
-    <w:bookmarkEnd w:id="48"/>
-    <w:bookmarkStart w:id="50" w:name="keeping-the-sweep-scoped"/>
+    <w:bookmarkEnd w:id="49"/>
+    <w:bookmarkEnd w:id="50"/>
+    <w:bookmarkStart w:id="52" w:name="keeping-the-sweep-scoped"/>
     <w:p>
       <w:pPr>
         <w:pStyle w:val="Heading2"/>
@@ -8990,13 +9117,13 @@
         <w:pStyle w:val="FirstParagraph"/>
       </w:pPr>
       <w:r>
-        <w:t xml:space="preserve">A standards sweep touches everything, which makes it the most attractive carrier in the repository for</w:t>
-      </w:r>
-      <w:r>
-        <w:t xml:space="preserve"> </w:t>
-      </w:r>
-      <w:r>
-        <w:t xml:space="preserve">unrelated improvements: the tree is already open, the tests are already running, and the change is</w:t>
+        <w:t xml:space="preserve">A standards sweep touches everything, which makes it the repository's most attractive carrier for</w:t>
+      </w:r>
+      <w:r>
+        <w:t xml:space="preserve"> </w:t>
+      </w:r>
+      <w:r>
+        <w:t xml:space="preserve">unrelated improvements. The tree is already open, the tests are already running, and the change is</w:t>
       </w:r>
       <w:r>
         <w:t xml:space="preserve"> </w:t>
@@ -9026,19 +9153,7 @@
         <w:t xml:space="preserve"> </w:t>
       </w:r>
       <w:r>
-        <w:t xml:space="preserve">belong in the sweep -- file it and move on. This is not bureaucratic: a "while I was in there" edit</w:t>
-      </w:r>
-      <w:r>
-        <w:t xml:space="preserve"> </w:t>
-      </w:r>
-      <w:r>
-        <w:t xml:space="preserve">riding in a compliance batch is a change nobody reviewed against any criterion at all, in the one</w:t>
-      </w:r>
-      <w:r>
-        <w:t xml:space="preserve"> </w:t>
-      </w:r>
-      <w:r>
-        <w:t xml:space="preserve">batch a reviewer is least likely to read line by line.</w:t>
+        <w:t xml:space="preserve">belong in the sweep -- file it and move on.</w:t>
       </w:r>
     </w:p>
     <w:p>
@@ -9046,6 +9161,26 @@
         <w:pStyle w:val="BodyText"/>
       </w:pPr>
       <w:r>
+        <w:t xml:space="preserve">This is not bureaucratic. A "while I was in there" edit riding in a compliance batch is a change</w:t>
+      </w:r>
+      <w:r>
+        <w:t xml:space="preserve"> </w:t>
+      </w:r>
+      <w:r>
+        <w:t xml:space="preserve">nobody reviewed against any criterion at all, in the one batch a reviewer is least likely to read</w:t>
+      </w:r>
+      <w:r>
+        <w:t xml:space="preserve"> </w:t>
+      </w:r>
+      <w:r>
+        <w:t xml:space="preserve">line by line.</w:t>
+      </w:r>
+    </w:p>
+    <w:p>
+      <w:pPr>
+        <w:pStyle w:val="BodyText"/>
+      </w:pPr>
+      <w:r>
         <w:t xml:space="preserve">Cut the work into</w:t>
       </w:r>
       <w:r>
@@ -9059,13 +9194,829 @@
         <w:t xml:space="preserve">phases with a stated character</w:t>
       </w:r>
       <w:r>
-        <w:t xml:space="preserve">, lowest-risk batch first, and split each batch's</w:t>
-      </w:r>
-      <w:r>
-        <w:t xml:space="preserve"> </w:t>
-      </w:r>
-      <w:r>
-        <w:t xml:space="preserve">write-up for the reader:</w:t>
+        <w:t xml:space="preserve">, lowest-risk batch first. Split each batch's</w:t>
+      </w:r>
+      <w:r>
+        <w:t xml:space="preserve"> </w:t>
+      </w:r>
+      <w:r>
+        <w:t xml:space="preserve">write-up into two parts for the reader:</w:t>
+      </w:r>
+      <w:r>
+        <w:t xml:space="preserve"> </w:t>
+      </w:r>
+      <w:r>
+        <w:rPr>
+          <w:b/>
+          <w:bCs/>
+        </w:rPr>
+        <w:t xml:space="preserve">behavior changes that need operator action</w:t>
+      </w:r>
+      <w:r>
+        <w:t xml:space="preserve">, and</w:t>
+      </w:r>
+      <w:r>
+        <w:t xml:space="preserve"> </w:t>
+      </w:r>
+      <w:r>
+        <w:rPr>
+          <w:b/>
+          <w:bCs/>
+        </w:rPr>
+        <w:t xml:space="preserve">purely</w:t>
+      </w:r>
+      <w:r>
+        <w:rPr>
+          <w:b/>
+          <w:bCs/>
+        </w:rPr>
+        <w:t xml:space="preserve"> </w:t>
+      </w:r>
+      <w:r>
+        <w:rPr>
+          <w:b/>
+          <w:bCs/>
+        </w:rPr>
+        <w:t xml:space="preserve">additive changes</w:t>
+      </w:r>
+      <w:r>
+        <w:t xml:space="preserve"> </w:t>
+      </w:r>
+      <w:r>
+        <w:t xml:space="preserve">that need none. Anything that converts a warning into a refusal belongs in the</w:t>
+      </w:r>
+      <w:r>
+        <w:t xml:space="preserve"> </w:t>
+      </w:r>
+      <w:r>
+        <w:t xml:space="preserve">first part, with its escape hatch named explicitly.</w:t>
+      </w:r>
+    </w:p>
+    <w:bookmarkStart w:id="51" w:name="X2930471dab1f5c25d735c5902050760135fe02f"/>
+    <w:p>
+      <w:pPr>
+        <w:pStyle w:val="Heading3"/>
+      </w:pPr>
+      <w:r>
+        <w:t xml:space="preserve">Two habits that keep the sweep's own artifacts honest</w:t>
+      </w:r>
+    </w:p>
+    <w:p>
+      <w:pPr>
+        <w:pStyle w:val="FirstParagraph"/>
+      </w:pPr>
+      <w:r>
+        <w:rPr>
+          <w:b/>
+          <w:bCs/>
+        </w:rPr>
+        <w:t xml:space="preserve">Back every enumeration with a build-failing guard, or do not enumerate.</w:t>
+      </w:r>
+      <w:r>
+        <w:t xml:space="preserve"> </w:t>
+      </w:r>
+      <w:r>
+        <w:t xml:space="preserve">An inventory written to</w:t>
+      </w:r>
+      <w:r>
+        <w:t xml:space="preserve"> </w:t>
+      </w:r>
+      <w:r>
+        <w:t xml:space="preserve">satisfy a "document all X" requirement is complete the day it ships. A month later it is silently</w:t>
+      </w:r>
+      <w:r>
+        <w:t xml:space="preserve"> </w:t>
+      </w:r>
+      <w:r>
+        <w:t xml:space="preserve">wrong, and still reading as authoritative.</w:t>
+      </w:r>
+    </w:p>
+    <w:p>
+      <w:pPr>
+        <w:pStyle w:val="BodyText"/>
+      </w:pPr>
+      <w:r>
+        <w:t xml:space="preserve">Enumerate from the code's own registry wherever one exists, so a new module with no row</w:t>
+      </w:r>
+      <w:r>
+        <w:t xml:space="preserve"> </w:t>
+      </w:r>
+      <w:r>
+        <w:rPr>
+          <w:b/>
+          <w:bCs/>
+        </w:rPr>
+        <w:t xml:space="preserve">fails the</w:t>
+      </w:r>
+      <w:r>
+        <w:rPr>
+          <w:b/>
+          <w:bCs/>
+        </w:rPr>
+        <w:t xml:space="preserve"> </w:t>
+      </w:r>
+      <w:r>
+        <w:rPr>
+          <w:b/>
+          <w:bCs/>
+        </w:rPr>
+        <w:t xml:space="preserve">build</w:t>
+      </w:r>
+      <w:r>
+        <w:t xml:space="preserve">. Where no registry exists, curate the set explicitly, check against the curated list, and</w:t>
+      </w:r>
+      <w:r>
+        <w:t xml:space="preserve"> </w:t>
+      </w:r>
+      <w:r>
+        <w:t xml:space="preserve">state exclusions as</w:t>
+      </w:r>
+      <w:r>
+        <w:t xml:space="preserve"> </w:t>
+      </w:r>
+      <w:r>
+        <w:rPr>
+          <w:i/>
+          <w:iCs/>
+        </w:rPr>
+        <w:t xml:space="preserve">enforced</w:t>
+      </w:r>
+      <w:r>
+        <w:t xml:space="preserve"> </w:t>
+      </w:r>
+      <w:r>
+        <w:t xml:space="preserve">exclusions rather than assumptions. Prefer "at least" phrasing anywhere</w:t>
+      </w:r>
+      <w:r>
+        <w:t xml:space="preserve"> </w:t>
+      </w:r>
+      <w:r>
+        <w:t xml:space="preserve">the guard does not reach.</w:t>
+      </w:r>
+    </w:p>
+    <w:p>
+      <w:pPr>
+        <w:pStyle w:val="BodyText"/>
+      </w:pPr>
+      <w:r>
+        <w:t xml:space="preserve">Widen the guard's trigger set when a mechanism moves behind a seam: a check that looks for direct use</w:t>
+      </w:r>
+      <w:r>
+        <w:t xml:space="preserve"> </w:t>
+      </w:r>
+      <w:r>
+        <w:t xml:space="preserve">of known libraries goes blind the moment the work is delegated to an internal wrapper or a network</w:t>
+      </w:r>
+      <w:r>
+        <w:t xml:space="preserve"> </w:t>
+      </w:r>
+      <w:r>
+        <w:t xml:space="preserve">call.</w:t>
+      </w:r>
+    </w:p>
+    <w:p>
+      <w:pPr>
+        <w:pStyle w:val="BodyText"/>
+      </w:pPr>
+      <w:r>
+        <w:rPr>
+          <w:b/>
+          <w:bCs/>
+        </w:rPr>
+        <w:t xml:space="preserve">A forward commitment without a dated trigger and a named owner is a wish.</w:t>
+      </w:r>
+      <w:r>
+        <w:t xml:space="preserve"> </w:t>
+      </w:r>
+      <w:r>
+        <w:t xml:space="preserve">Migration plans,</w:t>
+      </w:r>
+      <w:r>
+        <w:t xml:space="preserve"> </w:t>
+      </w:r>
+      <w:r>
+        <w:t xml:space="preserve">algorithm-change plans, and review cadences all read as plans while containing no mechanism by which</w:t>
+      </w:r>
+      <w:r>
+        <w:t xml:space="preserve"> </w:t>
+      </w:r>
+      <w:r>
+        <w:t xml:space="preserve">anyone would notice they slipped.</w:t>
+      </w:r>
+    </w:p>
+    <w:p>
+      <w:pPr>
+        <w:pStyle w:val="BodyText"/>
+      </w:pPr>
+      <w:r>
+        <w:t xml:space="preserve">Give each one a trigger condition, a dated review, and a named owner role. Then put the plan itself</w:t>
+      </w:r>
+      <w:r>
+        <w:t xml:space="preserve"> </w:t>
+      </w:r>
+      <w:r>
+        <w:t xml:space="preserve">under a test that fails when a row loses its date or its owner.</w:t>
+      </w:r>
+    </w:p>
+    <w:p>
+      <w:r>
+        <w:pict>
+          <v:rect style="width:0;height:1.5pt" o:hralign="center" o:hrstd="t" o:hr="t"/>
+        </w:pict>
+      </w:r>
+    </w:p>
+    <w:bookmarkEnd w:id="51"/>
+    <w:bookmarkEnd w:id="52"/>
+    <w:bookmarkStart w:id="54" w:name="fixing-the-defect-breaks-the-citation"/>
+    <w:p>
+      <w:pPr>
+        <w:pStyle w:val="Heading2"/>
+      </w:pPr>
+      <w:r>
+        <w:t xml:space="preserve">Fixing the defect breaks the citation</w:t>
+      </w:r>
+    </w:p>
+    <w:p>
+      <w:pPr>
+        <w:pStyle w:val="FirstParagraph"/>
+      </w:pPr>
+      <w:r>
+        <w:t xml:space="preserve">A well-anchored record has a property nobody anticipates until it fires:</w:t>
+      </w:r>
+      <w:r>
+        <w:t xml:space="preserve"> </w:t>
+      </w:r>
+      <w:r>
+        <w:rPr>
+          <w:b/>
+          <w:bCs/>
+        </w:rPr>
+        <w:t xml:space="preserve">if a cell cites the</w:t>
+      </w:r>
+      <w:r>
+        <w:rPr>
+          <w:b/>
+          <w:bCs/>
+        </w:rPr>
+        <w:t xml:space="preserve"> </w:t>
+      </w:r>
+      <w:r>
+        <w:rPr>
+          <w:b/>
+          <w:bCs/>
+        </w:rPr>
+        <w:t xml:space="preserve">defective text as its evidence, remediating the defect invalidates the cell by construction.</w:t>
+      </w:r>
+      <w:r>
+        <w:t xml:space="preserve"> </w:t>
+      </w:r>
+      <w:r>
+        <w:t xml:space="preserve">The</w:t>
+      </w:r>
+      <w:r>
+        <w:t xml:space="preserve"> </w:t>
+      </w:r>
+      <w:r>
+        <w:t xml:space="preserve">better your anchors, the more reliably this happens. It is not a flaw in the anchoring; it is the</w:t>
+      </w:r>
+      <w:r>
+        <w:t xml:space="preserve"> </w:t>
+      </w:r>
+      <w:r>
+        <w:t xml:space="preserve">anchoring doing its job on the one change you actually wanted.</w:t>
+      </w:r>
+    </w:p>
+    <w:p>
+      <w:pPr>
+        <w:pStyle w:val="BodyText"/>
+      </w:pPr>
+      <w:r>
+        <w:t xml:space="preserve">Inside one repository it is an ordinary same-commit edit. When the record and the code live in</w:t>
+      </w:r>
+      <w:r>
+        <w:t xml:space="preserve"> </w:t>
+      </w:r>
+      <w:r>
+        <w:rPr>
+          <w:b/>
+          <w:bCs/>
+        </w:rPr>
+        <w:t xml:space="preserve">different repositories</w:t>
+      </w:r>
+      <w:r>
+        <w:t xml:space="preserve"> </w:t>
+      </w:r>
+      <w:r>
+        <w:t xml:space="preserve">it is a genuinely coupled change. Land either half alone and the checker</w:t>
+      </w:r>
+      <w:r>
+        <w:t xml:space="preserve"> </w:t>
+      </w:r>
+      <w:r>
+        <w:t xml:space="preserve">goes red against the other, for as long as the gap lasts.</w:t>
+      </w:r>
+    </w:p>
+    <w:p>
+      <w:pPr>
+        <w:pStyle w:val="BodyText"/>
+      </w:pPr>
+      <w:r>
+        <w:t xml:space="preserve">The protocol that worked:</w:t>
+      </w:r>
+    </w:p>
+    <w:p>
+      <w:pPr>
+        <w:pStyle w:val="Compact"/>
+        <w:numPr>
+          <w:ilvl w:val="0"/>
+          <w:numId w:val="1008"/>
+        </w:numPr>
+      </w:pPr>
+      <w:r>
+        <w:rPr>
+          <w:b/>
+          <w:bCs/>
+        </w:rPr>
+        <w:t xml:space="preserve">Build both halves before landing either.</w:t>
+      </w:r>
+      <w:r>
+        <w:t xml:space="preserve"> </w:t>
+      </w:r>
+      <w:r>
+        <w:t xml:space="preserve">The code fix, and the cell's replacement text and</w:t>
+      </w:r>
+      <w:r>
+        <w:t xml:space="preserve"> </w:t>
+      </w:r>
+      <w:r>
+        <w:t xml:space="preserve">replacement anchor.</w:t>
+      </w:r>
+    </w:p>
+    <w:p>
+      <w:pPr>
+        <w:pStyle w:val="Compact"/>
+        <w:numPr>
+          <w:ilvl w:val="0"/>
+          <w:numId w:val="1008"/>
+        </w:numPr>
+      </w:pPr>
+      <w:r>
+        <w:rPr>
+          <w:b/>
+          <w:bCs/>
+        </w:rPr>
+        <w:t xml:space="preserve">Verify against a working tree carrying the un-committed fix</w:t>
+      </w:r>
+      <w:r>
+        <w:t xml:space="preserve"> </w:t>
+      </w:r>
+      <w:r>
+        <w:t xml:space="preserve">-- not against the current mainline,</w:t>
+      </w:r>
+      <w:r>
+        <w:t xml:space="preserve"> </w:t>
+      </w:r>
+      <w:r>
+        <w:t xml:space="preserve">which still contains the defect and will happily agree with the old cell.</w:t>
+      </w:r>
+    </w:p>
+    <w:p>
+      <w:pPr>
+        <w:pStyle w:val="Compact"/>
+        <w:numPr>
+          <w:ilvl w:val="0"/>
+          <w:numId w:val="1008"/>
+        </w:numPr>
+      </w:pPr>
+      <w:r>
+        <w:rPr>
+          <w:b/>
+          <w:bCs/>
+        </w:rPr>
+        <w:t xml:space="preserve">Run the published record against the changed tree and confirm it FAILS on the specific</w:t>
+      </w:r>
+      <w:r>
+        <w:rPr>
+          <w:b/>
+          <w:bCs/>
+        </w:rPr>
+        <w:t xml:space="preserve"> </w:t>
+      </w:r>
+      <w:r>
+        <w:rPr>
+          <w:b/>
+          <w:bCs/>
+        </w:rPr>
+        <w:t xml:space="preserve">citation.</w:t>
+      </w:r>
+      <w:r>
+        <w:t xml:space="preserve"> </w:t>
+      </w:r>
+      <w:r>
+        <w:t xml:space="preserve">This is the step that is easy to skip and is the whole point: if it does</w:t>
+      </w:r>
+      <w:r>
+        <w:t xml:space="preserve"> </w:t>
+      </w:r>
+      <w:r>
+        <w:rPr>
+          <w:i/>
+          <w:iCs/>
+        </w:rPr>
+        <w:t xml:space="preserve">not</w:t>
+      </w:r>
+      <w:r>
+        <w:t xml:space="preserve"> </w:t>
+      </w:r>
+      <w:r>
+        <w:t xml:space="preserve">fail, the</w:t>
+      </w:r>
+      <w:r>
+        <w:t xml:space="preserve"> </w:t>
+      </w:r>
+      <w:r>
+        <w:t xml:space="preserve">two halves were never coupled and you have invented a dependency between them. Find out which</w:t>
+      </w:r>
+      <w:r>
+        <w:t xml:space="preserve"> </w:t>
+      </w:r>
+      <w:r>
+        <w:t xml:space="preserve">assumption was wrong before landing anything.</w:t>
+      </w:r>
+    </w:p>
+    <w:p>
+      <w:pPr>
+        <w:pStyle w:val="Compact"/>
+        <w:numPr>
+          <w:ilvl w:val="0"/>
+          <w:numId w:val="1008"/>
+        </w:numPr>
+      </w:pPr>
+      <w:r>
+        <w:rPr>
+          <w:b/>
+          <w:bCs/>
+        </w:rPr>
+        <w:t xml:space="preserve">Land the code, then the record</w:t>
+      </w:r>
+      <w:r>
+        <w:t xml:space="preserve">, gating the second push on "my change is the only thing pending"</w:t>
+      </w:r>
+      <w:r>
+        <w:t xml:space="preserve"> </w:t>
+      </w:r>
+      <w:r>
+        <w:t xml:space="preserve">so the window cannot widen underneath you.</w:t>
+      </w:r>
+    </w:p>
+    <w:bookmarkStart w:id="53" w:name="green-is-not-the-finish-line"/>
+    <w:p>
+      <w:pPr>
+        <w:pStyle w:val="Heading3"/>
+      </w:pPr>
+      <w:r>
+        <w:t xml:space="preserve">Green is not the finish line</w:t>
+      </w:r>
+    </w:p>
+    <w:p>
+      <w:pPr>
+        <w:pStyle w:val="FirstParagraph"/>
+      </w:pPr>
+      <w:r>
+        <w:t xml:space="preserve">A mechanical re-anchor turns the checker green while leaving a false claim standing -- see the</w:t>
+      </w:r>
+      <w:r>
+        <w:t xml:space="preserve"> </w:t>
+      </w:r>
+      <w:r>
+        <w:t xml:space="preserve">inverted citation above. The bar is a</w:t>
+      </w:r>
+      <w:r>
+        <w:t xml:space="preserve"> </w:t>
+      </w:r>
+      <w:r>
+        <w:rPr>
+          <w:b/>
+          <w:bCs/>
+        </w:rPr>
+        <w:t xml:space="preserve">true residual</w:t>
+      </w:r>
+      <w:r>
+        <w:t xml:space="preserve">: the cell says something accurate about the</w:t>
+      </w:r>
+      <w:r>
+        <w:t xml:space="preserve"> </w:t>
+      </w:r>
+      <w:r>
+        <w:t xml:space="preserve">code as it now stands. No checker can see that, and none ever will. Green means the citations resolve;</w:t>
+      </w:r>
+      <w:r>
+        <w:t xml:space="preserve"> </w:t>
+      </w:r>
+      <w:r>
+        <w:t xml:space="preserve">it does not mean the sentences around them are true.</w:t>
+      </w:r>
+    </w:p>
+    <w:p>
+      <w:r>
+        <w:pict>
+          <v:rect style="width:0;height:1.5pt" o:hralign="center" o:hrstd="t" o:hr="t"/>
+        </w:pict>
+      </w:r>
+    </w:p>
+    <w:bookmarkEnd w:id="53"/>
+    <w:bookmarkEnd w:id="54"/>
+    <w:bookmarkStart w:id="55" w:name="what-this-method-is-not"/>
+    <w:p>
+      <w:pPr>
+        <w:pStyle w:val="Heading2"/>
+      </w:pPr>
+      <w:r>
+        <w:t xml:space="preserve">What this method is not</w:t>
+      </w:r>
+    </w:p>
+    <w:p>
+      <w:pPr>
+        <w:pStyle w:val="FirstParagraph"/>
+      </w:pPr>
+      <w:r>
+        <w:t xml:space="preserve">A rigorous, well-anchored, machine-checked self-assessment starts to feel like a certification, and</w:t>
+      </w:r>
+      <w:r>
+        <w:t xml:space="preserve"> </w:t>
+      </w:r>
+      <w:r>
+        <w:t xml:space="preserve">downstream readers will treat it as one unless you tell them otherwise. Write the negative claims into</w:t>
+      </w:r>
+      <w:r>
+        <w:t xml:space="preserve"> </w:t>
+      </w:r>
+      <w:r>
+        <w:t xml:space="preserve">the method document itself:</w:t>
+      </w:r>
+    </w:p>
+    <w:p>
+      <w:pPr>
+        <w:pStyle w:val="Compact"/>
+        <w:numPr>
+          <w:ilvl w:val="0"/>
+          <w:numId w:val="1009"/>
+        </w:numPr>
+      </w:pPr>
+      <w:r>
+        <w:rPr>
+          <w:b/>
+          <w:bCs/>
+        </w:rPr>
+        <w:t xml:space="preserve">Not a certification.</w:t>
+      </w:r>
+      <w:r>
+        <w:t xml:space="preserve"> </w:t>
+      </w:r>
+      <w:r>
+        <w:t xml:space="preserve">OWASP certifies nobody, and its assessment guidance is written for a</w:t>
+      </w:r>
+      <w:r>
+        <w:t xml:space="preserve"> </w:t>
+      </w:r>
+      <w:r>
+        <w:t xml:space="preserve">third-party certifying organization producing a certification report. Applying it to an in-repo</w:t>
+      </w:r>
+      <w:r>
+        <w:t xml:space="preserve"> </w:t>
+      </w:r>
+      <w:r>
+        <w:t xml:space="preserve">self-assessment is a defensible extension, not a mandate.</w:t>
+      </w:r>
+    </w:p>
+    <w:p>
+      <w:pPr>
+        <w:pStyle w:val="Compact"/>
+        <w:numPr>
+          <w:ilvl w:val="0"/>
+          <w:numId w:val="1009"/>
+        </w:numPr>
+      </w:pPr>
+      <w:r>
+        <w:rPr>
+          <w:b/>
+          <w:bCs/>
+        </w:rPr>
+        <w:t xml:space="preserve">Not externally validated.</w:t>
+      </w:r>
+      <w:r>
+        <w:t xml:space="preserve"> </w:t>
+      </w:r>
+      <w:r>
+        <w:t xml:space="preserve">No independent review, penetration test, or dynamic scan has assessed</w:t>
+      </w:r>
+      <w:r>
+        <w:t xml:space="preserve"> </w:t>
+      </w:r>
+      <w:r>
+        <w:t xml:space="preserve">the record.</w:t>
+      </w:r>
+    </w:p>
+    <w:p>
+      <w:pPr>
+        <w:pStyle w:val="Compact"/>
+        <w:numPr>
+          <w:ilvl w:val="0"/>
+          <w:numId w:val="1009"/>
+        </w:numPr>
+      </w:pPr>
+      <w:r>
+        <w:rPr>
+          <w:b/>
+          <w:bCs/>
+        </w:rPr>
+        <w:t xml:space="preserve">Not a penetration test.</w:t>
+      </w:r>
+      <w:r>
+        <w:t xml:space="preserve"> </w:t>
+      </w:r>
+      <w:r>
+        <w:t xml:space="preserve">Source review answers a different question than attacking a running</w:t>
+      </w:r>
+      <w:r>
+        <w:t xml:space="preserve"> </w:t>
+      </w:r>
+      <w:r>
+        <w:t xml:space="preserve">system.</w:t>
+      </w:r>
+    </w:p>
+    <w:p>
+      <w:pPr>
+        <w:pStyle w:val="Compact"/>
+        <w:numPr>
+          <w:ilvl w:val="0"/>
+          <w:numId w:val="1009"/>
+        </w:numPr>
+      </w:pPr>
+      <w:r>
+        <w:rPr>
+          <w:b/>
+          <w:bCs/>
+        </w:rPr>
+        <w:t xml:space="preserve">Not a guarantee of correctness.</w:t>
+      </w:r>
+      <w:r>
+        <w:t xml:space="preserve"> </w:t>
+      </w:r>
+      <w:r>
+        <w:t xml:space="preserve">This method makes verdicts</w:t>
+      </w:r>
+      <w:r>
+        <w:t xml:space="preserve"> </w:t>
+      </w:r>
+      <w:r>
+        <w:rPr>
+          <w:i/>
+          <w:iCs/>
+        </w:rPr>
+        <w:t xml:space="preserve">consistent, derived, and</w:t>
+      </w:r>
+      <w:r>
+        <w:rPr>
+          <w:i/>
+          <w:iCs/>
+        </w:rPr>
+        <w:t xml:space="preserve"> </w:t>
+      </w:r>
+      <w:r>
+        <w:rPr>
+          <w:i/>
+          <w:iCs/>
+        </w:rPr>
+        <w:t xml:space="preserve">drift-detecting</w:t>
+      </w:r>
+      <w:r>
+        <w:t xml:space="preserve">.</w:t>
+      </w:r>
+      <w:r>
+        <w:t xml:space="preserve"> </w:t>
+      </w:r>
+      <w:r>
+        <w:rPr>
+          <w:b/>
+          <w:bCs/>
+        </w:rPr>
+        <w:t xml:space="preserve">A wrong verdict recorded carefully is still wrong</w:t>
+      </w:r>
+      <w:r>
+        <w:t xml:space="preserve">, and adversarial</w:t>
+      </w:r>
+      <w:r>
+        <w:t xml:space="preserve"> </w:t>
+      </w:r>
+      <w:r>
+        <w:t xml:space="preserve">re-verification is the only cure for that.</w:t>
+      </w:r>
+    </w:p>
+    <w:p>
+      <w:r>
+        <w:pict>
+          <v:rect style="width:0;height:1.5pt" o:hralign="center" o:hrstd="t" o:hr="t"/>
+        </w:pict>
+      </w:r>
+    </w:p>
+    <w:bookmarkEnd w:id="55"/>
+    <w:bookmarkStart w:id="56" w:name="checklist"/>
+    <w:p>
+      <w:pPr>
+        <w:pStyle w:val="Heading2"/>
+      </w:pPr>
+      <w:r>
+        <w:t xml:space="preserve">Checklist</w:t>
+      </w:r>
+    </w:p>
+    <w:p>
+      <w:pPr>
+        <w:pStyle w:val="FirstParagraph"/>
+      </w:pPr>
+      <w:r>
+        <w:t xml:space="preserve">Before the first cell is scored:</w:t>
+      </w:r>
+    </w:p>
+    <w:p>
+      <w:pPr>
+        <w:pStyle w:val="Compact"/>
+        <w:numPr>
+          <w:ilvl w:val="0"/>
+          <w:numId w:val="1010"/>
+        </w:numPr>
+      </w:pPr>
+      <w:r>
+        <w:t xml:space="preserve">The standard's text is held locally, fetched from a</w:t>
+      </w:r>
+      <w:r>
+        <w:t xml:space="preserve"> </w:t>
+      </w:r>
+      <w:r>
+        <w:rPr>
+          <w:b/>
+          <w:bCs/>
+        </w:rPr>
+        <w:t xml:space="preserve">tagged release asset</w:t>
+      </w:r>
+      <w:r>
+        <w:t xml:space="preserve">, pinned by digest.</w:t>
+      </w:r>
+    </w:p>
+    <w:p>
+      <w:pPr>
+        <w:pStyle w:val="Compact"/>
+        <w:numPr>
+          <w:ilvl w:val="0"/>
+          <w:numId w:val="1011"/>
+        </w:numPr>
+      </w:pPr>
+      <w:r>
+        <w:t xml:space="preserve">The</w:t>
+      </w:r>
+      <w:r>
+        <w:t xml:space="preserve"> </w:t>
+      </w:r>
+      <w:r>
+        <w:rPr>
+          <w:b/>
+          <w:bCs/>
+        </w:rPr>
+        <w:t xml:space="preserve">verdict vocabulary</w:t>
+      </w:r>
+      <w:r>
+        <w:t xml:space="preserve"> </w:t>
+      </w:r>
+      <w:r>
+        <w:t xml:space="preserve">is published, with local extensions defined.</w:t>
+      </w:r>
+    </w:p>
+    <w:p>
+      <w:pPr>
+        <w:pStyle w:val="Compact"/>
+        <w:numPr>
+          <w:ilvl w:val="0"/>
+          <w:numId w:val="1012"/>
+        </w:numPr>
+      </w:pPr>
+      <w:r>
+        <w:t xml:space="preserve">The</w:t>
+      </w:r>
+      <w:r>
+        <w:t xml:space="preserve"> </w:t>
+      </w:r>
+      <w:r>
+        <w:rPr>
+          <w:b/>
+          <w:bCs/>
+        </w:rPr>
+        <w:t xml:space="preserve">ordered decision procedure</w:t>
+      </w:r>
+      <w:r>
+        <w:t xml:space="preserve"> </w:t>
+      </w:r>
+      <w:r>
+        <w:t xml:space="preserve">is written, first-match-wins.</w:t>
       </w:r>
     </w:p>
     <w:p>
@@ -9081,281 +10032,26 @@
           <w:b/>
           <w:bCs/>
         </w:rPr>
-        <w:t xml:space="preserve">Behavior changes that need operator action</w:t>
-      </w:r>
-      <w:r>
-        <w:t xml:space="preserve"> </w:t>
-      </w:r>
-      <w:r>
-        <w:t xml:space="preserve">-- anything that converts a warning into a refusal</w:t>
-      </w:r>
-      <w:r>
-        <w:t xml:space="preserve"> </w:t>
-      </w:r>
-      <w:r>
-        <w:t xml:space="preserve">belongs here, with its escape hatch named explicitly.</w:t>
-      </w:r>
-    </w:p>
-    <w:p>
-      <w:pPr>
-        <w:pStyle w:val="Compact"/>
-        <w:numPr>
-          <w:ilvl w:val="0"/>
-          <w:numId w:val="1013"/>
-        </w:numPr>
-      </w:pPr>
-      <w:r>
-        <w:rPr>
-          <w:b/>
-          <w:bCs/>
-        </w:rPr>
-        <w:t xml:space="preserve">Purely additive changes</w:t>
-      </w:r>
-      <w:r>
-        <w:t xml:space="preserve"> </w:t>
-      </w:r>
-      <w:r>
-        <w:t xml:space="preserve">that need no action.</w:t>
-      </w:r>
-    </w:p>
-    <w:bookmarkStart w:id="49" w:name="X2930471dab1f5c25d735c5902050760135fe02f"/>
-    <w:p>
-      <w:pPr>
-        <w:pStyle w:val="Heading3"/>
-      </w:pPr>
-      <w:r>
-        <w:t xml:space="preserve">Two habits that keep the sweep's own artifacts honest</w:t>
-      </w:r>
-    </w:p>
-    <w:p>
-      <w:pPr>
-        <w:pStyle w:val="FirstParagraph"/>
-      </w:pPr>
-      <w:r>
-        <w:rPr>
-          <w:b/>
-          <w:bCs/>
-        </w:rPr>
-        <w:t xml:space="preserve">Back every enumeration with a build-failing guard, or do not enumerate.</w:t>
-      </w:r>
-      <w:r>
-        <w:t xml:space="preserve"> </w:t>
-      </w:r>
-      <w:r>
-        <w:t xml:space="preserve">An inventory written to</w:t>
-      </w:r>
-      <w:r>
-        <w:t xml:space="preserve"> </w:t>
-      </w:r>
-      <w:r>
-        <w:t xml:space="preserve">satisfy a "document all X" requirement is complete the day it ships and silently wrong a month later,</w:t>
-      </w:r>
-      <w:r>
-        <w:t xml:space="preserve"> </w:t>
-      </w:r>
-      <w:r>
-        <w:t xml:space="preserve">while still reading as authoritative. Enumerate from the code's own registry wherever one exists, so a</w:t>
-      </w:r>
-      <w:r>
-        <w:t xml:space="preserve"> </w:t>
-      </w:r>
-      <w:r>
-        <w:t xml:space="preserve">new module with no row</w:t>
-      </w:r>
-      <w:r>
-        <w:t xml:space="preserve"> </w:t>
-      </w:r>
-      <w:r>
-        <w:rPr>
-          <w:b/>
-          <w:bCs/>
-        </w:rPr>
-        <w:t xml:space="preserve">fails the build</w:t>
-      </w:r>
-      <w:r>
-        <w:t xml:space="preserve">. Where no registry exists, curate the set explicitly, check</w:t>
-      </w:r>
-      <w:r>
-        <w:t xml:space="preserve"> </w:t>
-      </w:r>
-      <w:r>
-        <w:t xml:space="preserve">against the curated list, and state exclusions as</w:t>
-      </w:r>
-      <w:r>
-        <w:t xml:space="preserve"> </w:t>
-      </w:r>
-      <w:r>
-        <w:rPr>
-          <w:i/>
-          <w:iCs/>
-        </w:rPr>
-        <w:t xml:space="preserve">enforced</w:t>
-      </w:r>
-      <w:r>
-        <w:t xml:space="preserve"> </w:t>
-      </w:r>
-      <w:r>
-        <w:t xml:space="preserve">exclusions rather than assumptions.</w:t>
-      </w:r>
-      <w:r>
-        <w:t xml:space="preserve"> </w:t>
-      </w:r>
-      <w:r>
-        <w:t xml:space="preserve">Prefer "at least" phrasing anywhere the guard does not reach. Widen the guard's trigger set when a</w:t>
-      </w:r>
-      <w:r>
-        <w:t xml:space="preserve"> </w:t>
-      </w:r>
-      <w:r>
-        <w:t xml:space="preserve">mechanism moves behind a seam -- a check that looks for direct use of known libraries goes blind the</w:t>
-      </w:r>
-      <w:r>
-        <w:t xml:space="preserve"> </w:t>
-      </w:r>
-      <w:r>
-        <w:t xml:space="preserve">moment the work is delegated to an internal wrapper or a network call.</w:t>
-      </w:r>
-    </w:p>
-    <w:p>
-      <w:pPr>
-        <w:pStyle w:val="BodyText"/>
-      </w:pPr>
-      <w:r>
-        <w:rPr>
-          <w:b/>
-          <w:bCs/>
-        </w:rPr>
-        <w:t xml:space="preserve">A forward commitment without a dated trigger and a named owner is a wish.</w:t>
-      </w:r>
-      <w:r>
-        <w:t xml:space="preserve"> </w:t>
-      </w:r>
-      <w:r>
-        <w:t xml:space="preserve">Migration plans,</w:t>
-      </w:r>
-      <w:r>
-        <w:t xml:space="preserve"> </w:t>
-      </w:r>
-      <w:r>
-        <w:t xml:space="preserve">algorithm-change plans, and review cadences all read as plans while containing no mechanism by which</w:t>
-      </w:r>
-      <w:r>
-        <w:t xml:space="preserve"> </w:t>
-      </w:r>
-      <w:r>
-        <w:t xml:space="preserve">anyone would notice they slipped. Give each one a trigger condition, a dated review, and a named owner</w:t>
-      </w:r>
-      <w:r>
-        <w:t xml:space="preserve"> </w:t>
-      </w:r>
-      <w:r>
-        <w:t xml:space="preserve">role -- then put the plan itself under a test that fails when a row loses its date or its owner.</w:t>
-      </w:r>
-    </w:p>
-    <w:p>
-      <w:r>
-        <w:pict>
-          <v:rect style="width:0;height:1.5pt" o:hralign="center" o:hrstd="t" o:hr="t"/>
-        </w:pict>
-      </w:r>
-    </w:p>
-    <w:bookmarkEnd w:id="49"/>
-    <w:bookmarkEnd w:id="50"/>
-    <w:bookmarkStart w:id="52" w:name="fixing-the-defect-breaks-the-citation"/>
-    <w:p>
-      <w:pPr>
-        <w:pStyle w:val="Heading2"/>
-      </w:pPr>
-      <w:r>
-        <w:t xml:space="preserve">Fixing the defect breaks the citation</w:t>
-      </w:r>
-    </w:p>
-    <w:p>
-      <w:pPr>
-        <w:pStyle w:val="FirstParagraph"/>
-      </w:pPr>
-      <w:r>
-        <w:t xml:space="preserve">A well-anchored record has a property nobody anticipates until it fires:</w:t>
-      </w:r>
-      <w:r>
-        <w:t xml:space="preserve"> </w:t>
-      </w:r>
-      <w:r>
-        <w:rPr>
-          <w:b/>
-          <w:bCs/>
-        </w:rPr>
-        <w:t xml:space="preserve">if a cell cites the</w:t>
-      </w:r>
-      <w:r>
-        <w:rPr>
-          <w:b/>
-          <w:bCs/>
-        </w:rPr>
-        <w:t xml:space="preserve"> </w:t>
-      </w:r>
-      <w:r>
-        <w:rPr>
-          <w:b/>
-          <w:bCs/>
-        </w:rPr>
-        <w:t xml:space="preserve">defective text as its evidence, remediating the defect invalidates the cell by construction.</w:t>
-      </w:r>
-      <w:r>
-        <w:t xml:space="preserve"> </w:t>
-      </w:r>
-      <w:r>
-        <w:t xml:space="preserve">The</w:t>
-      </w:r>
-      <w:r>
-        <w:t xml:space="preserve"> </w:t>
-      </w:r>
-      <w:r>
-        <w:t xml:space="preserve">better your anchors, the more reliably this happens. It is not a flaw in the anchoring; it is the</w:t>
-      </w:r>
-      <w:r>
-        <w:t xml:space="preserve"> </w:t>
-      </w:r>
-      <w:r>
-        <w:t xml:space="preserve">anchoring doing its job on the one change you actually wanted.</w:t>
-      </w:r>
-    </w:p>
-    <w:p>
-      <w:pPr>
-        <w:pStyle w:val="BodyText"/>
-      </w:pPr>
-      <w:r>
-        <w:t xml:space="preserve">Inside one repository it is an ordinary same-commit edit. When the record and the code live in</w:t>
-      </w:r>
-      <w:r>
-        <w:t xml:space="preserve"> </w:t>
-      </w:r>
-      <w:r>
-        <w:rPr>
-          <w:b/>
-          <w:bCs/>
-        </w:rPr>
-        <w:t xml:space="preserve">different repositories</w:t>
-      </w:r>
-      <w:r>
-        <w:t xml:space="preserve"> </w:t>
-      </w:r>
-      <w:r>
-        <w:t xml:space="preserve">it is a genuinely coupled change: land either half alone and the checker</w:t>
-      </w:r>
-      <w:r>
-        <w:t xml:space="preserve"> </w:t>
-      </w:r>
-      <w:r>
-        <w:t xml:space="preserve">goes red against the other, for as long as the gap lasts.</w:t>
-      </w:r>
-    </w:p>
-    <w:p>
-      <w:pPr>
-        <w:pStyle w:val="BodyText"/>
-      </w:pPr>
-      <w:r>
-        <w:t xml:space="preserve">The protocol that worked:</w:t>
+        <w:t xml:space="preserve">Scope is declared positively</w:t>
+      </w:r>
+      <w:r>
+        <w:t xml:space="preserve">, and exactly</w:t>
+      </w:r>
+      <w:r>
+        <w:t xml:space="preserve"> </w:t>
+      </w:r>
+      <w:r>
+        <w:rPr>
+          <w:b/>
+          <w:bCs/>
+        </w:rPr>
+        <w:t xml:space="preserve">one posture</w:t>
+      </w:r>
+      <w:r>
+        <w:t xml:space="preserve"> </w:t>
+      </w:r>
+      <w:r>
+        <w:t xml:space="preserve">is described in prose.</w:t>
       </w:r>
     </w:p>
     <w:p>
@@ -9367,226 +10063,59 @@
         </w:numPr>
       </w:pPr>
       <w:r>
-        <w:rPr>
-          <w:b/>
-          <w:bCs/>
-        </w:rPr>
-        <w:t xml:space="preserve">Build both halves before landing either.</w:t>
-      </w:r>
-      <w:r>
-        <w:t xml:space="preserve"> </w:t>
-      </w:r>
-      <w:r>
-        <w:t xml:space="preserve">The code fix, and the cell's replacement text and</w:t>
-      </w:r>
-      <w:r>
-        <w:t xml:space="preserve"> </w:t>
-      </w:r>
-      <w:r>
-        <w:t xml:space="preserve">replacement anchor.</w:t>
-      </w:r>
-    </w:p>
-    <w:p>
-      <w:pPr>
-        <w:pStyle w:val="Compact"/>
-        <w:numPr>
-          <w:ilvl w:val="0"/>
-          <w:numId w:val="1014"/>
-        </w:numPr>
-      </w:pPr>
-      <w:r>
-        <w:rPr>
-          <w:b/>
-          <w:bCs/>
-        </w:rPr>
-        <w:t xml:space="preserve">Verify against a working tree carrying the un-committed fix</w:t>
-      </w:r>
-      <w:r>
-        <w:t xml:space="preserve"> </w:t>
-      </w:r>
-      <w:r>
-        <w:t xml:space="preserve">-- not against the current mainline,</w:t>
-      </w:r>
-      <w:r>
-        <w:t xml:space="preserve"> </w:t>
-      </w:r>
-      <w:r>
-        <w:t xml:space="preserve">which still contains the defect and will happily agree with the old cell.</w:t>
-      </w:r>
-    </w:p>
-    <w:p>
-      <w:pPr>
-        <w:pStyle w:val="Compact"/>
-        <w:numPr>
-          <w:ilvl w:val="0"/>
-          <w:numId w:val="1014"/>
-        </w:numPr>
-      </w:pPr>
-      <w:r>
-        <w:rPr>
-          <w:b/>
-          <w:bCs/>
-        </w:rPr>
-        <w:t xml:space="preserve">Run the published record against the changed tree and confirm it FAILS on the specific</w:t>
-      </w:r>
-      <w:r>
-        <w:rPr>
-          <w:b/>
-          <w:bCs/>
-        </w:rPr>
-        <w:t xml:space="preserve"> </w:t>
-      </w:r>
-      <w:r>
-        <w:rPr>
-          <w:b/>
-          <w:bCs/>
-        </w:rPr>
-        <w:t xml:space="preserve">citation.</w:t>
-      </w:r>
-      <w:r>
-        <w:t xml:space="preserve"> </w:t>
-      </w:r>
-      <w:r>
-        <w:t xml:space="preserve">This is the step that is easy to skip and is the whole point: if it does</w:t>
-      </w:r>
-      <w:r>
-        <w:t xml:space="preserve"> </w:t>
-      </w:r>
-      <w:r>
-        <w:rPr>
-          <w:i/>
-          <w:iCs/>
-        </w:rPr>
-        <w:t xml:space="preserve">not</w:t>
-      </w:r>
-      <w:r>
-        <w:t xml:space="preserve"> </w:t>
-      </w:r>
-      <w:r>
-        <w:t xml:space="preserve">fail, the</w:t>
-      </w:r>
-      <w:r>
-        <w:t xml:space="preserve"> </w:t>
-      </w:r>
-      <w:r>
-        <w:t xml:space="preserve">two halves were never coupled and you have invented a dependency between them. Find out which</w:t>
-      </w:r>
-      <w:r>
-        <w:t xml:space="preserve"> </w:t>
-      </w:r>
-      <w:r>
-        <w:t xml:space="preserve">assumption was wrong before landing anything.</w:t>
-      </w:r>
-    </w:p>
-    <w:p>
-      <w:pPr>
-        <w:pStyle w:val="Compact"/>
-        <w:numPr>
-          <w:ilvl w:val="0"/>
-          <w:numId w:val="1014"/>
-        </w:numPr>
-      </w:pPr>
-      <w:r>
-        <w:rPr>
-          <w:b/>
-          <w:bCs/>
-        </w:rPr>
-        <w:t xml:space="preserve">Land the code, then the record</w:t>
-      </w:r>
-      <w:r>
-        <w:t xml:space="preserve">, gating the second push on "my change is the only thing pending"</w:t>
-      </w:r>
-      <w:r>
-        <w:t xml:space="preserve"> </w:t>
-      </w:r>
-      <w:r>
-        <w:t xml:space="preserve">so the window cannot widen underneath you.</w:t>
-      </w:r>
-    </w:p>
-    <w:bookmarkStart w:id="51" w:name="green-is-not-the-finish-line"/>
-    <w:p>
-      <w:pPr>
-        <w:pStyle w:val="Heading3"/>
-      </w:pPr>
-      <w:r>
-        <w:t xml:space="preserve">Green is not the finish line</w:t>
-      </w:r>
-    </w:p>
-    <w:p>
-      <w:pPr>
-        <w:pStyle w:val="FirstParagraph"/>
-      </w:pPr>
-      <w:r>
-        <w:t xml:space="preserve">A mechanical re-anchor turns the checker green while leaving a false claim standing -- see the</w:t>
-      </w:r>
-      <w:r>
-        <w:t xml:space="preserve"> </w:t>
-      </w:r>
-      <w:r>
-        <w:t xml:space="preserve">inverted citation above. The bar is a</w:t>
-      </w:r>
-      <w:r>
-        <w:t xml:space="preserve"> </w:t>
-      </w:r>
-      <w:r>
-        <w:rPr>
-          <w:b/>
-          <w:bCs/>
-        </w:rPr>
-        <w:t xml:space="preserve">true residual</w:t>
-      </w:r>
-      <w:r>
-        <w:t xml:space="preserve">: the cell says something accurate about the</w:t>
-      </w:r>
-      <w:r>
-        <w:t xml:space="preserve"> </w:t>
-      </w:r>
-      <w:r>
-        <w:t xml:space="preserve">code as it now stands. No checker can see that, and none ever will. Green means the citations resolve;</w:t>
-      </w:r>
-      <w:r>
-        <w:t xml:space="preserve"> </w:t>
-      </w:r>
-      <w:r>
-        <w:t xml:space="preserve">it does not mean the sentences around them are true.</w:t>
-      </w:r>
-    </w:p>
-    <w:p>
-      <w:r>
-        <w:pict>
-          <v:rect style="width:0;height:1.5pt" o:hralign="center" o:hrstd="t" o:hr="t"/>
-        </w:pict>
-      </w:r>
-    </w:p>
-    <w:bookmarkEnd w:id="51"/>
-    <w:bookmarkEnd w:id="52"/>
-    <w:bookmarkStart w:id="53" w:name="what-this-method-is-not"/>
-    <w:p>
-      <w:pPr>
-        <w:pStyle w:val="Heading2"/>
-      </w:pPr>
-      <w:r>
-        <w:t xml:space="preserve">What this method is not</w:t>
-      </w:r>
-    </w:p>
-    <w:p>
-      <w:pPr>
-        <w:pStyle w:val="FirstParagraph"/>
-      </w:pPr>
-      <w:r>
-        <w:t xml:space="preserve">A rigorous, well-anchored, machine-checked self-assessment starts to feel like a certification, and</w:t>
-      </w:r>
-      <w:r>
-        <w:t xml:space="preserve"> </w:t>
-      </w:r>
-      <w:r>
-        <w:t xml:space="preserve">downstream readers will treat it as one unless you tell them otherwise. Write the negative claims into</w:t>
-      </w:r>
-      <w:r>
-        <w:t xml:space="preserve"> </w:t>
-      </w:r>
-      <w:r>
-        <w:t xml:space="preserve">the method document itself:</w:t>
+        <w:t xml:space="preserve">The</w:t>
+      </w:r>
+      <w:r>
+        <w:t xml:space="preserve"> </w:t>
+      </w:r>
+      <w:r>
+        <w:rPr>
+          <w:b/>
+          <w:bCs/>
+        </w:rPr>
+        <w:t xml:space="preserve">scorecard exists as data</w:t>
+      </w:r>
+      <w:r>
+        <w:t xml:space="preserve">, with</w:t>
+      </w:r>
+      <w:r>
+        <w:t xml:space="preserve"> </w:t>
+      </w:r>
+      <w:r>
+        <w:rPr>
+          <w:rStyle w:val="VerbatimChar"/>
+        </w:rPr>
+        <w:t xml:space="preserve">rule_fired</w:t>
+      </w:r>
+      <w:r>
+        <w:t xml:space="preserve">,</w:t>
+      </w:r>
+      <w:r>
+        <w:t xml:space="preserve"> </w:t>
+      </w:r>
+      <w:r>
+        <w:rPr>
+          <w:rStyle w:val="VerbatimChar"/>
+        </w:rPr>
+        <w:t xml:space="preserve">reviewed_by</w:t>
+      </w:r>
+      <w:r>
+        <w:t xml:space="preserve">,</w:t>
+      </w:r>
+      <w:r>
+        <w:t xml:space="preserve"> </w:t>
+      </w:r>
+      <w:r>
+        <w:rPr>
+          <w:rStyle w:val="VerbatimChar"/>
+        </w:rPr>
+        <w:t xml:space="preserve">reviewed_at</w:t>
+      </w:r>
+      <w:r>
+        <w:t xml:space="preserve"> </w:t>
+      </w:r>
+      <w:r>
+        <w:t xml:space="preserve">fields.</w:t>
       </w:r>
     </w:p>
     <w:p>
@@ -9598,178 +10127,23 @@
         </w:numPr>
       </w:pPr>
       <w:r>
-        <w:rPr>
-          <w:b/>
-          <w:bCs/>
-        </w:rPr>
-        <w:t xml:space="preserve">Not a certification.</w:t>
-      </w:r>
-      <w:r>
-        <w:t xml:space="preserve"> </w:t>
-      </w:r>
-      <w:r>
-        <w:t xml:space="preserve">OWASP certifies nobody, and its assessment guidance is written for a</w:t>
-      </w:r>
-      <w:r>
-        <w:t xml:space="preserve"> </w:t>
-      </w:r>
-      <w:r>
-        <w:t xml:space="preserve">third-party certifying organization producing a certification report. Applying it to an in-repo</w:t>
-      </w:r>
-      <w:r>
-        <w:t xml:space="preserve"> </w:t>
-      </w:r>
-      <w:r>
-        <w:t xml:space="preserve">self-assessment is a defensible extension, not a mandate.</w:t>
-      </w:r>
-    </w:p>
-    <w:p>
-      <w:pPr>
-        <w:pStyle w:val="Compact"/>
-        <w:numPr>
-          <w:ilvl w:val="0"/>
-          <w:numId w:val="1015"/>
-        </w:numPr>
-      </w:pPr>
-      <w:r>
-        <w:rPr>
-          <w:b/>
-          <w:bCs/>
-        </w:rPr>
-        <w:t xml:space="preserve">Not externally validated.</w:t>
-      </w:r>
-      <w:r>
-        <w:t xml:space="preserve"> </w:t>
-      </w:r>
-      <w:r>
-        <w:t xml:space="preserve">No independent review, penetration test, or dynamic scan has assessed</w:t>
-      </w:r>
-      <w:r>
-        <w:t xml:space="preserve"> </w:t>
-      </w:r>
-      <w:r>
-        <w:t xml:space="preserve">the record.</w:t>
-      </w:r>
-    </w:p>
-    <w:p>
-      <w:pPr>
-        <w:pStyle w:val="Compact"/>
-        <w:numPr>
-          <w:ilvl w:val="0"/>
-          <w:numId w:val="1015"/>
-        </w:numPr>
-      </w:pPr>
-      <w:r>
-        <w:rPr>
-          <w:b/>
-          <w:bCs/>
-        </w:rPr>
-        <w:t xml:space="preserve">Not a penetration test.</w:t>
-      </w:r>
-      <w:r>
-        <w:t xml:space="preserve"> </w:t>
-      </w:r>
-      <w:r>
-        <w:t xml:space="preserve">Source review answers a different question than attacking a running</w:t>
-      </w:r>
-      <w:r>
-        <w:t xml:space="preserve"> </w:t>
-      </w:r>
-      <w:r>
-        <w:t xml:space="preserve">system.</w:t>
-      </w:r>
-    </w:p>
-    <w:p>
-      <w:pPr>
-        <w:pStyle w:val="Compact"/>
-        <w:numPr>
-          <w:ilvl w:val="0"/>
-          <w:numId w:val="1015"/>
-        </w:numPr>
-      </w:pPr>
-      <w:r>
-        <w:rPr>
-          <w:b/>
-          <w:bCs/>
-        </w:rPr>
-        <w:t xml:space="preserve">Not a guarantee of correctness.</w:t>
-      </w:r>
-      <w:r>
-        <w:t xml:space="preserve"> </w:t>
-      </w:r>
-      <w:r>
-        <w:t xml:space="preserve">This method makes verdicts</w:t>
-      </w:r>
-      <w:r>
-        <w:t xml:space="preserve"> </w:t>
-      </w:r>
-      <w:r>
-        <w:rPr>
-          <w:i/>
-          <w:iCs/>
-        </w:rPr>
-        <w:t xml:space="preserve">consistent, derived, and</w:t>
-      </w:r>
-      <w:r>
-        <w:rPr>
-          <w:i/>
-          <w:iCs/>
-        </w:rPr>
-        <w:t xml:space="preserve"> </w:t>
-      </w:r>
-      <w:r>
-        <w:rPr>
-          <w:i/>
-          <w:iCs/>
-        </w:rPr>
-        <w:t xml:space="preserve">drift-detecting</w:t>
-      </w:r>
-      <w:r>
-        <w:t xml:space="preserve">.</w:t>
-      </w:r>
-      <w:r>
-        <w:t xml:space="preserve"> </w:t>
-      </w:r>
-      <w:r>
-        <w:rPr>
-          <w:b/>
-          <w:bCs/>
-        </w:rPr>
-        <w:t xml:space="preserve">A wrong verdict recorded carefully is still wrong</w:t>
-      </w:r>
-      <w:r>
-        <w:t xml:space="preserve">, and adversarial</w:t>
-      </w:r>
-      <w:r>
-        <w:t xml:space="preserve"> </w:t>
-      </w:r>
-      <w:r>
-        <w:t xml:space="preserve">re-verification is the only cure for that.</w:t>
-      </w:r>
-    </w:p>
-    <w:p>
-      <w:r>
-        <w:pict>
-          <v:rect style="width:0;height:1.5pt" o:hralign="center" o:hrstd="t" o:hr="t"/>
-        </w:pict>
-      </w:r>
-    </w:p>
-    <w:bookmarkEnd w:id="53"/>
-    <w:bookmarkStart w:id="54" w:name="checklist"/>
-    <w:p>
-      <w:pPr>
-        <w:pStyle w:val="Heading2"/>
-      </w:pPr>
-      <w:r>
-        <w:t xml:space="preserve">Checklist</w:t>
-      </w:r>
-    </w:p>
-    <w:p>
-      <w:pPr>
-        <w:pStyle w:val="FirstParagraph"/>
-      </w:pPr>
-      <w:r>
-        <w:t xml:space="preserve">Before the first cell is scored:</w:t>
+        <w:t xml:space="preserve">The</w:t>
+      </w:r>
+      <w:r>
+        <w:t xml:space="preserve"> </w:t>
+      </w:r>
+      <w:r>
+        <w:rPr>
+          <w:b/>
+          <w:bCs/>
+        </w:rPr>
+        <w:t xml:space="preserve">anchor verifier</w:t>
+      </w:r>
+      <w:r>
+        <w:t xml:space="preserve"> </w:t>
+      </w:r>
+      <w:r>
+        <w:t xml:space="preserve">runs in CI and fails the build -- and you have watched it fail on purpose.</w:t>
       </w:r>
     </w:p>
     <w:p>
@@ -9781,20 +10155,20 @@
         </w:numPr>
       </w:pPr>
       <w:r>
-        <w:t xml:space="preserve">The standard's text is held locally, fetched from a</w:t>
-      </w:r>
-      <w:r>
-        <w:t xml:space="preserve"> </w:t>
-      </w:r>
-      <w:r>
-        <w:rPr>
-          <w:b/>
-          <w:bCs/>
-        </w:rPr>
-        <w:t xml:space="preserve">tagged release asset</w:t>
-      </w:r>
-      <w:r>
-        <w:t xml:space="preserve">, pinned by digest.</w:t>
+        <w:t xml:space="preserve">Cell</w:t>
+      </w:r>
+      <w:r>
+        <w:t xml:space="preserve"> </w:t>
+      </w:r>
+      <w:r>
+        <w:rPr>
+          <w:b/>
+          <w:bCs/>
+        </w:rPr>
+        <w:t xml:space="preserve">claims are atomic</w:t>
+      </w:r>
+      <w:r>
+        <w:t xml:space="preserve">, so two sessions cannot score the same cell.</w:t>
       </w:r>
     </w:p>
     <w:p>
@@ -9806,23 +10180,17 @@
         </w:numPr>
       </w:pPr>
       <w:r>
-        <w:t xml:space="preserve">The</w:t>
-      </w:r>
-      <w:r>
-        <w:t xml:space="preserve"> </w:t>
-      </w:r>
-      <w:r>
-        <w:rPr>
-          <w:b/>
-          <w:bCs/>
-        </w:rPr>
-        <w:t xml:space="preserve">verdict vocabulary</w:t>
-      </w:r>
-      <w:r>
-        <w:t xml:space="preserve"> </w:t>
-      </w:r>
-      <w:r>
-        <w:t xml:space="preserve">is published, with local extensions defined.</w:t>
+        <w:rPr>
+          <w:b/>
+          <w:bCs/>
+        </w:rPr>
+        <w:t xml:space="preserve">One integrator</w:t>
+      </w:r>
+      <w:r>
+        <w:t xml:space="preserve"> </w:t>
+      </w:r>
+      <w:r>
+        <w:t xml:space="preserve">owns every write to the record; workers emit structured verdict files.</w:t>
       </w:r>
     </w:p>
     <w:p>
@@ -9834,23 +10202,31 @@
         </w:numPr>
       </w:pPr>
       <w:r>
-        <w:t xml:space="preserve">The</w:t>
-      </w:r>
-      <w:r>
-        <w:t xml:space="preserve"> </w:t>
-      </w:r>
-      <w:r>
-        <w:rPr>
-          <w:b/>
-          <w:bCs/>
-        </w:rPr>
-        <w:t xml:space="preserve">ordered decision procedure</w:t>
-      </w:r>
-      <w:r>
-        <w:t xml:space="preserve"> </w:t>
-      </w:r>
-      <w:r>
-        <w:t xml:space="preserve">is written, first-match-wins.</w:t>
+        <w:t xml:space="preserve">A</w:t>
+      </w:r>
+      <w:r>
+        <w:t xml:space="preserve"> </w:t>
+      </w:r>
+      <w:r>
+        <w:rPr>
+          <w:b/>
+          <w:bCs/>
+        </w:rPr>
+        <w:t xml:space="preserve">collision detector</w:t>
+      </w:r>
+      <w:r>
+        <w:t xml:space="preserve"> </w:t>
+      </w:r>
+      <w:r>
+        <w:t xml:space="preserve">runs at integration over "which cells does each pending change touch".</w:t>
+      </w:r>
+    </w:p>
+    <w:p>
+      <w:pPr>
+        <w:pStyle w:val="FirstParagraph"/>
+      </w:pPr>
+      <w:r>
+        <w:t xml:space="preserve">Before anything is published:</w:t>
       </w:r>
     </w:p>
     <w:p>
@@ -9862,30 +10238,26 @@
         </w:numPr>
       </w:pPr>
       <w:r>
-        <w:rPr>
-          <w:b/>
-          <w:bCs/>
-        </w:rPr>
-        <w:t xml:space="preserve">Scope is declared positively</w:t>
-      </w:r>
-      <w:r>
-        <w:t xml:space="preserve">, and exactly</w:t>
-      </w:r>
-      <w:r>
-        <w:t xml:space="preserve"> </w:t>
-      </w:r>
-      <w:r>
-        <w:rPr>
-          <w:b/>
-          <w:bCs/>
-        </w:rPr>
-        <w:t xml:space="preserve">one posture</w:t>
-      </w:r>
-      <w:r>
-        <w:t xml:space="preserve"> </w:t>
-      </w:r>
-      <w:r>
-        <w:t xml:space="preserve">is described in prose.</w:t>
+        <w:t xml:space="preserve">Every count is</w:t>
+      </w:r>
+      <w:r>
+        <w:t xml:space="preserve"> </w:t>
+      </w:r>
+      <w:r>
+        <w:rPr>
+          <w:b/>
+          <w:bCs/>
+        </w:rPr>
+        <w:t xml:space="preserve">computed</w:t>
+      </w:r>
+      <w:r>
+        <w:t xml:space="preserve">, not typed -- and every figure can name its command, input tree and</w:t>
+      </w:r>
+      <w:r>
+        <w:t xml:space="preserve"> </w:t>
+      </w:r>
+      <w:r>
+        <w:t xml:space="preserve">exit code, not just a conclusion.</w:t>
       </w:r>
     </w:p>
     <w:p>
@@ -9897,59 +10269,23 @@
         </w:numPr>
       </w:pPr>
       <w:r>
-        <w:t xml:space="preserve">The</w:t>
-      </w:r>
-      <w:r>
-        <w:t xml:space="preserve"> </w:t>
-      </w:r>
-      <w:r>
-        <w:rPr>
-          <w:b/>
-          <w:bCs/>
-        </w:rPr>
-        <w:t xml:space="preserve">scorecard exists as data</w:t>
-      </w:r>
-      <w:r>
-        <w:t xml:space="preserve">, with</w:t>
-      </w:r>
-      <w:r>
-        <w:t xml:space="preserve"> </w:t>
-      </w:r>
-      <w:r>
-        <w:rPr>
-          <w:rStyle w:val="VerbatimChar"/>
-        </w:rPr>
-        <w:t xml:space="preserve">rule_fired</w:t>
-      </w:r>
-      <w:r>
-        <w:t xml:space="preserve">,</w:t>
-      </w:r>
-      <w:r>
-        <w:t xml:space="preserve"> </w:t>
-      </w:r>
-      <w:r>
-        <w:rPr>
-          <w:rStyle w:val="VerbatimChar"/>
-        </w:rPr>
-        <w:t xml:space="preserve">reviewed_by</w:t>
-      </w:r>
-      <w:r>
-        <w:t xml:space="preserve">,</w:t>
-      </w:r>
-      <w:r>
-        <w:t xml:space="preserve"> </w:t>
-      </w:r>
-      <w:r>
-        <w:rPr>
-          <w:rStyle w:val="VerbatimChar"/>
-        </w:rPr>
-        <w:t xml:space="preserve">reviewed_at</w:t>
-      </w:r>
-      <w:r>
-        <w:t xml:space="preserve"> </w:t>
-      </w:r>
-      <w:r>
-        <w:t xml:space="preserve">fields.</w:t>
+        <w:t xml:space="preserve">Derived numbers were</w:t>
+      </w:r>
+      <w:r>
+        <w:t xml:space="preserve"> </w:t>
+      </w:r>
+      <w:r>
+        <w:rPr>
+          <w:b/>
+          <w:bCs/>
+        </w:rPr>
+        <w:t xml:space="preserve">recomputed from source</w:t>
+      </w:r>
+      <w:r>
+        <w:t xml:space="preserve"> </w:t>
+      </w:r>
+      <w:r>
+        <w:t xml:space="preserve">by whoever wrote last, not delta-adjusted.</w:t>
       </w:r>
     </w:p>
     <w:p>
@@ -9961,23 +10297,20 @@
         </w:numPr>
       </w:pPr>
       <w:r>
-        <w:t xml:space="preserve">The</w:t>
-      </w:r>
-      <w:r>
-        <w:t xml:space="preserve"> </w:t>
-      </w:r>
-      <w:r>
-        <w:rPr>
-          <w:b/>
-          <w:bCs/>
-        </w:rPr>
-        <w:t xml:space="preserve">anchor verifier</w:t>
-      </w:r>
-      <w:r>
-        <w:t xml:space="preserve"> </w:t>
-      </w:r>
-      <w:r>
-        <w:t xml:space="preserve">runs in CI and fails the build -- and you have watched it fail on purpose.</w:t>
+        <w:t xml:space="preserve">Printed components are asserted to</w:t>
+      </w:r>
+      <w:r>
+        <w:t xml:space="preserve"> </w:t>
+      </w:r>
+      <w:r>
+        <w:rPr>
+          <w:b/>
+          <w:bCs/>
+        </w:rPr>
+        <w:t xml:space="preserve">sum to the printed total</w:t>
+      </w:r>
+      <w:r>
+        <w:t xml:space="preserve">.</w:t>
       </w:r>
     </w:p>
     <w:p>
@@ -9989,20 +10322,38 @@
         </w:numPr>
       </w:pPr>
       <w:r>
-        <w:t xml:space="preserve">Cell</w:t>
-      </w:r>
-      <w:r>
-        <w:t xml:space="preserve"> </w:t>
-      </w:r>
-      <w:r>
-        <w:rPr>
-          <w:b/>
-          <w:bCs/>
-        </w:rPr>
-        <w:t xml:space="preserve">claims are atomic</w:t>
-      </w:r>
-      <w:r>
-        <w:t xml:space="preserve">, so two sessions cannot score the same cell.</w:t>
+        <w:rPr>
+          <w:rStyle w:val="VerbatimChar"/>
+        </w:rPr>
+        <w:t xml:space="preserve">unverified</w:t>
+      </w:r>
+      <w:r>
+        <w:t xml:space="preserve"> </w:t>
+      </w:r>
+      <w:r>
+        <w:t xml:space="preserve">is</w:t>
+      </w:r>
+      <w:r>
+        <w:t xml:space="preserve"> </w:t>
+      </w:r>
+      <w:r>
+        <w:rPr>
+          <w:b/>
+          <w:bCs/>
+        </w:rPr>
+        <w:t xml:space="preserve">reported separately</w:t>
+      </w:r>
+      <w:r>
+        <w:t xml:space="preserve"> </w:t>
+      </w:r>
+      <w:r>
+        <w:t xml:space="preserve">and excluded from any pass total, and the renderer states</w:t>
+      </w:r>
+      <w:r>
+        <w:t xml:space="preserve"> </w:t>
+      </w:r>
+      <w:r>
+        <w:t xml:space="preserve">what the label means wherever it prints it.</w:t>
       </w:r>
     </w:p>
     <w:p>
@@ -10014,17 +10365,50 @@
         </w:numPr>
       </w:pPr>
       <w:r>
-        <w:rPr>
-          <w:b/>
-          <w:bCs/>
-        </w:rPr>
-        <w:t xml:space="preserve">One integrator</w:t>
-      </w:r>
-      <w:r>
-        <w:t xml:space="preserve"> </w:t>
-      </w:r>
-      <w:r>
-        <w:t xml:space="preserve">owns every write to the record; workers emit structured verdict files.</w:t>
+        <w:t xml:space="preserve">Every reviewer</w:t>
+      </w:r>
+      <w:r>
+        <w:t xml:space="preserve"> </w:t>
+      </w:r>
+      <w:r>
+        <w:rPr>
+          <w:b/>
+          <w:bCs/>
+        </w:rPr>
+        <w:t xml:space="preserve">executed</w:t>
+      </w:r>
+      <w:r>
+        <w:t xml:space="preserve"> </w:t>
+      </w:r>
+      <w:r>
+        <w:t xml:space="preserve">the citations rather than reading them, and reviewers had</w:t>
+      </w:r>
+      <w:r>
+        <w:t xml:space="preserve"> </w:t>
+      </w:r>
+      <w:r>
+        <w:rPr>
+          <w:b/>
+          <w:bCs/>
+        </w:rPr>
+        <w:t xml:space="preserve">distinct</w:t>
+      </w:r>
+      <w:r>
+        <w:rPr>
+          <w:b/>
+          <w:bCs/>
+        </w:rPr>
+        <w:t xml:space="preserve"> </w:t>
+      </w:r>
+      <w:r>
+        <w:rPr>
+          <w:b/>
+          <w:bCs/>
+        </w:rPr>
+        <w:t xml:space="preserve">lenses</w:t>
+      </w:r>
+      <w:r>
+        <w:t xml:space="preserve">.</w:t>
       </w:r>
     </w:p>
     <w:p>
@@ -10036,31 +10420,7 @@
         </w:numPr>
       </w:pPr>
       <w:r>
-        <w:t xml:space="preserve">A</w:t>
-      </w:r>
-      <w:r>
-        <w:t xml:space="preserve"> </w:t>
-      </w:r>
-      <w:r>
-        <w:rPr>
-          <w:b/>
-          <w:bCs/>
-        </w:rPr>
-        <w:t xml:space="preserve">collision detector</w:t>
-      </w:r>
-      <w:r>
-        <w:t xml:space="preserve"> </w:t>
-      </w:r>
-      <w:r>
-        <w:t xml:space="preserve">runs at integration over "which cells does each pending change touch".</w:t>
-      </w:r>
-    </w:p>
-    <w:p>
-      <w:pPr>
-        <w:pStyle w:val="FirstParagraph"/>
-      </w:pPr>
-      <w:r>
-        <w:t xml:space="preserve">Before anything is published:</w:t>
+        <w:t xml:space="preserve">Every absolute ("the only", "all", "never") was either proved or weakened to "at least".</w:t>
       </w:r>
     </w:p>
     <w:p>
@@ -10072,26 +10432,20 @@
         </w:numPr>
       </w:pPr>
       <w:r>
-        <w:t xml:space="preserve">Every count is</w:t>
-      </w:r>
-      <w:r>
-        <w:t xml:space="preserve"> </w:t>
-      </w:r>
-      <w:r>
-        <w:rPr>
-          <w:b/>
-          <w:bCs/>
-        </w:rPr>
-        <w:t xml:space="preserve">computed</w:t>
-      </w:r>
-      <w:r>
-        <w:t xml:space="preserve">, not typed -- and every figure can name its command, input tree and</w:t>
-      </w:r>
-      <w:r>
-        <w:t xml:space="preserve"> </w:t>
-      </w:r>
-      <w:r>
-        <w:t xml:space="preserve">exit code, not just a conclusion.</w:t>
+        <w:t xml:space="preserve">Impact sentences for undeployed software are in the</w:t>
+      </w:r>
+      <w:r>
+        <w:t xml:space="preserve"> </w:t>
+      </w:r>
+      <w:r>
+        <w:rPr>
+          <w:b/>
+          <w:bCs/>
+        </w:rPr>
+        <w:t xml:space="preserve">conditional tense</w:t>
+      </w:r>
+      <w:r>
+        <w:t xml:space="preserve">, with no score altered.</w:t>
       </w:r>
     </w:p>
     <w:p>
@@ -10103,23 +10457,20 @@
         </w:numPr>
       </w:pPr>
       <w:r>
-        <w:t xml:space="preserve">Derived numbers were</w:t>
-      </w:r>
-      <w:r>
-        <w:t xml:space="preserve"> </w:t>
-      </w:r>
-      <w:r>
-        <w:rPr>
-          <w:b/>
-          <w:bCs/>
-        </w:rPr>
-        <w:t xml:space="preserve">recomputed from source</w:t>
-      </w:r>
-      <w:r>
-        <w:t xml:space="preserve"> </w:t>
-      </w:r>
-      <w:r>
-        <w:t xml:space="preserve">by whoever wrote last, not delta-adjusted.</w:t>
+        <w:rPr>
+          <w:b/>
+          <w:bCs/>
+        </w:rPr>
+        <w:t xml:space="preserve">Every requirement is reported</w:t>
+      </w:r>
+      <w:r>
+        <w:t xml:space="preserve">, not exceptions only -- an exceptions-only report hides the</w:t>
+      </w:r>
+      <w:r>
+        <w:t xml:space="preserve"> </w:t>
+      </w:r>
+      <w:r>
+        <w:t xml:space="preserve">denominator, and a reader cannot distinguish a thorough assessment from a shallow one.</w:t>
       </w:r>
     </w:p>
     <w:p>
@@ -10131,17 +10482,33 @@
         </w:numPr>
       </w:pPr>
       <w:r>
-        <w:t xml:space="preserve">Printed components are asserted to</w:t>
-      </w:r>
-      <w:r>
-        <w:t xml:space="preserve"> </w:t>
-      </w:r>
-      <w:r>
-        <w:rPr>
-          <w:b/>
-          <w:bCs/>
-        </w:rPr>
-        <w:t xml:space="preserve">sum to the printed total</w:t>
+        <w:t xml:space="preserve">Every total carries the</w:t>
+      </w:r>
+      <w:r>
+        <w:t xml:space="preserve"> </w:t>
+      </w:r>
+      <w:r>
+        <w:rPr>
+          <w:b/>
+          <w:bCs/>
+        </w:rPr>
+        <w:t xml:space="preserve">pinned standard version</w:t>
+      </w:r>
+      <w:r>
+        <w:t xml:space="preserve"> </w:t>
+      </w:r>
+      <w:r>
+        <w:t xml:space="preserve">and the</w:t>
+      </w:r>
+      <w:r>
+        <w:t xml:space="preserve"> </w:t>
+      </w:r>
+      <w:r>
+        <w:rPr>
+          <w:b/>
+          <w:bCs/>
+        </w:rPr>
+        <w:t xml:space="preserve">drift-check result</w:t>
       </w:r>
       <w:r>
         <w:t xml:space="preserve">.</w:t>
@@ -10156,38 +10523,50 @@
         </w:numPr>
       </w:pPr>
       <w:r>
-        <w:rPr>
-          <w:rStyle w:val="VerbatimChar"/>
-        </w:rPr>
-        <w:t xml:space="preserve">unverified</w:t>
-      </w:r>
-      <w:r>
-        <w:t xml:space="preserve"> </w:t>
-      </w:r>
-      <w:r>
-        <w:t xml:space="preserve">is</w:t>
-      </w:r>
-      <w:r>
-        <w:t xml:space="preserve"> </w:t>
-      </w:r>
-      <w:r>
-        <w:rPr>
-          <w:b/>
-          <w:bCs/>
-        </w:rPr>
-        <w:t xml:space="preserve">reported separately</w:t>
-      </w:r>
-      <w:r>
-        <w:t xml:space="preserve"> </w:t>
-      </w:r>
-      <w:r>
-        <w:t xml:space="preserve">and excluded from any pass total, and the renderer states</w:t>
-      </w:r>
-      <w:r>
-        <w:t xml:space="preserve"> </w:t>
-      </w:r>
-      <w:r>
-        <w:t xml:space="preserve">what the label means wherever it prints it.</w:t>
+        <w:t xml:space="preserve">Any movement is reported</w:t>
+      </w:r>
+      <w:r>
+        <w:t xml:space="preserve"> </w:t>
+      </w:r>
+      <w:r>
+        <w:rPr>
+          <w:b/>
+          <w:bCs/>
+        </w:rPr>
+        <w:t xml:space="preserve">with its cause named</w:t>
+      </w:r>
+      <w:r>
+        <w:t xml:space="preserve"> </w:t>
+      </w:r>
+      <w:r>
+        <w:t xml:space="preserve">-- and if nothing moved, that is</w:t>
+      </w:r>
+      <w:r>
+        <w:t xml:space="preserve"> </w:t>
+      </w:r>
+      <w:r>
+        <w:rPr>
+          <w:b/>
+          <w:bCs/>
+        </w:rPr>
+        <w:t xml:space="preserve">stated as a</w:t>
+      </w:r>
+      <w:r>
+        <w:rPr>
+          <w:b/>
+          <w:bCs/>
+        </w:rPr>
+        <w:t xml:space="preserve"> </w:t>
+      </w:r>
+      <w:r>
+        <w:rPr>
+          <w:b/>
+          <w:bCs/>
+        </w:rPr>
+        <w:t xml:space="preserve">result</w:t>
+      </w:r>
+      <w:r>
+        <w:t xml:space="preserve">, with the reason.</w:t>
       </w:r>
     </w:p>
     <w:p>
@@ -10199,50 +10578,23 @@
         </w:numPr>
       </w:pPr>
       <w:r>
-        <w:t xml:space="preserve">Every reviewer</w:t>
-      </w:r>
-      <w:r>
-        <w:t xml:space="preserve"> </w:t>
-      </w:r>
-      <w:r>
-        <w:rPr>
-          <w:b/>
-          <w:bCs/>
-        </w:rPr>
-        <w:t xml:space="preserve">executed</w:t>
-      </w:r>
-      <w:r>
-        <w:t xml:space="preserve"> </w:t>
-      </w:r>
-      <w:r>
-        <w:t xml:space="preserve">the citations rather than reading them, and reviewers had</w:t>
-      </w:r>
-      <w:r>
-        <w:t xml:space="preserve"> </w:t>
-      </w:r>
-      <w:r>
-        <w:rPr>
-          <w:b/>
-          <w:bCs/>
-        </w:rPr>
-        <w:t xml:space="preserve">distinct</w:t>
-      </w:r>
-      <w:r>
-        <w:rPr>
-          <w:b/>
-          <w:bCs/>
-        </w:rPr>
-        <w:t xml:space="preserve"> </w:t>
-      </w:r>
-      <w:r>
-        <w:rPr>
-          <w:b/>
-          <w:bCs/>
-        </w:rPr>
-        <w:t xml:space="preserve">lenses</w:t>
-      </w:r>
-      <w:r>
-        <w:t xml:space="preserve">.</w:t>
+        <w:t xml:space="preserve">Any level claim either</w:t>
+      </w:r>
+      <w:r>
+        <w:t xml:space="preserve"> </w:t>
+      </w:r>
+      <w:r>
+        <w:rPr>
+          <w:b/>
+          <w:bCs/>
+        </w:rPr>
+        <w:t xml:space="preserve">enumerates the exclusions</w:t>
+      </w:r>
+      <w:r>
+        <w:t xml:space="preserve"> </w:t>
+      </w:r>
+      <w:r>
+        <w:t xml:space="preserve">or says something weaker than "verified".</w:t>
       </w:r>
     </w:p>
     <w:p>
@@ -10254,7 +10606,37 @@
         </w:numPr>
       </w:pPr>
       <w:r>
-        <w:t xml:space="preserve">Every absolute ("the only", "all", "never") was either proved or weakened to "at least".</w:t>
+        <w:t xml:space="preserve">The findings themselves are going</w:t>
+      </w:r>
+      <w:r>
+        <w:t xml:space="preserve"> </w:t>
+      </w:r>
+      <w:r>
+        <w:rPr>
+          <w:b/>
+          <w:bCs/>
+        </w:rPr>
+        <w:t xml:space="preserve">somewhere private</w:t>
+      </w:r>
+      <w:r>
+        <w:t xml:space="preserve">.</w:t>
+      </w:r>
+    </w:p>
+    <w:p>
+      <w:r>
+        <w:pict>
+          <v:rect style="width:0;height:1.5pt" o:hralign="center" o:hrstd="t" o:hr="t"/>
+        </w:pict>
+      </w:r>
+    </w:p>
+    <w:bookmarkEnd w:id="56"/>
+    <w:bookmarkStart w:id="59" w:name="see-also"/>
+    <w:p>
+      <w:pPr>
+        <w:pStyle w:val="Heading2"/>
+      </w:pPr>
+      <w:r>
+        <w:t xml:space="preserve">See also</w:t>
       </w:r>
     </w:p>
     <w:p>
@@ -10265,223 +10647,7 @@
           <w:numId w:val="1031"/>
         </w:numPr>
       </w:pPr>
-      <w:r>
-        <w:t xml:space="preserve">Impact sentences for undeployed software are in the</w:t>
-      </w:r>
-      <w:r>
-        <w:t xml:space="preserve"> </w:t>
-      </w:r>
-      <w:r>
-        <w:rPr>
-          <w:b/>
-          <w:bCs/>
-        </w:rPr>
-        <w:t xml:space="preserve">conditional tense</w:t>
-      </w:r>
-      <w:r>
-        <w:t xml:space="preserve">, with no score altered.</w:t>
-      </w:r>
-    </w:p>
-    <w:p>
-      <w:pPr>
-        <w:pStyle w:val="Compact"/>
-        <w:numPr>
-          <w:ilvl w:val="0"/>
-          <w:numId w:val="1032"/>
-        </w:numPr>
-      </w:pPr>
-      <w:r>
-        <w:rPr>
-          <w:b/>
-          <w:bCs/>
-        </w:rPr>
-        <w:t xml:space="preserve">Every requirement is reported</w:t>
-      </w:r>
-      <w:r>
-        <w:t xml:space="preserve">, not exceptions only -- an exceptions-only report hides the</w:t>
-      </w:r>
-      <w:r>
-        <w:t xml:space="preserve"> </w:t>
-      </w:r>
-      <w:r>
-        <w:t xml:space="preserve">denominator, and a reader cannot distinguish a thorough assessment from a shallow one.</w:t>
-      </w:r>
-    </w:p>
-    <w:p>
-      <w:pPr>
-        <w:pStyle w:val="Compact"/>
-        <w:numPr>
-          <w:ilvl w:val="0"/>
-          <w:numId w:val="1033"/>
-        </w:numPr>
-      </w:pPr>
-      <w:r>
-        <w:t xml:space="preserve">Every total carries the</w:t>
-      </w:r>
-      <w:r>
-        <w:t xml:space="preserve"> </w:t>
-      </w:r>
-      <w:r>
-        <w:rPr>
-          <w:b/>
-          <w:bCs/>
-        </w:rPr>
-        <w:t xml:space="preserve">pinned standard version</w:t>
-      </w:r>
-      <w:r>
-        <w:t xml:space="preserve"> </w:t>
-      </w:r>
-      <w:r>
-        <w:t xml:space="preserve">and the</w:t>
-      </w:r>
-      <w:r>
-        <w:t xml:space="preserve"> </w:t>
-      </w:r>
-      <w:r>
-        <w:rPr>
-          <w:b/>
-          <w:bCs/>
-        </w:rPr>
-        <w:t xml:space="preserve">drift-check result</w:t>
-      </w:r>
-      <w:r>
-        <w:t xml:space="preserve">.</w:t>
-      </w:r>
-    </w:p>
-    <w:p>
-      <w:pPr>
-        <w:pStyle w:val="Compact"/>
-        <w:numPr>
-          <w:ilvl w:val="0"/>
-          <w:numId w:val="1034"/>
-        </w:numPr>
-      </w:pPr>
-      <w:r>
-        <w:t xml:space="preserve">Any movement is reported</w:t>
-      </w:r>
-      <w:r>
-        <w:t xml:space="preserve"> </w:t>
-      </w:r>
-      <w:r>
-        <w:rPr>
-          <w:b/>
-          <w:bCs/>
-        </w:rPr>
-        <w:t xml:space="preserve">with its cause named</w:t>
-      </w:r>
-      <w:r>
-        <w:t xml:space="preserve"> </w:t>
-      </w:r>
-      <w:r>
-        <w:t xml:space="preserve">-- and if nothing moved, that is</w:t>
-      </w:r>
-      <w:r>
-        <w:t xml:space="preserve"> </w:t>
-      </w:r>
-      <w:r>
-        <w:rPr>
-          <w:b/>
-          <w:bCs/>
-        </w:rPr>
-        <w:t xml:space="preserve">stated as a</w:t>
-      </w:r>
-      <w:r>
-        <w:rPr>
-          <w:b/>
-          <w:bCs/>
-        </w:rPr>
-        <w:t xml:space="preserve"> </w:t>
-      </w:r>
-      <w:r>
-        <w:rPr>
-          <w:b/>
-          <w:bCs/>
-        </w:rPr>
-        <w:t xml:space="preserve">result</w:t>
-      </w:r>
-      <w:r>
-        <w:t xml:space="preserve">, with the reason.</w:t>
-      </w:r>
-    </w:p>
-    <w:p>
-      <w:pPr>
-        <w:pStyle w:val="Compact"/>
-        <w:numPr>
-          <w:ilvl w:val="0"/>
-          <w:numId w:val="1035"/>
-        </w:numPr>
-      </w:pPr>
-      <w:r>
-        <w:t xml:space="preserve">Any level claim either</w:t>
-      </w:r>
-      <w:r>
-        <w:t xml:space="preserve"> </w:t>
-      </w:r>
-      <w:r>
-        <w:rPr>
-          <w:b/>
-          <w:bCs/>
-        </w:rPr>
-        <w:t xml:space="preserve">enumerates the exclusions</w:t>
-      </w:r>
-      <w:r>
-        <w:t xml:space="preserve"> </w:t>
-      </w:r>
-      <w:r>
-        <w:t xml:space="preserve">or says something weaker than "verified".</w:t>
-      </w:r>
-    </w:p>
-    <w:p>
-      <w:pPr>
-        <w:pStyle w:val="Compact"/>
-        <w:numPr>
-          <w:ilvl w:val="0"/>
-          <w:numId w:val="1036"/>
-        </w:numPr>
-      </w:pPr>
-      <w:r>
-        <w:t xml:space="preserve">The findings themselves are going</w:t>
-      </w:r>
-      <w:r>
-        <w:t xml:space="preserve"> </w:t>
-      </w:r>
-      <w:r>
-        <w:rPr>
-          <w:b/>
-          <w:bCs/>
-        </w:rPr>
-        <w:t xml:space="preserve">somewhere private</w:t>
-      </w:r>
-      <w:r>
-        <w:t xml:space="preserve">.</w:t>
-      </w:r>
-    </w:p>
-    <w:p>
-      <w:r>
-        <w:pict>
-          <v:rect style="width:0;height:1.5pt" o:hralign="center" o:hrstd="t" o:hr="t"/>
-        </w:pict>
-      </w:r>
-    </w:p>
-    <w:bookmarkEnd w:id="54"/>
-    <w:bookmarkStart w:id="57" w:name="see-also"/>
-    <w:p>
-      <w:pPr>
-        <w:pStyle w:val="Heading2"/>
-      </w:pPr>
-      <w:r>
-        <w:t xml:space="preserve">See also</w:t>
-      </w:r>
-    </w:p>
-    <w:p>
-      <w:pPr>
-        <w:pStyle w:val="Compact"/>
-        <w:numPr>
-          <w:ilvl w:val="0"/>
-          <w:numId w:val="1037"/>
-        </w:numPr>
-      </w:pPr>
-      <w:hyperlink r:id="rId55">
+      <w:hyperlink r:id="rId57">
         <w:r>
           <w:rPr>
             <w:rStyle w:val="VerbatimChar"/>
@@ -10513,10 +10679,10 @@
         <w:pStyle w:val="Compact"/>
         <w:numPr>
           <w:ilvl w:val="0"/>
-          <w:numId w:val="1037"/>
+          <w:numId w:val="1031"/>
         </w:numPr>
       </w:pPr>
-      <w:hyperlink r:id="rId30">
+      <w:hyperlink r:id="rId31">
         <w:r>
           <w:rPr>
             <w:rStyle w:val="VerbatimChar"/>
@@ -10542,10 +10708,10 @@
         <w:pStyle w:val="Compact"/>
         <w:numPr>
           <w:ilvl w:val="0"/>
-          <w:numId w:val="1037"/>
+          <w:numId w:val="1031"/>
         </w:numPr>
       </w:pPr>
-      <w:hyperlink r:id="rId56">
+      <w:hyperlink r:id="rId58">
         <w:r>
           <w:rPr>
             <w:rStyle w:val="VerbatimChar"/>
@@ -10566,8 +10732,8 @@
         <w:t xml:space="preserve">sessions.</w:t>
       </w:r>
     </w:p>
-    <w:bookmarkEnd w:id="57"/>
-    <w:bookmarkEnd w:id="58"/>
+    <w:bookmarkEnd w:id="59"/>
+    <w:bookmarkEnd w:id="60"/>
     <w:sectPr>
       <w:footnotePr>
         <w:numRestart w:val="eachSect"/>
@@ -10982,7 +11148,34 @@
     <w:abstractNumId w:val="991"/>
   </w:num>
   <w:num w:numId="1004">
-    <w:abstractNumId w:val="991"/>
+    <w:abstractNumId w:val="99411"/>
+    <w:lvlOverride w:ilvl="0">
+      <w:startOverride w:val="1"/>
+    </w:lvlOverride>
+    <w:lvlOverride w:ilvl="1">
+      <w:startOverride w:val="1"/>
+    </w:lvlOverride>
+    <w:lvlOverride w:ilvl="2">
+      <w:startOverride w:val="1"/>
+    </w:lvlOverride>
+    <w:lvlOverride w:ilvl="3">
+      <w:startOverride w:val="1"/>
+    </w:lvlOverride>
+    <w:lvlOverride w:ilvl="4">
+      <w:startOverride w:val="1"/>
+    </w:lvlOverride>
+    <w:lvlOverride w:ilvl="5">
+      <w:startOverride w:val="1"/>
+    </w:lvlOverride>
+    <w:lvlOverride w:ilvl="6">
+      <w:startOverride w:val="1"/>
+    </w:lvlOverride>
+    <w:lvlOverride w:ilvl="7">
+      <w:startOverride w:val="1"/>
+    </w:lvlOverride>
+    <w:lvlOverride w:ilvl="8">
+      <w:startOverride w:val="1"/>
+    </w:lvlOverride>
   </w:num>
   <w:num w:numId="1005">
     <w:abstractNumId w:val="99411"/>
@@ -11015,15 +11208,6 @@
     </w:lvlOverride>
   </w:num>
   <w:num w:numId="1006">
-    <w:abstractNumId w:val="991"/>
-  </w:num>
-  <w:num w:numId="1007">
-    <w:abstractNumId w:val="991"/>
-  </w:num>
-  <w:num w:numId="1008">
-    <w:abstractNumId w:val="991"/>
-  </w:num>
-  <w:num w:numId="1009">
     <w:abstractNumId w:val="99411"/>
     <w:lvlOverride w:ilvl="0">
       <w:startOverride w:val="1"/>
@@ -11053,7 +11237,7 @@
       <w:startOverride w:val="1"/>
     </w:lvlOverride>
   </w:num>
-  <w:num w:numId="1010">
+  <w:num w:numId="1007">
     <w:abstractNumId w:val="99411"/>
     <w:lvlOverride w:ilvl="0">
       <w:startOverride w:val="1"/>
@@ -11083,7 +11267,7 @@
       <w:startOverride w:val="1"/>
     </w:lvlOverride>
   </w:num>
-  <w:num w:numId="1011">
+  <w:num w:numId="1008">
     <w:abstractNumId w:val="99411"/>
     <w:lvlOverride w:ilvl="0">
       <w:startOverride w:val="1"/>
@@ -11113,71 +11297,26 @@
       <w:startOverride w:val="1"/>
     </w:lvlOverride>
   </w:num>
+  <w:num w:numId="1009">
+    <w:abstractNumId w:val="991"/>
+  </w:num>
+  <w:num w:numId="1010">
+    <w:abstractNumId w:val="992"/>
+  </w:num>
+  <w:num w:numId="1011">
+    <w:abstractNumId w:val="992"/>
+  </w:num>
   <w:num w:numId="1012">
-    <w:abstractNumId w:val="99411"/>
-    <w:lvlOverride w:ilvl="0">
-      <w:startOverride w:val="1"/>
-    </w:lvlOverride>
-    <w:lvlOverride w:ilvl="1">
-      <w:startOverride w:val="1"/>
-    </w:lvlOverride>
-    <w:lvlOverride w:ilvl="2">
-      <w:startOverride w:val="1"/>
-    </w:lvlOverride>
-    <w:lvlOverride w:ilvl="3">
-      <w:startOverride w:val="1"/>
-    </w:lvlOverride>
-    <w:lvlOverride w:ilvl="4">
-      <w:startOverride w:val="1"/>
-    </w:lvlOverride>
-    <w:lvlOverride w:ilvl="5">
-      <w:startOverride w:val="1"/>
-    </w:lvlOverride>
-    <w:lvlOverride w:ilvl="6">
-      <w:startOverride w:val="1"/>
-    </w:lvlOverride>
-    <w:lvlOverride w:ilvl="7">
-      <w:startOverride w:val="1"/>
-    </w:lvlOverride>
-    <w:lvlOverride w:ilvl="8">
-      <w:startOverride w:val="1"/>
-    </w:lvlOverride>
+    <w:abstractNumId w:val="992"/>
   </w:num>
   <w:num w:numId="1013">
-    <w:abstractNumId w:val="991"/>
+    <w:abstractNumId w:val="992"/>
   </w:num>
   <w:num w:numId="1014">
-    <w:abstractNumId w:val="99411"/>
-    <w:lvlOverride w:ilvl="0">
-      <w:startOverride w:val="1"/>
-    </w:lvlOverride>
-    <w:lvlOverride w:ilvl="1">
-      <w:startOverride w:val="1"/>
-    </w:lvlOverride>
-    <w:lvlOverride w:ilvl="2">
-      <w:startOverride w:val="1"/>
-    </w:lvlOverride>
-    <w:lvlOverride w:ilvl="3">
-      <w:startOverride w:val="1"/>
-    </w:lvlOverride>
-    <w:lvlOverride w:ilvl="4">
-      <w:startOverride w:val="1"/>
-    </w:lvlOverride>
-    <w:lvlOverride w:ilvl="5">
-      <w:startOverride w:val="1"/>
-    </w:lvlOverride>
-    <w:lvlOverride w:ilvl="6">
-      <w:startOverride w:val="1"/>
-    </w:lvlOverride>
-    <w:lvlOverride w:ilvl="7">
-      <w:startOverride w:val="1"/>
-    </w:lvlOverride>
-    <w:lvlOverride w:ilvl="8">
-      <w:startOverride w:val="1"/>
-    </w:lvlOverride>
+    <w:abstractNumId w:val="992"/>
   </w:num>
   <w:num w:numId="1015">
-    <w:abstractNumId w:val="991"/>
+    <w:abstractNumId w:val="992"/>
   </w:num>
   <w:num w:numId="1016">
     <w:abstractNumId w:val="992"/>
@@ -11225,24 +11364,6 @@
     <w:abstractNumId w:val="992"/>
   </w:num>
   <w:num w:numId="1031">
-    <w:abstractNumId w:val="992"/>
-  </w:num>
-  <w:num w:numId="1032">
-    <w:abstractNumId w:val="992"/>
-  </w:num>
-  <w:num w:numId="1033">
-    <w:abstractNumId w:val="992"/>
-  </w:num>
-  <w:num w:numId="1034">
-    <w:abstractNumId w:val="992"/>
-  </w:num>
-  <w:num w:numId="1035">
-    <w:abstractNumId w:val="992"/>
-  </w:num>
-  <w:num w:numId="1036">
-    <w:abstractNumId w:val="992"/>
-  </w:num>
-  <w:num w:numId="1037">
     <w:abstractNumId w:val="991"/>
   </w:num>
 </w:numbering>

--- a/docs/standards/word/ASVS-ASSESSMENT.docx
+++ b/docs/standards/word/ASVS-ASSESSMENT.docx
@@ -28,7 +28,7 @@
         </w:p>
       </w:sdtContent>
     </w:sdt>
-    <w:bookmarkStart w:id="67" w:name="Xe02d19ffde59baee6133fde36c668f8a423bfbe"/>
+    <w:bookmarkStart w:id="73" w:name="Xe02d19ffde59baee6133fde36c668f8a423bfbe"/>
     <w:p>
       <w:pPr>
         <w:pStyle w:val="Heading1"/>
@@ -42,161 +42,110 @@
         <w:pStyle w:val="FirstParagraph"/>
       </w:pPr>
       <w:r>
-        <w:t xml:space="preserve">A method for assessing a codebase against OWASP ASVS 5.0 -- a standard with several hundred</w:t>
-      </w:r>
-      <w:r>
-        <w:t xml:space="preserve"> </w:t>
-      </w:r>
-      <w:r>
-        <w:t xml:space="preserve">individually verifiable requirements -- when most of the scoring is done by Claude Code sessions</w:t>
-      </w:r>
-      <w:r>
-        <w:t xml:space="preserve"> </w:t>
-      </w:r>
-      <w:r>
-        <w:t xml:space="preserve">rather than by one person reading code all week.</w:t>
-      </w:r>
-    </w:p>
-    <w:p>
-      <w:pPr>
-        <w:pStyle w:val="BodyText"/>
-      </w:pPr>
-      <w:r>
-        <w:rPr>
-          <w:b/>
-          <w:bCs/>
-        </w:rPr>
-        <w:t xml:space="preserve">This document contains no results, and that is deliberate.</w:t>
-      </w:r>
-      <w:r>
-        <w:t xml:space="preserve"> </w:t>
-      </w:r>
-      <w:r>
-        <w:t xml:space="preserve">An assessment's findings are a map of</w:t>
-      </w:r>
-      <w:r>
-        <w:t xml:space="preserve"> </w:t>
-      </w:r>
-      <w:r>
-        <w:t xml:space="preserve">where a system is weak: which control is off, which surface is uncovered, which item nobody has got</w:t>
-      </w:r>
-      <w:r>
-        <w:t xml:space="preserve"> </w:t>
-      </w:r>
-      <w:r>
-        <w:t xml:space="preserve">to yet. That map belongs in a private record with the people who can act on it, not in a public</w:t>
-      </w:r>
-      <w:r>
-        <w:t xml:space="preserve"> </w:t>
-      </w:r>
-      <w:r>
-        <w:t xml:space="preserve">repository.</w:t>
-      </w:r>
-    </w:p>
-    <w:p>
-      <w:pPr>
-        <w:pStyle w:val="BodyText"/>
-      </w:pPr>
-      <w:r>
-        <w:t xml:space="preserve">So nothing below states a verdict, a count, a percentage, or a level attainment for any codebase.</w:t>
-      </w:r>
-      <w:r>
-        <w:t xml:space="preserve"> </w:t>
-      </w:r>
-      <w:r>
-        <w:t xml:space="preserve">What is here is the part that transfers: the procedure, the vocabulary, the traps, and the review</w:t>
-      </w:r>
-      <w:r>
-        <w:t xml:space="preserve"> </w:t>
-      </w:r>
-      <w:r>
-        <w:t xml:space="preserve">pass. To find out where a system stands, run the assessment against that system -- do not read</w:t>
-      </w:r>
-      <w:r>
-        <w:t xml:space="preserve"> </w:t>
-      </w:r>
-      <w:r>
-        <w:t xml:space="preserve">someone's published summary of theirs.</w:t>
-      </w:r>
-    </w:p>
-    <w:p>
-      <w:pPr>
-        <w:pStyle w:val="BodyText"/>
-      </w:pPr>
-      <w:r>
-        <w:t xml:space="preserve">That separation is itself one of the lessons. Publishing the method invites scrutiny of the</w:t>
-      </w:r>
-      <w:r>
-        <w:t xml:space="preserve"> </w:t>
-      </w:r>
-      <w:r>
-        <w:t xml:space="preserve">reasoning. Publishing the register invites something else.</w:t>
-      </w:r>
-    </w:p>
-    <w:p>
-      <w:pPr>
-        <w:pStyle w:val="BodyText"/>
-      </w:pPr>
-      <w:r>
-        <w:rPr>
-          <w:b/>
-          <w:bCs/>
-        </w:rPr>
-        <w:t xml:space="preserve">Two independent sources.</w:t>
-      </w:r>
-      <w:r>
-        <w:t xml:space="preserve"> </w:t>
-      </w:r>
-      <w:r>
-        <w:t xml:space="preserve">This was first written from published method documents, then corrected</w:t>
-      </w:r>
-      <w:r>
-        <w:t xml:space="preserve"> </w:t>
-      </w:r>
-      <w:r>
-        <w:t xml:space="preserve">and deepened against a first-hand practitioner account. That account came from a session that ran an</w:t>
-      </w:r>
-      <w:r>
-        <w:t xml:space="preserve"> </w:t>
-      </w:r>
-      <w:r>
-        <w:t xml:space="preserve">assessment end to end and was asked afterwards for method only. Where the two disagreed, the</w:t>
-      </w:r>
-      <w:r>
-        <w:t xml:space="preserve"> </w:t>
-      </w:r>
-      <w:r>
-        <w:t xml:space="preserve">first-hand account won.</w:t>
-      </w:r>
-    </w:p>
-    <w:p>
-      <w:pPr>
-        <w:pStyle w:val="BodyText"/>
-      </w:pPr>
-      <w:r>
-        <w:rPr>
-          <w:b/>
-          <w:bCs/>
-        </w:rPr>
-        <w:t xml:space="preserve">Its organizing insight, stated up front:</w:t>
-      </w:r>
-      <w:r>
-        <w:t xml:space="preserve"> </w:t>
-      </w:r>
-      <w:r>
-        <w:t xml:space="preserve">the recurring failure is an instrument answering a</w:t>
-      </w:r>
-      <w:r>
-        <w:t xml:space="preserve"> </w:t>
-      </w:r>
-      <w:r>
-        <w:t xml:space="preserve">narrower question than the one asked, and looking clean while doing it. Most of the traps below are</w:t>
-      </w:r>
-      <w:r>
-        <w:t xml:space="preserve"> </w:t>
-      </w:r>
-      <w:r>
-        <w:t xml:space="preserve">instances of it.</w:t>
+        <w:rPr>
+          <w:b/>
+          <w:bCs/>
+        </w:rPr>
+        <w:t xml:space="preserve">How to assess a codebase against OWASP ASVS 5.0 -- several hundred individually verifiable</w:t>
+      </w:r>
+      <w:r>
+        <w:rPr>
+          <w:b/>
+          <w:bCs/>
+        </w:rPr>
+        <w:t xml:space="preserve"> </w:t>
+      </w:r>
+      <w:r>
+        <w:rPr>
+          <w:b/>
+          <w:bCs/>
+        </w:rPr>
+        <w:t xml:space="preserve">requirements -- when most of the scoring is done by Claude Code sessions rather than by one person</w:t>
+      </w:r>
+      <w:r>
+        <w:rPr>
+          <w:b/>
+          <w:bCs/>
+        </w:rPr>
+        <w:t xml:space="preserve"> </w:t>
+      </w:r>
+      <w:r>
+        <w:rPr>
+          <w:b/>
+          <w:bCs/>
+        </w:rPr>
+        <w:t xml:space="preserve">reading code all week. The hard part is not the volume. It is that an agent which did no work</w:t>
+      </w:r>
+      <w:r>
+        <w:rPr>
+          <w:b/>
+          <w:bCs/>
+        </w:rPr>
+        <w:t xml:space="preserve"> </w:t>
+      </w:r>
+      <w:r>
+        <w:rPr>
+          <w:b/>
+          <w:bCs/>
+        </w:rPr>
+        <w:t xml:space="preserve">produces an answer indistinguishable from one that did.</w:t>
+      </w:r>
+    </w:p>
+    <w:p>
+      <w:pPr>
+        <w:pStyle w:val="BlockText"/>
+      </w:pPr>
+      <w:r>
+        <w:rPr>
+          <w:b/>
+          <w:bCs/>
+        </w:rPr>
+        <w:t xml:space="preserve">Take a copy:</w:t>
+      </w:r>
+      <w:r>
+        <w:t xml:space="preserve"> </w:t>
+      </w:r>
+      <w:hyperlink r:id="rId9">
+        <w:r>
+          <w:rPr>
+            <w:rStyle w:val="Hyperlink"/>
+          </w:rPr>
+          <w:t xml:space="preserve">markdown</w:t>
+        </w:r>
+      </w:hyperlink>
+      <w:r>
+        <w:t xml:space="preserve"> </w:t>
+      </w:r>
+      <w:r>
+        <w:t xml:space="preserve">or</w:t>
+      </w:r>
+      <w:r>
+        <w:t xml:space="preserve"> </w:t>
+      </w:r>
+      <w:hyperlink r:id="rId10">
+        <w:r>
+          <w:rPr>
+            <w:rStyle w:val="Hyperlink"/>
+          </w:rPr>
+          <w:t xml:space="preserve">Word document</w:t>
+        </w:r>
+      </w:hyperlink>
+      <w:r>
+        <w:t xml:space="preserve">.</w:t>
+      </w:r>
+      <w:r>
+        <w:t xml:space="preserve"> </w:t>
+      </w:r>
+      <w:hyperlink r:id="rId11">
+        <w:r>
+          <w:rPr>
+            <w:rStyle w:val="Hyperlink"/>
+          </w:rPr>
+          <w:t xml:space="preserve">Every file, both formats</w:t>
+        </w:r>
+      </w:hyperlink>
+      <w:r>
+        <w:t xml:space="preserve">.</w:t>
       </w:r>
     </w:p>
     <w:p>
@@ -206,12 +155,1250 @@
         </w:pict>
       </w:r>
     </w:p>
-    <w:bookmarkStart w:id="11" w:name="what-asvs-is-before-any-of-the-rest"/>
+    <w:bookmarkStart w:id="12" w:name="in-short"/>
     <w:p>
       <w:pPr>
         <w:pStyle w:val="Heading2"/>
       </w:pPr>
       <w:r>
+        <w:t xml:space="preserve">In short</w:t>
+      </w:r>
+    </w:p>
+    <w:p>
+      <w:pPr>
+        <w:pStyle w:val="FirstParagraph"/>
+      </w:pPr>
+      <w:r>
+        <w:rPr>
+          <w:b/>
+          <w:bCs/>
+        </w:rPr>
+        <w:t xml:space="preserve">An agent will produce confident, on-topic, well-structured reasoning about a security requirement</w:t>
+      </w:r>
+      <w:r>
+        <w:rPr>
+          <w:b/>
+          <w:bCs/>
+        </w:rPr>
+        <w:t xml:space="preserve"> </w:t>
+      </w:r>
+      <w:r>
+        <w:rPr>
+          <w:b/>
+          <w:bCs/>
+        </w:rPr>
+        <w:t xml:space="preserve">whether or not it read the requirement, whether or not the file it cites supports the claim, and</w:t>
+      </w:r>
+      <w:r>
+        <w:rPr>
+          <w:b/>
+          <w:bCs/>
+        </w:rPr>
+        <w:t xml:space="preserve"> </w:t>
+      </w:r>
+      <w:r>
+        <w:rPr>
+          <w:b/>
+          <w:bCs/>
+        </w:rPr>
+        <w:t xml:space="preserve">whether or not the search it ran could have returned anything.</w:t>
+      </w:r>
+      <w:r>
+        <w:t xml:space="preserve"> </w:t>
+      </w:r>
+      <w:r>
+        <w:t xml:space="preserve">Fluency is not the failure mode</w:t>
+      </w:r>
+      <w:r>
+        <w:t xml:space="preserve"> </w:t>
+      </w:r>
+      <w:r>
+        <w:t xml:space="preserve">most review processes are built to catch. A person who has not done the work usually looks like</w:t>
+      </w:r>
+      <w:r>
+        <w:t xml:space="preserve"> </w:t>
+      </w:r>
+      <w:r>
+        <w:t xml:space="preserve">someone who has not done the work; an agent that has not done the work looks exactly like one that</w:t>
+      </w:r>
+      <w:r>
+        <w:t xml:space="preserve"> </w:t>
+      </w:r>
+      <w:r>
+        <w:t xml:space="preserve">has.</w:t>
+      </w:r>
+    </w:p>
+    <w:p>
+      <w:pPr>
+        <w:pStyle w:val="BodyText"/>
+      </w:pPr>
+      <w:r>
+        <w:t xml:space="preserve">Underneath almost every trap in this document is one recurring shape:</w:t>
+      </w:r>
+      <w:r>
+        <w:t xml:space="preserve"> </w:t>
+      </w:r>
+      <w:r>
+        <w:rPr>
+          <w:b/>
+          <w:bCs/>
+        </w:rPr>
+        <w:t xml:space="preserve">an instrument answering a</w:t>
+      </w:r>
+      <w:r>
+        <w:rPr>
+          <w:b/>
+          <w:bCs/>
+        </w:rPr>
+        <w:t xml:space="preserve"> </w:t>
+      </w:r>
+      <w:r>
+        <w:rPr>
+          <w:b/>
+          <w:bCs/>
+        </w:rPr>
+        <w:t xml:space="preserve">narrower question than the one asked, and looking clean while doing it.</w:t>
+      </w:r>
+      <w:r>
+        <w:t xml:space="preserve"> </w:t>
+      </w:r>
+      <w:r>
+        <w:t xml:space="preserve">A condensed requirement, a</w:t>
+      </w:r>
+      <w:r>
+        <w:t xml:space="preserve"> </w:t>
+      </w:r>
+      <w:r>
+        <w:t xml:space="preserve">neighbouring requirement, a search that could not have matched, a control that ships switched off --</w:t>
+      </w:r>
+      <w:r>
+        <w:t xml:space="preserve"> </w:t>
+      </w:r>
+      <w:r>
+        <w:t xml:space="preserve">each produces a verdict that is internally consistent, well argued, and answering the wrong</w:t>
+      </w:r>
+      <w:r>
+        <w:t xml:space="preserve"> </w:t>
+      </w:r>
+      <w:r>
+        <w:t xml:space="preserve">question. Nothing in the output signals it.</w:t>
+      </w:r>
+    </w:p>
+    <w:p>
+      <w:pPr>
+        <w:pStyle w:val="BodyText"/>
+      </w:pPr>
+      <w:r>
+        <w:t xml:space="preserve">So what follows is not a scoring rubric. It is a set of forcing functions that make the difference</w:t>
+      </w:r>
+      <w:r>
+        <w:t xml:space="preserve"> </w:t>
+      </w:r>
+      <w:r>
+        <w:t xml:space="preserve">between a real verdict and a fluent one mechanically visible. The order matters, because each step</w:t>
+      </w:r>
+      <w:r>
+        <w:t xml:space="preserve"> </w:t>
+      </w:r>
+      <w:r>
+        <w:t xml:space="preserve">is worth little without the one above it:</w:t>
+      </w:r>
+    </w:p>
+    <w:p>
+      <w:pPr>
+        <w:pStyle w:val="Compact"/>
+        <w:numPr>
+          <w:ilvl w:val="0"/>
+          <w:numId w:val="1001"/>
+        </w:numPr>
+      </w:pPr>
+      <w:r>
+        <w:rPr>
+          <w:b/>
+          <w:bCs/>
+        </w:rPr>
+        <w:t xml:space="preserve">Build the corpus first.</w:t>
+      </w:r>
+      <w:r>
+        <w:t xml:space="preserve"> </w:t>
+      </w:r>
+      <w:r>
+        <w:t xml:space="preserve">Hold the standard's own text locally, pinned to a version. Score</w:t>
+      </w:r>
+      <w:r>
+        <w:t xml:space="preserve"> </w:t>
+      </w:r>
+      <w:r>
+        <w:t xml:space="preserve">against a summary instead and every verdict quietly answers a narrower question than the standard</w:t>
+      </w:r>
+      <w:r>
+        <w:t xml:space="preserve"> </w:t>
+      </w:r>
+      <w:r>
+        <w:t xml:space="preserve">asked.</w:t>
+      </w:r>
+    </w:p>
+    <w:p>
+      <w:pPr>
+        <w:pStyle w:val="Compact"/>
+        <w:numPr>
+          <w:ilvl w:val="0"/>
+          <w:numId w:val="1001"/>
+        </w:numPr>
+      </w:pPr>
+      <w:r>
+        <w:rPr>
+          <w:b/>
+          <w:bCs/>
+        </w:rPr>
+        <w:t xml:space="preserve">Fix the verdict vocabulary</w:t>
+      </w:r>
+      <w:r>
+        <w:t xml:space="preserve"> </w:t>
+      </w:r>
+      <w:r>
+        <w:t xml:space="preserve">before a single cell is scored. The standard supplies none, so two</w:t>
+      </w:r>
+      <w:r>
+        <w:t xml:space="preserve"> </w:t>
+      </w:r>
+      <w:r>
+        <w:t xml:space="preserve">sessions will each invent a reasonable one and produce verdicts nobody can reconcile afterwards.</w:t>
+      </w:r>
+    </w:p>
+    <w:p>
+      <w:pPr>
+        <w:pStyle w:val="Compact"/>
+        <w:numPr>
+          <w:ilvl w:val="0"/>
+          <w:numId w:val="1001"/>
+        </w:numPr>
+      </w:pPr>
+      <w:r>
+        <w:rPr>
+          <w:b/>
+          <w:bCs/>
+        </w:rPr>
+        <w:t xml:space="preserve">Declare scope positively</w:t>
+      </w:r>
+      <w:r>
+        <w:t xml:space="preserve">, and argue every exclusion rather than assuming it. Scoping a</w:t>
+      </w:r>
+      <w:r>
+        <w:t xml:space="preserve"> </w:t>
+      </w:r>
+      <w:r>
+        <w:t xml:space="preserve">requirement out does not buy you the level.</w:t>
+      </w:r>
+    </w:p>
+    <w:p>
+      <w:pPr>
+        <w:pStyle w:val="Compact"/>
+        <w:numPr>
+          <w:ilvl w:val="0"/>
+          <w:numId w:val="1001"/>
+        </w:numPr>
+      </w:pPr>
+      <w:r>
+        <w:rPr>
+          <w:b/>
+          <w:bCs/>
+        </w:rPr>
+        <w:t xml:space="preserve">Partition on both axes.</w:t>
+      </w:r>
+      <w:r>
+        <w:t xml:space="preserve"> </w:t>
+      </w:r>
+      <w:r>
+        <w:t xml:space="preserve">The collision that actually costs you is not two agents editing the</w:t>
+      </w:r>
+      <w:r>
+        <w:t xml:space="preserve"> </w:t>
+      </w:r>
+      <w:r>
+        <w:t xml:space="preserve">same row; it is two agents applying different unwritten rules and neither recording which.</w:t>
+      </w:r>
+    </w:p>
+    <w:p>
+      <w:pPr>
+        <w:pStyle w:val="Compact"/>
+        <w:numPr>
+          <w:ilvl w:val="0"/>
+          <w:numId w:val="1001"/>
+        </w:numPr>
+      </w:pPr>
+      <w:r>
+        <w:rPr>
+          <w:b/>
+          <w:bCs/>
+        </w:rPr>
+        <w:t xml:space="preserve">Run the review pass.</w:t>
+      </w:r>
+      <w:r>
+        <w:t xml:space="preserve"> </w:t>
+      </w:r>
+      <w:r>
+        <w:t xml:space="preserve">This is where most of the wrong answers are actually caught, and it is</w:t>
+      </w:r>
+      <w:r>
+        <w:t xml:space="preserve"> </w:t>
+      </w:r>
+      <w:r>
+        <w:t xml:space="preserve">the step that gets cut when the schedule slips.</w:t>
+      </w:r>
+    </w:p>
+    <w:p>
+      <w:pPr>
+        <w:pStyle w:val="FirstParagraph"/>
+      </w:pPr>
+      <w:r>
+        <w:t xml:space="preserve">If you take one rule from this page:</w:t>
+      </w:r>
+      <w:r>
+        <w:t xml:space="preserve"> </w:t>
+      </w:r>
+      <w:r>
+        <w:rPr>
+          <w:b/>
+          <w:bCs/>
+        </w:rPr>
+        <w:t xml:space="preserve">a verdict that does not quote the requirement's own words has</w:t>
+      </w:r>
+      <w:r>
+        <w:rPr>
+          <w:b/>
+          <w:bCs/>
+        </w:rPr>
+        <w:t xml:space="preserve"> </w:t>
+      </w:r>
+      <w:r>
+        <w:rPr>
+          <w:b/>
+          <w:bCs/>
+        </w:rPr>
+        <w:t xml:space="preserve">not been assessed</w:t>
+      </w:r>
+      <w:r>
+        <w:t xml:space="preserve">, however well it reads.</w:t>
+      </w:r>
+    </w:p>
+    <w:bookmarkEnd w:id="12"/>
+    <w:bookmarkStart w:id="14" w:name="what-you-get"/>
+    <w:p>
+      <w:pPr>
+        <w:pStyle w:val="Heading2"/>
+      </w:pPr>
+      <w:r>
+        <w:t xml:space="preserve">What you get</w:t>
+      </w:r>
+    </w:p>
+    <w:p>
+      <w:pPr>
+        <w:pStyle w:val="Compact"/>
+        <w:numPr>
+          <w:ilvl w:val="0"/>
+          <w:numId w:val="1002"/>
+        </w:numPr>
+      </w:pPr>
+      <w:r>
+        <w:rPr>
+          <w:b/>
+          <w:bCs/>
+        </w:rPr>
+        <w:t xml:space="preserve">A verdict vocabulary that cannot be misread</w:t>
+      </w:r>
+      <w:r>
+        <w:t xml:space="preserve"> </w:t>
+      </w:r>
+      <w:r>
+        <w:t xml:space="preserve">-- six grades, each marked standard-native or</w:t>
+      </w:r>
+      <w:r>
+        <w:t xml:space="preserve"> </w:t>
+      </w:r>
+      <w:r>
+        <w:t xml:space="preserve">local extension, each with the written definition that stops two sessions meaning different things</w:t>
+      </w:r>
+      <w:r>
+        <w:t xml:space="preserve"> </w:t>
+      </w:r>
+      <w:r>
+        <w:t xml:space="preserve">by the same word. Including</w:t>
+      </w:r>
+      <w:r>
+        <w:t xml:space="preserve"> </w:t>
+      </w:r>
+      <w:r>
+        <w:rPr>
+          <w:rStyle w:val="VerbatimChar"/>
+        </w:rPr>
+        <w:t xml:space="preserve">unverified</w:t>
+      </w:r>
+      <w:r>
+        <w:t xml:space="preserve">, which exists so that inherited verdicts cannot pass</w:t>
+      </w:r>
+      <w:r>
+        <w:t xml:space="preserve"> </w:t>
+      </w:r>
+      <w:r>
+        <w:t xml:space="preserve">themselves off as fresh ones.</w:t>
+      </w:r>
+    </w:p>
+    <w:p>
+      <w:pPr>
+        <w:pStyle w:val="Compact"/>
+        <w:numPr>
+          <w:ilvl w:val="0"/>
+          <w:numId w:val="1002"/>
+        </w:numPr>
+      </w:pPr>
+      <w:r>
+        <w:rPr>
+          <w:b/>
+          <w:bCs/>
+        </w:rPr>
+        <w:t xml:space="preserve">A record shape that does not drift.</w:t>
+      </w:r>
+      <w:r>
+        <w:t xml:space="preserve"> </w:t>
+      </w:r>
+      <w:r>
+        <w:t xml:space="preserve">Exactly one computed scorecard is the authority, and no</w:t>
+      </w:r>
+      <w:r>
+        <w:t xml:space="preserve"> </w:t>
+      </w:r>
+      <w:r>
+        <w:t xml:space="preserve">prose document states a count -- because a typed number is a second source of truth from the</w:t>
+      </w:r>
+      <w:r>
+        <w:t xml:space="preserve"> </w:t>
+      </w:r>
+      <w:r>
+        <w:t xml:space="preserve">moment it is typed.</w:t>
+      </w:r>
+    </w:p>
+    <w:p>
+      <w:pPr>
+        <w:pStyle w:val="Compact"/>
+        <w:numPr>
+          <w:ilvl w:val="0"/>
+          <w:numId w:val="1002"/>
+        </w:numPr>
+      </w:pPr>
+      <w:r>
+        <w:rPr>
+          <w:b/>
+          <w:bCs/>
+        </w:rPr>
+        <w:t xml:space="preserve">The partitioning that survived real concurrency.</w:t>
+      </w:r>
+      <w:r>
+        <w:t xml:space="preserve"> </w:t>
+      </w:r>
+      <w:r>
+        <w:t xml:space="preserve">One integrator owns every write; workers read</w:t>
+      </w:r>
+      <w:r>
+        <w:t xml:space="preserve"> </w:t>
+      </w:r>
+      <w:r>
+        <w:t xml:space="preserve">the record and emit structured verdict files but never edit it; claims are taken by an atomic</w:t>
+      </w:r>
+      <w:r>
+        <w:t xml:space="preserve"> </w:t>
+      </w:r>
+      <w:r>
+        <w:t xml:space="preserve">filesystem operation rather than by convention, and they do not expire.</w:t>
+      </w:r>
+    </w:p>
+    <w:p>
+      <w:pPr>
+        <w:pStyle w:val="Compact"/>
+        <w:numPr>
+          <w:ilvl w:val="0"/>
+          <w:numId w:val="1002"/>
+        </w:numPr>
+      </w:pPr>
+      <w:r>
+        <w:rPr>
+          <w:b/>
+          <w:bCs/>
+        </w:rPr>
+        <w:t xml:space="preserve">The recurring agent failure modes in one table</w:t>
+      </w:r>
+      <w:r>
+        <w:t xml:space="preserve">, ordered by cost, each paired with the forcing</w:t>
+      </w:r>
+      <w:r>
+        <w:t xml:space="preserve"> </w:t>
+      </w:r>
+      <w:r>
+        <w:t xml:space="preserve">function that neutralizes it -- the completeness claim, the control that does nothing but is</w:t>
+      </w:r>
+      <w:r>
+        <w:t xml:space="preserve"> </w:t>
+      </w:r>
+      <w:r>
+        <w:t xml:space="preserve">certified into the record, the citation whose surrounding code now means the opposite.</w:t>
+      </w:r>
+    </w:p>
+    <w:p>
+      <w:pPr>
+        <w:pStyle w:val="Compact"/>
+        <w:numPr>
+          <w:ilvl w:val="0"/>
+          <w:numId w:val="1002"/>
+        </w:numPr>
+      </w:pPr>
+      <w:r>
+        <w:rPr>
+          <w:b/>
+          <w:bCs/>
+        </w:rPr>
+        <w:t xml:space="preserve">A review pass with three lenses that pull apart cleanly</w:t>
+      </w:r>
+      <w:r>
+        <w:t xml:space="preserve">, and the measured caveat that</w:t>
+      </w:r>
+      <w:r>
+        <w:t xml:space="preserve"> </w:t>
+      </w:r>
+      <w:r>
+        <w:t xml:space="preserve">reviewers given the same instruction converge on the same defects and leave the rest untouched, no</w:t>
+      </w:r>
+      <w:r>
+        <w:t xml:space="preserve"> </w:t>
+      </w:r>
+      <w:r>
+        <w:t xml:space="preserve">matter how many of them you add.</w:t>
+      </w:r>
+    </w:p>
+    <w:p>
+      <w:pPr>
+        <w:pStyle w:val="Compact"/>
+        <w:numPr>
+          <w:ilvl w:val="0"/>
+          <w:numId w:val="1002"/>
+        </w:numPr>
+      </w:pPr>
+      <w:r>
+        <w:rPr>
+          <w:b/>
+          <w:bCs/>
+        </w:rPr>
+        <w:t xml:space="preserve">A closing checklist</w:t>
+      </w:r>
+      <w:r>
+        <w:t xml:space="preserve"> </w:t>
+      </w:r>
+      <w:r>
+        <w:t xml:space="preserve">to run against a finished assessment before anyone signs it.</w:t>
+      </w:r>
+    </w:p>
+    <w:bookmarkStart w:id="13" w:name="what-one-scored-cell-looks-like"/>
+    <w:p>
+      <w:pPr>
+        <w:pStyle w:val="Heading3"/>
+      </w:pPr>
+      <w:r>
+        <w:t xml:space="preserve">What one scored cell looks like</w:t>
+      </w:r>
+    </w:p>
+    <w:p>
+      <w:pPr>
+        <w:pStyle w:val="FirstParagraph"/>
+      </w:pPr>
+      <w:r>
+        <w:t xml:space="preserve">Everything above is a claim about record-keeping, so here is the shape itself. This is an</w:t>
+      </w:r>
+      <w:r>
+        <w:t xml:space="preserve"> </w:t>
+      </w:r>
+      <w:r>
+        <w:t xml:space="preserve">illustrative skeleton, not a result -- every value is a placeholder:</w:t>
+      </w:r>
+    </w:p>
+    <w:p>
+      <w:pPr>
+        <w:pStyle w:val="SourceCode"/>
+      </w:pPr>
+      <w:r>
+        <w:rPr>
+          <w:rStyle w:val="KeywordTok"/>
+        </w:rPr>
+        <w:t xml:space="preserve">[cell."</w:t>
+      </w:r>
+      <w:r>
+        <w:rPr>
+          <w:rStyle w:val="DataTypeTok"/>
+        </w:rPr>
+        <w:t xml:space="preserve">&lt;chapter&gt;.&lt;section&gt;.&lt;requirement&gt;"</w:t>
+      </w:r>
+      <w:r>
+        <w:rPr>
+          <w:rStyle w:val="KeywordTok"/>
+        </w:rPr>
+        <w:t xml:space="preserve">]</w:t>
+      </w:r>
+      <w:r>
+        <w:br/>
+      </w:r>
+      <w:r>
+        <w:rPr>
+          <w:rStyle w:val="DataTypeTok"/>
+        </w:rPr>
+        <w:t xml:space="preserve">verdict</w:t>
+      </w:r>
+      <w:r>
+        <w:rPr>
+          <w:rStyle w:val="NormalTok"/>
+        </w:rPr>
+        <w:t xml:space="preserve">   </w:t>
+      </w:r>
+      <w:r>
+        <w:rPr>
+          <w:rStyle w:val="OperatorTok"/>
+        </w:rPr>
+        <w:t xml:space="preserve">=</w:t>
+      </w:r>
+      <w:r>
+        <w:rPr>
+          <w:rStyle w:val="NormalTok"/>
+        </w:rPr>
+        <w:t xml:space="preserve"> </w:t>
+      </w:r>
+      <w:r>
+        <w:rPr>
+          <w:rStyle w:val="StringTok"/>
+        </w:rPr>
+        <w:t xml:space="preserve">"partial"</w:t>
+      </w:r>
+      <w:r>
+        <w:rPr>
+          <w:rStyle w:val="NormalTok"/>
+        </w:rPr>
+        <w:t xml:space="preserve">   </w:t>
+      </w:r>
+      <w:r>
+        <w:rPr>
+          <w:rStyle w:val="CommentTok"/>
+        </w:rPr>
+        <w:t xml:space="preserve"># local extension; defined in the vocabulary table</w:t>
+      </w:r>
+      <w:r>
+        <w:br/>
+      </w:r>
+      <w:r>
+        <w:rPr>
+          <w:rStyle w:val="DataTypeTok"/>
+        </w:rPr>
+        <w:t xml:space="preserve">quoted</w:t>
+      </w:r>
+      <w:r>
+        <w:rPr>
+          <w:rStyle w:val="NormalTok"/>
+        </w:rPr>
+        <w:t xml:space="preserve">    </w:t>
+      </w:r>
+      <w:r>
+        <w:rPr>
+          <w:rStyle w:val="OperatorTok"/>
+        </w:rPr>
+        <w:t xml:space="preserve">=</w:t>
+      </w:r>
+      <w:r>
+        <w:rPr>
+          <w:rStyle w:val="NormalTok"/>
+        </w:rPr>
+        <w:t xml:space="preserve"> </w:t>
+      </w:r>
+      <w:r>
+        <w:rPr>
+          <w:rStyle w:val="StringTok"/>
+        </w:rPr>
+        <w:t xml:space="preserve">"&lt;the requirement's own description text, copied out of the pinned corpus&gt;"</w:t>
+      </w:r>
+      <w:r>
+        <w:br/>
+      </w:r>
+      <w:r>
+        <w:rPr>
+          <w:rStyle w:val="DataTypeTok"/>
+        </w:rPr>
+        <w:t xml:space="preserve">version</w:t>
+      </w:r>
+      <w:r>
+        <w:rPr>
+          <w:rStyle w:val="NormalTok"/>
+        </w:rPr>
+        <w:t xml:space="preserve">   </w:t>
+      </w:r>
+      <w:r>
+        <w:rPr>
+          <w:rStyle w:val="OperatorTok"/>
+        </w:rPr>
+        <w:t xml:space="preserve">=</w:t>
+      </w:r>
+      <w:r>
+        <w:rPr>
+          <w:rStyle w:val="NormalTok"/>
+        </w:rPr>
+        <w:t xml:space="preserve"> </w:t>
+      </w:r>
+      <w:r>
+        <w:rPr>
+          <w:rStyle w:val="StringTok"/>
+        </w:rPr>
+        <w:t xml:space="preserve">"&lt;the standard version that text was pinned at&gt;"</w:t>
+      </w:r>
+      <w:r>
+        <w:br/>
+      </w:r>
+      <w:r>
+        <w:rPr>
+          <w:rStyle w:val="DataTypeTok"/>
+        </w:rPr>
+        <w:t xml:space="preserve">rule</w:t>
+      </w:r>
+      <w:r>
+        <w:rPr>
+          <w:rStyle w:val="NormalTok"/>
+        </w:rPr>
+        <w:t xml:space="preserve">      </w:t>
+      </w:r>
+      <w:r>
+        <w:rPr>
+          <w:rStyle w:val="OperatorTok"/>
+        </w:rPr>
+        <w:t xml:space="preserve">=</w:t>
+      </w:r>
+      <w:r>
+        <w:rPr>
+          <w:rStyle w:val="NormalTok"/>
+        </w:rPr>
+        <w:t xml:space="preserve"> </w:t>
+      </w:r>
+      <w:r>
+        <w:rPr>
+          <w:rStyle w:val="StringTok"/>
+        </w:rPr>
+        <w:t xml:space="preserve">"ships-off"</w:t>
+      </w:r>
+      <w:r>
+        <w:rPr>
+          <w:rStyle w:val="NormalTok"/>
+        </w:rPr>
+        <w:t xml:space="preserve"> </w:t>
+      </w:r>
+      <w:r>
+        <w:rPr>
+          <w:rStyle w:val="CommentTok"/>
+        </w:rPr>
+        <w:t xml:space="preserve"># WHICH written rule produced this verdict</w:t>
+      </w:r>
+      <w:r>
+        <w:br/>
+      </w:r>
+      <w:r>
+        <w:rPr>
+          <w:rStyle w:val="DataTypeTok"/>
+        </w:rPr>
+        <w:t xml:space="preserve">evidence</w:t>
+      </w:r>
+      <w:r>
+        <w:rPr>
+          <w:rStyle w:val="NormalTok"/>
+        </w:rPr>
+        <w:t xml:space="preserve">  </w:t>
+      </w:r>
+      <w:r>
+        <w:rPr>
+          <w:rStyle w:val="OperatorTok"/>
+        </w:rPr>
+        <w:t xml:space="preserve">=</w:t>
+      </w:r>
+      <w:r>
+        <w:rPr>
+          <w:rStyle w:val="NormalTok"/>
+        </w:rPr>
+        <w:t xml:space="preserve"> </w:t>
+      </w:r>
+      <w:r>
+        <w:rPr>
+          <w:rStyle w:val="OperatorTok"/>
+        </w:rPr>
+        <w:t xml:space="preserve">[</w:t>
+      </w:r>
+      <w:r>
+        <w:rPr>
+          <w:rStyle w:val="StringTok"/>
+        </w:rPr>
+        <w:t xml:space="preserve">"&lt;path&gt;:&lt;lines&gt;"</w:t>
+      </w:r>
+      <w:r>
+        <w:rPr>
+          <w:rStyle w:val="OperatorTok"/>
+        </w:rPr>
+        <w:t xml:space="preserve">,</w:t>
+      </w:r>
+      <w:r>
+        <w:rPr>
+          <w:rStyle w:val="NormalTok"/>
+        </w:rPr>
+        <w:t xml:space="preserve"> </w:t>
+      </w:r>
+      <w:r>
+        <w:rPr>
+          <w:rStyle w:val="StringTok"/>
+        </w:rPr>
+        <w:t xml:space="preserve">"&lt;path&gt;:&lt;lines&gt;"</w:t>
+      </w:r>
+      <w:r>
+        <w:rPr>
+          <w:rStyle w:val="OperatorTok"/>
+        </w:rPr>
+        <w:t xml:space="preserve">]</w:t>
+      </w:r>
+      <w:r>
+        <w:br/>
+      </w:r>
+      <w:r>
+        <w:rPr>
+          <w:rStyle w:val="DataTypeTok"/>
+        </w:rPr>
+        <w:t xml:space="preserve">reviewer</w:t>
+      </w:r>
+      <w:r>
+        <w:rPr>
+          <w:rStyle w:val="NormalTok"/>
+        </w:rPr>
+        <w:t xml:space="preserve">  </w:t>
+      </w:r>
+      <w:r>
+        <w:rPr>
+          <w:rStyle w:val="OperatorTok"/>
+        </w:rPr>
+        <w:t xml:space="preserve">=</w:t>
+      </w:r>
+      <w:r>
+        <w:rPr>
+          <w:rStyle w:val="NormalTok"/>
+        </w:rPr>
+        <w:t xml:space="preserve"> </w:t>
+      </w:r>
+      <w:r>
+        <w:rPr>
+          <w:rStyle w:val="StringTok"/>
+        </w:rPr>
+        <w:t xml:space="preserve">"&lt;session&gt;"</w:t>
+      </w:r>
+      <w:r>
+        <w:br/>
+      </w:r>
+      <w:r>
+        <w:rPr>
+          <w:rStyle w:val="DataTypeTok"/>
+        </w:rPr>
+        <w:t xml:space="preserve">scored_at</w:t>
+      </w:r>
+      <w:r>
+        <w:rPr>
+          <w:rStyle w:val="NormalTok"/>
+        </w:rPr>
+        <w:t xml:space="preserve"> </w:t>
+      </w:r>
+      <w:r>
+        <w:rPr>
+          <w:rStyle w:val="OperatorTok"/>
+        </w:rPr>
+        <w:t xml:space="preserve">=</w:t>
+      </w:r>
+      <w:r>
+        <w:rPr>
+          <w:rStyle w:val="NormalTok"/>
+        </w:rPr>
+        <w:t xml:space="preserve"> </w:t>
+      </w:r>
+      <w:r>
+        <w:rPr>
+          <w:rStyle w:val="StringTok"/>
+        </w:rPr>
+        <w:t xml:space="preserve">"&lt;timestamp&gt;"</w:t>
+      </w:r>
+    </w:p>
+    <w:p>
+      <w:pPr>
+        <w:pStyle w:val="FirstParagraph"/>
+      </w:pPr>
+      <w:r>
+        <w:t xml:space="preserve">Five of those seven fields exist only so that a later reader can disagree with the verdict.</w:t>
+      </w:r>
+      <w:r>
+        <w:t xml:space="preserve"> </w:t>
+      </w:r>
+      <w:r>
+        <w:rPr>
+          <w:rStyle w:val="VerbatimChar"/>
+        </w:rPr>
+        <w:t xml:space="preserve">quoted</w:t>
+      </w:r>
+      <w:r>
+        <w:t xml:space="preserve"> </w:t>
+      </w:r>
+      <w:r>
+        <w:t xml:space="preserve">and</w:t>
+      </w:r>
+      <w:r>
+        <w:t xml:space="preserve"> </w:t>
+      </w:r>
+      <w:r>
+        <w:rPr>
+          <w:rStyle w:val="VerbatimChar"/>
+        </w:rPr>
+        <w:t xml:space="preserve">version</w:t>
+      </w:r>
+      <w:r>
+        <w:t xml:space="preserve"> </w:t>
+      </w:r>
+      <w:r>
+        <w:t xml:space="preserve">make it re-checkable without scoring it again from scratch;</w:t>
+      </w:r>
+      <w:r>
+        <w:t xml:space="preserve"> </w:t>
+      </w:r>
+      <w:r>
+        <w:rPr>
+          <w:rStyle w:val="VerbatimChar"/>
+        </w:rPr>
+        <w:t xml:space="preserve">rule</w:t>
+      </w:r>
+      <w:r>
+        <w:t xml:space="preserve"> </w:t>
+      </w:r>
+      <w:r>
+        <w:t xml:space="preserve">names</w:t>
+      </w:r>
+      <w:r>
+        <w:t xml:space="preserve"> </w:t>
+      </w:r>
+      <w:r>
+        <w:t xml:space="preserve">which written rule produced it, so two sessions' verdicts can be compared rather than merely</w:t>
+      </w:r>
+      <w:r>
+        <w:t xml:space="preserve"> </w:t>
+      </w:r>
+      <w:r>
+        <w:t xml:space="preserve">counted;</w:t>
+      </w:r>
+      <w:r>
+        <w:t xml:space="preserve"> </w:t>
+      </w:r>
+      <w:r>
+        <w:rPr>
+          <w:rStyle w:val="VerbatimChar"/>
+        </w:rPr>
+        <w:t xml:space="preserve">reviewer</w:t>
+      </w:r>
+      <w:r>
+        <w:t xml:space="preserve"> </w:t>
+      </w:r>
+      <w:r>
+        <w:t xml:space="preserve">and</w:t>
+      </w:r>
+      <w:r>
+        <w:t xml:space="preserve"> </w:t>
+      </w:r>
+      <w:r>
+        <w:rPr>
+          <w:rStyle w:val="VerbatimChar"/>
+        </w:rPr>
+        <w:t xml:space="preserve">scored_at</w:t>
+      </w:r>
+      <w:r>
+        <w:t xml:space="preserve"> </w:t>
+      </w:r>
+      <w:r>
+        <w:t xml:space="preserve">make staleness visible. A cell carrying only a grade and a file</w:t>
+      </w:r>
+      <w:r>
+        <w:t xml:space="preserve"> </w:t>
+      </w:r>
+      <w:r>
+        <w:t xml:space="preserve">path is not a cheaper version of this. It is a verdict that cannot be defended.</w:t>
+      </w:r>
+    </w:p>
+    <w:bookmarkEnd w:id="13"/>
+    <w:bookmarkEnd w:id="14"/>
+    <w:bookmarkStart w:id="15" w:name="Xeb4de11c7f9e84ded4ebc586203c6a5fc4cb3c1"/>
+    <w:p>
+      <w:pPr>
+        <w:pStyle w:val="Heading2"/>
+      </w:pPr>
+      <w:r>
+        <w:t xml:space="preserve">What this costs you, and where it does not apply</w:t>
+      </w:r>
+    </w:p>
+    <w:p>
+      <w:pPr>
+        <w:pStyle w:val="Compact"/>
+        <w:numPr>
+          <w:ilvl w:val="0"/>
+          <w:numId w:val="1003"/>
+        </w:numPr>
+      </w:pPr>
+      <w:r>
+        <w:rPr>
+          <w:b/>
+          <w:bCs/>
+        </w:rPr>
+        <w:t xml:space="preserve">This document contains no results, and that is deliberate.</w:t>
+      </w:r>
+      <w:r>
+        <w:t xml:space="preserve"> </w:t>
+      </w:r>
+      <w:r>
+        <w:t xml:space="preserve">An assessment's findings are a map</w:t>
+      </w:r>
+      <w:r>
+        <w:t xml:space="preserve"> </w:t>
+      </w:r>
+      <w:r>
+        <w:t xml:space="preserve">of where a system is weak: which control is off, which surface is uncovered, which item nobody has</w:t>
+      </w:r>
+      <w:r>
+        <w:t xml:space="preserve"> </w:t>
+      </w:r>
+      <w:r>
+        <w:t xml:space="preserve">got to yet. That map belongs in a private record with the people who can act on it, not in a</w:t>
+      </w:r>
+      <w:r>
+        <w:t xml:space="preserve"> </w:t>
+      </w:r>
+      <w:r>
+        <w:t xml:space="preserve">public repository. So nothing below states a verdict, a count, a percentage, or a level attainment</w:t>
+      </w:r>
+      <w:r>
+        <w:t xml:space="preserve"> </w:t>
+      </w:r>
+      <w:r>
+        <w:t xml:space="preserve">for any codebase, and the same rule should govern whatever you produce. To find out where a system</w:t>
+      </w:r>
+      <w:r>
+        <w:t xml:space="preserve"> </w:t>
+      </w:r>
+      <w:r>
+        <w:t xml:space="preserve">stands, run the assessment against that system -- do not read someone's published summary of</w:t>
+      </w:r>
+      <w:r>
+        <w:t xml:space="preserve"> </w:t>
+      </w:r>
+      <w:r>
+        <w:t xml:space="preserve">theirs. Publishing the method invites scrutiny of the reasoning; publishing the register invites</w:t>
+      </w:r>
+      <w:r>
+        <w:t xml:space="preserve"> </w:t>
+      </w:r>
+      <w:r>
+        <w:t xml:space="preserve">something else.</w:t>
+      </w:r>
+    </w:p>
+    <w:p>
+      <w:pPr>
+        <w:pStyle w:val="Compact"/>
+        <w:numPr>
+          <w:ilvl w:val="0"/>
+          <w:numId w:val="1003"/>
+        </w:numPr>
+      </w:pPr>
+      <w:r>
+        <w:rPr>
+          <w:b/>
+          <w:bCs/>
+        </w:rPr>
+        <w:t xml:space="preserve">It confers no certification, and neither does ASVS.</w:t>
+      </w:r>
+      <w:r>
+        <w:t xml:space="preserve"> </w:t>
+      </w:r>
+      <w:r>
+        <w:t xml:space="preserve">OWASP publishes the standard; no body</w:t>
+      </w:r>
+      <w:r>
+        <w:t xml:space="preserve"> </w:t>
+      </w:r>
+      <w:r>
+        <w:t xml:space="preserve">assesses you against it. Nor is a level a score: there is no partial credit and no percentage.</w:t>
+      </w:r>
+    </w:p>
+    <w:p>
+      <w:pPr>
+        <w:pStyle w:val="Compact"/>
+        <w:numPr>
+          <w:ilvl w:val="0"/>
+          <w:numId w:val="1003"/>
+        </w:numPr>
+      </w:pPr>
+      <w:r>
+        <w:rPr>
+          <w:b/>
+          <w:bCs/>
+        </w:rPr>
+        <w:t xml:space="preserve">It quotes no price and no duration, on purpose.</w:t>
+      </w:r>
+      <w:r>
+        <w:t xml:space="preserve"> </w:t>
+      </w:r>
+      <w:r>
+        <w:t xml:space="preserve">Per-cell verification at this rigour is</w:t>
+      </w:r>
+      <w:r>
+        <w:t xml:space="preserve"> </w:t>
+      </w:r>
+      <w:r>
+        <w:t xml:space="preserve">expensive enough that naive extrapolation across a full standard will shock whoever is paying for</w:t>
+      </w:r>
+      <w:r>
+        <w:t xml:space="preserve"> </w:t>
+      </w:r>
+      <w:r>
+        <w:t xml:space="preserve">it, so establish your number early -- by timing a pilot section of your own, not by taking one</w:t>
+      </w:r>
+      <w:r>
+        <w:t xml:space="preserve"> </w:t>
+      </w:r>
+      <w:r>
+        <w:t xml:space="preserve">from a page that has never seen your codebase. A figure printed here would be wrong for you and</w:t>
+      </w:r>
+      <w:r>
+        <w:t xml:space="preserve"> </w:t>
+      </w:r>
+      <w:r>
+        <w:t xml:space="preserve">would get planned against anyway.</w:t>
+      </w:r>
+    </w:p>
+    <w:p>
+      <w:pPr>
+        <w:pStyle w:val="Compact"/>
+        <w:numPr>
+          <w:ilvl w:val="0"/>
+          <w:numId w:val="1003"/>
+        </w:numPr>
+      </w:pPr>
+      <w:r>
+        <w:rPr>
+          <w:b/>
+          <w:bCs/>
+        </w:rPr>
+        <w:t xml:space="preserve">The savings are real but they come from one place: batching by shared precondition.</w:t>
+      </w:r>
+      <w:r>
+        <w:t xml:space="preserve"> </w:t>
+      </w:r>
+      <w:r>
+        <w:t xml:space="preserve">One</w:t>
+      </w:r>
+      <w:r>
+        <w:t xml:space="preserve"> </w:t>
+      </w:r>
+      <w:r>
+        <w:t xml:space="preserve">applicability investigation can serve an entire section, and one posture question can settle a</w:t>
+      </w:r>
+      <w:r>
+        <w:t xml:space="preserve"> </w:t>
+      </w:r>
+      <w:r>
+        <w:t xml:space="preserve">dozen cells. They never come from cutting rigour on a cell, because an unearned verdict is the</w:t>
+      </w:r>
+      <w:r>
+        <w:t xml:space="preserve"> </w:t>
+      </w:r>
+      <w:r>
+        <w:t xml:space="preserve">whole defect this exercise exists to prevent. A cheaper assessment that produces unearned passes</w:t>
+      </w:r>
+      <w:r>
+        <w:t xml:space="preserve"> </w:t>
+      </w:r>
+      <w:r>
+        <w:t xml:space="preserve">has not saved anything; it has bought a document that reads like an assessment.</w:t>
+      </w:r>
+    </w:p>
+    <w:p>
+      <w:pPr>
+        <w:pStyle w:val="Compact"/>
+        <w:numPr>
+          <w:ilvl w:val="0"/>
+          <w:numId w:val="1003"/>
+        </w:numPr>
+      </w:pPr>
+      <w:r>
+        <w:rPr>
+          <w:b/>
+          <w:bCs/>
+        </w:rPr>
+        <w:t xml:space="preserve">The ASVS summary in the next section is orientation, not the thing you assess against.</w:t>
+      </w:r>
+      <w:r>
+        <w:t xml:space="preserve"> </w:t>
+      </w:r>
+      <w:r>
+        <w:t xml:space="preserve">If your</w:t>
+      </w:r>
+      <w:r>
+        <w:t xml:space="preserve"> </w:t>
+      </w:r>
+      <w:r>
+        <w:t xml:space="preserve">level definitions come from this page rather than from the pinned text, you have already made the</w:t>
+      </w:r>
+      <w:r>
+        <w:t xml:space="preserve"> </w:t>
+      </w:r>
+      <w:r>
+        <w:t xml:space="preserve">mistake this document exists to prevent.</w:t>
+      </w:r>
+    </w:p>
+    <w:p>
+      <w:pPr>
+        <w:pStyle w:val="Compact"/>
+        <w:numPr>
+          <w:ilvl w:val="0"/>
+          <w:numId w:val="1003"/>
+        </w:numPr>
+      </w:pPr>
+      <w:r>
+        <w:rPr>
+          <w:b/>
+          <w:bCs/>
+        </w:rPr>
+        <w:t xml:space="preserve">No speed claim.</w:t>
+      </w:r>
+      <w:r>
+        <w:t xml:space="preserve"> </w:t>
+      </w:r>
+      <w:r>
+        <w:t xml:space="preserve">Nothing here is measured as a productivity gain. What the method buys is</w:t>
+      </w:r>
+      <w:r>
+        <w:t xml:space="preserve"> </w:t>
+      </w:r>
+      <w:r>
+        <w:t xml:space="preserve">auditability and verdicts that survive being challenged.</w:t>
+      </w:r>
+    </w:p>
+    <w:p>
+      <w:r>
+        <w:pict>
+          <v:rect style="width:0;height:1.5pt" o:hralign="center" o:hrstd="t" o:hr="t"/>
+        </w:pict>
+      </w:r>
+    </w:p>
+    <w:bookmarkEnd w:id="15"/>
+    <w:bookmarkStart w:id="16" w:name="what-asvs-is-before-any-of-the-rest"/>
+    <w:p>
+      <w:pPr>
+        <w:pStyle w:val="Heading2"/>
+      </w:pPr>
+      <w:r>
         <w:t xml:space="preserve">What ASVS is, before any of the rest</w:t>
       </w:r>
     </w:p>
@@ -299,18 +1486,9 @@
         <w:t xml:space="preserve">for your code or it does not, and "roughly, yes" is not one of the answers.</w:t>
       </w:r>
     </w:p>
-    <w:bookmarkStart w:id="9" w:name="the-three-levels"/>
-    <w:p>
-      <w:pPr>
-        <w:pStyle w:val="Heading3"/>
-      </w:pPr>
-      <w:r>
-        <w:t xml:space="preserve">The three levels</w:t>
-      </w:r>
-    </w:p>
-    <w:p>
-      <w:pPr>
-        <w:pStyle w:val="FirstParagraph"/>
+    <w:p>
+      <w:pPr>
+        <w:pStyle w:val="BodyText"/>
       </w:pPr>
       <w:r>
         <w:t xml:space="preserve">The requirements are tiered, and the tiers are cumulative -- each level contains everything below</w:t>
@@ -494,142 +1672,91 @@
         <w:pStyle w:val="BodyText"/>
       </w:pPr>
       <w:r>
-        <w:t xml:space="preserve">Two things about levels that catch people out.</w:t>
-      </w:r>
-      <w:r>
-        <w:t xml:space="preserve"> </w:t>
-      </w:r>
-      <w:r>
-        <w:rPr>
-          <w:b/>
-          <w:bCs/>
-        </w:rPr>
-        <w:t xml:space="preserve">Choosing a level is a scoping decision you have to</w:t>
-      </w:r>
-      <w:r>
-        <w:rPr>
-          <w:b/>
-          <w:bCs/>
-        </w:rPr>
-        <w:t xml:space="preserve"> </w:t>
-      </w:r>
-      <w:r>
-        <w:rPr>
-          <w:b/>
-          <w:bCs/>
-        </w:rPr>
-        <w:t xml:space="preserve">argue, not a difficulty setting</w:t>
-      </w:r>
-      <w:r>
-        <w:t xml:space="preserve"> </w:t>
-      </w:r>
-      <w:r>
-        <w:t xml:space="preserve">-- claiming Level 2 means every Level 1 and Level 2 requirement in</w:t>
-      </w:r>
-      <w:r>
-        <w:t xml:space="preserve"> </w:t>
-      </w:r>
-      <w:r>
-        <w:t xml:space="preserve">scope has been assessed, and scoping a requirement out does not buy you the level. And</w:t>
-      </w:r>
-      <w:r>
-        <w:t xml:space="preserve"> </w:t>
-      </w:r>
-      <w:r>
-        <w:rPr>
-          <w:b/>
-          <w:bCs/>
-        </w:rPr>
-        <w:t xml:space="preserve">a level is</w:t>
-      </w:r>
-      <w:r>
-        <w:rPr>
-          <w:b/>
-          <w:bCs/>
-        </w:rPr>
-        <w:t xml:space="preserve"> </w:t>
-      </w:r>
-      <w:r>
-        <w:rPr>
-          <w:b/>
-          <w:bCs/>
-        </w:rPr>
-        <w:t xml:space="preserve">not a score</w:t>
-      </w:r>
-      <w:r>
-        <w:t xml:space="preserve">: there is no partial credit, no percentage, and nothing issues a certificate for any of</w:t>
-      </w:r>
-      <w:r>
-        <w:t xml:space="preserve"> </w:t>
-      </w:r>
-      <w:r>
-        <w:t xml:space="preserve">it. OWASP publishes the standard; no body assesses you against it.</w:t>
-      </w:r>
-    </w:p>
-    <w:bookmarkEnd w:id="9"/>
-    <w:bookmarkStart w:id="10" w:name="X7f05482683e95974e74ab8af46c859988ab8bf6"/>
-    <w:p>
-      <w:pPr>
-        <w:pStyle w:val="Heading3"/>
-      </w:pPr>
-      <w:r>
-        <w:t xml:space="preserve">ASVS 5.0 is a renumbering, not an edition bump</w:t>
-      </w:r>
-    </w:p>
-    <w:p>
-      <w:pPr>
-        <w:pStyle w:val="FirstParagraph"/>
-      </w:pPr>
-      <w:r>
-        <w:t xml:space="preserve">Version 5.0 reorganized the chapters and renumbered requirements from 4.0. Requirement identifiers</w:t>
-      </w:r>
-      <w:r>
-        <w:t xml:space="preserve"> </w:t>
-      </w:r>
-      <w:r>
-        <w:t xml:space="preserve">do not carry across, so a mapping, a spreadsheet, or an internal policy built on 4.0 numbers does not</w:t>
-      </w:r>
-      <w:r>
-        <w:t xml:space="preserve"> </w:t>
-      </w:r>
-      <w:r>
-        <w:t xml:space="preserve">survive the move. If you inherit prior work, expect to re-anchor it rather than translate it.</w:t>
-      </w:r>
-    </w:p>
-    <w:p>
-      <w:pPr>
-        <w:pStyle w:val="BlockText"/>
-      </w:pPr>
-      <w:r>
-        <w:rPr>
-          <w:b/>
-          <w:bCs/>
-        </w:rPr>
-        <w:t xml:space="preserve">Check the paragraph above against the standard itself before you rely on it.</w:t>
-      </w:r>
-      <w:r>
-        <w:t xml:space="preserve"> </w:t>
-      </w:r>
-      <w:r>
-        <w:t xml:space="preserve">It is a summary,</w:t>
-      </w:r>
-      <w:r>
-        <w:t xml:space="preserve"> </w:t>
-      </w:r>
-      <w:r>
-        <w:t xml:space="preserve">written to get you oriented, and the whole point of the next section is that a summary is not what</w:t>
-      </w:r>
-      <w:r>
-        <w:t xml:space="preserve"> </w:t>
-      </w:r>
-      <w:r>
-        <w:t xml:space="preserve">you assess against. If your level definitions come from this page rather than from the pinned text,</w:t>
-      </w:r>
-      <w:r>
-        <w:t xml:space="preserve"> </w:t>
-      </w:r>
-      <w:r>
-        <w:t xml:space="preserve">you have already made the mistake this document exists to prevent.</w:t>
+        <w:t xml:space="preserve">The thing that catches people out:</w:t>
+      </w:r>
+      <w:r>
+        <w:t xml:space="preserve"> </w:t>
+      </w:r>
+      <w:r>
+        <w:rPr>
+          <w:b/>
+          <w:bCs/>
+        </w:rPr>
+        <w:t xml:space="preserve">choosing a level is a scoping decision you have to argue, not a</w:t>
+      </w:r>
+      <w:r>
+        <w:rPr>
+          <w:b/>
+          <w:bCs/>
+        </w:rPr>
+        <w:t xml:space="preserve"> </w:t>
+      </w:r>
+      <w:r>
+        <w:rPr>
+          <w:b/>
+          <w:bCs/>
+        </w:rPr>
+        <w:t xml:space="preserve">difficulty setting.</w:t>
+      </w:r>
+      <w:r>
+        <w:t xml:space="preserve"> </w:t>
+      </w:r>
+      <w:r>
+        <w:t xml:space="preserve">Claiming Level 2 means every Level 1 and Level 2 requirement in scope has been</w:t>
+      </w:r>
+      <w:r>
+        <w:t xml:space="preserve"> </w:t>
+      </w:r>
+      <w:r>
+        <w:t xml:space="preserve">assessed -- and scoping a requirement out does not buy you the level, it just moves the argument to</w:t>
+      </w:r>
+      <w:r>
+        <w:t xml:space="preserve"> </w:t>
+      </w:r>
+      <w:r>
+        <w:t xml:space="preserve">the rationale you now owe.</w:t>
+      </w:r>
+    </w:p>
+    <w:p>
+      <w:pPr>
+        <w:pStyle w:val="BodyText"/>
+      </w:pPr>
+      <w:r>
+        <w:t xml:space="preserve">One version note.</w:t>
+      </w:r>
+      <w:r>
+        <w:t xml:space="preserve"> </w:t>
+      </w:r>
+      <w:r>
+        <w:rPr>
+          <w:b/>
+          <w:bCs/>
+        </w:rPr>
+        <w:t xml:space="preserve">ASVS 5.0 is a renumbering, not an edition bump.</w:t>
+      </w:r>
+      <w:r>
+        <w:t xml:space="preserve"> </w:t>
+      </w:r>
+      <w:r>
+        <w:t xml:space="preserve">It reorganized the chapters</w:t>
+      </w:r>
+      <w:r>
+        <w:t xml:space="preserve"> </w:t>
+      </w:r>
+      <w:r>
+        <w:t xml:space="preserve">and renumbered requirements from 4.0, and identifiers do not carry across, so a mapping, a</w:t>
+      </w:r>
+      <w:r>
+        <w:t xml:space="preserve"> </w:t>
+      </w:r>
+      <w:r>
+        <w:t xml:space="preserve">spreadsheet, or an internal policy built on 4.0 numbers does not survive the move. If you inherit</w:t>
+      </w:r>
+      <w:r>
+        <w:t xml:space="preserve"> </w:t>
+      </w:r>
+      <w:r>
+        <w:t xml:space="preserve">prior work, expect to re-anchor it rather than translate it.</w:t>
       </w:r>
     </w:p>
     <w:p>
@@ -639,15 +1766,14 @@
         </w:pict>
       </w:r>
     </w:p>
-    <w:bookmarkEnd w:id="10"/>
-    <w:bookmarkEnd w:id="11"/>
-    <w:bookmarkStart w:id="14" w:name="X31d4cb6eda900373ca98de43b8579e9be48097f"/>
+    <w:bookmarkEnd w:id="16"/>
+    <w:bookmarkStart w:id="19" w:name="Xf10fe3414f548397fd82e8f32aa17424de8643c"/>
     <w:p>
       <w:pPr>
         <w:pStyle w:val="Heading2"/>
       </w:pPr>
       <w:r>
-        <w:t xml:space="preserve">Start by building the thing you will compare against, and build it from the exact wording</w:t>
+        <w:t xml:space="preserve">Build the thing you will compare against, from the exact wording</w:t>
       </w:r>
     </w:p>
     <w:p>
@@ -716,7 +1842,7 @@
         <w:t xml:space="preserve">one of them answers a slightly different question than the standard asked.</w:t>
       </w:r>
     </w:p>
-    <w:bookmarkStart w:id="12" w:name="how-this-cost-us-concretely"/>
+    <w:bookmarkStart w:id="17" w:name="how-this-cost-us-concretely"/>
     <w:p>
       <w:pPr>
         <w:pStyle w:val="Heading3"/>
@@ -750,7 +1876,7 @@
         <w:pStyle w:val="Compact"/>
         <w:numPr>
           <w:ilvl w:val="0"/>
-          <w:numId w:val="1001"/>
+          <w:numId w:val="1004"/>
         </w:numPr>
       </w:pPr>
       <w:r>
@@ -776,13 +1902,7 @@
         <w:t xml:space="preserve"> </w:t>
       </w:r>
       <w:r>
-        <w:t xml:space="preserve">the question had quietly shrunk. This is the same failure the rest of this document keeps naming:</w:t>
-      </w:r>
-      <w:r>
-        <w:t xml:space="preserve"> </w:t>
-      </w:r>
-      <w:r>
-        <w:t xml:space="preserve">an instrument answering a narrower question than the one asked, and looking clean while doing it.</w:t>
+        <w:t xml:space="preserve">the question had quietly shrunk.</w:t>
       </w:r>
     </w:p>
     <w:p>
@@ -790,7 +1910,7 @@
         <w:pStyle w:val="Compact"/>
         <w:numPr>
           <w:ilvl w:val="0"/>
-          <w:numId w:val="1001"/>
+          <w:numId w:val="1004"/>
         </w:numPr>
       </w:pPr>
       <w:r>
@@ -852,8 +1972,8 @@
         <w:t xml:space="preserve">occupies the slot where a real one would go.</w:t>
       </w:r>
     </w:p>
-    <w:bookmarkEnd w:id="12"/>
-    <w:bookmarkStart w:id="13" w:name="what-to-build-instead"/>
+    <w:bookmarkEnd w:id="17"/>
+    <w:bookmarkStart w:id="18" w:name="what-to-build-instead"/>
     <w:p>
       <w:pPr>
         <w:pStyle w:val="Heading3"/>
@@ -940,9 +2060,9 @@
         </w:pict>
       </w:r>
     </w:p>
-    <w:bookmarkEnd w:id="13"/>
-    <w:bookmarkEnd w:id="14"/>
-    <w:bookmarkStart w:id="15" w:name="handing-this-to-claude-code"/>
+    <w:bookmarkEnd w:id="18"/>
+    <w:bookmarkEnd w:id="19"/>
+    <w:bookmarkStart w:id="22" w:name="handing-this-to-claude-code"/>
     <w:p>
       <w:pPr>
         <w:pStyle w:val="Heading2"/>
@@ -956,19 +2076,41 @@
         <w:pStyle w:val="FirstParagraph"/>
       </w:pPr>
       <w:r>
-        <w:t xml:space="preserve">Everything from here is written to be handed to an AI coding assistant that will do the bulk of the</w:t>
-      </w:r>
-      <w:r>
-        <w:t xml:space="preserve"> </w:t>
-      </w:r>
-      <w:r>
-        <w:t xml:space="preserve">scoring. It is a working method, not a description of one: the vocabulary, the decision procedure,</w:t>
-      </w:r>
-      <w:r>
-        <w:t xml:space="preserve"> </w:t>
-      </w:r>
-      <w:r>
-        <w:t xml:space="preserve">the partitioning, the review pass, and the traps that produce clean-looking wrong answers.</w:t>
+        <w:rPr>
+          <w:b/>
+          <w:bCs/>
+        </w:rPr>
+        <w:t xml:space="preserve">Part 1 ends here.</w:t>
+      </w:r>
+      <w:r>
+        <w:t xml:space="preserve"> </w:t>
+      </w:r>
+      <w:r>
+        <w:t xml:space="preserve">Everything from this point on is written to be handed to an AI coding assistant</w:t>
+      </w:r>
+      <w:r>
+        <w:t xml:space="preserve"> </w:t>
+      </w:r>
+      <w:r>
+        <w:t xml:space="preserve">that will do the bulk of the scoring: the vocabulary, the decision procedure, the partitioning, the</w:t>
+      </w:r>
+      <w:r>
+        <w:t xml:space="preserve"> </w:t>
+      </w:r>
+      <w:r>
+        <w:t xml:space="preserve">review pass, and the traps that produce clean-looking wrong answers. It is a working method, not a</w:t>
+      </w:r>
+      <w:r>
+        <w:t xml:space="preserve"> </w:t>
+      </w:r>
+      <w:r>
+        <w:t xml:space="preserve">description of one, which is why its register changes from here -- it is addressed to the agent, not</w:t>
+      </w:r>
+      <w:r>
+        <w:t xml:space="preserve"> </w:t>
+      </w:r>
+      <w:r>
+        <w:t xml:space="preserve">to you.</w:t>
       </w:r>
     </w:p>
     <w:p>
@@ -976,114 +2118,128 @@
         <w:pStyle w:val="BodyText"/>
       </w:pPr>
       <w:r>
-        <w:t xml:space="preserve">The order that works:</w:t>
-      </w:r>
-    </w:p>
-    <w:p>
-      <w:pPr>
-        <w:pStyle w:val="Compact"/>
-        <w:numPr>
-          <w:ilvl w:val="0"/>
-          <w:numId w:val="1002"/>
-        </w:numPr>
-      </w:pPr>
-      <w:r>
-        <w:rPr>
-          <w:b/>
-          <w:bCs/>
-        </w:rPr>
-        <w:t xml:space="preserve">Build the corpus first</w:t>
-      </w:r>
-      <w:r>
-        <w:t xml:space="preserve">, per the section above. Nothing downstream is trustworthy without it.</w:t>
-      </w:r>
-    </w:p>
-    <w:p>
-      <w:pPr>
-        <w:pStyle w:val="Compact"/>
-        <w:numPr>
-          <w:ilvl w:val="0"/>
-          <w:numId w:val="1002"/>
-        </w:numPr>
-      </w:pPr>
-      <w:r>
-        <w:rPr>
-          <w:b/>
-          <w:bCs/>
-        </w:rPr>
-        <w:t xml:space="preserve">Fix the verdict vocabulary</w:t>
-      </w:r>
-      <w:r>
-        <w:t xml:space="preserve"> </w:t>
-      </w:r>
-      <w:r>
-        <w:t xml:space="preserve">before any cell is scored, so two sessions mean the same thing by</w:t>
-      </w:r>
-      <w:r>
-        <w:t xml:space="preserve"> </w:t>
-      </w:r>
-      <w:r>
-        <w:t xml:space="preserve">the same word.</w:t>
-      </w:r>
-    </w:p>
-    <w:p>
-      <w:pPr>
-        <w:pStyle w:val="Compact"/>
-        <w:numPr>
-          <w:ilvl w:val="0"/>
-          <w:numId w:val="1002"/>
-        </w:numPr>
-      </w:pPr>
-      <w:r>
-        <w:rPr>
-          <w:b/>
-          <w:bCs/>
-        </w:rPr>
-        <w:t xml:space="preserve">Declare scope positively</w:t>
-      </w:r>
-      <w:r>
-        <w:t xml:space="preserve">, and argue every exclusion rather than assuming it.</w:t>
-      </w:r>
-    </w:p>
-    <w:p>
-      <w:pPr>
-        <w:pStyle w:val="Compact"/>
-        <w:numPr>
-          <w:ilvl w:val="0"/>
-          <w:numId w:val="1002"/>
-        </w:numPr>
-      </w:pPr>
-      <w:r>
-        <w:rPr>
-          <w:b/>
-          <w:bCs/>
-        </w:rPr>
-        <w:t xml:space="preserve">Partition the work</w:t>
-      </w:r>
-      <w:r>
-        <w:t xml:space="preserve"> </w:t>
-      </w:r>
-      <w:r>
-        <w:t xml:space="preserve">so sessions do not collide or silently overlap.</w:t>
-      </w:r>
-    </w:p>
-    <w:p>
-      <w:pPr>
-        <w:pStyle w:val="Compact"/>
-        <w:numPr>
-          <w:ilvl w:val="0"/>
-          <w:numId w:val="1002"/>
-        </w:numPr>
-      </w:pPr>
-      <w:r>
-        <w:rPr>
-          <w:b/>
-          <w:bCs/>
-        </w:rPr>
-        <w:t xml:space="preserve">Run the review pass</w:t>
-      </w:r>
-      <w:r>
-        <w:t xml:space="preserve">, which is where most of the wrong answers are actually caught.</w:t>
+        <w:t xml:space="preserve">To start, open Claude Code in the repository you want assessed and paste this:</w:t>
+      </w:r>
+    </w:p>
+    <w:p>
+      <w:pPr>
+        <w:pStyle w:val="SourceCode"/>
+      </w:pPr>
+      <w:r>
+        <w:rPr>
+          <w:rStyle w:val="VerbatimChar"/>
+        </w:rPr>
+        <w:t xml:space="preserve">Read https://raw.githubusercontent.com/wshallwshall/claude-multisession/main/docs/ASVS-ASSESSMENT.md</w:t>
+      </w:r>
+      <w:r>
+        <w:br/>
+      </w:r>
+      <w:r>
+        <w:rPr>
+          <w:rStyle w:val="VerbatimChar"/>
+        </w:rPr>
+        <w:t xml:space="preserve">from the heading "The standard supplies no verdict rubric" onward, and use it as the method for</w:t>
+      </w:r>
+      <w:r>
+        <w:br/>
+      </w:r>
+      <w:r>
+        <w:rPr>
+          <w:rStyle w:val="VerbatimChar"/>
+        </w:rPr>
+        <w:t xml:space="preserve">assessing this repository against OWASP ASVS 5.0. Begin at step 1, building the pinned corpus, and</w:t>
+      </w:r>
+      <w:r>
+        <w:br/>
+      </w:r>
+      <w:r>
+        <w:rPr>
+          <w:rStyle w:val="VerbatimChar"/>
+        </w:rPr>
+        <w:t xml:space="preserve">score nothing until that corpus exists.</w:t>
+      </w:r>
+    </w:p>
+    <w:p>
+      <w:pPr>
+        <w:pStyle w:val="FirstParagraph"/>
+      </w:pPr>
+      <w:r>
+        <w:t xml:space="preserve">The first pass will not produce a score, and it should not. It builds the corpus. Anything that</w:t>
+      </w:r>
+      <w:r>
+        <w:t xml:space="preserve"> </w:t>
+      </w:r>
+      <w:r>
+        <w:t xml:space="preserve">hands you a percentage before that exists is the failure this document is about.</w:t>
+      </w:r>
+    </w:p>
+    <w:p>
+      <w:pPr>
+        <w:pStyle w:val="BodyText"/>
+      </w:pPr>
+      <w:r>
+        <w:t xml:space="preserve">New to the rest of this repository's tooling?</w:t>
+      </w:r>
+      <w:r>
+        <w:t xml:space="preserve"> </w:t>
+      </w:r>
+      <w:hyperlink r:id="rId20">
+        <w:r>
+          <w:rPr>
+            <w:rStyle w:val="Hyperlink"/>
+          </w:rPr>
+          <w:t xml:space="preserve">Here's what to feed to Claude</w:t>
+        </w:r>
+        <w:r>
+          <w:rPr>
+            <w:rStyle w:val="Hyperlink"/>
+          </w:rPr>
+          <w:t xml:space="preserve"> </w:t>
+        </w:r>
+        <w:r>
+          <w:rPr>
+            <w:rStyle w:val="Hyperlink"/>
+          </w:rPr>
+          <w:t xml:space="preserve">Code</w:t>
+        </w:r>
+      </w:hyperlink>
+      <w:r>
+        <w:t xml:space="preserve"> </w:t>
+      </w:r>
+      <w:r>
+        <w:t xml:space="preserve">is the front door. For the same reasoning applied to this</w:t>
+      </w:r>
+      <w:r>
+        <w:t xml:space="preserve"> </w:t>
+      </w:r>
+      <w:r>
+        <w:t xml:space="preserve">repository's own controls -- including why it also publishes no status table -- see</w:t>
+      </w:r>
+      <w:r>
+        <w:t xml:space="preserve"> </w:t>
+      </w:r>
+      <w:hyperlink r:id="rId21">
+        <w:r>
+          <w:rPr>
+            <w:rStyle w:val="Hyperlink"/>
+          </w:rPr>
+          <w:t xml:space="preserve">the drift-audit</w:t>
+        </w:r>
+        <w:r>
+          <w:rPr>
+            <w:rStyle w:val="Hyperlink"/>
+          </w:rPr>
+          <w:t xml:space="preserve"> </w:t>
+        </w:r>
+        <w:r>
+          <w:rPr>
+            <w:rStyle w:val="Hyperlink"/>
+          </w:rPr>
+          <w:t xml:space="preserve">case study</w:t>
+        </w:r>
+      </w:hyperlink>
+      <w:r>
+        <w:t xml:space="preserve">.</w:t>
       </w:r>
     </w:p>
     <w:p>
@@ -1093,8 +2249,8 @@
         </w:pict>
       </w:r>
     </w:p>
-    <w:bookmarkEnd w:id="15"/>
-    <w:bookmarkStart w:id="17" w:name="the-standard-supplies-no-verdict-rubric"/>
+    <w:bookmarkEnd w:id="22"/>
+    <w:bookmarkStart w:id="24" w:name="the-standard-supplies-no-verdict-rubric"/>
     <w:p>
       <w:pPr>
         <w:pStyle w:val="Heading2"/>
@@ -1257,7 +2413,7 @@
         <w:t xml:space="preserve">mechanically visible.</w:t>
       </w:r>
     </w:p>
-    <w:bookmarkStart w:id="16" w:name="X7b8e07fc67f24dcd27e5580ab1be0a7f549d276"/>
+    <w:bookmarkStart w:id="23" w:name="X7b8e07fc67f24dcd27e5580ab1be0a7f549d276"/>
     <w:p>
       <w:pPr>
         <w:pStyle w:val="Heading3"/>
@@ -1307,9 +2463,9 @@
         </w:pict>
       </w:r>
     </w:p>
-    <w:bookmarkEnd w:id="16"/>
-    <w:bookmarkEnd w:id="17"/>
-    <w:bookmarkStart w:id="20" w:name="one-computed-record-is-the-authority"/>
+    <w:bookmarkEnd w:id="23"/>
+    <w:bookmarkEnd w:id="24"/>
+    <w:bookmarkStart w:id="27" w:name="one-computed-record-is-the-authority"/>
     <w:p>
       <w:pPr>
         <w:pStyle w:val="Heading2"/>
@@ -1577,7 +2733,7 @@
         <w:t xml:space="preserve">far below the cost of one afternoon spent working out which of four totals is real.</w:t>
       </w:r>
     </w:p>
-    <w:bookmarkStart w:id="18" w:name="X023756b9fda230af7f19b6270e9a033f8b3d658"/>
+    <w:bookmarkStart w:id="25" w:name="X023756b9fda230af7f19b6270e9a033f8b3d658"/>
     <w:p>
       <w:pPr>
         <w:pStyle w:val="Heading3"/>
@@ -1729,8 +2885,8 @@
         <w:t xml:space="preserve">future worker inherits it before doing any work of their own.</w:t>
       </w:r>
     </w:p>
-    <w:bookmarkEnd w:id="18"/>
-    <w:bookmarkStart w:id="19" w:name="X182ec6cdf01a62d8f4fdc07e3fb624366394266"/>
+    <w:bookmarkEnd w:id="25"/>
+    <w:bookmarkStart w:id="26" w:name="X182ec6cdf01a62d8f4fdc07e3fb624366394266"/>
     <w:p>
       <w:pPr>
         <w:pStyle w:val="Heading3"/>
@@ -1814,9 +2970,9 @@
         </w:pict>
       </w:r>
     </w:p>
-    <w:bookmarkEnd w:id="19"/>
-    <w:bookmarkEnd w:id="20"/>
-    <w:bookmarkStart w:id="25" w:name="X2dc48a5a59269d1dba9f5132d9e27a5fe351d61"/>
+    <w:bookmarkEnd w:id="26"/>
+    <w:bookmarkEnd w:id="27"/>
+    <w:bookmarkStart w:id="32" w:name="X2dc48a5a59269d1dba9f5132d9e27a5fe351d61"/>
     <w:p>
       <w:pPr>
         <w:pStyle w:val="Heading2"/>
@@ -2233,7 +3389,7 @@
         <w:t xml:space="preserve">Three of these carry most of the weight.</w:t>
       </w:r>
     </w:p>
-    <w:bookmarkStart w:id="21" w:name="unverified-must-never-look-like-a-pass"/>
+    <w:bookmarkStart w:id="28" w:name="unverified-must-never-look-like-a-pass"/>
     <w:p>
       <w:pPr>
         <w:pStyle w:val="Heading3"/>
@@ -2494,7 +3650,7 @@
         <w:pStyle w:val="Compact"/>
         <w:numPr>
           <w:ilvl w:val="0"/>
-          <w:numId w:val="1003"/>
+          <w:numId w:val="1005"/>
         </w:numPr>
       </w:pPr>
       <w:r>
@@ -2516,7 +3672,7 @@
         <w:pStyle w:val="Compact"/>
         <w:numPr>
           <w:ilvl w:val="0"/>
-          <w:numId w:val="1003"/>
+          <w:numId w:val="1005"/>
         </w:numPr>
       </w:pPr>
       <w:r>
@@ -2544,7 +3700,7 @@
         <w:pStyle w:val="Compact"/>
         <w:numPr>
           <w:ilvl w:val="0"/>
-          <w:numId w:val="1003"/>
+          <w:numId w:val="1005"/>
         </w:numPr>
       </w:pPr>
       <w:r>
@@ -2661,8 +3817,8 @@
         <w:t xml:space="preserve">credibility on everything you got right.</w:t>
       </w:r>
     </w:p>
-    <w:bookmarkEnd w:id="21"/>
-    <w:bookmarkStart w:id="22" w:name="it-can-be-configured-is-never-a-pass"/>
+    <w:bookmarkEnd w:id="28"/>
+    <w:bookmarkStart w:id="29" w:name="it-can-be-configured-is-never-a-pass"/>
     <w:p>
       <w:pPr>
         <w:pStyle w:val="Heading3"/>
@@ -2742,8 +3898,8 @@
         <w:t xml:space="preserve">relaxation are all not passes.</w:t>
       </w:r>
     </w:p>
-    <w:bookmarkEnd w:id="22"/>
-    <w:bookmarkStart w:id="23" w:name="X9fed1a6b67c30553b947f727622d4a390777924"/>
+    <w:bookmarkEnd w:id="29"/>
+    <w:bookmarkStart w:id="30" w:name="X9fed1a6b67c30553b947f727622d4a390777924"/>
     <w:p>
       <w:pPr>
         <w:pStyle w:val="Heading3"/>
@@ -2884,8 +4040,8 @@
         <w:t xml:space="preserve">satisfied by a shipped default is not partial -- it is a pass.</w:t>
       </w:r>
     </w:p>
-    <w:bookmarkEnd w:id="23"/>
-    <w:bookmarkStart w:id="24" w:name="when-uncertain-take-the-worse-grade"/>
+    <w:bookmarkEnd w:id="30"/>
+    <w:bookmarkStart w:id="31" w:name="when-uncertain-take-the-worse-grade"/>
     <w:p>
       <w:pPr>
         <w:pStyle w:val="Heading3"/>
@@ -2931,9 +4087,9 @@
         </w:pict>
       </w:r>
     </w:p>
-    <w:bookmarkEnd w:id="24"/>
-    <w:bookmarkEnd w:id="25"/>
-    <w:bookmarkStart w:id="26" w:name="Xb2a470ebaaf3f519a3e992fc8db909b08474653"/>
+    <w:bookmarkEnd w:id="31"/>
+    <w:bookmarkEnd w:id="32"/>
+    <w:bookmarkStart w:id="33" w:name="Xb2a470ebaaf3f519a3e992fc8db909b08474653"/>
     <w:p>
       <w:pPr>
         <w:pStyle w:val="Heading2"/>
@@ -2991,7 +4147,7 @@
         <w:pStyle w:val="Compact"/>
         <w:numPr>
           <w:ilvl w:val="0"/>
-          <w:numId w:val="1004"/>
+          <w:numId w:val="1006"/>
         </w:numPr>
       </w:pPr>
       <w:r>
@@ -3037,7 +4193,7 @@
         <w:pStyle w:val="Compact"/>
         <w:numPr>
           <w:ilvl w:val="0"/>
-          <w:numId w:val="1004"/>
+          <w:numId w:val="1006"/>
         </w:numPr>
       </w:pPr>
       <w:r>
@@ -3081,7 +4237,7 @@
         <w:pStyle w:val="Compact"/>
         <w:numPr>
           <w:ilvl w:val="0"/>
-          <w:numId w:val="1004"/>
+          <w:numId w:val="1006"/>
         </w:numPr>
       </w:pPr>
       <w:r>
@@ -3129,7 +4285,7 @@
         <w:pStyle w:val="Compact"/>
         <w:numPr>
           <w:ilvl w:val="0"/>
-          <w:numId w:val="1004"/>
+          <w:numId w:val="1006"/>
         </w:numPr>
       </w:pPr>
       <w:r>
@@ -3177,7 +4333,7 @@
         <w:pStyle w:val="Compact"/>
         <w:numPr>
           <w:ilvl w:val="0"/>
-          <w:numId w:val="1004"/>
+          <w:numId w:val="1006"/>
         </w:numPr>
       </w:pPr>
       <w:r>
@@ -3211,7 +4367,7 @@
         <w:pStyle w:val="Compact"/>
         <w:numPr>
           <w:ilvl w:val="0"/>
-          <w:numId w:val="1004"/>
+          <w:numId w:val="1006"/>
         </w:numPr>
       </w:pPr>
       <w:r>
@@ -3401,8 +4557,8 @@
         </w:pict>
       </w:r>
     </w:p>
-    <w:bookmarkEnd w:id="26"/>
-    <w:bookmarkStart w:id="28" w:name="declare-scope-positively"/>
+    <w:bookmarkEnd w:id="33"/>
+    <w:bookmarkStart w:id="35" w:name="declare-scope-positively"/>
     <w:p>
       <w:pPr>
         <w:pStyle w:val="Heading2"/>
@@ -3501,7 +4657,7 @@
         <w:t xml:space="preserve">-- arguable.</w:t>
       </w:r>
     </w:p>
-    <w:bookmarkStart w:id="27" w:name="Xea0d9cefd237b403a840400b66286a5a23d470f"/>
+    <w:bookmarkStart w:id="34" w:name="Xea0d9cefd237b403a840400b66286a5a23d470f"/>
     <w:p>
       <w:pPr>
         <w:pStyle w:val="Heading3"/>
@@ -3600,9 +4756,9 @@
         </w:pict>
       </w:r>
     </w:p>
-    <w:bookmarkEnd w:id="27"/>
-    <w:bookmarkEnd w:id="28"/>
-    <w:bookmarkStart w:id="32" w:name="Xc090fa88c6c6954108e47d6c082dfc03d4254e5"/>
+    <w:bookmarkEnd w:id="34"/>
+    <w:bookmarkEnd w:id="35"/>
+    <w:bookmarkStart w:id="39" w:name="Xc090fa88c6c6954108e47d6c082dfc03d4254e5"/>
     <w:p>
       <w:pPr>
         <w:pStyle w:val="Heading2"/>
@@ -3794,7 +4950,7 @@
         <w:t xml:space="preserve">nor the absence of surrounding code settles applicability on its own.</w:t>
       </w:r>
     </w:p>
-    <w:bookmarkStart w:id="29" w:name="grade-the-strength-of-the-na"/>
+    <w:bookmarkStart w:id="36" w:name="grade-the-strength-of-the-na"/>
     <w:p>
       <w:pPr>
         <w:pStyle w:val="Heading3"/>
@@ -3927,8 +5083,8 @@
         <w:t xml:space="preserve">least certain.</w:t>
       </w:r>
     </w:p>
-    <w:bookmarkEnd w:id="29"/>
-    <w:bookmarkStart w:id="30" w:name="X338a9ccd7eb537d7024df73cc3c5f9ade8edaae"/>
+    <w:bookmarkEnd w:id="36"/>
+    <w:bookmarkStart w:id="37" w:name="X338a9ccd7eb537d7024df73cc3c5f9ade8edaae"/>
     <w:p>
       <w:pPr>
         <w:pStyle w:val="Heading3"/>
@@ -4006,8 +5162,8 @@
         <w:t xml:space="preserve">and re-check those cells whenever the feature they depend on is proposed.</w:t>
       </w:r>
     </w:p>
-    <w:bookmarkEnd w:id="30"/>
-    <w:bookmarkStart w:id="31" w:name="X1e6c694f52e77eb3f7a895b30f272d6e3ea20ac"/>
+    <w:bookmarkEnd w:id="37"/>
+    <w:bookmarkStart w:id="38" w:name="X1e6c694f52e77eb3f7a895b30f272d6e3ea20ac"/>
     <w:p>
       <w:pPr>
         <w:pStyle w:val="Heading3"/>
@@ -4166,9 +5322,9 @@
         </w:pict>
       </w:r>
     </w:p>
-    <w:bookmarkEnd w:id="31"/>
-    <w:bookmarkEnd w:id="32"/>
-    <w:bookmarkStart w:id="34" w:name="X68ec569b1732dc7f024e5d980b833ff244c0f3e"/>
+    <w:bookmarkEnd w:id="38"/>
+    <w:bookmarkEnd w:id="39"/>
+    <w:bookmarkStart w:id="41" w:name="X68ec569b1732dc7f024e5d980b833ff244c0f3e"/>
     <w:p>
       <w:pPr>
         <w:pStyle w:val="Heading2"/>
@@ -4437,7 +5593,7 @@
         <w:t xml:space="preserve">non-applicable one.</w:t>
       </w:r>
     </w:p>
-    <w:bookmarkStart w:id="33" w:name="X6999e7ab36237cefb82c8735ab07b4eeed90ae0"/>
+    <w:bookmarkStart w:id="40" w:name="X6999e7ab36237cefb82c8735ab07b4eeed90ae0"/>
     <w:p>
       <w:pPr>
         <w:pStyle w:val="Heading3"/>
@@ -4638,9 +5794,9 @@
         </w:pict>
       </w:r>
     </w:p>
-    <w:bookmarkEnd w:id="33"/>
-    <w:bookmarkEnd w:id="34"/>
-    <w:bookmarkStart w:id="41" w:name="Xb9601716c7c3ff25a426b6a58f0ad395739b0ea"/>
+    <w:bookmarkEnd w:id="40"/>
+    <w:bookmarkEnd w:id="41"/>
+    <w:bookmarkStart w:id="48" w:name="Xb9601716c7c3ff25a426b6a58f0ad395739b0ea"/>
     <w:p>
       <w:pPr>
         <w:pStyle w:val="Heading2"/>
@@ -4981,7 +6137,7 @@
         </w:tc>
       </w:tr>
     </w:tbl>
-    <w:bookmarkStart w:id="35" w:name="anchor-to-a-token-not-to-a-line-number"/>
+    <w:bookmarkStart w:id="42" w:name="anchor-to-a-token-not-to-a-line-number"/>
     <w:p>
       <w:pPr>
         <w:pStyle w:val="Heading3"/>
@@ -5100,8 +6256,8 @@
         <w:t xml:space="preserve">already suspects something.</w:t>
       </w:r>
     </w:p>
-    <w:bookmarkEnd w:id="35"/>
-    <w:bookmarkStart w:id="36" w:name="X5b4e81a255ecd0019e67b37cc754dd4c53f56f2"/>
+    <w:bookmarkEnd w:id="42"/>
+    <w:bookmarkStart w:id="43" w:name="X5b4e81a255ecd0019e67b37cc754dd4c53f56f2"/>
     <w:p>
       <w:pPr>
         <w:pStyle w:val="Heading3"/>
@@ -5281,8 +6437,8 @@
         <w:t xml:space="preserve">staleness is visible without anyone having to ask.</w:t>
       </w:r>
     </w:p>
-    <w:bookmarkEnd w:id="36"/>
-    <w:bookmarkStart w:id="37" w:name="X5c438acbc733a33ad4f62588f043c538b4cb710"/>
+    <w:bookmarkEnd w:id="43"/>
+    <w:bookmarkStart w:id="44" w:name="X5c438acbc733a33ad4f62588f043c538b4cb710"/>
     <w:p>
       <w:pPr>
         <w:pStyle w:val="Heading3"/>
@@ -5390,8 +6546,8 @@
         <w:t xml:space="preserve">rather than describing it.</w:t>
       </w:r>
     </w:p>
-    <w:bookmarkEnd w:id="37"/>
-    <w:bookmarkStart w:id="39" w:name="X268fb77a76c88a7fb81955623dd4d9898fa1960"/>
+    <w:bookmarkEnd w:id="44"/>
+    <w:bookmarkStart w:id="46" w:name="X268fb77a76c88a7fb81955623dd4d9898fa1960"/>
     <w:p>
       <w:pPr>
         <w:pStyle w:val="Heading3"/>
@@ -5527,7 +6683,7 @@
       <w:r>
         <w:t xml:space="preserve"> </w:t>
       </w:r>
-      <w:hyperlink r:id="rId38">
+      <w:hyperlink r:id="rId45">
         <w:r>
           <w:rPr>
             <w:rStyle w:val="VerbatimChar"/>
@@ -5658,8 +6814,8 @@
         <w:t xml:space="preserve">gate, make it fail on purpose, and prove it can see the class of thing it claims to have ruled out.</w:t>
       </w:r>
     </w:p>
-    <w:bookmarkEnd w:id="39"/>
-    <w:bookmarkStart w:id="40" w:name="Xcaacfe83143e5ee124dfdc272fd00dd6566c538"/>
+    <w:bookmarkEnd w:id="46"/>
+    <w:bookmarkStart w:id="47" w:name="Xcaacfe83143e5ee124dfdc272fd00dd6566c538"/>
     <w:p>
       <w:pPr>
         <w:pStyle w:val="Heading3"/>
@@ -5839,7 +6995,7 @@
         <w:pStyle w:val="Compact"/>
         <w:numPr>
           <w:ilvl w:val="0"/>
-          <w:numId w:val="1005"/>
+          <w:numId w:val="1007"/>
         </w:numPr>
       </w:pPr>
       <w:r>
@@ -5857,7 +7013,7 @@
         <w:pStyle w:val="Compact"/>
         <w:numPr>
           <w:ilvl w:val="0"/>
-          <w:numId w:val="1005"/>
+          <w:numId w:val="1007"/>
         </w:numPr>
       </w:pPr>
       <w:r>
@@ -5869,7 +7025,7 @@
         <w:pStyle w:val="Compact"/>
         <w:numPr>
           <w:ilvl w:val="0"/>
-          <w:numId w:val="1005"/>
+          <w:numId w:val="1007"/>
         </w:numPr>
       </w:pPr>
       <w:r>
@@ -5881,7 +7037,7 @@
         <w:pStyle w:val="Compact"/>
         <w:numPr>
           <w:ilvl w:val="0"/>
-          <w:numId w:val="1005"/>
+          <w:numId w:val="1007"/>
         </w:numPr>
       </w:pPr>
       <w:r>
@@ -5959,9 +7115,9 @@
         </w:pict>
       </w:r>
     </w:p>
-    <w:bookmarkEnd w:id="40"/>
-    <w:bookmarkEnd w:id="41"/>
-    <w:bookmarkStart w:id="43" w:name="never-score-against-a-paraphrase"/>
+    <w:bookmarkEnd w:id="47"/>
+    <w:bookmarkEnd w:id="48"/>
+    <w:bookmarkStart w:id="50" w:name="never-score-against-a-paraphrase"/>
     <w:p>
       <w:pPr>
         <w:pStyle w:val="Heading2"/>
@@ -6088,7 +7244,7 @@
         <w:t xml:space="preserve">rather than as a starting point.</w:t>
       </w:r>
     </w:p>
-    <w:bookmarkStart w:id="42" w:name="Xe206d5efc8274dd88d80223ef348a77d7dc4510"/>
+    <w:bookmarkStart w:id="49" w:name="Xe206d5efc8274dd88d80223ef348a77d7dc4510"/>
     <w:p>
       <w:pPr>
         <w:pStyle w:val="Heading3"/>
@@ -6170,9 +7326,9 @@
         </w:pict>
       </w:r>
     </w:p>
-    <w:bookmarkEnd w:id="42"/>
-    <w:bookmarkEnd w:id="43"/>
-    <w:bookmarkStart w:id="44" w:name="Xaf542ece3ec87b09951527b3753abc26456fe93"/>
+    <w:bookmarkEnd w:id="49"/>
+    <w:bookmarkEnd w:id="50"/>
+    <w:bookmarkStart w:id="51" w:name="Xaf542ece3ec87b09951527b3753abc26456fe93"/>
     <w:p>
       <w:pPr>
         <w:pStyle w:val="Heading2"/>
@@ -6523,8 +7679,8 @@
         </w:pict>
       </w:r>
     </w:p>
-    <w:bookmarkEnd w:id="44"/>
-    <w:bookmarkStart w:id="45" w:name="a-score-is-a-moving-target"/>
+    <w:bookmarkEnd w:id="51"/>
+    <w:bookmarkStart w:id="52" w:name="a-score-is-a-moving-target"/>
     <w:p>
       <w:pPr>
         <w:pStyle w:val="Heading2"/>
@@ -6585,7 +7741,7 @@
         <w:pStyle w:val="Compact"/>
         <w:numPr>
           <w:ilvl w:val="0"/>
-          <w:numId w:val="1006"/>
+          <w:numId w:val="1008"/>
         </w:numPr>
       </w:pPr>
       <w:r>
@@ -6613,7 +7769,7 @@
         <w:pStyle w:val="Compact"/>
         <w:numPr>
           <w:ilvl w:val="0"/>
-          <w:numId w:val="1006"/>
+          <w:numId w:val="1008"/>
         </w:numPr>
       </w:pPr>
       <w:r>
@@ -6794,8 +7950,8 @@
         </w:pict>
       </w:r>
     </w:p>
-    <w:bookmarkEnd w:id="45"/>
-    <w:bookmarkStart w:id="47" w:name="how-to-read-a-movement-in-the-numbers"/>
+    <w:bookmarkEnd w:id="52"/>
+    <w:bookmarkStart w:id="54" w:name="how-to-read-a-movement-in-the-numbers"/>
     <w:p>
       <w:pPr>
         <w:pStyle w:val="Heading2"/>
@@ -7464,7 +8620,7 @@
         <w:t xml:space="preserve">nothing moved because nothing was looking.</w:t>
       </w:r>
     </w:p>
-    <w:bookmarkStart w:id="46" w:name="X96d632f4a460d3470f7f2ef287c388883da3331"/>
+    <w:bookmarkStart w:id="53" w:name="X96d632f4a460d3470f7f2ef287c388883da3331"/>
     <w:p>
       <w:pPr>
         <w:pStyle w:val="Heading3"/>
@@ -7635,7 +8791,7 @@
         <w:pStyle w:val="Compact"/>
         <w:numPr>
           <w:ilvl w:val="0"/>
-          <w:numId w:val="1007"/>
+          <w:numId w:val="1009"/>
         </w:numPr>
       </w:pPr>
       <w:r>
@@ -7663,7 +8819,7 @@
         <w:pStyle w:val="Compact"/>
         <w:numPr>
           <w:ilvl w:val="0"/>
-          <w:numId w:val="1007"/>
+          <w:numId w:val="1009"/>
         </w:numPr>
       </w:pPr>
       <w:r>
@@ -7705,7 +8861,7 @@
         <w:pStyle w:val="Compact"/>
         <w:numPr>
           <w:ilvl w:val="0"/>
-          <w:numId w:val="1007"/>
+          <w:numId w:val="1009"/>
         </w:numPr>
       </w:pPr>
       <w:r>
@@ -7759,9 +8915,9 @@
         </w:pict>
       </w:r>
     </w:p>
-    <w:bookmarkEnd w:id="46"/>
-    <w:bookmarkEnd w:id="47"/>
-    <w:bookmarkStart w:id="53" w:name="partitioning-the-work-across-agents"/>
+    <w:bookmarkEnd w:id="53"/>
+    <w:bookmarkEnd w:id="54"/>
+    <w:bookmarkStart w:id="60" w:name="partitioning-the-work-across-agents"/>
     <w:p>
       <w:pPr>
         <w:pStyle w:val="Heading2"/>
@@ -7927,7 +9083,7 @@
       <w:r>
         <w:t xml:space="preserve"> </w:t>
       </w:r>
-      <w:hyperlink r:id="rId48">
+      <w:hyperlink r:id="rId55">
         <w:r>
           <w:rPr>
             <w:rStyle w:val="VerbatimChar"/>
@@ -8017,7 +9173,7 @@
       <w:r>
         <w:t xml:space="preserve"> </w:t>
       </w:r>
-      <w:hyperlink r:id="rId49">
+      <w:hyperlink r:id="rId56">
         <w:r>
           <w:rPr>
             <w:rStyle w:val="VerbatimChar"/>
@@ -8037,7 +9193,7 @@
       <w:r>
         <w:t xml:space="preserve"> </w:t>
       </w:r>
-      <w:hyperlink r:id="rId50">
+      <w:hyperlink r:id="rId57">
         <w:r>
           <w:rPr>
             <w:rStyle w:val="VerbatimChar"/>
@@ -8078,7 +9234,7 @@
         <w:pStyle w:val="Compact"/>
         <w:numPr>
           <w:ilvl w:val="0"/>
-          <w:numId w:val="1008"/>
+          <w:numId w:val="1010"/>
         </w:numPr>
       </w:pPr>
       <w:r>
@@ -8103,7 +9259,7 @@
         <w:pStyle w:val="Compact"/>
         <w:numPr>
           <w:ilvl w:val="0"/>
-          <w:numId w:val="1008"/>
+          <w:numId w:val="1010"/>
         </w:numPr>
       </w:pPr>
       <w:r>
@@ -8131,7 +9287,7 @@
         <w:pStyle w:val="Compact"/>
         <w:numPr>
           <w:ilvl w:val="0"/>
-          <w:numId w:val="1008"/>
+          <w:numId w:val="1010"/>
         </w:numPr>
       </w:pPr>
       <w:r>
@@ -8172,7 +9328,7 @@
         <w:t xml:space="preserve">later disagreement is unresolvable and gets settled by whoever argues last.</w:t>
       </w:r>
     </w:p>
-    <w:bookmarkStart w:id="51" w:name="what-cell-partitioning-does-not-buy-you"/>
+    <w:bookmarkStart w:id="58" w:name="what-cell-partitioning-does-not-buy-you"/>
     <w:p>
       <w:pPr>
         <w:pStyle w:val="Heading3"/>
@@ -8348,8 +9504,8 @@
         <w:t xml:space="preserve">control; it is luck with a job title.</w:t>
       </w:r>
     </w:p>
-    <w:bookmarkEnd w:id="51"/>
-    <w:bookmarkStart w:id="52" w:name="contested-cells-get-parked-not-forced"/>
+    <w:bookmarkEnd w:id="58"/>
+    <w:bookmarkStart w:id="59" w:name="contested-cells-get-parked-not-forced"/>
     <w:p>
       <w:pPr>
         <w:pStyle w:val="Heading3"/>
@@ -8449,9 +9605,9 @@
         </w:pict>
       </w:r>
     </w:p>
-    <w:bookmarkEnd w:id="52"/>
-    <w:bookmarkEnd w:id="53"/>
-    <w:bookmarkStart w:id="57" w:name="the-review-pass"/>
+    <w:bookmarkEnd w:id="59"/>
+    <w:bookmarkEnd w:id="60"/>
+    <w:bookmarkStart w:id="64" w:name="the-review-pass"/>
     <w:p>
       <w:pPr>
         <w:pStyle w:val="Heading2"/>
@@ -8955,7 +10111,7 @@
         <w:t xml:space="preserve">Budget roughly a minute per cell for this. It is the highest-yield activity in the entire exercise.</w:t>
       </w:r>
     </w:p>
-    <w:bookmarkStart w:id="54" w:name="Xd6180b755c384e4c2d0b26f47cc10d21f5b9943"/>
+    <w:bookmarkStart w:id="61" w:name="Xd6180b755c384e4c2d0b26f47cc10d21f5b9943"/>
     <w:p>
       <w:pPr>
         <w:pStyle w:val="Heading3"/>
@@ -9087,7 +10243,7 @@
         <w:pStyle w:val="Compact"/>
         <w:numPr>
           <w:ilvl w:val="0"/>
-          <w:numId w:val="1009"/>
+          <w:numId w:val="1011"/>
         </w:numPr>
       </w:pPr>
       <w:r>
@@ -9109,7 +10265,7 @@
         <w:pStyle w:val="Compact"/>
         <w:numPr>
           <w:ilvl w:val="0"/>
-          <w:numId w:val="1009"/>
+          <w:numId w:val="1011"/>
         </w:numPr>
       </w:pPr>
       <w:r>
@@ -9131,7 +10287,7 @@
         <w:pStyle w:val="Compact"/>
         <w:numPr>
           <w:ilvl w:val="0"/>
-          <w:numId w:val="1009"/>
+          <w:numId w:val="1011"/>
         </w:numPr>
       </w:pPr>
       <w:r>
@@ -9162,8 +10318,8 @@
         <w:t xml:space="preserve">untouched no matter how many of them you add.</w:t>
       </w:r>
     </w:p>
-    <w:bookmarkEnd w:id="54"/>
-    <w:bookmarkStart w:id="55" w:name="say-the-per-cell-cost-early"/>
+    <w:bookmarkEnd w:id="61"/>
+    <w:bookmarkStart w:id="62" w:name="say-the-per-cell-cost-early"/>
     <w:p>
       <w:pPr>
         <w:pStyle w:val="Heading3"/>
@@ -9249,8 +10405,8 @@
         <w:t xml:space="preserve">anything; it has bought a document that reads like an assessment.</w:t>
       </w:r>
     </w:p>
-    <w:bookmarkEnd w:id="55"/>
-    <w:bookmarkStart w:id="56" w:name="X8c45774f965c9ba9906f791ad396db5f44701e9"/>
+    <w:bookmarkEnd w:id="62"/>
+    <w:bookmarkStart w:id="63" w:name="X8c45774f965c9ba9906f791ad396db5f44701e9"/>
     <w:p>
       <w:pPr>
         <w:pStyle w:val="Heading3"/>
@@ -9989,9 +11145,9 @@
         </w:pict>
       </w:r>
     </w:p>
-    <w:bookmarkEnd w:id="56"/>
-    <w:bookmarkEnd w:id="57"/>
-    <w:bookmarkStart w:id="59" w:name="keeping-the-sweep-scoped"/>
+    <w:bookmarkEnd w:id="63"/>
+    <w:bookmarkEnd w:id="64"/>
+    <w:bookmarkStart w:id="66" w:name="keeping-the-sweep-scoped"/>
     <w:p>
       <w:pPr>
         <w:pStyle w:val="Heading2"/>
@@ -10140,7 +11296,7 @@
         <w:t xml:space="preserve">first part, with its escape hatch named explicitly.</w:t>
       </w:r>
     </w:p>
-    <w:bookmarkStart w:id="58" w:name="X2930471dab1f5c25d735c5902050760135fe02f"/>
+    <w:bookmarkStart w:id="65" w:name="X2930471dab1f5c25d735c5902050760135fe02f"/>
     <w:p>
       <w:pPr>
         <w:pStyle w:val="Heading3"/>
@@ -10313,9 +11469,9 @@
         </w:pict>
       </w:r>
     </w:p>
-    <w:bookmarkEnd w:id="58"/>
-    <w:bookmarkEnd w:id="59"/>
-    <w:bookmarkStart w:id="61" w:name="fixing-the-defect-breaks-the-citation"/>
+    <w:bookmarkEnd w:id="65"/>
+    <w:bookmarkEnd w:id="66"/>
+    <w:bookmarkStart w:id="68" w:name="fixing-the-defect-breaks-the-citation"/>
     <w:p>
       <w:pPr>
         <w:pStyle w:val="Heading2"/>
@@ -10410,420 +11566,6 @@
       </w:pPr>
       <w:r>
         <w:t xml:space="preserve">The protocol that worked:</w:t>
-      </w:r>
-    </w:p>
-    <w:p>
-      <w:pPr>
-        <w:pStyle w:val="Compact"/>
-        <w:numPr>
-          <w:ilvl w:val="0"/>
-          <w:numId w:val="1010"/>
-        </w:numPr>
-      </w:pPr>
-      <w:r>
-        <w:rPr>
-          <w:b/>
-          <w:bCs/>
-        </w:rPr>
-        <w:t xml:space="preserve">Build both halves before landing either.</w:t>
-      </w:r>
-      <w:r>
-        <w:t xml:space="preserve"> </w:t>
-      </w:r>
-      <w:r>
-        <w:t xml:space="preserve">The code fix, and the cell's replacement text and</w:t>
-      </w:r>
-      <w:r>
-        <w:t xml:space="preserve"> </w:t>
-      </w:r>
-      <w:r>
-        <w:t xml:space="preserve">replacement anchor.</w:t>
-      </w:r>
-    </w:p>
-    <w:p>
-      <w:pPr>
-        <w:pStyle w:val="Compact"/>
-        <w:numPr>
-          <w:ilvl w:val="0"/>
-          <w:numId w:val="1010"/>
-        </w:numPr>
-      </w:pPr>
-      <w:r>
-        <w:rPr>
-          <w:b/>
-          <w:bCs/>
-        </w:rPr>
-        <w:t xml:space="preserve">Verify against a working tree carrying the un-committed fix</w:t>
-      </w:r>
-      <w:r>
-        <w:t xml:space="preserve"> </w:t>
-      </w:r>
-      <w:r>
-        <w:t xml:space="preserve">-- not against the current mainline,</w:t>
-      </w:r>
-      <w:r>
-        <w:t xml:space="preserve"> </w:t>
-      </w:r>
-      <w:r>
-        <w:t xml:space="preserve">which still contains the defect and will happily agree with the old cell.</w:t>
-      </w:r>
-    </w:p>
-    <w:p>
-      <w:pPr>
-        <w:pStyle w:val="Compact"/>
-        <w:numPr>
-          <w:ilvl w:val="0"/>
-          <w:numId w:val="1010"/>
-        </w:numPr>
-      </w:pPr>
-      <w:r>
-        <w:rPr>
-          <w:b/>
-          <w:bCs/>
-        </w:rPr>
-        <w:t xml:space="preserve">Run the published record against the changed tree and confirm it FAILS on the specific</w:t>
-      </w:r>
-      <w:r>
-        <w:rPr>
-          <w:b/>
-          <w:bCs/>
-        </w:rPr>
-        <w:t xml:space="preserve"> </w:t>
-      </w:r>
-      <w:r>
-        <w:rPr>
-          <w:b/>
-          <w:bCs/>
-        </w:rPr>
-        <w:t xml:space="preserve">citation.</w:t>
-      </w:r>
-      <w:r>
-        <w:t xml:space="preserve"> </w:t>
-      </w:r>
-      <w:r>
-        <w:t xml:space="preserve">This is the step that is easy to skip and is the whole point: if it does</w:t>
-      </w:r>
-      <w:r>
-        <w:t xml:space="preserve"> </w:t>
-      </w:r>
-      <w:r>
-        <w:rPr>
-          <w:i/>
-          <w:iCs/>
-        </w:rPr>
-        <w:t xml:space="preserve">not</w:t>
-      </w:r>
-      <w:r>
-        <w:t xml:space="preserve"> </w:t>
-      </w:r>
-      <w:r>
-        <w:t xml:space="preserve">fail, the</w:t>
-      </w:r>
-      <w:r>
-        <w:t xml:space="preserve"> </w:t>
-      </w:r>
-      <w:r>
-        <w:t xml:space="preserve">two halves were never coupled and you have invented a dependency between them. Find out which</w:t>
-      </w:r>
-      <w:r>
-        <w:t xml:space="preserve"> </w:t>
-      </w:r>
-      <w:r>
-        <w:t xml:space="preserve">assumption was wrong before landing anything.</w:t>
-      </w:r>
-    </w:p>
-    <w:p>
-      <w:pPr>
-        <w:pStyle w:val="Compact"/>
-        <w:numPr>
-          <w:ilvl w:val="0"/>
-          <w:numId w:val="1010"/>
-        </w:numPr>
-      </w:pPr>
-      <w:r>
-        <w:rPr>
-          <w:b/>
-          <w:bCs/>
-        </w:rPr>
-        <w:t xml:space="preserve">Land the code, then the record</w:t>
-      </w:r>
-      <w:r>
-        <w:t xml:space="preserve">, gating the second push on "my change is the only thing pending"</w:t>
-      </w:r>
-      <w:r>
-        <w:t xml:space="preserve"> </w:t>
-      </w:r>
-      <w:r>
-        <w:t xml:space="preserve">so the window cannot widen underneath you.</w:t>
-      </w:r>
-    </w:p>
-    <w:bookmarkStart w:id="60" w:name="green-is-not-the-finish-line"/>
-    <w:p>
-      <w:pPr>
-        <w:pStyle w:val="Heading3"/>
-      </w:pPr>
-      <w:r>
-        <w:t xml:space="preserve">Green is not the finish line</w:t>
-      </w:r>
-    </w:p>
-    <w:p>
-      <w:pPr>
-        <w:pStyle w:val="FirstParagraph"/>
-      </w:pPr>
-      <w:r>
-        <w:t xml:space="preserve">A mechanical re-anchor turns the checker green while leaving a false claim standing -- see the</w:t>
-      </w:r>
-      <w:r>
-        <w:t xml:space="preserve"> </w:t>
-      </w:r>
-      <w:r>
-        <w:t xml:space="preserve">inverted citation above. The bar is a</w:t>
-      </w:r>
-      <w:r>
-        <w:t xml:space="preserve"> </w:t>
-      </w:r>
-      <w:r>
-        <w:rPr>
-          <w:b/>
-          <w:bCs/>
-        </w:rPr>
-        <w:t xml:space="preserve">true residual</w:t>
-      </w:r>
-      <w:r>
-        <w:t xml:space="preserve">: the cell says something accurate about the</w:t>
-      </w:r>
-      <w:r>
-        <w:t xml:space="preserve"> </w:t>
-      </w:r>
-      <w:r>
-        <w:t xml:space="preserve">code as it now stands. No checker can see that, and none ever will. Green means the citations resolve;</w:t>
-      </w:r>
-      <w:r>
-        <w:t xml:space="preserve"> </w:t>
-      </w:r>
-      <w:r>
-        <w:t xml:space="preserve">it does not mean the sentences around them are true.</w:t>
-      </w:r>
-    </w:p>
-    <w:p>
-      <w:r>
-        <w:pict>
-          <v:rect style="width:0;height:1.5pt" o:hralign="center" o:hrstd="t" o:hr="t"/>
-        </w:pict>
-      </w:r>
-    </w:p>
-    <w:bookmarkEnd w:id="60"/>
-    <w:bookmarkEnd w:id="61"/>
-    <w:bookmarkStart w:id="62" w:name="what-this-method-is-not"/>
-    <w:p>
-      <w:pPr>
-        <w:pStyle w:val="Heading2"/>
-      </w:pPr>
-      <w:r>
-        <w:t xml:space="preserve">What this method is not</w:t>
-      </w:r>
-    </w:p>
-    <w:p>
-      <w:pPr>
-        <w:pStyle w:val="FirstParagraph"/>
-      </w:pPr>
-      <w:r>
-        <w:t xml:space="preserve">A rigorous, well-anchored, machine-checked self-assessment starts to feel like a certification, and</w:t>
-      </w:r>
-      <w:r>
-        <w:t xml:space="preserve"> </w:t>
-      </w:r>
-      <w:r>
-        <w:t xml:space="preserve">downstream readers will treat it as one unless you tell them otherwise. Write the negative claims into</w:t>
-      </w:r>
-      <w:r>
-        <w:t xml:space="preserve"> </w:t>
-      </w:r>
-      <w:r>
-        <w:t xml:space="preserve">the method document itself:</w:t>
-      </w:r>
-    </w:p>
-    <w:p>
-      <w:pPr>
-        <w:pStyle w:val="Compact"/>
-        <w:numPr>
-          <w:ilvl w:val="0"/>
-          <w:numId w:val="1011"/>
-        </w:numPr>
-      </w:pPr>
-      <w:r>
-        <w:rPr>
-          <w:b/>
-          <w:bCs/>
-        </w:rPr>
-        <w:t xml:space="preserve">Not a certification.</w:t>
-      </w:r>
-      <w:r>
-        <w:t xml:space="preserve"> </w:t>
-      </w:r>
-      <w:r>
-        <w:t xml:space="preserve">OWASP certifies nobody, and its assessment guidance is written for a</w:t>
-      </w:r>
-      <w:r>
-        <w:t xml:space="preserve"> </w:t>
-      </w:r>
-      <w:r>
-        <w:t xml:space="preserve">third-party certifying organization producing a certification report. Applying it to an in-repo</w:t>
-      </w:r>
-      <w:r>
-        <w:t xml:space="preserve"> </w:t>
-      </w:r>
-      <w:r>
-        <w:t xml:space="preserve">self-assessment is a defensible extension, not a mandate.</w:t>
-      </w:r>
-    </w:p>
-    <w:p>
-      <w:pPr>
-        <w:pStyle w:val="Compact"/>
-        <w:numPr>
-          <w:ilvl w:val="0"/>
-          <w:numId w:val="1011"/>
-        </w:numPr>
-      </w:pPr>
-      <w:r>
-        <w:rPr>
-          <w:b/>
-          <w:bCs/>
-        </w:rPr>
-        <w:t xml:space="preserve">Not externally validated.</w:t>
-      </w:r>
-      <w:r>
-        <w:t xml:space="preserve"> </w:t>
-      </w:r>
-      <w:r>
-        <w:t xml:space="preserve">No independent review, penetration test, or dynamic scan has assessed</w:t>
-      </w:r>
-      <w:r>
-        <w:t xml:space="preserve"> </w:t>
-      </w:r>
-      <w:r>
-        <w:t xml:space="preserve">the record.</w:t>
-      </w:r>
-    </w:p>
-    <w:p>
-      <w:pPr>
-        <w:pStyle w:val="Compact"/>
-        <w:numPr>
-          <w:ilvl w:val="0"/>
-          <w:numId w:val="1011"/>
-        </w:numPr>
-      </w:pPr>
-      <w:r>
-        <w:rPr>
-          <w:b/>
-          <w:bCs/>
-        </w:rPr>
-        <w:t xml:space="preserve">Not a penetration test.</w:t>
-      </w:r>
-      <w:r>
-        <w:t xml:space="preserve"> </w:t>
-      </w:r>
-      <w:r>
-        <w:t xml:space="preserve">Source review answers a different question than attacking a running</w:t>
-      </w:r>
-      <w:r>
-        <w:t xml:space="preserve"> </w:t>
-      </w:r>
-      <w:r>
-        <w:t xml:space="preserve">system.</w:t>
-      </w:r>
-    </w:p>
-    <w:p>
-      <w:pPr>
-        <w:pStyle w:val="Compact"/>
-        <w:numPr>
-          <w:ilvl w:val="0"/>
-          <w:numId w:val="1011"/>
-        </w:numPr>
-      </w:pPr>
-      <w:r>
-        <w:rPr>
-          <w:b/>
-          <w:bCs/>
-        </w:rPr>
-        <w:t xml:space="preserve">Not a guarantee of correctness.</w:t>
-      </w:r>
-      <w:r>
-        <w:t xml:space="preserve"> </w:t>
-      </w:r>
-      <w:r>
-        <w:t xml:space="preserve">This method makes verdicts</w:t>
-      </w:r>
-      <w:r>
-        <w:t xml:space="preserve"> </w:t>
-      </w:r>
-      <w:r>
-        <w:rPr>
-          <w:i/>
-          <w:iCs/>
-        </w:rPr>
-        <w:t xml:space="preserve">consistent, derived, and</w:t>
-      </w:r>
-      <w:r>
-        <w:rPr>
-          <w:i/>
-          <w:iCs/>
-        </w:rPr>
-        <w:t xml:space="preserve"> </w:t>
-      </w:r>
-      <w:r>
-        <w:rPr>
-          <w:i/>
-          <w:iCs/>
-        </w:rPr>
-        <w:t xml:space="preserve">drift-detecting</w:t>
-      </w:r>
-      <w:r>
-        <w:t xml:space="preserve">.</w:t>
-      </w:r>
-      <w:r>
-        <w:t xml:space="preserve"> </w:t>
-      </w:r>
-      <w:r>
-        <w:rPr>
-          <w:b/>
-          <w:bCs/>
-        </w:rPr>
-        <w:t xml:space="preserve">A wrong verdict recorded carefully is still wrong</w:t>
-      </w:r>
-      <w:r>
-        <w:t xml:space="preserve">, and adversarial</w:t>
-      </w:r>
-      <w:r>
-        <w:t xml:space="preserve"> </w:t>
-      </w:r>
-      <w:r>
-        <w:t xml:space="preserve">re-verification is the only cure for that.</w:t>
-      </w:r>
-    </w:p>
-    <w:p>
-      <w:r>
-        <w:pict>
-          <v:rect style="width:0;height:1.5pt" o:hralign="center" o:hrstd="t" o:hr="t"/>
-        </w:pict>
-      </w:r>
-    </w:p>
-    <w:bookmarkEnd w:id="62"/>
-    <w:bookmarkStart w:id="63" w:name="checklist"/>
-    <w:p>
-      <w:pPr>
-        <w:pStyle w:val="Heading2"/>
-      </w:pPr>
-      <w:r>
-        <w:t xml:space="preserve">Checklist</w:t>
-      </w:r>
-    </w:p>
-    <w:p>
-      <w:pPr>
-        <w:pStyle w:val="FirstParagraph"/>
-      </w:pPr>
-      <w:r>
-        <w:t xml:space="preserve">Before the first cell is scored:</w:t>
       </w:r>
     </w:p>
     <w:p>
@@ -10835,20 +11577,226 @@
         </w:numPr>
       </w:pPr>
       <w:r>
-        <w:t xml:space="preserve">The standard's text is held locally, fetched from a</w:t>
-      </w:r>
-      <w:r>
-        <w:t xml:space="preserve"> </w:t>
-      </w:r>
-      <w:r>
-        <w:rPr>
-          <w:b/>
-          <w:bCs/>
-        </w:rPr>
-        <w:t xml:space="preserve">tagged release asset</w:t>
-      </w:r>
-      <w:r>
-        <w:t xml:space="preserve">, pinned by digest.</w:t>
+        <w:rPr>
+          <w:b/>
+          <w:bCs/>
+        </w:rPr>
+        <w:t xml:space="preserve">Build both halves before landing either.</w:t>
+      </w:r>
+      <w:r>
+        <w:t xml:space="preserve"> </w:t>
+      </w:r>
+      <w:r>
+        <w:t xml:space="preserve">The code fix, and the cell's replacement text and</w:t>
+      </w:r>
+      <w:r>
+        <w:t xml:space="preserve"> </w:t>
+      </w:r>
+      <w:r>
+        <w:t xml:space="preserve">replacement anchor.</w:t>
+      </w:r>
+    </w:p>
+    <w:p>
+      <w:pPr>
+        <w:pStyle w:val="Compact"/>
+        <w:numPr>
+          <w:ilvl w:val="0"/>
+          <w:numId w:val="1012"/>
+        </w:numPr>
+      </w:pPr>
+      <w:r>
+        <w:rPr>
+          <w:b/>
+          <w:bCs/>
+        </w:rPr>
+        <w:t xml:space="preserve">Verify against a working tree carrying the un-committed fix</w:t>
+      </w:r>
+      <w:r>
+        <w:t xml:space="preserve"> </w:t>
+      </w:r>
+      <w:r>
+        <w:t xml:space="preserve">-- not against the current mainline,</w:t>
+      </w:r>
+      <w:r>
+        <w:t xml:space="preserve"> </w:t>
+      </w:r>
+      <w:r>
+        <w:t xml:space="preserve">which still contains the defect and will happily agree with the old cell.</w:t>
+      </w:r>
+    </w:p>
+    <w:p>
+      <w:pPr>
+        <w:pStyle w:val="Compact"/>
+        <w:numPr>
+          <w:ilvl w:val="0"/>
+          <w:numId w:val="1012"/>
+        </w:numPr>
+      </w:pPr>
+      <w:r>
+        <w:rPr>
+          <w:b/>
+          <w:bCs/>
+        </w:rPr>
+        <w:t xml:space="preserve">Run the published record against the changed tree and confirm it FAILS on the specific</w:t>
+      </w:r>
+      <w:r>
+        <w:rPr>
+          <w:b/>
+          <w:bCs/>
+        </w:rPr>
+        <w:t xml:space="preserve"> </w:t>
+      </w:r>
+      <w:r>
+        <w:rPr>
+          <w:b/>
+          <w:bCs/>
+        </w:rPr>
+        <w:t xml:space="preserve">citation.</w:t>
+      </w:r>
+      <w:r>
+        <w:t xml:space="preserve"> </w:t>
+      </w:r>
+      <w:r>
+        <w:t xml:space="preserve">This is the step that is easy to skip and is the whole point: if it does</w:t>
+      </w:r>
+      <w:r>
+        <w:t xml:space="preserve"> </w:t>
+      </w:r>
+      <w:r>
+        <w:rPr>
+          <w:i/>
+          <w:iCs/>
+        </w:rPr>
+        <w:t xml:space="preserve">not</w:t>
+      </w:r>
+      <w:r>
+        <w:t xml:space="preserve"> </w:t>
+      </w:r>
+      <w:r>
+        <w:t xml:space="preserve">fail, the</w:t>
+      </w:r>
+      <w:r>
+        <w:t xml:space="preserve"> </w:t>
+      </w:r>
+      <w:r>
+        <w:t xml:space="preserve">two halves were never coupled and you have invented a dependency between them. Find out which</w:t>
+      </w:r>
+      <w:r>
+        <w:t xml:space="preserve"> </w:t>
+      </w:r>
+      <w:r>
+        <w:t xml:space="preserve">assumption was wrong before landing anything.</w:t>
+      </w:r>
+    </w:p>
+    <w:p>
+      <w:pPr>
+        <w:pStyle w:val="Compact"/>
+        <w:numPr>
+          <w:ilvl w:val="0"/>
+          <w:numId w:val="1012"/>
+        </w:numPr>
+      </w:pPr>
+      <w:r>
+        <w:rPr>
+          <w:b/>
+          <w:bCs/>
+        </w:rPr>
+        <w:t xml:space="preserve">Land the code, then the record</w:t>
+      </w:r>
+      <w:r>
+        <w:t xml:space="preserve">, gating the second push on "my change is the only thing pending"</w:t>
+      </w:r>
+      <w:r>
+        <w:t xml:space="preserve"> </w:t>
+      </w:r>
+      <w:r>
+        <w:t xml:space="preserve">so the window cannot widen underneath you.</w:t>
+      </w:r>
+    </w:p>
+    <w:bookmarkStart w:id="67" w:name="green-is-not-the-finish-line"/>
+    <w:p>
+      <w:pPr>
+        <w:pStyle w:val="Heading3"/>
+      </w:pPr>
+      <w:r>
+        <w:t xml:space="preserve">Green is not the finish line</w:t>
+      </w:r>
+    </w:p>
+    <w:p>
+      <w:pPr>
+        <w:pStyle w:val="FirstParagraph"/>
+      </w:pPr>
+      <w:r>
+        <w:t xml:space="preserve">A mechanical re-anchor turns the checker green while leaving a false claim standing -- see the</w:t>
+      </w:r>
+      <w:r>
+        <w:t xml:space="preserve"> </w:t>
+      </w:r>
+      <w:r>
+        <w:t xml:space="preserve">inverted citation above. The bar is a</w:t>
+      </w:r>
+      <w:r>
+        <w:t xml:space="preserve"> </w:t>
+      </w:r>
+      <w:r>
+        <w:rPr>
+          <w:b/>
+          <w:bCs/>
+        </w:rPr>
+        <w:t xml:space="preserve">true residual</w:t>
+      </w:r>
+      <w:r>
+        <w:t xml:space="preserve">: the cell says something accurate about the</w:t>
+      </w:r>
+      <w:r>
+        <w:t xml:space="preserve"> </w:t>
+      </w:r>
+      <w:r>
+        <w:t xml:space="preserve">code as it now stands. No checker can see that, and none ever will. Green means the citations resolve;</w:t>
+      </w:r>
+      <w:r>
+        <w:t xml:space="preserve"> </w:t>
+      </w:r>
+      <w:r>
+        <w:t xml:space="preserve">it does not mean the sentences around them are true.</w:t>
+      </w:r>
+    </w:p>
+    <w:p>
+      <w:r>
+        <w:pict>
+          <v:rect style="width:0;height:1.5pt" o:hralign="center" o:hrstd="t" o:hr="t"/>
+        </w:pict>
+      </w:r>
+    </w:p>
+    <w:bookmarkEnd w:id="67"/>
+    <w:bookmarkEnd w:id="68"/>
+    <w:bookmarkStart w:id="69" w:name="what-this-method-is-not"/>
+    <w:p>
+      <w:pPr>
+        <w:pStyle w:val="Heading2"/>
+      </w:pPr>
+      <w:r>
+        <w:t xml:space="preserve">What this method is not</w:t>
+      </w:r>
+    </w:p>
+    <w:p>
+      <w:pPr>
+        <w:pStyle w:val="FirstParagraph"/>
+      </w:pPr>
+      <w:r>
+        <w:t xml:space="preserve">A rigorous, well-anchored, machine-checked self-assessment starts to feel like a certification, and</w:t>
+      </w:r>
+      <w:r>
+        <w:t xml:space="preserve"> </w:t>
+      </w:r>
+      <w:r>
+        <w:t xml:space="preserve">downstream readers will treat it as one unless you tell them otherwise. Write the negative claims into</w:t>
+      </w:r>
+      <w:r>
+        <w:t xml:space="preserve"> </w:t>
+      </w:r>
+      <w:r>
+        <w:t xml:space="preserve">the method document itself:</w:t>
       </w:r>
     </w:p>
     <w:p>
@@ -10860,23 +11808,178 @@
         </w:numPr>
       </w:pPr>
       <w:r>
-        <w:t xml:space="preserve">The</w:t>
-      </w:r>
-      <w:r>
-        <w:t xml:space="preserve"> </w:t>
-      </w:r>
-      <w:r>
-        <w:rPr>
-          <w:b/>
-          <w:bCs/>
-        </w:rPr>
-        <w:t xml:space="preserve">verdict vocabulary</w:t>
-      </w:r>
-      <w:r>
-        <w:t xml:space="preserve"> </w:t>
-      </w:r>
-      <w:r>
-        <w:t xml:space="preserve">is published, with local extensions defined.</w:t>
+        <w:rPr>
+          <w:b/>
+          <w:bCs/>
+        </w:rPr>
+        <w:t xml:space="preserve">Not a certification.</w:t>
+      </w:r>
+      <w:r>
+        <w:t xml:space="preserve"> </w:t>
+      </w:r>
+      <w:r>
+        <w:t xml:space="preserve">OWASP certifies nobody, and its assessment guidance is written for a</w:t>
+      </w:r>
+      <w:r>
+        <w:t xml:space="preserve"> </w:t>
+      </w:r>
+      <w:r>
+        <w:t xml:space="preserve">third-party certifying organization producing a certification report. Applying it to an in-repo</w:t>
+      </w:r>
+      <w:r>
+        <w:t xml:space="preserve"> </w:t>
+      </w:r>
+      <w:r>
+        <w:t xml:space="preserve">self-assessment is a defensible extension, not a mandate.</w:t>
+      </w:r>
+    </w:p>
+    <w:p>
+      <w:pPr>
+        <w:pStyle w:val="Compact"/>
+        <w:numPr>
+          <w:ilvl w:val="0"/>
+          <w:numId w:val="1013"/>
+        </w:numPr>
+      </w:pPr>
+      <w:r>
+        <w:rPr>
+          <w:b/>
+          <w:bCs/>
+        </w:rPr>
+        <w:t xml:space="preserve">Not externally validated.</w:t>
+      </w:r>
+      <w:r>
+        <w:t xml:space="preserve"> </w:t>
+      </w:r>
+      <w:r>
+        <w:t xml:space="preserve">No independent review, penetration test, or dynamic scan has assessed</w:t>
+      </w:r>
+      <w:r>
+        <w:t xml:space="preserve"> </w:t>
+      </w:r>
+      <w:r>
+        <w:t xml:space="preserve">the record.</w:t>
+      </w:r>
+    </w:p>
+    <w:p>
+      <w:pPr>
+        <w:pStyle w:val="Compact"/>
+        <w:numPr>
+          <w:ilvl w:val="0"/>
+          <w:numId w:val="1013"/>
+        </w:numPr>
+      </w:pPr>
+      <w:r>
+        <w:rPr>
+          <w:b/>
+          <w:bCs/>
+        </w:rPr>
+        <w:t xml:space="preserve">Not a penetration test.</w:t>
+      </w:r>
+      <w:r>
+        <w:t xml:space="preserve"> </w:t>
+      </w:r>
+      <w:r>
+        <w:t xml:space="preserve">Source review answers a different question than attacking a running</w:t>
+      </w:r>
+      <w:r>
+        <w:t xml:space="preserve"> </w:t>
+      </w:r>
+      <w:r>
+        <w:t xml:space="preserve">system.</w:t>
+      </w:r>
+    </w:p>
+    <w:p>
+      <w:pPr>
+        <w:pStyle w:val="Compact"/>
+        <w:numPr>
+          <w:ilvl w:val="0"/>
+          <w:numId w:val="1013"/>
+        </w:numPr>
+      </w:pPr>
+      <w:r>
+        <w:rPr>
+          <w:b/>
+          <w:bCs/>
+        </w:rPr>
+        <w:t xml:space="preserve">Not a guarantee of correctness.</w:t>
+      </w:r>
+      <w:r>
+        <w:t xml:space="preserve"> </w:t>
+      </w:r>
+      <w:r>
+        <w:t xml:space="preserve">This method makes verdicts</w:t>
+      </w:r>
+      <w:r>
+        <w:t xml:space="preserve"> </w:t>
+      </w:r>
+      <w:r>
+        <w:rPr>
+          <w:i/>
+          <w:iCs/>
+        </w:rPr>
+        <w:t xml:space="preserve">consistent, derived, and</w:t>
+      </w:r>
+      <w:r>
+        <w:rPr>
+          <w:i/>
+          <w:iCs/>
+        </w:rPr>
+        <w:t xml:space="preserve"> </w:t>
+      </w:r>
+      <w:r>
+        <w:rPr>
+          <w:i/>
+          <w:iCs/>
+        </w:rPr>
+        <w:t xml:space="preserve">drift-detecting</w:t>
+      </w:r>
+      <w:r>
+        <w:t xml:space="preserve">.</w:t>
+      </w:r>
+      <w:r>
+        <w:t xml:space="preserve"> </w:t>
+      </w:r>
+      <w:r>
+        <w:rPr>
+          <w:b/>
+          <w:bCs/>
+        </w:rPr>
+        <w:t xml:space="preserve">A wrong verdict recorded carefully is still wrong</w:t>
+      </w:r>
+      <w:r>
+        <w:t xml:space="preserve">, and adversarial</w:t>
+      </w:r>
+      <w:r>
+        <w:t xml:space="preserve"> </w:t>
+      </w:r>
+      <w:r>
+        <w:t xml:space="preserve">re-verification is the only cure for that.</w:t>
+      </w:r>
+    </w:p>
+    <w:p>
+      <w:r>
+        <w:pict>
+          <v:rect style="width:0;height:1.5pt" o:hralign="center" o:hrstd="t" o:hr="t"/>
+        </w:pict>
+      </w:r>
+    </w:p>
+    <w:bookmarkEnd w:id="69"/>
+    <w:bookmarkStart w:id="70" w:name="checklist"/>
+    <w:p>
+      <w:pPr>
+        <w:pStyle w:val="Heading2"/>
+      </w:pPr>
+      <w:r>
+        <w:t xml:space="preserve">Checklist</w:t>
+      </w:r>
+    </w:p>
+    <w:p>
+      <w:pPr>
+        <w:pStyle w:val="FirstParagraph"/>
+      </w:pPr>
+      <w:r>
+        <w:t xml:space="preserve">Before the first cell is scored:</w:t>
       </w:r>
     </w:p>
     <w:p>
@@ -10888,23 +11991,20 @@
         </w:numPr>
       </w:pPr>
       <w:r>
-        <w:t xml:space="preserve">The</w:t>
-      </w:r>
-      <w:r>
-        <w:t xml:space="preserve"> </w:t>
-      </w:r>
-      <w:r>
-        <w:rPr>
-          <w:b/>
-          <w:bCs/>
-        </w:rPr>
-        <w:t xml:space="preserve">ordered decision procedure</w:t>
-      </w:r>
-      <w:r>
-        <w:t xml:space="preserve"> </w:t>
-      </w:r>
-      <w:r>
-        <w:t xml:space="preserve">is written, first-match-wins.</w:t>
+        <w:t xml:space="preserve">The standard's text is held locally, fetched from a</w:t>
+      </w:r>
+      <w:r>
+        <w:t xml:space="preserve"> </w:t>
+      </w:r>
+      <w:r>
+        <w:rPr>
+          <w:b/>
+          <w:bCs/>
+        </w:rPr>
+        <w:t xml:space="preserve">tagged release asset</w:t>
+      </w:r>
+      <w:r>
+        <w:t xml:space="preserve">, pinned by digest.</w:t>
       </w:r>
     </w:p>
     <w:p>
@@ -10916,30 +12016,23 @@
         </w:numPr>
       </w:pPr>
       <w:r>
-        <w:rPr>
-          <w:b/>
-          <w:bCs/>
-        </w:rPr>
-        <w:t xml:space="preserve">Scope is declared positively</w:t>
-      </w:r>
-      <w:r>
-        <w:t xml:space="preserve">, and exactly</w:t>
-      </w:r>
-      <w:r>
-        <w:t xml:space="preserve"> </w:t>
-      </w:r>
-      <w:r>
-        <w:rPr>
-          <w:b/>
-          <w:bCs/>
-        </w:rPr>
-        <w:t xml:space="preserve">one posture</w:t>
-      </w:r>
-      <w:r>
-        <w:t xml:space="preserve"> </w:t>
-      </w:r>
-      <w:r>
-        <w:t xml:space="preserve">is described in prose.</w:t>
+        <w:t xml:space="preserve">The</w:t>
+      </w:r>
+      <w:r>
+        <w:t xml:space="preserve"> </w:t>
+      </w:r>
+      <w:r>
+        <w:rPr>
+          <w:b/>
+          <w:bCs/>
+        </w:rPr>
+        <w:t xml:space="preserve">verdict vocabulary</w:t>
+      </w:r>
+      <w:r>
+        <w:t xml:space="preserve"> </w:t>
+      </w:r>
+      <w:r>
+        <w:t xml:space="preserve">is published, with local extensions defined.</w:t>
       </w:r>
     </w:p>
     <w:p>
@@ -10961,49 +12054,13 @@
           <w:b/>
           <w:bCs/>
         </w:rPr>
-        <w:t xml:space="preserve">scorecard exists as data</w:t>
-      </w:r>
-      <w:r>
-        <w:t xml:space="preserve">, with</w:t>
-      </w:r>
-      <w:r>
-        <w:t xml:space="preserve"> </w:t>
-      </w:r>
-      <w:r>
-        <w:rPr>
-          <w:rStyle w:val="VerbatimChar"/>
-        </w:rPr>
-        <w:t xml:space="preserve">rule_fired</w:t>
-      </w:r>
-      <w:r>
-        <w:t xml:space="preserve">,</w:t>
-      </w:r>
-      <w:r>
-        <w:t xml:space="preserve"> </w:t>
-      </w:r>
-      <w:r>
-        <w:rPr>
-          <w:rStyle w:val="VerbatimChar"/>
-        </w:rPr>
-        <w:t xml:space="preserve">reviewed_by</w:t>
-      </w:r>
-      <w:r>
-        <w:t xml:space="preserve">,</w:t>
-      </w:r>
-      <w:r>
-        <w:t xml:space="preserve"> </w:t>
-      </w:r>
-      <w:r>
-        <w:rPr>
-          <w:rStyle w:val="VerbatimChar"/>
-        </w:rPr>
-        <w:t xml:space="preserve">reviewed_at</w:t>
-      </w:r>
-      <w:r>
-        <w:t xml:space="preserve"> </w:t>
-      </w:r>
-      <w:r>
-        <w:t xml:space="preserve">fields.</w:t>
+        <w:t xml:space="preserve">ordered decision procedure</w:t>
+      </w:r>
+      <w:r>
+        <w:t xml:space="preserve"> </w:t>
+      </w:r>
+      <w:r>
+        <w:t xml:space="preserve">is written, first-match-wins.</w:t>
       </w:r>
     </w:p>
     <w:p>
@@ -11015,23 +12072,30 @@
         </w:numPr>
       </w:pPr>
       <w:r>
-        <w:t xml:space="preserve">The</w:t>
-      </w:r>
-      <w:r>
-        <w:t xml:space="preserve"> </w:t>
-      </w:r>
-      <w:r>
-        <w:rPr>
-          <w:b/>
-          <w:bCs/>
-        </w:rPr>
-        <w:t xml:space="preserve">anchor verifier</w:t>
-      </w:r>
-      <w:r>
-        <w:t xml:space="preserve"> </w:t>
-      </w:r>
-      <w:r>
-        <w:t xml:space="preserve">runs in CI and fails the build -- and you have watched it fail on purpose.</w:t>
+        <w:rPr>
+          <w:b/>
+          <w:bCs/>
+        </w:rPr>
+        <w:t xml:space="preserve">Scope is declared positively</w:t>
+      </w:r>
+      <w:r>
+        <w:t xml:space="preserve">, and exactly</w:t>
+      </w:r>
+      <w:r>
+        <w:t xml:space="preserve"> </w:t>
+      </w:r>
+      <w:r>
+        <w:rPr>
+          <w:b/>
+          <w:bCs/>
+        </w:rPr>
+        <w:t xml:space="preserve">one posture</w:t>
+      </w:r>
+      <w:r>
+        <w:t xml:space="preserve"> </w:t>
+      </w:r>
+      <w:r>
+        <w:t xml:space="preserve">is described in prose.</w:t>
       </w:r>
     </w:p>
     <w:p>
@@ -11043,20 +12107,59 @@
         </w:numPr>
       </w:pPr>
       <w:r>
-        <w:t xml:space="preserve">Cell</w:t>
-      </w:r>
-      <w:r>
-        <w:t xml:space="preserve"> </w:t>
-      </w:r>
-      <w:r>
-        <w:rPr>
-          <w:b/>
-          <w:bCs/>
-        </w:rPr>
-        <w:t xml:space="preserve">claims are atomic</w:t>
-      </w:r>
-      <w:r>
-        <w:t xml:space="preserve">, so two sessions cannot score the same cell.</w:t>
+        <w:t xml:space="preserve">The</w:t>
+      </w:r>
+      <w:r>
+        <w:t xml:space="preserve"> </w:t>
+      </w:r>
+      <w:r>
+        <w:rPr>
+          <w:b/>
+          <w:bCs/>
+        </w:rPr>
+        <w:t xml:space="preserve">scorecard exists as data</w:t>
+      </w:r>
+      <w:r>
+        <w:t xml:space="preserve">, with</w:t>
+      </w:r>
+      <w:r>
+        <w:t xml:space="preserve"> </w:t>
+      </w:r>
+      <w:r>
+        <w:rPr>
+          <w:rStyle w:val="VerbatimChar"/>
+        </w:rPr>
+        <w:t xml:space="preserve">rule_fired</w:t>
+      </w:r>
+      <w:r>
+        <w:t xml:space="preserve">,</w:t>
+      </w:r>
+      <w:r>
+        <w:t xml:space="preserve"> </w:t>
+      </w:r>
+      <w:r>
+        <w:rPr>
+          <w:rStyle w:val="VerbatimChar"/>
+        </w:rPr>
+        <w:t xml:space="preserve">reviewed_by</w:t>
+      </w:r>
+      <w:r>
+        <w:t xml:space="preserve">,</w:t>
+      </w:r>
+      <w:r>
+        <w:t xml:space="preserve"> </w:t>
+      </w:r>
+      <w:r>
+        <w:rPr>
+          <w:rStyle w:val="VerbatimChar"/>
+        </w:rPr>
+        <w:t xml:space="preserve">reviewed_at</w:t>
+      </w:r>
+      <w:r>
+        <w:t xml:space="preserve"> </w:t>
+      </w:r>
+      <w:r>
+        <w:t xml:space="preserve">fields.</w:t>
       </w:r>
     </w:p>
     <w:p>
@@ -11068,17 +12171,23 @@
         </w:numPr>
       </w:pPr>
       <w:r>
-        <w:rPr>
-          <w:b/>
-          <w:bCs/>
-        </w:rPr>
-        <w:t xml:space="preserve">One integrator</w:t>
-      </w:r>
-      <w:r>
-        <w:t xml:space="preserve"> </w:t>
-      </w:r>
-      <w:r>
-        <w:t xml:space="preserve">owns every write to the record; workers emit structured verdict files.</w:t>
+        <w:t xml:space="preserve">The</w:t>
+      </w:r>
+      <w:r>
+        <w:t xml:space="preserve"> </w:t>
+      </w:r>
+      <w:r>
+        <w:rPr>
+          <w:b/>
+          <w:bCs/>
+        </w:rPr>
+        <w:t xml:space="preserve">anchor verifier</w:t>
+      </w:r>
+      <w:r>
+        <w:t xml:space="preserve"> </w:t>
+      </w:r>
+      <w:r>
+        <w:t xml:space="preserve">runs in CI and fails the build -- and you have watched it fail on purpose.</w:t>
       </w:r>
     </w:p>
     <w:p>
@@ -11090,31 +12199,20 @@
         </w:numPr>
       </w:pPr>
       <w:r>
-        <w:t xml:space="preserve">A</w:t>
-      </w:r>
-      <w:r>
-        <w:t xml:space="preserve"> </w:t>
-      </w:r>
-      <w:r>
-        <w:rPr>
-          <w:b/>
-          <w:bCs/>
-        </w:rPr>
-        <w:t xml:space="preserve">collision detector</w:t>
-      </w:r>
-      <w:r>
-        <w:t xml:space="preserve"> </w:t>
-      </w:r>
-      <w:r>
-        <w:t xml:space="preserve">runs at integration over "which cells does each pending change touch".</w:t>
-      </w:r>
-    </w:p>
-    <w:p>
-      <w:pPr>
-        <w:pStyle w:val="FirstParagraph"/>
-      </w:pPr>
-      <w:r>
-        <w:t xml:space="preserve">Before anything is published:</w:t>
+        <w:t xml:space="preserve">Cell</w:t>
+      </w:r>
+      <w:r>
+        <w:t xml:space="preserve"> </w:t>
+      </w:r>
+      <w:r>
+        <w:rPr>
+          <w:b/>
+          <w:bCs/>
+        </w:rPr>
+        <w:t xml:space="preserve">claims are atomic</w:t>
+      </w:r>
+      <w:r>
+        <w:t xml:space="preserve">, so two sessions cannot score the same cell.</w:t>
       </w:r>
     </w:p>
     <w:p>
@@ -11126,26 +12224,17 @@
         </w:numPr>
       </w:pPr>
       <w:r>
-        <w:t xml:space="preserve">Every count is</w:t>
-      </w:r>
-      <w:r>
-        <w:t xml:space="preserve"> </w:t>
-      </w:r>
-      <w:r>
-        <w:rPr>
-          <w:b/>
-          <w:bCs/>
-        </w:rPr>
-        <w:t xml:space="preserve">computed</w:t>
-      </w:r>
-      <w:r>
-        <w:t xml:space="preserve">, not typed -- and every figure can name its command, input tree and</w:t>
-      </w:r>
-      <w:r>
-        <w:t xml:space="preserve"> </w:t>
-      </w:r>
-      <w:r>
-        <w:t xml:space="preserve">exit code, not just a conclusion.</w:t>
+        <w:rPr>
+          <w:b/>
+          <w:bCs/>
+        </w:rPr>
+        <w:t xml:space="preserve">One integrator</w:t>
+      </w:r>
+      <w:r>
+        <w:t xml:space="preserve"> </w:t>
+      </w:r>
+      <w:r>
+        <w:t xml:space="preserve">owns every write to the record; workers emit structured verdict files.</w:t>
       </w:r>
     </w:p>
     <w:p>
@@ -11157,23 +12246,31 @@
         </w:numPr>
       </w:pPr>
       <w:r>
-        <w:t xml:space="preserve">Derived numbers were</w:t>
-      </w:r>
-      <w:r>
-        <w:t xml:space="preserve"> </w:t>
-      </w:r>
-      <w:r>
-        <w:rPr>
-          <w:b/>
-          <w:bCs/>
-        </w:rPr>
-        <w:t xml:space="preserve">recomputed from source</w:t>
-      </w:r>
-      <w:r>
-        <w:t xml:space="preserve"> </w:t>
-      </w:r>
-      <w:r>
-        <w:t xml:space="preserve">by whoever wrote last, not delta-adjusted.</w:t>
+        <w:t xml:space="preserve">A</w:t>
+      </w:r>
+      <w:r>
+        <w:t xml:space="preserve"> </w:t>
+      </w:r>
+      <w:r>
+        <w:rPr>
+          <w:b/>
+          <w:bCs/>
+        </w:rPr>
+        <w:t xml:space="preserve">collision detector</w:t>
+      </w:r>
+      <w:r>
+        <w:t xml:space="preserve"> </w:t>
+      </w:r>
+      <w:r>
+        <w:t xml:space="preserve">runs at integration over "which cells does each pending change touch".</w:t>
+      </w:r>
+    </w:p>
+    <w:p>
+      <w:pPr>
+        <w:pStyle w:val="FirstParagraph"/>
+      </w:pPr>
+      <w:r>
+        <w:t xml:space="preserve">Before anything is published:</w:t>
       </w:r>
     </w:p>
     <w:p>
@@ -11185,20 +12282,26 @@
         </w:numPr>
       </w:pPr>
       <w:r>
-        <w:t xml:space="preserve">Printed components are asserted to</w:t>
-      </w:r>
-      <w:r>
-        <w:t xml:space="preserve"> </w:t>
-      </w:r>
-      <w:r>
-        <w:rPr>
-          <w:b/>
-          <w:bCs/>
-        </w:rPr>
-        <w:t xml:space="preserve">sum to the printed total</w:t>
-      </w:r>
-      <w:r>
-        <w:t xml:space="preserve">.</w:t>
+        <w:t xml:space="preserve">Every count is</w:t>
+      </w:r>
+      <w:r>
+        <w:t xml:space="preserve"> </w:t>
+      </w:r>
+      <w:r>
+        <w:rPr>
+          <w:b/>
+          <w:bCs/>
+        </w:rPr>
+        <w:t xml:space="preserve">computed</w:t>
+      </w:r>
+      <w:r>
+        <w:t xml:space="preserve">, not typed -- and every figure can name its command, input tree and</w:t>
+      </w:r>
+      <w:r>
+        <w:t xml:space="preserve"> </w:t>
+      </w:r>
+      <w:r>
+        <w:t xml:space="preserve">exit code, not just a conclusion.</w:t>
       </w:r>
     </w:p>
     <w:p>
@@ -11210,38 +12313,23 @@
         </w:numPr>
       </w:pPr>
       <w:r>
-        <w:rPr>
-          <w:rStyle w:val="VerbatimChar"/>
-        </w:rPr>
-        <w:t xml:space="preserve">unverified</w:t>
-      </w:r>
-      <w:r>
-        <w:t xml:space="preserve"> </w:t>
-      </w:r>
-      <w:r>
-        <w:t xml:space="preserve">is</w:t>
-      </w:r>
-      <w:r>
-        <w:t xml:space="preserve"> </w:t>
-      </w:r>
-      <w:r>
-        <w:rPr>
-          <w:b/>
-          <w:bCs/>
-        </w:rPr>
-        <w:t xml:space="preserve">reported separately</w:t>
-      </w:r>
-      <w:r>
-        <w:t xml:space="preserve"> </w:t>
-      </w:r>
-      <w:r>
-        <w:t xml:space="preserve">and excluded from any pass total, and the renderer states</w:t>
-      </w:r>
-      <w:r>
-        <w:t xml:space="preserve"> </w:t>
-      </w:r>
-      <w:r>
-        <w:t xml:space="preserve">what the label means wherever it prints it.</w:t>
+        <w:t xml:space="preserve">Derived numbers were</w:t>
+      </w:r>
+      <w:r>
+        <w:t xml:space="preserve"> </w:t>
+      </w:r>
+      <w:r>
+        <w:rPr>
+          <w:b/>
+          <w:bCs/>
+        </w:rPr>
+        <w:t xml:space="preserve">recomputed from source</w:t>
+      </w:r>
+      <w:r>
+        <w:t xml:space="preserve"> </w:t>
+      </w:r>
+      <w:r>
+        <w:t xml:space="preserve">by whoever wrote last, not delta-adjusted.</w:t>
       </w:r>
     </w:p>
     <w:p>
@@ -11253,47 +12341,17 @@
         </w:numPr>
       </w:pPr>
       <w:r>
-        <w:t xml:space="preserve">Every reviewer</w:t>
-      </w:r>
-      <w:r>
-        <w:t xml:space="preserve"> </w:t>
-      </w:r>
-      <w:r>
-        <w:rPr>
-          <w:b/>
-          <w:bCs/>
-        </w:rPr>
-        <w:t xml:space="preserve">executed</w:t>
-      </w:r>
-      <w:r>
-        <w:t xml:space="preserve"> </w:t>
-      </w:r>
-      <w:r>
-        <w:t xml:space="preserve">the citations rather than reading them, and reviewers had</w:t>
-      </w:r>
-      <w:r>
-        <w:t xml:space="preserve"> </w:t>
-      </w:r>
-      <w:r>
-        <w:rPr>
-          <w:b/>
-          <w:bCs/>
-        </w:rPr>
-        <w:t xml:space="preserve">distinct</w:t>
-      </w:r>
-      <w:r>
-        <w:rPr>
-          <w:b/>
-          <w:bCs/>
-        </w:rPr>
-        <w:t xml:space="preserve"> </w:t>
-      </w:r>
-      <w:r>
-        <w:rPr>
-          <w:b/>
-          <w:bCs/>
-        </w:rPr>
-        <w:t xml:space="preserve">lenses</w:t>
+        <w:t xml:space="preserve">Printed components are asserted to</w:t>
+      </w:r>
+      <w:r>
+        <w:t xml:space="preserve"> </w:t>
+      </w:r>
+      <w:r>
+        <w:rPr>
+          <w:b/>
+          <w:bCs/>
+        </w:rPr>
+        <w:t xml:space="preserve">sum to the printed total</w:t>
       </w:r>
       <w:r>
         <w:t xml:space="preserve">.</w:t>
@@ -11308,7 +12366,38 @@
         </w:numPr>
       </w:pPr>
       <w:r>
-        <w:t xml:space="preserve">Every absolute ("the only", "all", "never") was either proved or weakened to "at least".</w:t>
+        <w:rPr>
+          <w:rStyle w:val="VerbatimChar"/>
+        </w:rPr>
+        <w:t xml:space="preserve">unverified</w:t>
+      </w:r>
+      <w:r>
+        <w:t xml:space="preserve"> </w:t>
+      </w:r>
+      <w:r>
+        <w:t xml:space="preserve">is</w:t>
+      </w:r>
+      <w:r>
+        <w:t xml:space="preserve"> </w:t>
+      </w:r>
+      <w:r>
+        <w:rPr>
+          <w:b/>
+          <w:bCs/>
+        </w:rPr>
+        <w:t xml:space="preserve">reported separately</w:t>
+      </w:r>
+      <w:r>
+        <w:t xml:space="preserve"> </w:t>
+      </w:r>
+      <w:r>
+        <w:t xml:space="preserve">and excluded from any pass total, and the renderer states</w:t>
+      </w:r>
+      <w:r>
+        <w:t xml:space="preserve"> </w:t>
+      </w:r>
+      <w:r>
+        <w:t xml:space="preserve">what the label means wherever it prints it.</w:t>
       </w:r>
     </w:p>
     <w:p>
@@ -11320,20 +12409,50 @@
         </w:numPr>
       </w:pPr>
       <w:r>
-        <w:t xml:space="preserve">Impact sentences for undeployed software are in the</w:t>
-      </w:r>
-      <w:r>
-        <w:t xml:space="preserve"> </w:t>
-      </w:r>
-      <w:r>
-        <w:rPr>
-          <w:b/>
-          <w:bCs/>
-        </w:rPr>
-        <w:t xml:space="preserve">conditional tense</w:t>
-      </w:r>
-      <w:r>
-        <w:t xml:space="preserve">, with no score altered.</w:t>
+        <w:t xml:space="preserve">Every reviewer</w:t>
+      </w:r>
+      <w:r>
+        <w:t xml:space="preserve"> </w:t>
+      </w:r>
+      <w:r>
+        <w:rPr>
+          <w:b/>
+          <w:bCs/>
+        </w:rPr>
+        <w:t xml:space="preserve">executed</w:t>
+      </w:r>
+      <w:r>
+        <w:t xml:space="preserve"> </w:t>
+      </w:r>
+      <w:r>
+        <w:t xml:space="preserve">the citations rather than reading them, and reviewers had</w:t>
+      </w:r>
+      <w:r>
+        <w:t xml:space="preserve"> </w:t>
+      </w:r>
+      <w:r>
+        <w:rPr>
+          <w:b/>
+          <w:bCs/>
+        </w:rPr>
+        <w:t xml:space="preserve">distinct</w:t>
+      </w:r>
+      <w:r>
+        <w:rPr>
+          <w:b/>
+          <w:bCs/>
+        </w:rPr>
+        <w:t xml:space="preserve"> </w:t>
+      </w:r>
+      <w:r>
+        <w:rPr>
+          <w:b/>
+          <w:bCs/>
+        </w:rPr>
+        <w:t xml:space="preserve">lenses</w:t>
+      </w:r>
+      <w:r>
+        <w:t xml:space="preserve">.</w:t>
       </w:r>
     </w:p>
     <w:p>
@@ -11345,20 +12464,7 @@
         </w:numPr>
       </w:pPr>
       <w:r>
-        <w:rPr>
-          <w:b/>
-          <w:bCs/>
-        </w:rPr>
-        <w:t xml:space="preserve">Every requirement is reported</w:t>
-      </w:r>
-      <w:r>
-        <w:t xml:space="preserve">, not exceptions only -- an exceptions-only report hides the</w:t>
-      </w:r>
-      <w:r>
-        <w:t xml:space="preserve"> </w:t>
-      </w:r>
-      <w:r>
-        <w:t xml:space="preserve">denominator, and a reader cannot distinguish a thorough assessment from a shallow one.</w:t>
+        <w:t xml:space="preserve">Every absolute ("the only", "all", "never") was either proved or weakened to "at least".</w:t>
       </w:r>
     </w:p>
     <w:p>
@@ -11370,36 +12476,20 @@
         </w:numPr>
       </w:pPr>
       <w:r>
-        <w:t xml:space="preserve">Every total carries the</w:t>
-      </w:r>
-      <w:r>
-        <w:t xml:space="preserve"> </w:t>
-      </w:r>
-      <w:r>
-        <w:rPr>
-          <w:b/>
-          <w:bCs/>
-        </w:rPr>
-        <w:t xml:space="preserve">pinned standard version</w:t>
-      </w:r>
-      <w:r>
-        <w:t xml:space="preserve"> </w:t>
-      </w:r>
-      <w:r>
-        <w:t xml:space="preserve">and the</w:t>
-      </w:r>
-      <w:r>
-        <w:t xml:space="preserve"> </w:t>
-      </w:r>
-      <w:r>
-        <w:rPr>
-          <w:b/>
-          <w:bCs/>
-        </w:rPr>
-        <w:t xml:space="preserve">drift-check result</w:t>
-      </w:r>
-      <w:r>
-        <w:t xml:space="preserve">.</w:t>
+        <w:t xml:space="preserve">Impact sentences for undeployed software are in the</w:t>
+      </w:r>
+      <w:r>
+        <w:t xml:space="preserve"> </w:t>
+      </w:r>
+      <w:r>
+        <w:rPr>
+          <w:b/>
+          <w:bCs/>
+        </w:rPr>
+        <w:t xml:space="preserve">conditional tense</w:t>
+      </w:r>
+      <w:r>
+        <w:t xml:space="preserve">, with no score altered.</w:t>
       </w:r>
     </w:p>
     <w:p>
@@ -11411,50 +12501,20 @@
         </w:numPr>
       </w:pPr>
       <w:r>
-        <w:t xml:space="preserve">Any movement is reported</w:t>
-      </w:r>
-      <w:r>
-        <w:t xml:space="preserve"> </w:t>
-      </w:r>
-      <w:r>
-        <w:rPr>
-          <w:b/>
-          <w:bCs/>
-        </w:rPr>
-        <w:t xml:space="preserve">with its cause named</w:t>
-      </w:r>
-      <w:r>
-        <w:t xml:space="preserve"> </w:t>
-      </w:r>
-      <w:r>
-        <w:t xml:space="preserve">-- and if nothing moved, that is</w:t>
-      </w:r>
-      <w:r>
-        <w:t xml:space="preserve"> </w:t>
-      </w:r>
-      <w:r>
-        <w:rPr>
-          <w:b/>
-          <w:bCs/>
-        </w:rPr>
-        <w:t xml:space="preserve">stated as a</w:t>
-      </w:r>
-      <w:r>
-        <w:rPr>
-          <w:b/>
-          <w:bCs/>
-        </w:rPr>
-        <w:t xml:space="preserve"> </w:t>
-      </w:r>
-      <w:r>
-        <w:rPr>
-          <w:b/>
-          <w:bCs/>
-        </w:rPr>
-        <w:t xml:space="preserve">result</w:t>
-      </w:r>
-      <w:r>
-        <w:t xml:space="preserve">, with the reason.</w:t>
+        <w:rPr>
+          <w:b/>
+          <w:bCs/>
+        </w:rPr>
+        <w:t xml:space="preserve">Every requirement is reported</w:t>
+      </w:r>
+      <w:r>
+        <w:t xml:space="preserve">, not exceptions only -- an exceptions-only report hides the</w:t>
+      </w:r>
+      <w:r>
+        <w:t xml:space="preserve"> </w:t>
+      </w:r>
+      <w:r>
+        <w:t xml:space="preserve">denominator, and a reader cannot distinguish a thorough assessment from a shallow one.</w:t>
       </w:r>
     </w:p>
     <w:p>
@@ -11466,23 +12526,36 @@
         </w:numPr>
       </w:pPr>
       <w:r>
-        <w:t xml:space="preserve">Any level claim either</w:t>
-      </w:r>
-      <w:r>
-        <w:t xml:space="preserve"> </w:t>
-      </w:r>
-      <w:r>
-        <w:rPr>
-          <w:b/>
-          <w:bCs/>
-        </w:rPr>
-        <w:t xml:space="preserve">enumerates the exclusions</w:t>
-      </w:r>
-      <w:r>
-        <w:t xml:space="preserve"> </w:t>
-      </w:r>
-      <w:r>
-        <w:t xml:space="preserve">or says something weaker than "verified".</w:t>
+        <w:t xml:space="preserve">Every total carries the</w:t>
+      </w:r>
+      <w:r>
+        <w:t xml:space="preserve"> </w:t>
+      </w:r>
+      <w:r>
+        <w:rPr>
+          <w:b/>
+          <w:bCs/>
+        </w:rPr>
+        <w:t xml:space="preserve">pinned standard version</w:t>
+      </w:r>
+      <w:r>
+        <w:t xml:space="preserve"> </w:t>
+      </w:r>
+      <w:r>
+        <w:t xml:space="preserve">and the</w:t>
+      </w:r>
+      <w:r>
+        <w:t xml:space="preserve"> </w:t>
+      </w:r>
+      <w:r>
+        <w:rPr>
+          <w:b/>
+          <w:bCs/>
+        </w:rPr>
+        <w:t xml:space="preserve">drift-check result</w:t>
+      </w:r>
+      <w:r>
+        <w:t xml:space="preserve">.</w:t>
       </w:r>
     </w:p>
     <w:p>
@@ -11494,37 +12567,50 @@
         </w:numPr>
       </w:pPr>
       <w:r>
-        <w:t xml:space="preserve">The findings themselves are going</w:t>
-      </w:r>
-      <w:r>
-        <w:t xml:space="preserve"> </w:t>
-      </w:r>
-      <w:r>
-        <w:rPr>
-          <w:b/>
-          <w:bCs/>
-        </w:rPr>
-        <w:t xml:space="preserve">somewhere private</w:t>
-      </w:r>
-      <w:r>
-        <w:t xml:space="preserve">.</w:t>
-      </w:r>
-    </w:p>
-    <w:p>
-      <w:r>
-        <w:pict>
-          <v:rect style="width:0;height:1.5pt" o:hralign="center" o:hrstd="t" o:hr="t"/>
-        </w:pict>
-      </w:r>
-    </w:p>
-    <w:bookmarkEnd w:id="63"/>
-    <w:bookmarkStart w:id="66" w:name="see-also"/>
-    <w:p>
-      <w:pPr>
-        <w:pStyle w:val="Heading2"/>
-      </w:pPr>
-      <w:r>
-        <w:t xml:space="preserve">See also</w:t>
+        <w:t xml:space="preserve">Any movement is reported</w:t>
+      </w:r>
+      <w:r>
+        <w:t xml:space="preserve"> </w:t>
+      </w:r>
+      <w:r>
+        <w:rPr>
+          <w:b/>
+          <w:bCs/>
+        </w:rPr>
+        <w:t xml:space="preserve">with its cause named</w:t>
+      </w:r>
+      <w:r>
+        <w:t xml:space="preserve"> </w:t>
+      </w:r>
+      <w:r>
+        <w:t xml:space="preserve">-- and if nothing moved, that is</w:t>
+      </w:r>
+      <w:r>
+        <w:t xml:space="preserve"> </w:t>
+      </w:r>
+      <w:r>
+        <w:rPr>
+          <w:b/>
+          <w:bCs/>
+        </w:rPr>
+        <w:t xml:space="preserve">stated as a</w:t>
+      </w:r>
+      <w:r>
+        <w:rPr>
+          <w:b/>
+          <w:bCs/>
+        </w:rPr>
+        <w:t xml:space="preserve"> </w:t>
+      </w:r>
+      <w:r>
+        <w:rPr>
+          <w:b/>
+          <w:bCs/>
+        </w:rPr>
+        <w:t xml:space="preserve">result</w:t>
+      </w:r>
+      <w:r>
+        <w:t xml:space="preserve">, with the reason.</w:t>
       </w:r>
     </w:p>
     <w:p>
@@ -11535,7 +12621,77 @@
           <w:numId w:val="1033"/>
         </w:numPr>
       </w:pPr>
-      <w:hyperlink r:id="rId64">
+      <w:r>
+        <w:t xml:space="preserve">Any level claim either</w:t>
+      </w:r>
+      <w:r>
+        <w:t xml:space="preserve"> </w:t>
+      </w:r>
+      <w:r>
+        <w:rPr>
+          <w:b/>
+          <w:bCs/>
+        </w:rPr>
+        <w:t xml:space="preserve">enumerates the exclusions</w:t>
+      </w:r>
+      <w:r>
+        <w:t xml:space="preserve"> </w:t>
+      </w:r>
+      <w:r>
+        <w:t xml:space="preserve">or says something weaker than "verified".</w:t>
+      </w:r>
+    </w:p>
+    <w:p>
+      <w:pPr>
+        <w:pStyle w:val="Compact"/>
+        <w:numPr>
+          <w:ilvl w:val="0"/>
+          <w:numId w:val="1034"/>
+        </w:numPr>
+      </w:pPr>
+      <w:r>
+        <w:t xml:space="preserve">The findings themselves are going</w:t>
+      </w:r>
+      <w:r>
+        <w:t xml:space="preserve"> </w:t>
+      </w:r>
+      <w:r>
+        <w:rPr>
+          <w:b/>
+          <w:bCs/>
+        </w:rPr>
+        <w:t xml:space="preserve">somewhere private</w:t>
+      </w:r>
+      <w:r>
+        <w:t xml:space="preserve">.</w:t>
+      </w:r>
+    </w:p>
+    <w:p>
+      <w:r>
+        <w:pict>
+          <v:rect style="width:0;height:1.5pt" o:hralign="center" o:hrstd="t" o:hr="t"/>
+        </w:pict>
+      </w:r>
+    </w:p>
+    <w:bookmarkEnd w:id="70"/>
+    <w:bookmarkStart w:id="72" w:name="see-also"/>
+    <w:p>
+      <w:pPr>
+        <w:pStyle w:val="Heading2"/>
+      </w:pPr>
+      <w:r>
+        <w:t xml:space="preserve">See also</w:t>
+      </w:r>
+    </w:p>
+    <w:p>
+      <w:pPr>
+        <w:pStyle w:val="Compact"/>
+        <w:numPr>
+          <w:ilvl w:val="0"/>
+          <w:numId w:val="1035"/>
+        </w:numPr>
+      </w:pPr>
+      <w:hyperlink r:id="rId21">
         <w:r>
           <w:rPr>
             <w:rStyle w:val="VerbatimChar"/>
@@ -11567,10 +12723,10 @@
         <w:pStyle w:val="Compact"/>
         <w:numPr>
           <w:ilvl w:val="0"/>
-          <w:numId w:val="1033"/>
+          <w:numId w:val="1035"/>
         </w:numPr>
       </w:pPr>
-      <w:hyperlink r:id="rId38">
+      <w:hyperlink r:id="rId45">
         <w:r>
           <w:rPr>
             <w:rStyle w:val="VerbatimChar"/>
@@ -11596,10 +12752,10 @@
         <w:pStyle w:val="Compact"/>
         <w:numPr>
           <w:ilvl w:val="0"/>
-          <w:numId w:val="1033"/>
+          <w:numId w:val="1035"/>
         </w:numPr>
       </w:pPr>
-      <w:hyperlink r:id="rId65">
+      <w:hyperlink r:id="rId71">
         <w:r>
           <w:rPr>
             <w:rStyle w:val="VerbatimChar"/>
@@ -11620,8 +12776,8 @@
         <w:t xml:space="preserve">sessions.</w:t>
       </w:r>
     </w:p>
-    <w:bookmarkEnd w:id="66"/>
-    <w:bookmarkEnd w:id="67"/>
+    <w:bookmarkEnd w:id="72"/>
+    <w:bookmarkEnd w:id="73"/>
     <w:sectPr>
       <w:footnotePr>
         <w:numRestart w:val="eachSect"/>
@@ -11732,6 +12888,91 @@
       </w:pPr>
     </w:lvl>
   </w:abstractNum>
+  <w:abstractNum w:abstractNumId="99411">
+    <w:nsid w:val="00A99411"/>
+    <w:multiLevelType w:val="multilevel"/>
+    <w:lvl w:ilvl="0">
+      <w:start w:val="1"/>
+      <w:numFmt w:val="decimal"/>
+      <w:lvlText w:val="%1."/>
+      <w:lvlJc w:val="left"/>
+      <w:pPr>
+        <w:ind w:left="720" w:hanging="360"/>
+      </w:pPr>
+    </w:lvl>
+    <w:lvl w:ilvl="1">
+      <w:start w:val="1"/>
+      <w:numFmt w:val="decimal"/>
+      <w:lvlText w:val="%2."/>
+      <w:lvlJc w:val="left"/>
+      <w:pPr>
+        <w:ind w:left="1440" w:hanging="360"/>
+      </w:pPr>
+    </w:lvl>
+    <w:lvl w:ilvl="2">
+      <w:start w:val="1"/>
+      <w:numFmt w:val="decimal"/>
+      <w:lvlText w:val="%3."/>
+      <w:lvlJc w:val="left"/>
+      <w:pPr>
+        <w:ind w:left="2160" w:hanging="360"/>
+      </w:pPr>
+    </w:lvl>
+    <w:lvl w:ilvl="3">
+      <w:start w:val="1"/>
+      <w:numFmt w:val="decimal"/>
+      <w:lvlText w:val="%4."/>
+      <w:lvlJc w:val="left"/>
+      <w:pPr>
+        <w:ind w:left="2880" w:hanging="360"/>
+      </w:pPr>
+    </w:lvl>
+    <w:lvl w:ilvl="4">
+      <w:start w:val="1"/>
+      <w:numFmt w:val="decimal"/>
+      <w:lvlText w:val="%5."/>
+      <w:lvlJc w:val="left"/>
+      <w:pPr>
+        <w:ind w:left="3600" w:hanging="360"/>
+      </w:pPr>
+    </w:lvl>
+    <w:lvl w:ilvl="5">
+      <w:start w:val="1"/>
+      <w:numFmt w:val="decimal"/>
+      <w:lvlText w:val="%6."/>
+      <w:lvlJc w:val="left"/>
+      <w:pPr>
+        <w:ind w:left="4320" w:hanging="360"/>
+      </w:pPr>
+    </w:lvl>
+    <w:lvl w:ilvl="6">
+      <w:start w:val="1"/>
+      <w:numFmt w:val="decimal"/>
+      <w:lvlText w:val="%7."/>
+      <w:lvlJc w:val="left"/>
+      <w:pPr>
+        <w:ind w:left="5040" w:hanging="360"/>
+      </w:pPr>
+    </w:lvl>
+    <w:lvl w:ilvl="7">
+      <w:start w:val="1"/>
+      <w:numFmt w:val="decimal"/>
+      <w:lvlText w:val="%8."/>
+      <w:lvlJc w:val="left"/>
+      <w:pPr>
+        <w:ind w:left="5760" w:hanging="360"/>
+      </w:pPr>
+    </w:lvl>
+    <w:lvl w:ilvl="8">
+      <w:start w:val="1"/>
+      <w:numFmt w:val="decimal"/>
+      <w:lvlText w:val="%9."/>
+      <w:lvlJc w:val="left"/>
+      <w:pPr>
+        <w:ind w:left="6480" w:hanging="360"/>
+      </w:pPr>
+    </w:lvl>
+  </w:abstractNum>
   <w:abstractNum w:abstractNumId="991">
     <w:nsid w:val="0000A991"/>
     <w:multiLevelType w:val="multilevel"/>
@@ -11833,91 +13074,6 @@
       <w:rPr>
         <w:rFonts w:ascii="Wingdings" w:hAnsi="Wingdings" w:cs="Wingdings" w:hint="default"/>
       </w:rPr>
-    </w:lvl>
-  </w:abstractNum>
-  <w:abstractNum w:abstractNumId="99411">
-    <w:nsid w:val="00A99411"/>
-    <w:multiLevelType w:val="multilevel"/>
-    <w:lvl w:ilvl="0">
-      <w:start w:val="1"/>
-      <w:numFmt w:val="decimal"/>
-      <w:lvlText w:val="%1."/>
-      <w:lvlJc w:val="left"/>
-      <w:pPr>
-        <w:ind w:left="720" w:hanging="360"/>
-      </w:pPr>
-    </w:lvl>
-    <w:lvl w:ilvl="1">
-      <w:start w:val="1"/>
-      <w:numFmt w:val="decimal"/>
-      <w:lvlText w:val="%2."/>
-      <w:lvlJc w:val="left"/>
-      <w:pPr>
-        <w:ind w:left="1440" w:hanging="360"/>
-      </w:pPr>
-    </w:lvl>
-    <w:lvl w:ilvl="2">
-      <w:start w:val="1"/>
-      <w:numFmt w:val="decimal"/>
-      <w:lvlText w:val="%3."/>
-      <w:lvlJc w:val="left"/>
-      <w:pPr>
-        <w:ind w:left="2160" w:hanging="360"/>
-      </w:pPr>
-    </w:lvl>
-    <w:lvl w:ilvl="3">
-      <w:start w:val="1"/>
-      <w:numFmt w:val="decimal"/>
-      <w:lvlText w:val="%4."/>
-      <w:lvlJc w:val="left"/>
-      <w:pPr>
-        <w:ind w:left="2880" w:hanging="360"/>
-      </w:pPr>
-    </w:lvl>
-    <w:lvl w:ilvl="4">
-      <w:start w:val="1"/>
-      <w:numFmt w:val="decimal"/>
-      <w:lvlText w:val="%5."/>
-      <w:lvlJc w:val="left"/>
-      <w:pPr>
-        <w:ind w:left="3600" w:hanging="360"/>
-      </w:pPr>
-    </w:lvl>
-    <w:lvl w:ilvl="5">
-      <w:start w:val="1"/>
-      <w:numFmt w:val="decimal"/>
-      <w:lvlText w:val="%6."/>
-      <w:lvlJc w:val="left"/>
-      <w:pPr>
-        <w:ind w:left="4320" w:hanging="360"/>
-      </w:pPr>
-    </w:lvl>
-    <w:lvl w:ilvl="6">
-      <w:start w:val="1"/>
-      <w:numFmt w:val="decimal"/>
-      <w:lvlText w:val="%7."/>
-      <w:lvlJc w:val="left"/>
-      <w:pPr>
-        <w:ind w:left="5040" w:hanging="360"/>
-      </w:pPr>
-    </w:lvl>
-    <w:lvl w:ilvl="7">
-      <w:start w:val="1"/>
-      <w:numFmt w:val="decimal"/>
-      <w:lvlText w:val="%8."/>
-      <w:lvlJc w:val="left"/>
-      <w:pPr>
-        <w:ind w:left="5760" w:hanging="360"/>
-      </w:pPr>
-    </w:lvl>
-    <w:lvl w:ilvl="8">
-      <w:start w:val="1"/>
-      <w:numFmt w:val="decimal"/>
-      <w:lvlText w:val="%9."/>
-      <w:lvlJc w:val="left"/>
-      <w:pPr>
-        <w:ind w:left="6480" w:hanging="360"/>
-      </w:pPr>
     </w:lvl>
   </w:abstractNum>
   <w:abstractNum w:abstractNumId="992">
@@ -12000,9 +13156,6 @@
     <w:abstractNumId w:val="990"/>
   </w:num>
   <w:num w:numId="1001">
-    <w:abstractNumId w:val="991"/>
-  </w:num>
-  <w:num w:numId="1002">
     <w:abstractNumId w:val="99411"/>
     <w:lvlOverride w:ilvl="0">
       <w:startOverride w:val="1"/>
@@ -12032,38 +13185,14 @@
       <w:startOverride w:val="1"/>
     </w:lvlOverride>
   </w:num>
+  <w:num w:numId="1002">
+    <w:abstractNumId w:val="991"/>
+  </w:num>
   <w:num w:numId="1003">
     <w:abstractNumId w:val="991"/>
   </w:num>
   <w:num w:numId="1004">
-    <w:abstractNumId w:val="99411"/>
-    <w:lvlOverride w:ilvl="0">
-      <w:startOverride w:val="1"/>
-    </w:lvlOverride>
-    <w:lvlOverride w:ilvl="1">
-      <w:startOverride w:val="1"/>
-    </w:lvlOverride>
-    <w:lvlOverride w:ilvl="2">
-      <w:startOverride w:val="1"/>
-    </w:lvlOverride>
-    <w:lvlOverride w:ilvl="3">
-      <w:startOverride w:val="1"/>
-    </w:lvlOverride>
-    <w:lvlOverride w:ilvl="4">
-      <w:startOverride w:val="1"/>
-    </w:lvlOverride>
-    <w:lvlOverride w:ilvl="5">
-      <w:startOverride w:val="1"/>
-    </w:lvlOverride>
-    <w:lvlOverride w:ilvl="6">
-      <w:startOverride w:val="1"/>
-    </w:lvlOverride>
-    <w:lvlOverride w:ilvl="7">
-      <w:startOverride w:val="1"/>
-    </w:lvlOverride>
-    <w:lvlOverride w:ilvl="8">
-      <w:startOverride w:val="1"/>
-    </w:lvlOverride>
+    <w:abstractNumId w:val="991"/>
   </w:num>
   <w:num w:numId="1005">
     <w:abstractNumId w:val="991"/>
@@ -12099,34 +13228,7 @@
     </w:lvlOverride>
   </w:num>
   <w:num w:numId="1007">
-    <w:abstractNumId w:val="99411"/>
-    <w:lvlOverride w:ilvl="0">
-      <w:startOverride w:val="1"/>
-    </w:lvlOverride>
-    <w:lvlOverride w:ilvl="1">
-      <w:startOverride w:val="1"/>
-    </w:lvlOverride>
-    <w:lvlOverride w:ilvl="2">
-      <w:startOverride w:val="1"/>
-    </w:lvlOverride>
-    <w:lvlOverride w:ilvl="3">
-      <w:startOverride w:val="1"/>
-    </w:lvlOverride>
-    <w:lvlOverride w:ilvl="4">
-      <w:startOverride w:val="1"/>
-    </w:lvlOverride>
-    <w:lvlOverride w:ilvl="5">
-      <w:startOverride w:val="1"/>
-    </w:lvlOverride>
-    <w:lvlOverride w:ilvl="6">
-      <w:startOverride w:val="1"/>
-    </w:lvlOverride>
-    <w:lvlOverride w:ilvl="7">
-      <w:startOverride w:val="1"/>
-    </w:lvlOverride>
-    <w:lvlOverride w:ilvl="8">
-      <w:startOverride w:val="1"/>
-    </w:lvlOverride>
+    <w:abstractNumId w:val="991"/>
   </w:num>
   <w:num w:numId="1008">
     <w:abstractNumId w:val="99411"/>
@@ -12219,13 +13321,67 @@
     </w:lvlOverride>
   </w:num>
   <w:num w:numId="1011">
-    <w:abstractNumId w:val="991"/>
+    <w:abstractNumId w:val="99411"/>
+    <w:lvlOverride w:ilvl="0">
+      <w:startOverride w:val="1"/>
+    </w:lvlOverride>
+    <w:lvlOverride w:ilvl="1">
+      <w:startOverride w:val="1"/>
+    </w:lvlOverride>
+    <w:lvlOverride w:ilvl="2">
+      <w:startOverride w:val="1"/>
+    </w:lvlOverride>
+    <w:lvlOverride w:ilvl="3">
+      <w:startOverride w:val="1"/>
+    </w:lvlOverride>
+    <w:lvlOverride w:ilvl="4">
+      <w:startOverride w:val="1"/>
+    </w:lvlOverride>
+    <w:lvlOverride w:ilvl="5">
+      <w:startOverride w:val="1"/>
+    </w:lvlOverride>
+    <w:lvlOverride w:ilvl="6">
+      <w:startOverride w:val="1"/>
+    </w:lvlOverride>
+    <w:lvlOverride w:ilvl="7">
+      <w:startOverride w:val="1"/>
+    </w:lvlOverride>
+    <w:lvlOverride w:ilvl="8">
+      <w:startOverride w:val="1"/>
+    </w:lvlOverride>
   </w:num>
   <w:num w:numId="1012">
-    <w:abstractNumId w:val="992"/>
+    <w:abstractNumId w:val="99411"/>
+    <w:lvlOverride w:ilvl="0">
+      <w:startOverride w:val="1"/>
+    </w:lvlOverride>
+    <w:lvlOverride w:ilvl="1">
+      <w:startOverride w:val="1"/>
+    </w:lvlOverride>
+    <w:lvlOverride w:ilvl="2">
+      <w:startOverride w:val="1"/>
+    </w:lvlOverride>
+    <w:lvlOverride w:ilvl="3">
+      <w:startOverride w:val="1"/>
+    </w:lvlOverride>
+    <w:lvlOverride w:ilvl="4">
+      <w:startOverride w:val="1"/>
+    </w:lvlOverride>
+    <w:lvlOverride w:ilvl="5">
+      <w:startOverride w:val="1"/>
+    </w:lvlOverride>
+    <w:lvlOverride w:ilvl="6">
+      <w:startOverride w:val="1"/>
+    </w:lvlOverride>
+    <w:lvlOverride w:ilvl="7">
+      <w:startOverride w:val="1"/>
+    </w:lvlOverride>
+    <w:lvlOverride w:ilvl="8">
+      <w:startOverride w:val="1"/>
+    </w:lvlOverride>
   </w:num>
   <w:num w:numId="1013">
-    <w:abstractNumId w:val="992"/>
+    <w:abstractNumId w:val="991"/>
   </w:num>
   <w:num w:numId="1014">
     <w:abstractNumId w:val="992"/>
@@ -12285,6 +13441,12 @@
     <w:abstractNumId w:val="992"/>
   </w:num>
   <w:num w:numId="1033">
+    <w:abstractNumId w:val="992"/>
+  </w:num>
+  <w:num w:numId="1034">
+    <w:abstractNumId w:val="992"/>
+  </w:num>
+  <w:num w:numId="1035">
     <w:abstractNumId w:val="991"/>
   </w:num>
 </w:numbering>

--- a/docs/standards/word/ASVS-ASSESSMENT.docx
+++ b/docs/standards/word/ASVS-ASSESSMENT.docx
@@ -46,49 +46,61 @@
           <w:b/>
           <w:bCs/>
         </w:rPr>
-        <w:t xml:space="preserve">How to assess a codebase against OWASP ASVS 5.0 -- several hundred individually verifiable</w:t>
-      </w:r>
-      <w:r>
-        <w:rPr>
-          <w:b/>
-          <w:bCs/>
-        </w:rPr>
-        <w:t xml:space="preserve"> </w:t>
-      </w:r>
-      <w:r>
-        <w:rPr>
-          <w:b/>
-          <w:bCs/>
-        </w:rPr>
-        <w:t xml:space="preserve">requirements -- when most of the scoring is done by Claude Code sessions rather than by one person</w:t>
-      </w:r>
-      <w:r>
-        <w:rPr>
-          <w:b/>
-          <w:bCs/>
-        </w:rPr>
-        <w:t xml:space="preserve"> </w:t>
-      </w:r>
-      <w:r>
-        <w:rPr>
-          <w:b/>
-          <w:bCs/>
-        </w:rPr>
-        <w:t xml:space="preserve">reading code all week. The hard part is not the volume. It is that an agent which did no work</w:t>
-      </w:r>
-      <w:r>
-        <w:rPr>
-          <w:b/>
-          <w:bCs/>
-        </w:rPr>
-        <w:t xml:space="preserve"> </w:t>
-      </w:r>
-      <w:r>
-        <w:rPr>
-          <w:b/>
-          <w:bCs/>
-        </w:rPr>
-        <w:t xml:space="preserve">produces an answer indistinguishable from one that did.</w:t>
+        <w:t xml:space="preserve">Several hundred requirements is not the hard part. The hard part is that an agent returns a</w:t>
+      </w:r>
+      <w:r>
+        <w:rPr>
+          <w:b/>
+          <w:bCs/>
+        </w:rPr>
+        <w:t xml:space="preserve"> </w:t>
+      </w:r>
+      <w:r>
+        <w:rPr>
+          <w:b/>
+          <w:bCs/>
+        </w:rPr>
+        <w:t xml:space="preserve">confident, well-cited verdict for every one of them, and the wrong ones are indistinguishable from</w:t>
+      </w:r>
+      <w:r>
+        <w:rPr>
+          <w:b/>
+          <w:bCs/>
+        </w:rPr>
+        <w:t xml:space="preserve"> </w:t>
+      </w:r>
+      <w:r>
+        <w:rPr>
+          <w:b/>
+          <w:bCs/>
+        </w:rPr>
+        <w:t xml:space="preserve">the right ones by reading.</w:t>
+      </w:r>
+    </w:p>
+    <w:p>
+      <w:pPr>
+        <w:pStyle w:val="BodyText"/>
+      </w:pPr>
+      <w:r>
+        <w:t xml:space="preserve">Written for whoever has to run one of these and then answer for the result. The worked standard is</w:t>
+      </w:r>
+      <w:r>
+        <w:t xml:space="preserve"> </w:t>
+      </w:r>
+      <w:r>
+        <w:t xml:space="preserve">OWASP ASVS 5.0 -- a catalog of several hundred individually verifiable security requirements for web</w:t>
+      </w:r>
+      <w:r>
+        <w:t xml:space="preserve"> </w:t>
+      </w:r>
+      <w:r>
+        <w:t xml:space="preserve">applications and services -- and most of what is here transfers to any standard large enough that</w:t>
+      </w:r>
+      <w:r>
+        <w:t xml:space="preserve"> </w:t>
+      </w:r>
+      <w:r>
+        <w:t xml:space="preserve">one person cannot read it carefully in a week.</w:t>
       </w:r>
     </w:p>
     <w:p>
@@ -173,59 +185,57 @@
           <w:b/>
           <w:bCs/>
         </w:rPr>
-        <w:t xml:space="preserve">An agent will produce confident, on-topic, well-structured reasoning about a security requirement</w:t>
-      </w:r>
-      <w:r>
-        <w:rPr>
-          <w:b/>
-          <w:bCs/>
-        </w:rPr>
-        <w:t xml:space="preserve"> </w:t>
-      </w:r>
-      <w:r>
-        <w:rPr>
-          <w:b/>
-          <w:bCs/>
-        </w:rPr>
-        <w:t xml:space="preserve">whether or not it read the requirement, whether or not the file it cites supports the claim, and</w:t>
-      </w:r>
-      <w:r>
-        <w:rPr>
-          <w:b/>
-          <w:bCs/>
-        </w:rPr>
-        <w:t xml:space="preserve"> </w:t>
-      </w:r>
-      <w:r>
-        <w:rPr>
-          <w:b/>
-          <w:bCs/>
-        </w:rPr>
-        <w:t xml:space="preserve">whether or not the search it ran could have returned anything.</w:t>
-      </w:r>
-      <w:r>
-        <w:t xml:space="preserve"> </w:t>
-      </w:r>
-      <w:r>
-        <w:t xml:space="preserve">Fluency is not the failure mode</w:t>
-      </w:r>
-      <w:r>
-        <w:t xml:space="preserve"> </w:t>
-      </w:r>
-      <w:r>
-        <w:t xml:space="preserve">most review processes are built to catch. A person who has not done the work usually looks like</w:t>
-      </w:r>
-      <w:r>
-        <w:t xml:space="preserve"> </w:t>
-      </w:r>
-      <w:r>
-        <w:t xml:space="preserve">someone who has not done the work; an agent that has not done the work looks exactly like one that</w:t>
-      </w:r>
-      <w:r>
-        <w:t xml:space="preserve"> </w:t>
-      </w:r>
-      <w:r>
-        <w:t xml:space="preserve">has.</w:t>
+        <w:t xml:space="preserve">Almost every defect this method exists to catch is an instrument answering a narrower question</w:t>
+      </w:r>
+      <w:r>
+        <w:rPr>
+          <w:b/>
+          <w:bCs/>
+        </w:rPr>
+        <w:t xml:space="preserve"> </w:t>
+      </w:r>
+      <w:r>
+        <w:rPr>
+          <w:b/>
+          <w:bCs/>
+        </w:rPr>
+        <w:t xml:space="preserve">than the one you asked, and looking clean while it does it.</w:t>
+      </w:r>
+      <w:r>
+        <w:t xml:space="preserve"> </w:t>
+      </w:r>
+      <w:r>
+        <w:t xml:space="preserve">We scored a batch of requirements</w:t>
+      </w:r>
+      <w:r>
+        <w:t xml:space="preserve"> </w:t>
+      </w:r>
+      <w:r>
+        <w:t xml:space="preserve">against condensed wording. A requirement carrying two conditions had become a summary carrying one,</w:t>
+      </w:r>
+      <w:r>
+        <w:t xml:space="preserve"> </w:t>
+      </w:r>
+      <w:r>
+        <w:t xml:space="preserve">so every cell under it was honestly reasoned and still wrong, and nothing in the output said so. A</w:t>
+      </w:r>
+      <w:r>
+        <w:t xml:space="preserve"> </w:t>
+      </w:r>
+      <w:r>
+        <w:t xml:space="preserve">condensed requirement, a neighbouring requirement, a search that could not have matched, a control</w:t>
+      </w:r>
+      <w:r>
+        <w:t xml:space="preserve"> </w:t>
+      </w:r>
+      <w:r>
+        <w:t xml:space="preserve">that ships switched off: each produces a verdict that is internally consistent, well argued, and</w:t>
+      </w:r>
+      <w:r>
+        <w:t xml:space="preserve"> </w:t>
+      </w:r>
+      <w:r>
+        <w:t xml:space="preserve">answering a question nobody asked.</w:t>
       </w:r>
     </w:p>
     <w:p>
@@ -233,55 +243,31 @@
         <w:pStyle w:val="BodyText"/>
       </w:pPr>
       <w:r>
-        <w:t xml:space="preserve">Underneath almost every trap in this document is one recurring shape:</w:t>
-      </w:r>
-      <w:r>
-        <w:t xml:space="preserve"> </w:t>
-      </w:r>
-      <w:r>
-        <w:rPr>
-          <w:b/>
-          <w:bCs/>
-        </w:rPr>
-        <w:t xml:space="preserve">an instrument answering a</w:t>
-      </w:r>
-      <w:r>
-        <w:rPr>
-          <w:b/>
-          <w:bCs/>
-        </w:rPr>
-        <w:t xml:space="preserve"> </w:t>
-      </w:r>
-      <w:r>
-        <w:rPr>
-          <w:b/>
-          <w:bCs/>
-        </w:rPr>
-        <w:t xml:space="preserve">narrower question than the one asked, and looking clean while doing it.</w:t>
-      </w:r>
-      <w:r>
-        <w:t xml:space="preserve"> </w:t>
-      </w:r>
-      <w:r>
-        <w:t xml:space="preserve">A condensed requirement, a</w:t>
-      </w:r>
-      <w:r>
-        <w:t xml:space="preserve"> </w:t>
-      </w:r>
-      <w:r>
-        <w:t xml:space="preserve">neighbouring requirement, a search that could not have matched, a control that ships switched off --</w:t>
-      </w:r>
-      <w:r>
-        <w:t xml:space="preserve"> </w:t>
-      </w:r>
-      <w:r>
-        <w:t xml:space="preserve">each produces a verdict that is internally consistent, well argued, and answering the wrong</w:t>
-      </w:r>
-      <w:r>
-        <w:t xml:space="preserve"> </w:t>
-      </w:r>
-      <w:r>
-        <w:t xml:space="preserve">question. Nothing in the output signals it.</w:t>
+        <w:t xml:space="preserve">Fluency is what makes it stick. An agent will produce on-topic, well-structured reasoning about a</w:t>
+      </w:r>
+      <w:r>
+        <w:t xml:space="preserve"> </w:t>
+      </w:r>
+      <w:r>
+        <w:t xml:space="preserve">requirement whether or not it read the requirement, whether or not the file it cites supports the</w:t>
+      </w:r>
+      <w:r>
+        <w:t xml:space="preserve"> </w:t>
+      </w:r>
+      <w:r>
+        <w:t xml:space="preserve">claim, and whether or not the search it ran could have returned anything. A person who has not done</w:t>
+      </w:r>
+      <w:r>
+        <w:t xml:space="preserve"> </w:t>
+      </w:r>
+      <w:r>
+        <w:t xml:space="preserve">the work usually looks like someone who has not done the work. An agent that has not done the work</w:t>
+      </w:r>
+      <w:r>
+        <w:t xml:space="preserve"> </w:t>
+      </w:r>
+      <w:r>
+        <w:t xml:space="preserve">looks exactly like one that has.</w:t>
       </w:r>
     </w:p>
     <w:p>

--- a/docs/standards/word/ASVS-ASSESSMENT.docx
+++ b/docs/standards/word/ASVS-ASSESSMENT.docx
@@ -167,13 +167,13 @@
         </w:pict>
       </w:r>
     </w:p>
-    <w:bookmarkStart w:id="12" w:name="in-short"/>
+    <w:bookmarkStart w:id="12" w:name="tldrbluf"/>
     <w:p>
       <w:pPr>
         <w:pStyle w:val="Heading2"/>
       </w:pPr>
       <w:r>
-        <w:t xml:space="preserve">In short</w:t>
+        <w:t xml:space="preserve">TLDR/BLUF</w:t>
       </w:r>
     </w:p>
     <w:p>

--- a/docs/standards/word/ASVS-ASSESSMENT.docx
+++ b/docs/standards/word/ASVS-ASSESSMENT.docx
@@ -2174,32 +2174,26 @@
           <w:rPr>
             <w:rStyle w:val="Hyperlink"/>
           </w:rPr>
-          <w:t xml:space="preserve">Here's what to feed to Claude</w:t>
-        </w:r>
-        <w:r>
-          <w:rPr>
-            <w:rStyle w:val="Hyperlink"/>
-          </w:rPr>
-          <w:t xml:space="preserve"> </w:t>
-        </w:r>
-        <w:r>
-          <w:rPr>
-            <w:rStyle w:val="Hyperlink"/>
-          </w:rPr>
-          <w:t xml:space="preserve">Code</w:t>
+          <w:t xml:space="preserve">Here's what to feed to Claude Code</w:t>
         </w:r>
       </w:hyperlink>
       <w:r>
         <w:t xml:space="preserve"> </w:t>
       </w:r>
       <w:r>
-        <w:t xml:space="preserve">is the front door. For the same reasoning applied to this</w:t>
-      </w:r>
-      <w:r>
-        <w:t xml:space="preserve"> </w:t>
-      </w:r>
-      <w:r>
-        <w:t xml:space="preserve">repository's own controls -- including why it also publishes no status table -- see</w:t>
+        <w:t xml:space="preserve">is the front door. For the same</w:t>
+      </w:r>
+      <w:r>
+        <w:t xml:space="preserve"> </w:t>
+      </w:r>
+      <w:r>
+        <w:t xml:space="preserve">reasoning applied to this repository's own controls -- including why it also publishes no status</w:t>
+      </w:r>
+      <w:r>
+        <w:t xml:space="preserve"> </w:t>
+      </w:r>
+      <w:r>
+        <w:t xml:space="preserve">table -- see</w:t>
       </w:r>
       <w:r>
         <w:t xml:space="preserve"> </w:t>
@@ -2209,19 +2203,7 @@
           <w:rPr>
             <w:rStyle w:val="Hyperlink"/>
           </w:rPr>
-          <w:t xml:space="preserve">the drift-audit</w:t>
-        </w:r>
-        <w:r>
-          <w:rPr>
-            <w:rStyle w:val="Hyperlink"/>
-          </w:rPr>
-          <w:t xml:space="preserve"> </w:t>
-        </w:r>
-        <w:r>
-          <w:rPr>
-            <w:rStyle w:val="Hyperlink"/>
-          </w:rPr>
-          <w:t xml:space="preserve">case study</w:t>
+          <w:t xml:space="preserve">the drift-audit case study</w:t>
         </w:r>
       </w:hyperlink>
       <w:r>

--- a/docs/standards/word/ASVS-ASSESSMENT.docx
+++ b/docs/standards/word/ASVS-ASSESSMENT.docx
@@ -28,7 +28,7 @@
         </w:p>
       </w:sdtContent>
     </w:sdt>
-    <w:bookmarkStart w:id="73" w:name="Xe02d19ffde59baee6133fde36c668f8a423bfbe"/>
+    <w:bookmarkStart w:id="72" w:name="Xe02d19ffde59baee6133fde36c668f8a423bfbe"/>
     <w:p>
       <w:pPr>
         <w:pStyle w:val="Heading1"/>
@@ -469,13 +469,446 @@
       </w:r>
     </w:p>
     <w:bookmarkEnd w:id="12"/>
-    <w:bookmarkStart w:id="14" w:name="what-you-get"/>
+    <w:bookmarkStart w:id="13" w:name="what-one-scored-cell-looks-like"/>
     <w:p>
       <w:pPr>
         <w:pStyle w:val="Heading2"/>
       </w:pPr>
       <w:r>
-        <w:t xml:space="preserve">What you get</w:t>
+        <w:t xml:space="preserve">What one scored cell looks like</w:t>
+      </w:r>
+    </w:p>
+    <w:p>
+      <w:pPr>
+        <w:pStyle w:val="FirstParagraph"/>
+      </w:pPr>
+      <w:r>
+        <w:t xml:space="preserve">Every forcing function above is a claim about record-keeping, so here is the shape itself. This is an</w:t>
+      </w:r>
+      <w:r>
+        <w:t xml:space="preserve"> </w:t>
+      </w:r>
+      <w:r>
+        <w:t xml:space="preserve">illustrative skeleton, not a result -- every value is a placeholder:</w:t>
+      </w:r>
+    </w:p>
+    <w:p>
+      <w:pPr>
+        <w:pStyle w:val="SourceCode"/>
+      </w:pPr>
+      <w:r>
+        <w:rPr>
+          <w:rStyle w:val="KeywordTok"/>
+        </w:rPr>
+        <w:t xml:space="preserve">[cell."</w:t>
+      </w:r>
+      <w:r>
+        <w:rPr>
+          <w:rStyle w:val="DataTypeTok"/>
+        </w:rPr>
+        <w:t xml:space="preserve">&lt;chapter&gt;.&lt;section&gt;.&lt;requirement&gt;"</w:t>
+      </w:r>
+      <w:r>
+        <w:rPr>
+          <w:rStyle w:val="KeywordTok"/>
+        </w:rPr>
+        <w:t xml:space="preserve">]</w:t>
+      </w:r>
+      <w:r>
+        <w:br/>
+      </w:r>
+      <w:r>
+        <w:rPr>
+          <w:rStyle w:val="DataTypeTok"/>
+        </w:rPr>
+        <w:t xml:space="preserve">verdict</w:t>
+      </w:r>
+      <w:r>
+        <w:rPr>
+          <w:rStyle w:val="NormalTok"/>
+        </w:rPr>
+        <w:t xml:space="preserve">   </w:t>
+      </w:r>
+      <w:r>
+        <w:rPr>
+          <w:rStyle w:val="OperatorTok"/>
+        </w:rPr>
+        <w:t xml:space="preserve">=</w:t>
+      </w:r>
+      <w:r>
+        <w:rPr>
+          <w:rStyle w:val="NormalTok"/>
+        </w:rPr>
+        <w:t xml:space="preserve"> </w:t>
+      </w:r>
+      <w:r>
+        <w:rPr>
+          <w:rStyle w:val="StringTok"/>
+        </w:rPr>
+        <w:t xml:space="preserve">"partial"</w:t>
+      </w:r>
+      <w:r>
+        <w:rPr>
+          <w:rStyle w:val="NormalTok"/>
+        </w:rPr>
+        <w:t xml:space="preserve">   </w:t>
+      </w:r>
+      <w:r>
+        <w:rPr>
+          <w:rStyle w:val="CommentTok"/>
+        </w:rPr>
+        <w:t xml:space="preserve"># local extension; defined in the vocabulary table</w:t>
+      </w:r>
+      <w:r>
+        <w:br/>
+      </w:r>
+      <w:r>
+        <w:rPr>
+          <w:rStyle w:val="DataTypeTok"/>
+        </w:rPr>
+        <w:t xml:space="preserve">quoted</w:t>
+      </w:r>
+      <w:r>
+        <w:rPr>
+          <w:rStyle w:val="NormalTok"/>
+        </w:rPr>
+        <w:t xml:space="preserve">    </w:t>
+      </w:r>
+      <w:r>
+        <w:rPr>
+          <w:rStyle w:val="OperatorTok"/>
+        </w:rPr>
+        <w:t xml:space="preserve">=</w:t>
+      </w:r>
+      <w:r>
+        <w:rPr>
+          <w:rStyle w:val="NormalTok"/>
+        </w:rPr>
+        <w:t xml:space="preserve"> </w:t>
+      </w:r>
+      <w:r>
+        <w:rPr>
+          <w:rStyle w:val="StringTok"/>
+        </w:rPr>
+        <w:t xml:space="preserve">"&lt;the requirement's own description text, copied out of the pinned corpus&gt;"</w:t>
+      </w:r>
+      <w:r>
+        <w:br/>
+      </w:r>
+      <w:r>
+        <w:rPr>
+          <w:rStyle w:val="DataTypeTok"/>
+        </w:rPr>
+        <w:t xml:space="preserve">version</w:t>
+      </w:r>
+      <w:r>
+        <w:rPr>
+          <w:rStyle w:val="NormalTok"/>
+        </w:rPr>
+        <w:t xml:space="preserve">   </w:t>
+      </w:r>
+      <w:r>
+        <w:rPr>
+          <w:rStyle w:val="OperatorTok"/>
+        </w:rPr>
+        <w:t xml:space="preserve">=</w:t>
+      </w:r>
+      <w:r>
+        <w:rPr>
+          <w:rStyle w:val="NormalTok"/>
+        </w:rPr>
+        <w:t xml:space="preserve"> </w:t>
+      </w:r>
+      <w:r>
+        <w:rPr>
+          <w:rStyle w:val="StringTok"/>
+        </w:rPr>
+        <w:t xml:space="preserve">"&lt;the standard version that text was pinned at&gt;"</w:t>
+      </w:r>
+      <w:r>
+        <w:br/>
+      </w:r>
+      <w:r>
+        <w:rPr>
+          <w:rStyle w:val="DataTypeTok"/>
+        </w:rPr>
+        <w:t xml:space="preserve">rule</w:t>
+      </w:r>
+      <w:r>
+        <w:rPr>
+          <w:rStyle w:val="NormalTok"/>
+        </w:rPr>
+        <w:t xml:space="preserve">      </w:t>
+      </w:r>
+      <w:r>
+        <w:rPr>
+          <w:rStyle w:val="OperatorTok"/>
+        </w:rPr>
+        <w:t xml:space="preserve">=</w:t>
+      </w:r>
+      <w:r>
+        <w:rPr>
+          <w:rStyle w:val="NormalTok"/>
+        </w:rPr>
+        <w:t xml:space="preserve"> </w:t>
+      </w:r>
+      <w:r>
+        <w:rPr>
+          <w:rStyle w:val="StringTok"/>
+        </w:rPr>
+        <w:t xml:space="preserve">"ships-off"</w:t>
+      </w:r>
+      <w:r>
+        <w:rPr>
+          <w:rStyle w:val="NormalTok"/>
+        </w:rPr>
+        <w:t xml:space="preserve"> </w:t>
+      </w:r>
+      <w:r>
+        <w:rPr>
+          <w:rStyle w:val="CommentTok"/>
+        </w:rPr>
+        <w:t xml:space="preserve"># WHICH written rule produced this verdict</w:t>
+      </w:r>
+      <w:r>
+        <w:br/>
+      </w:r>
+      <w:r>
+        <w:rPr>
+          <w:rStyle w:val="DataTypeTok"/>
+        </w:rPr>
+        <w:t xml:space="preserve">evidence</w:t>
+      </w:r>
+      <w:r>
+        <w:rPr>
+          <w:rStyle w:val="NormalTok"/>
+        </w:rPr>
+        <w:t xml:space="preserve">  </w:t>
+      </w:r>
+      <w:r>
+        <w:rPr>
+          <w:rStyle w:val="OperatorTok"/>
+        </w:rPr>
+        <w:t xml:space="preserve">=</w:t>
+      </w:r>
+      <w:r>
+        <w:rPr>
+          <w:rStyle w:val="NormalTok"/>
+        </w:rPr>
+        <w:t xml:space="preserve"> </w:t>
+      </w:r>
+      <w:r>
+        <w:rPr>
+          <w:rStyle w:val="OperatorTok"/>
+        </w:rPr>
+        <w:t xml:space="preserve">[</w:t>
+      </w:r>
+      <w:r>
+        <w:rPr>
+          <w:rStyle w:val="StringTok"/>
+        </w:rPr>
+        <w:t xml:space="preserve">"&lt;path&gt;:&lt;lines&gt;"</w:t>
+      </w:r>
+      <w:r>
+        <w:rPr>
+          <w:rStyle w:val="OperatorTok"/>
+        </w:rPr>
+        <w:t xml:space="preserve">,</w:t>
+      </w:r>
+      <w:r>
+        <w:rPr>
+          <w:rStyle w:val="NormalTok"/>
+        </w:rPr>
+        <w:t xml:space="preserve"> </w:t>
+      </w:r>
+      <w:r>
+        <w:rPr>
+          <w:rStyle w:val="StringTok"/>
+        </w:rPr>
+        <w:t xml:space="preserve">"&lt;path&gt;:&lt;lines&gt;"</w:t>
+      </w:r>
+      <w:r>
+        <w:rPr>
+          <w:rStyle w:val="OperatorTok"/>
+        </w:rPr>
+        <w:t xml:space="preserve">]</w:t>
+      </w:r>
+      <w:r>
+        <w:br/>
+      </w:r>
+      <w:r>
+        <w:rPr>
+          <w:rStyle w:val="DataTypeTok"/>
+        </w:rPr>
+        <w:t xml:space="preserve">reviewer</w:t>
+      </w:r>
+      <w:r>
+        <w:rPr>
+          <w:rStyle w:val="NormalTok"/>
+        </w:rPr>
+        <w:t xml:space="preserve">  </w:t>
+      </w:r>
+      <w:r>
+        <w:rPr>
+          <w:rStyle w:val="OperatorTok"/>
+        </w:rPr>
+        <w:t xml:space="preserve">=</w:t>
+      </w:r>
+      <w:r>
+        <w:rPr>
+          <w:rStyle w:val="NormalTok"/>
+        </w:rPr>
+        <w:t xml:space="preserve"> </w:t>
+      </w:r>
+      <w:r>
+        <w:rPr>
+          <w:rStyle w:val="StringTok"/>
+        </w:rPr>
+        <w:t xml:space="preserve">"&lt;session&gt;"</w:t>
+      </w:r>
+      <w:r>
+        <w:br/>
+      </w:r>
+      <w:r>
+        <w:rPr>
+          <w:rStyle w:val="DataTypeTok"/>
+        </w:rPr>
+        <w:t xml:space="preserve">scored_at</w:t>
+      </w:r>
+      <w:r>
+        <w:rPr>
+          <w:rStyle w:val="NormalTok"/>
+        </w:rPr>
+        <w:t xml:space="preserve"> </w:t>
+      </w:r>
+      <w:r>
+        <w:rPr>
+          <w:rStyle w:val="OperatorTok"/>
+        </w:rPr>
+        <w:t xml:space="preserve">=</w:t>
+      </w:r>
+      <w:r>
+        <w:rPr>
+          <w:rStyle w:val="NormalTok"/>
+        </w:rPr>
+        <w:t xml:space="preserve"> </w:t>
+      </w:r>
+      <w:r>
+        <w:rPr>
+          <w:rStyle w:val="StringTok"/>
+        </w:rPr>
+        <w:t xml:space="preserve">"&lt;timestamp&gt;"</w:t>
+      </w:r>
+    </w:p>
+    <w:p>
+      <w:pPr>
+        <w:pStyle w:val="FirstParagraph"/>
+      </w:pPr>
+      <w:r>
+        <w:t xml:space="preserve">Five of those seven fields exist only so that a later reader can disagree with the verdict.</w:t>
+      </w:r>
+      <w:r>
+        <w:t xml:space="preserve"> </w:t>
+      </w:r>
+      <w:r>
+        <w:rPr>
+          <w:rStyle w:val="VerbatimChar"/>
+        </w:rPr>
+        <w:t xml:space="preserve">quoted</w:t>
+      </w:r>
+      <w:r>
+        <w:t xml:space="preserve"> </w:t>
+      </w:r>
+      <w:r>
+        <w:t xml:space="preserve">and</w:t>
+      </w:r>
+      <w:r>
+        <w:t xml:space="preserve"> </w:t>
+      </w:r>
+      <w:r>
+        <w:rPr>
+          <w:rStyle w:val="VerbatimChar"/>
+        </w:rPr>
+        <w:t xml:space="preserve">version</w:t>
+      </w:r>
+      <w:r>
+        <w:t xml:space="preserve"> </w:t>
+      </w:r>
+      <w:r>
+        <w:t xml:space="preserve">make it re-checkable without scoring it again from scratch;</w:t>
+      </w:r>
+      <w:r>
+        <w:t xml:space="preserve"> </w:t>
+      </w:r>
+      <w:r>
+        <w:rPr>
+          <w:rStyle w:val="VerbatimChar"/>
+        </w:rPr>
+        <w:t xml:space="preserve">rule</w:t>
+      </w:r>
+      <w:r>
+        <w:t xml:space="preserve"> </w:t>
+      </w:r>
+      <w:r>
+        <w:t xml:space="preserve">names</w:t>
+      </w:r>
+      <w:r>
+        <w:t xml:space="preserve"> </w:t>
+      </w:r>
+      <w:r>
+        <w:t xml:space="preserve">which written rule produced it, so two sessions' verdicts can be compared rather than merely</w:t>
+      </w:r>
+      <w:r>
+        <w:t xml:space="preserve"> </w:t>
+      </w:r>
+      <w:r>
+        <w:t xml:space="preserve">counted;</w:t>
+      </w:r>
+      <w:r>
+        <w:t xml:space="preserve"> </w:t>
+      </w:r>
+      <w:r>
+        <w:rPr>
+          <w:rStyle w:val="VerbatimChar"/>
+        </w:rPr>
+        <w:t xml:space="preserve">reviewer</w:t>
+      </w:r>
+      <w:r>
+        <w:t xml:space="preserve"> </w:t>
+      </w:r>
+      <w:r>
+        <w:t xml:space="preserve">and</w:t>
+      </w:r>
+      <w:r>
+        <w:t xml:space="preserve"> </w:t>
+      </w:r>
+      <w:r>
+        <w:rPr>
+          <w:rStyle w:val="VerbatimChar"/>
+        </w:rPr>
+        <w:t xml:space="preserve">scored_at</w:t>
+      </w:r>
+      <w:r>
+        <w:t xml:space="preserve"> </w:t>
+      </w:r>
+      <w:r>
+        <w:t xml:space="preserve">make staleness visible. A cell carrying only a grade and a file</w:t>
+      </w:r>
+      <w:r>
+        <w:t xml:space="preserve"> </w:t>
+      </w:r>
+      <w:r>
+        <w:t xml:space="preserve">path is not a cheaper version of this. It is a verdict that cannot be defended.</w:t>
+      </w:r>
+    </w:p>
+    <w:bookmarkEnd w:id="13"/>
+    <w:bookmarkStart w:id="14" w:name="Xeb4de11c7f9e84ded4ebc586203c6a5fc4cb3c1"/>
+    <w:p>
+      <w:pPr>
+        <w:pStyle w:val="Heading2"/>
+      </w:pPr>
+      <w:r>
+        <w:t xml:space="preserve">What this costs you, and where it does not apply</w:t>
       </w:r>
     </w:p>
     <w:p>
@@ -491,43 +924,55 @@
           <w:b/>
           <w:bCs/>
         </w:rPr>
-        <w:t xml:space="preserve">A verdict vocabulary that cannot be misread</w:t>
-      </w:r>
-      <w:r>
-        <w:t xml:space="preserve"> </w:t>
-      </w:r>
-      <w:r>
-        <w:t xml:space="preserve">-- six grades, each marked standard-native or</w:t>
-      </w:r>
-      <w:r>
-        <w:t xml:space="preserve"> </w:t>
-      </w:r>
-      <w:r>
-        <w:t xml:space="preserve">local extension, each with the written definition that stops two sessions meaning different things</w:t>
-      </w:r>
-      <w:r>
-        <w:t xml:space="preserve"> </w:t>
-      </w:r>
-      <w:r>
-        <w:t xml:space="preserve">by the same word. Including</w:t>
-      </w:r>
-      <w:r>
-        <w:t xml:space="preserve"> </w:t>
-      </w:r>
-      <w:r>
-        <w:rPr>
-          <w:rStyle w:val="VerbatimChar"/>
-        </w:rPr>
-        <w:t xml:space="preserve">unverified</w:t>
-      </w:r>
-      <w:r>
-        <w:t xml:space="preserve">, which exists so that inherited verdicts cannot pass</w:t>
-      </w:r>
-      <w:r>
-        <w:t xml:space="preserve"> </w:t>
-      </w:r>
-      <w:r>
-        <w:t xml:space="preserve">themselves off as fresh ones.</w:t>
+        <w:t xml:space="preserve">This document contains no results, and that is deliberate.</w:t>
+      </w:r>
+      <w:r>
+        <w:t xml:space="preserve"> </w:t>
+      </w:r>
+      <w:r>
+        <w:t xml:space="preserve">An assessment's findings are a map</w:t>
+      </w:r>
+      <w:r>
+        <w:t xml:space="preserve"> </w:t>
+      </w:r>
+      <w:r>
+        <w:t xml:space="preserve">of where a system is weak: which control is off, which surface is uncovered, which item nobody has</w:t>
+      </w:r>
+      <w:r>
+        <w:t xml:space="preserve"> </w:t>
+      </w:r>
+      <w:r>
+        <w:t xml:space="preserve">got to yet. That map belongs in a private record with the people who can act on it, not in a</w:t>
+      </w:r>
+      <w:r>
+        <w:t xml:space="preserve"> </w:t>
+      </w:r>
+      <w:r>
+        <w:t xml:space="preserve">public repository. So nothing below states a verdict, a count, a percentage, or a level attainment</w:t>
+      </w:r>
+      <w:r>
+        <w:t xml:space="preserve"> </w:t>
+      </w:r>
+      <w:r>
+        <w:t xml:space="preserve">for any codebase, and the same rule should govern whatever you produce. To find out where a system</w:t>
+      </w:r>
+      <w:r>
+        <w:t xml:space="preserve"> </w:t>
+      </w:r>
+      <w:r>
+        <w:t xml:space="preserve">stands, run the assessment against that system -- do not read someone's published summary of</w:t>
+      </w:r>
+      <w:r>
+        <w:t xml:space="preserve"> </w:t>
+      </w:r>
+      <w:r>
+        <w:t xml:space="preserve">theirs. Publishing the method invites scrutiny of the reasoning; publishing the register invites</w:t>
+      </w:r>
+      <w:r>
+        <w:t xml:space="preserve"> </w:t>
+      </w:r>
+      <w:r>
+        <w:t xml:space="preserve">something else.</w:t>
       </w:r>
     </w:p>
     <w:p>
@@ -543,25 +988,19 @@
           <w:b/>
           <w:bCs/>
         </w:rPr>
-        <w:t xml:space="preserve">A record shape that does not drift.</w:t>
-      </w:r>
-      <w:r>
-        <w:t xml:space="preserve"> </w:t>
-      </w:r>
-      <w:r>
-        <w:t xml:space="preserve">Exactly one computed scorecard is the authority, and no</w:t>
-      </w:r>
-      <w:r>
-        <w:t xml:space="preserve"> </w:t>
-      </w:r>
-      <w:r>
-        <w:t xml:space="preserve">prose document states a count -- because a typed number is a second source of truth from the</w:t>
-      </w:r>
-      <w:r>
-        <w:t xml:space="preserve"> </w:t>
-      </w:r>
-      <w:r>
-        <w:t xml:space="preserve">moment it is typed.</w:t>
+        <w:t xml:space="preserve">It confers no certification, and neither does ASVS.</w:t>
+      </w:r>
+      <w:r>
+        <w:t xml:space="preserve"> </w:t>
+      </w:r>
+      <w:r>
+        <w:t xml:space="preserve">OWASP publishes the standard; no body</w:t>
+      </w:r>
+      <w:r>
+        <w:t xml:space="preserve"> </w:t>
+      </w:r>
+      <w:r>
+        <w:t xml:space="preserve">assesses you against it. Nor is a level a score: there is no partial credit and no percentage.</w:t>
       </w:r>
     </w:p>
     <w:p>
@@ -577,25 +1016,37 @@
           <w:b/>
           <w:bCs/>
         </w:rPr>
-        <w:t xml:space="preserve">The partitioning that survived real concurrency.</w:t>
-      </w:r>
-      <w:r>
-        <w:t xml:space="preserve"> </w:t>
-      </w:r>
-      <w:r>
-        <w:t xml:space="preserve">One integrator owns every write; workers read</w:t>
-      </w:r>
-      <w:r>
-        <w:t xml:space="preserve"> </w:t>
-      </w:r>
-      <w:r>
-        <w:t xml:space="preserve">the record and emit structured verdict files but never edit it; claims are taken by an atomic</w:t>
-      </w:r>
-      <w:r>
-        <w:t xml:space="preserve"> </w:t>
-      </w:r>
-      <w:r>
-        <w:t xml:space="preserve">filesystem operation rather than by convention, and they do not expire.</w:t>
+        <w:t xml:space="preserve">It quotes no price and no duration, on purpose.</w:t>
+      </w:r>
+      <w:r>
+        <w:t xml:space="preserve"> </w:t>
+      </w:r>
+      <w:r>
+        <w:t xml:space="preserve">Per-cell verification at this rigour is</w:t>
+      </w:r>
+      <w:r>
+        <w:t xml:space="preserve"> </w:t>
+      </w:r>
+      <w:r>
+        <w:t xml:space="preserve">expensive enough that naive extrapolation across a full standard will shock whoever is paying for</w:t>
+      </w:r>
+      <w:r>
+        <w:t xml:space="preserve"> </w:t>
+      </w:r>
+      <w:r>
+        <w:t xml:space="preserve">it, so establish your number early -- by timing a pilot section of your own, not by taking one</w:t>
+      </w:r>
+      <w:r>
+        <w:t xml:space="preserve"> </w:t>
+      </w:r>
+      <w:r>
+        <w:t xml:space="preserve">from a page that has never seen your codebase. A figure printed here would be wrong for you and</w:t>
+      </w:r>
+      <w:r>
+        <w:t xml:space="preserve"> </w:t>
+      </w:r>
+      <w:r>
+        <w:t xml:space="preserve">would get planned against anyway.</w:t>
       </w:r>
     </w:p>
     <w:p>
@@ -611,22 +1062,37 @@
           <w:b/>
           <w:bCs/>
         </w:rPr>
-        <w:t xml:space="preserve">The recurring agent failure modes in one table</w:t>
-      </w:r>
-      <w:r>
-        <w:t xml:space="preserve">, ordered by cost, each paired with the forcing</w:t>
-      </w:r>
-      <w:r>
-        <w:t xml:space="preserve"> </w:t>
-      </w:r>
-      <w:r>
-        <w:t xml:space="preserve">function that neutralizes it -- the completeness claim, the control that does nothing but is</w:t>
-      </w:r>
-      <w:r>
-        <w:t xml:space="preserve"> </w:t>
-      </w:r>
-      <w:r>
-        <w:t xml:space="preserve">certified into the record, the citation whose surrounding code now means the opposite.</w:t>
+        <w:t xml:space="preserve">The savings are real but they come from one place: batching by shared precondition.</w:t>
+      </w:r>
+      <w:r>
+        <w:t xml:space="preserve"> </w:t>
+      </w:r>
+      <w:r>
+        <w:t xml:space="preserve">One</w:t>
+      </w:r>
+      <w:r>
+        <w:t xml:space="preserve"> </w:t>
+      </w:r>
+      <w:r>
+        <w:t xml:space="preserve">applicability investigation can serve an entire section, and one posture question can settle a</w:t>
+      </w:r>
+      <w:r>
+        <w:t xml:space="preserve"> </w:t>
+      </w:r>
+      <w:r>
+        <w:t xml:space="preserve">dozen cells. They never come from cutting rigour on a cell, because an unearned verdict is the</w:t>
+      </w:r>
+      <w:r>
+        <w:t xml:space="preserve"> </w:t>
+      </w:r>
+      <w:r>
+        <w:t xml:space="preserve">whole defect this exercise exists to prevent. A cheaper assessment that produces unearned passes</w:t>
+      </w:r>
+      <w:r>
+        <w:t xml:space="preserve"> </w:t>
+      </w:r>
+      <w:r>
+        <w:t xml:space="preserve">has not saved anything; it has bought a document that reads like an assessment.</w:t>
       </w:r>
     </w:p>
     <w:p>
@@ -642,22 +1108,25 @@
           <w:b/>
           <w:bCs/>
         </w:rPr>
-        <w:t xml:space="preserve">A review pass with three lenses that pull apart cleanly</w:t>
-      </w:r>
-      <w:r>
-        <w:t xml:space="preserve">, and the measured caveat that</w:t>
-      </w:r>
-      <w:r>
-        <w:t xml:space="preserve"> </w:t>
-      </w:r>
-      <w:r>
-        <w:t xml:space="preserve">reviewers given the same instruction converge on the same defects and leave the rest untouched, no</w:t>
-      </w:r>
-      <w:r>
-        <w:t xml:space="preserve"> </w:t>
-      </w:r>
-      <w:r>
-        <w:t xml:space="preserve">matter how many of them you add.</w:t>
+        <w:t xml:space="preserve">The ASVS summary in the next section is orientation, not the thing you assess against.</w:t>
+      </w:r>
+      <w:r>
+        <w:t xml:space="preserve"> </w:t>
+      </w:r>
+      <w:r>
+        <w:t xml:space="preserve">If your</w:t>
+      </w:r>
+      <w:r>
+        <w:t xml:space="preserve"> </w:t>
+      </w:r>
+      <w:r>
+        <w:t xml:space="preserve">level definitions come from this page rather than from the pinned text, you have already made the</w:t>
+      </w:r>
+      <w:r>
+        <w:t xml:space="preserve"> </w:t>
+      </w:r>
+      <w:r>
+        <w:t xml:space="preserve">mistake this document exists to prevent.</w:t>
       </w:r>
     </w:p>
     <w:p>
@@ -673,689 +1142,6 @@
           <w:b/>
           <w:bCs/>
         </w:rPr>
-        <w:t xml:space="preserve">A closing checklist</w:t>
-      </w:r>
-      <w:r>
-        <w:t xml:space="preserve"> </w:t>
-      </w:r>
-      <w:r>
-        <w:t xml:space="preserve">to run against a finished assessment before anyone signs it.</w:t>
-      </w:r>
-    </w:p>
-    <w:bookmarkStart w:id="13" w:name="what-one-scored-cell-looks-like"/>
-    <w:p>
-      <w:pPr>
-        <w:pStyle w:val="Heading3"/>
-      </w:pPr>
-      <w:r>
-        <w:t xml:space="preserve">What one scored cell looks like</w:t>
-      </w:r>
-    </w:p>
-    <w:p>
-      <w:pPr>
-        <w:pStyle w:val="FirstParagraph"/>
-      </w:pPr>
-      <w:r>
-        <w:t xml:space="preserve">Everything above is a claim about record-keeping, so here is the shape itself. This is an</w:t>
-      </w:r>
-      <w:r>
-        <w:t xml:space="preserve"> </w:t>
-      </w:r>
-      <w:r>
-        <w:t xml:space="preserve">illustrative skeleton, not a result -- every value is a placeholder:</w:t>
-      </w:r>
-    </w:p>
-    <w:p>
-      <w:pPr>
-        <w:pStyle w:val="SourceCode"/>
-      </w:pPr>
-      <w:r>
-        <w:rPr>
-          <w:rStyle w:val="KeywordTok"/>
-        </w:rPr>
-        <w:t xml:space="preserve">[cell."</w:t>
-      </w:r>
-      <w:r>
-        <w:rPr>
-          <w:rStyle w:val="DataTypeTok"/>
-        </w:rPr>
-        <w:t xml:space="preserve">&lt;chapter&gt;.&lt;section&gt;.&lt;requirement&gt;"</w:t>
-      </w:r>
-      <w:r>
-        <w:rPr>
-          <w:rStyle w:val="KeywordTok"/>
-        </w:rPr>
-        <w:t xml:space="preserve">]</w:t>
-      </w:r>
-      <w:r>
-        <w:br/>
-      </w:r>
-      <w:r>
-        <w:rPr>
-          <w:rStyle w:val="DataTypeTok"/>
-        </w:rPr>
-        <w:t xml:space="preserve">verdict</w:t>
-      </w:r>
-      <w:r>
-        <w:rPr>
-          <w:rStyle w:val="NormalTok"/>
-        </w:rPr>
-        <w:t xml:space="preserve">   </w:t>
-      </w:r>
-      <w:r>
-        <w:rPr>
-          <w:rStyle w:val="OperatorTok"/>
-        </w:rPr>
-        <w:t xml:space="preserve">=</w:t>
-      </w:r>
-      <w:r>
-        <w:rPr>
-          <w:rStyle w:val="NormalTok"/>
-        </w:rPr>
-        <w:t xml:space="preserve"> </w:t>
-      </w:r>
-      <w:r>
-        <w:rPr>
-          <w:rStyle w:val="StringTok"/>
-        </w:rPr>
-        <w:t xml:space="preserve">"partial"</w:t>
-      </w:r>
-      <w:r>
-        <w:rPr>
-          <w:rStyle w:val="NormalTok"/>
-        </w:rPr>
-        <w:t xml:space="preserve">   </w:t>
-      </w:r>
-      <w:r>
-        <w:rPr>
-          <w:rStyle w:val="CommentTok"/>
-        </w:rPr>
-        <w:t xml:space="preserve"># local extension; defined in the vocabulary table</w:t>
-      </w:r>
-      <w:r>
-        <w:br/>
-      </w:r>
-      <w:r>
-        <w:rPr>
-          <w:rStyle w:val="DataTypeTok"/>
-        </w:rPr>
-        <w:t xml:space="preserve">quoted</w:t>
-      </w:r>
-      <w:r>
-        <w:rPr>
-          <w:rStyle w:val="NormalTok"/>
-        </w:rPr>
-        <w:t xml:space="preserve">    </w:t>
-      </w:r>
-      <w:r>
-        <w:rPr>
-          <w:rStyle w:val="OperatorTok"/>
-        </w:rPr>
-        <w:t xml:space="preserve">=</w:t>
-      </w:r>
-      <w:r>
-        <w:rPr>
-          <w:rStyle w:val="NormalTok"/>
-        </w:rPr>
-        <w:t xml:space="preserve"> </w:t>
-      </w:r>
-      <w:r>
-        <w:rPr>
-          <w:rStyle w:val="StringTok"/>
-        </w:rPr>
-        <w:t xml:space="preserve">"&lt;the requirement's own description text, copied out of the pinned corpus&gt;"</w:t>
-      </w:r>
-      <w:r>
-        <w:br/>
-      </w:r>
-      <w:r>
-        <w:rPr>
-          <w:rStyle w:val="DataTypeTok"/>
-        </w:rPr>
-        <w:t xml:space="preserve">version</w:t>
-      </w:r>
-      <w:r>
-        <w:rPr>
-          <w:rStyle w:val="NormalTok"/>
-        </w:rPr>
-        <w:t xml:space="preserve">   </w:t>
-      </w:r>
-      <w:r>
-        <w:rPr>
-          <w:rStyle w:val="OperatorTok"/>
-        </w:rPr>
-        <w:t xml:space="preserve">=</w:t>
-      </w:r>
-      <w:r>
-        <w:rPr>
-          <w:rStyle w:val="NormalTok"/>
-        </w:rPr>
-        <w:t xml:space="preserve"> </w:t>
-      </w:r>
-      <w:r>
-        <w:rPr>
-          <w:rStyle w:val="StringTok"/>
-        </w:rPr>
-        <w:t xml:space="preserve">"&lt;the standard version that text was pinned at&gt;"</w:t>
-      </w:r>
-      <w:r>
-        <w:br/>
-      </w:r>
-      <w:r>
-        <w:rPr>
-          <w:rStyle w:val="DataTypeTok"/>
-        </w:rPr>
-        <w:t xml:space="preserve">rule</w:t>
-      </w:r>
-      <w:r>
-        <w:rPr>
-          <w:rStyle w:val="NormalTok"/>
-        </w:rPr>
-        <w:t xml:space="preserve">      </w:t>
-      </w:r>
-      <w:r>
-        <w:rPr>
-          <w:rStyle w:val="OperatorTok"/>
-        </w:rPr>
-        <w:t xml:space="preserve">=</w:t>
-      </w:r>
-      <w:r>
-        <w:rPr>
-          <w:rStyle w:val="NormalTok"/>
-        </w:rPr>
-        <w:t xml:space="preserve"> </w:t>
-      </w:r>
-      <w:r>
-        <w:rPr>
-          <w:rStyle w:val="StringTok"/>
-        </w:rPr>
-        <w:t xml:space="preserve">"ships-off"</w:t>
-      </w:r>
-      <w:r>
-        <w:rPr>
-          <w:rStyle w:val="NormalTok"/>
-        </w:rPr>
-        <w:t xml:space="preserve"> </w:t>
-      </w:r>
-      <w:r>
-        <w:rPr>
-          <w:rStyle w:val="CommentTok"/>
-        </w:rPr>
-        <w:t xml:space="preserve"># WHICH written rule produced this verdict</w:t>
-      </w:r>
-      <w:r>
-        <w:br/>
-      </w:r>
-      <w:r>
-        <w:rPr>
-          <w:rStyle w:val="DataTypeTok"/>
-        </w:rPr>
-        <w:t xml:space="preserve">evidence</w:t>
-      </w:r>
-      <w:r>
-        <w:rPr>
-          <w:rStyle w:val="NormalTok"/>
-        </w:rPr>
-        <w:t xml:space="preserve">  </w:t>
-      </w:r>
-      <w:r>
-        <w:rPr>
-          <w:rStyle w:val="OperatorTok"/>
-        </w:rPr>
-        <w:t xml:space="preserve">=</w:t>
-      </w:r>
-      <w:r>
-        <w:rPr>
-          <w:rStyle w:val="NormalTok"/>
-        </w:rPr>
-        <w:t xml:space="preserve"> </w:t>
-      </w:r>
-      <w:r>
-        <w:rPr>
-          <w:rStyle w:val="OperatorTok"/>
-        </w:rPr>
-        <w:t xml:space="preserve">[</w:t>
-      </w:r>
-      <w:r>
-        <w:rPr>
-          <w:rStyle w:val="StringTok"/>
-        </w:rPr>
-        <w:t xml:space="preserve">"&lt;path&gt;:&lt;lines&gt;"</w:t>
-      </w:r>
-      <w:r>
-        <w:rPr>
-          <w:rStyle w:val="OperatorTok"/>
-        </w:rPr>
-        <w:t xml:space="preserve">,</w:t>
-      </w:r>
-      <w:r>
-        <w:rPr>
-          <w:rStyle w:val="NormalTok"/>
-        </w:rPr>
-        <w:t xml:space="preserve"> </w:t>
-      </w:r>
-      <w:r>
-        <w:rPr>
-          <w:rStyle w:val="StringTok"/>
-        </w:rPr>
-        <w:t xml:space="preserve">"&lt;path&gt;:&lt;lines&gt;"</w:t>
-      </w:r>
-      <w:r>
-        <w:rPr>
-          <w:rStyle w:val="OperatorTok"/>
-        </w:rPr>
-        <w:t xml:space="preserve">]</w:t>
-      </w:r>
-      <w:r>
-        <w:br/>
-      </w:r>
-      <w:r>
-        <w:rPr>
-          <w:rStyle w:val="DataTypeTok"/>
-        </w:rPr>
-        <w:t xml:space="preserve">reviewer</w:t>
-      </w:r>
-      <w:r>
-        <w:rPr>
-          <w:rStyle w:val="NormalTok"/>
-        </w:rPr>
-        <w:t xml:space="preserve">  </w:t>
-      </w:r>
-      <w:r>
-        <w:rPr>
-          <w:rStyle w:val="OperatorTok"/>
-        </w:rPr>
-        <w:t xml:space="preserve">=</w:t>
-      </w:r>
-      <w:r>
-        <w:rPr>
-          <w:rStyle w:val="NormalTok"/>
-        </w:rPr>
-        <w:t xml:space="preserve"> </w:t>
-      </w:r>
-      <w:r>
-        <w:rPr>
-          <w:rStyle w:val="StringTok"/>
-        </w:rPr>
-        <w:t xml:space="preserve">"&lt;session&gt;"</w:t>
-      </w:r>
-      <w:r>
-        <w:br/>
-      </w:r>
-      <w:r>
-        <w:rPr>
-          <w:rStyle w:val="DataTypeTok"/>
-        </w:rPr>
-        <w:t xml:space="preserve">scored_at</w:t>
-      </w:r>
-      <w:r>
-        <w:rPr>
-          <w:rStyle w:val="NormalTok"/>
-        </w:rPr>
-        <w:t xml:space="preserve"> </w:t>
-      </w:r>
-      <w:r>
-        <w:rPr>
-          <w:rStyle w:val="OperatorTok"/>
-        </w:rPr>
-        <w:t xml:space="preserve">=</w:t>
-      </w:r>
-      <w:r>
-        <w:rPr>
-          <w:rStyle w:val="NormalTok"/>
-        </w:rPr>
-        <w:t xml:space="preserve"> </w:t>
-      </w:r>
-      <w:r>
-        <w:rPr>
-          <w:rStyle w:val="StringTok"/>
-        </w:rPr>
-        <w:t xml:space="preserve">"&lt;timestamp&gt;"</w:t>
-      </w:r>
-    </w:p>
-    <w:p>
-      <w:pPr>
-        <w:pStyle w:val="FirstParagraph"/>
-      </w:pPr>
-      <w:r>
-        <w:t xml:space="preserve">Five of those seven fields exist only so that a later reader can disagree with the verdict.</w:t>
-      </w:r>
-      <w:r>
-        <w:t xml:space="preserve"> </w:t>
-      </w:r>
-      <w:r>
-        <w:rPr>
-          <w:rStyle w:val="VerbatimChar"/>
-        </w:rPr>
-        <w:t xml:space="preserve">quoted</w:t>
-      </w:r>
-      <w:r>
-        <w:t xml:space="preserve"> </w:t>
-      </w:r>
-      <w:r>
-        <w:t xml:space="preserve">and</w:t>
-      </w:r>
-      <w:r>
-        <w:t xml:space="preserve"> </w:t>
-      </w:r>
-      <w:r>
-        <w:rPr>
-          <w:rStyle w:val="VerbatimChar"/>
-        </w:rPr>
-        <w:t xml:space="preserve">version</w:t>
-      </w:r>
-      <w:r>
-        <w:t xml:space="preserve"> </w:t>
-      </w:r>
-      <w:r>
-        <w:t xml:space="preserve">make it re-checkable without scoring it again from scratch;</w:t>
-      </w:r>
-      <w:r>
-        <w:t xml:space="preserve"> </w:t>
-      </w:r>
-      <w:r>
-        <w:rPr>
-          <w:rStyle w:val="VerbatimChar"/>
-        </w:rPr>
-        <w:t xml:space="preserve">rule</w:t>
-      </w:r>
-      <w:r>
-        <w:t xml:space="preserve"> </w:t>
-      </w:r>
-      <w:r>
-        <w:t xml:space="preserve">names</w:t>
-      </w:r>
-      <w:r>
-        <w:t xml:space="preserve"> </w:t>
-      </w:r>
-      <w:r>
-        <w:t xml:space="preserve">which written rule produced it, so two sessions' verdicts can be compared rather than merely</w:t>
-      </w:r>
-      <w:r>
-        <w:t xml:space="preserve"> </w:t>
-      </w:r>
-      <w:r>
-        <w:t xml:space="preserve">counted;</w:t>
-      </w:r>
-      <w:r>
-        <w:t xml:space="preserve"> </w:t>
-      </w:r>
-      <w:r>
-        <w:rPr>
-          <w:rStyle w:val="VerbatimChar"/>
-        </w:rPr>
-        <w:t xml:space="preserve">reviewer</w:t>
-      </w:r>
-      <w:r>
-        <w:t xml:space="preserve"> </w:t>
-      </w:r>
-      <w:r>
-        <w:t xml:space="preserve">and</w:t>
-      </w:r>
-      <w:r>
-        <w:t xml:space="preserve"> </w:t>
-      </w:r>
-      <w:r>
-        <w:rPr>
-          <w:rStyle w:val="VerbatimChar"/>
-        </w:rPr>
-        <w:t xml:space="preserve">scored_at</w:t>
-      </w:r>
-      <w:r>
-        <w:t xml:space="preserve"> </w:t>
-      </w:r>
-      <w:r>
-        <w:t xml:space="preserve">make staleness visible. A cell carrying only a grade and a file</w:t>
-      </w:r>
-      <w:r>
-        <w:t xml:space="preserve"> </w:t>
-      </w:r>
-      <w:r>
-        <w:t xml:space="preserve">path is not a cheaper version of this. It is a verdict that cannot be defended.</w:t>
-      </w:r>
-    </w:p>
-    <w:bookmarkEnd w:id="13"/>
-    <w:bookmarkEnd w:id="14"/>
-    <w:bookmarkStart w:id="15" w:name="Xeb4de11c7f9e84ded4ebc586203c6a5fc4cb3c1"/>
-    <w:p>
-      <w:pPr>
-        <w:pStyle w:val="Heading2"/>
-      </w:pPr>
-      <w:r>
-        <w:t xml:space="preserve">What this costs you, and where it does not apply</w:t>
-      </w:r>
-    </w:p>
-    <w:p>
-      <w:pPr>
-        <w:pStyle w:val="Compact"/>
-        <w:numPr>
-          <w:ilvl w:val="0"/>
-          <w:numId w:val="1003"/>
-        </w:numPr>
-      </w:pPr>
-      <w:r>
-        <w:rPr>
-          <w:b/>
-          <w:bCs/>
-        </w:rPr>
-        <w:t xml:space="preserve">This document contains no results, and that is deliberate.</w:t>
-      </w:r>
-      <w:r>
-        <w:t xml:space="preserve"> </w:t>
-      </w:r>
-      <w:r>
-        <w:t xml:space="preserve">An assessment's findings are a map</w:t>
-      </w:r>
-      <w:r>
-        <w:t xml:space="preserve"> </w:t>
-      </w:r>
-      <w:r>
-        <w:t xml:space="preserve">of where a system is weak: which control is off, which surface is uncovered, which item nobody has</w:t>
-      </w:r>
-      <w:r>
-        <w:t xml:space="preserve"> </w:t>
-      </w:r>
-      <w:r>
-        <w:t xml:space="preserve">got to yet. That map belongs in a private record with the people who can act on it, not in a</w:t>
-      </w:r>
-      <w:r>
-        <w:t xml:space="preserve"> </w:t>
-      </w:r>
-      <w:r>
-        <w:t xml:space="preserve">public repository. So nothing below states a verdict, a count, a percentage, or a level attainment</w:t>
-      </w:r>
-      <w:r>
-        <w:t xml:space="preserve"> </w:t>
-      </w:r>
-      <w:r>
-        <w:t xml:space="preserve">for any codebase, and the same rule should govern whatever you produce. To find out where a system</w:t>
-      </w:r>
-      <w:r>
-        <w:t xml:space="preserve"> </w:t>
-      </w:r>
-      <w:r>
-        <w:t xml:space="preserve">stands, run the assessment against that system -- do not read someone's published summary of</w:t>
-      </w:r>
-      <w:r>
-        <w:t xml:space="preserve"> </w:t>
-      </w:r>
-      <w:r>
-        <w:t xml:space="preserve">theirs. Publishing the method invites scrutiny of the reasoning; publishing the register invites</w:t>
-      </w:r>
-      <w:r>
-        <w:t xml:space="preserve"> </w:t>
-      </w:r>
-      <w:r>
-        <w:t xml:space="preserve">something else.</w:t>
-      </w:r>
-    </w:p>
-    <w:p>
-      <w:pPr>
-        <w:pStyle w:val="Compact"/>
-        <w:numPr>
-          <w:ilvl w:val="0"/>
-          <w:numId w:val="1003"/>
-        </w:numPr>
-      </w:pPr>
-      <w:r>
-        <w:rPr>
-          <w:b/>
-          <w:bCs/>
-        </w:rPr>
-        <w:t xml:space="preserve">It confers no certification, and neither does ASVS.</w:t>
-      </w:r>
-      <w:r>
-        <w:t xml:space="preserve"> </w:t>
-      </w:r>
-      <w:r>
-        <w:t xml:space="preserve">OWASP publishes the standard; no body</w:t>
-      </w:r>
-      <w:r>
-        <w:t xml:space="preserve"> </w:t>
-      </w:r>
-      <w:r>
-        <w:t xml:space="preserve">assesses you against it. Nor is a level a score: there is no partial credit and no percentage.</w:t>
-      </w:r>
-    </w:p>
-    <w:p>
-      <w:pPr>
-        <w:pStyle w:val="Compact"/>
-        <w:numPr>
-          <w:ilvl w:val="0"/>
-          <w:numId w:val="1003"/>
-        </w:numPr>
-      </w:pPr>
-      <w:r>
-        <w:rPr>
-          <w:b/>
-          <w:bCs/>
-        </w:rPr>
-        <w:t xml:space="preserve">It quotes no price and no duration, on purpose.</w:t>
-      </w:r>
-      <w:r>
-        <w:t xml:space="preserve"> </w:t>
-      </w:r>
-      <w:r>
-        <w:t xml:space="preserve">Per-cell verification at this rigour is</w:t>
-      </w:r>
-      <w:r>
-        <w:t xml:space="preserve"> </w:t>
-      </w:r>
-      <w:r>
-        <w:t xml:space="preserve">expensive enough that naive extrapolation across a full standard will shock whoever is paying for</w:t>
-      </w:r>
-      <w:r>
-        <w:t xml:space="preserve"> </w:t>
-      </w:r>
-      <w:r>
-        <w:t xml:space="preserve">it, so establish your number early -- by timing a pilot section of your own, not by taking one</w:t>
-      </w:r>
-      <w:r>
-        <w:t xml:space="preserve"> </w:t>
-      </w:r>
-      <w:r>
-        <w:t xml:space="preserve">from a page that has never seen your codebase. A figure printed here would be wrong for you and</w:t>
-      </w:r>
-      <w:r>
-        <w:t xml:space="preserve"> </w:t>
-      </w:r>
-      <w:r>
-        <w:t xml:space="preserve">would get planned against anyway.</w:t>
-      </w:r>
-    </w:p>
-    <w:p>
-      <w:pPr>
-        <w:pStyle w:val="Compact"/>
-        <w:numPr>
-          <w:ilvl w:val="0"/>
-          <w:numId w:val="1003"/>
-        </w:numPr>
-      </w:pPr>
-      <w:r>
-        <w:rPr>
-          <w:b/>
-          <w:bCs/>
-        </w:rPr>
-        <w:t xml:space="preserve">The savings are real but they come from one place: batching by shared precondition.</w:t>
-      </w:r>
-      <w:r>
-        <w:t xml:space="preserve"> </w:t>
-      </w:r>
-      <w:r>
-        <w:t xml:space="preserve">One</w:t>
-      </w:r>
-      <w:r>
-        <w:t xml:space="preserve"> </w:t>
-      </w:r>
-      <w:r>
-        <w:t xml:space="preserve">applicability investigation can serve an entire section, and one posture question can settle a</w:t>
-      </w:r>
-      <w:r>
-        <w:t xml:space="preserve"> </w:t>
-      </w:r>
-      <w:r>
-        <w:t xml:space="preserve">dozen cells. They never come from cutting rigour on a cell, because an unearned verdict is the</w:t>
-      </w:r>
-      <w:r>
-        <w:t xml:space="preserve"> </w:t>
-      </w:r>
-      <w:r>
-        <w:t xml:space="preserve">whole defect this exercise exists to prevent. A cheaper assessment that produces unearned passes</w:t>
-      </w:r>
-      <w:r>
-        <w:t xml:space="preserve"> </w:t>
-      </w:r>
-      <w:r>
-        <w:t xml:space="preserve">has not saved anything; it has bought a document that reads like an assessment.</w:t>
-      </w:r>
-    </w:p>
-    <w:p>
-      <w:pPr>
-        <w:pStyle w:val="Compact"/>
-        <w:numPr>
-          <w:ilvl w:val="0"/>
-          <w:numId w:val="1003"/>
-        </w:numPr>
-      </w:pPr>
-      <w:r>
-        <w:rPr>
-          <w:b/>
-          <w:bCs/>
-        </w:rPr>
-        <w:t xml:space="preserve">The ASVS summary in the next section is orientation, not the thing you assess against.</w:t>
-      </w:r>
-      <w:r>
-        <w:t xml:space="preserve"> </w:t>
-      </w:r>
-      <w:r>
-        <w:t xml:space="preserve">If your</w:t>
-      </w:r>
-      <w:r>
-        <w:t xml:space="preserve"> </w:t>
-      </w:r>
-      <w:r>
-        <w:t xml:space="preserve">level definitions come from this page rather than from the pinned text, you have already made the</w:t>
-      </w:r>
-      <w:r>
-        <w:t xml:space="preserve"> </w:t>
-      </w:r>
-      <w:r>
-        <w:t xml:space="preserve">mistake this document exists to prevent.</w:t>
-      </w:r>
-    </w:p>
-    <w:p>
-      <w:pPr>
-        <w:pStyle w:val="Compact"/>
-        <w:numPr>
-          <w:ilvl w:val="0"/>
-          <w:numId w:val="1003"/>
-        </w:numPr>
-      </w:pPr>
-      <w:r>
-        <w:rPr>
-          <w:b/>
-          <w:bCs/>
-        </w:rPr>
         <w:t xml:space="preserve">No speed claim.</w:t>
       </w:r>
       <w:r>
@@ -1378,8 +1164,8 @@
         </w:pict>
       </w:r>
     </w:p>
-    <w:bookmarkEnd w:id="15"/>
-    <w:bookmarkStart w:id="16" w:name="what-asvs-is-before-any-of-the-rest"/>
+    <w:bookmarkEnd w:id="14"/>
+    <w:bookmarkStart w:id="15" w:name="what-asvs-is-before-any-of-the-rest"/>
     <w:p>
       <w:pPr>
         <w:pStyle w:val="Heading2"/>
@@ -1752,8 +1538,8 @@
         </w:pict>
       </w:r>
     </w:p>
-    <w:bookmarkEnd w:id="16"/>
-    <w:bookmarkStart w:id="19" w:name="Xf10fe3414f548397fd82e8f32aa17424de8643c"/>
+    <w:bookmarkEnd w:id="15"/>
+    <w:bookmarkStart w:id="18" w:name="Xf10fe3414f548397fd82e8f32aa17424de8643c"/>
     <w:p>
       <w:pPr>
         <w:pStyle w:val="Heading2"/>
@@ -1828,7 +1614,7 @@
         <w:t xml:space="preserve">one of them answers a slightly different question than the standard asked.</w:t>
       </w:r>
     </w:p>
-    <w:bookmarkStart w:id="17" w:name="how-this-cost-us-concretely"/>
+    <w:bookmarkStart w:id="16" w:name="how-this-cost-us-concretely"/>
     <w:p>
       <w:pPr>
         <w:pStyle w:val="Heading3"/>
@@ -1862,7 +1648,7 @@
         <w:pStyle w:val="Compact"/>
         <w:numPr>
           <w:ilvl w:val="0"/>
-          <w:numId w:val="1004"/>
+          <w:numId w:val="1003"/>
         </w:numPr>
       </w:pPr>
       <w:r>
@@ -1896,7 +1682,7 @@
         <w:pStyle w:val="Compact"/>
         <w:numPr>
           <w:ilvl w:val="0"/>
-          <w:numId w:val="1004"/>
+          <w:numId w:val="1003"/>
         </w:numPr>
       </w:pPr>
       <w:r>
@@ -1958,8 +1744,8 @@
         <w:t xml:space="preserve">occupies the slot where a real one would go.</w:t>
       </w:r>
     </w:p>
-    <w:bookmarkEnd w:id="17"/>
-    <w:bookmarkStart w:id="18" w:name="what-to-build-instead"/>
+    <w:bookmarkEnd w:id="16"/>
+    <w:bookmarkStart w:id="17" w:name="what-to-build-instead"/>
     <w:p>
       <w:pPr>
         <w:pStyle w:val="Heading3"/>
@@ -2046,9 +1832,9 @@
         </w:pict>
       </w:r>
     </w:p>
+    <w:bookmarkEnd w:id="17"/>
     <w:bookmarkEnd w:id="18"/>
-    <w:bookmarkEnd w:id="19"/>
-    <w:bookmarkStart w:id="22" w:name="handing-this-to-claude-code"/>
+    <w:bookmarkStart w:id="21" w:name="handing-this-to-claude-code"/>
     <w:p>
       <w:pPr>
         <w:pStyle w:val="Heading2"/>
@@ -2169,7 +1955,7 @@
       <w:r>
         <w:t xml:space="preserve"> </w:t>
       </w:r>
-      <w:hyperlink r:id="rId20">
+      <w:hyperlink r:id="rId19">
         <w:r>
           <w:rPr>
             <w:rStyle w:val="Hyperlink"/>
@@ -2198,7 +1984,7 @@
       <w:r>
         <w:t xml:space="preserve"> </w:t>
       </w:r>
-      <w:hyperlink r:id="rId21">
+      <w:hyperlink r:id="rId20">
         <w:r>
           <w:rPr>
             <w:rStyle w:val="Hyperlink"/>
@@ -2217,8 +2003,8 @@
         </w:pict>
       </w:r>
     </w:p>
-    <w:bookmarkEnd w:id="22"/>
-    <w:bookmarkStart w:id="24" w:name="the-standard-supplies-no-verdict-rubric"/>
+    <w:bookmarkEnd w:id="21"/>
+    <w:bookmarkStart w:id="23" w:name="the-standard-supplies-no-verdict-rubric"/>
     <w:p>
       <w:pPr>
         <w:pStyle w:val="Heading2"/>
@@ -2381,7 +2167,7 @@
         <w:t xml:space="preserve">mechanically visible.</w:t>
       </w:r>
     </w:p>
-    <w:bookmarkStart w:id="23" w:name="X7b8e07fc67f24dcd27e5580ab1be0a7f549d276"/>
+    <w:bookmarkStart w:id="22" w:name="X7b8e07fc67f24dcd27e5580ab1be0a7f549d276"/>
     <w:p>
       <w:pPr>
         <w:pStyle w:val="Heading3"/>
@@ -2431,9 +2217,9 @@
         </w:pict>
       </w:r>
     </w:p>
+    <w:bookmarkEnd w:id="22"/>
     <w:bookmarkEnd w:id="23"/>
-    <w:bookmarkEnd w:id="24"/>
-    <w:bookmarkStart w:id="27" w:name="one-computed-record-is-the-authority"/>
+    <w:bookmarkStart w:id="26" w:name="one-computed-record-is-the-authority"/>
     <w:p>
       <w:pPr>
         <w:pStyle w:val="Heading2"/>
@@ -2701,7 +2487,7 @@
         <w:t xml:space="preserve">far below the cost of one afternoon spent working out which of four totals is real.</w:t>
       </w:r>
     </w:p>
-    <w:bookmarkStart w:id="25" w:name="X023756b9fda230af7f19b6270e9a033f8b3d658"/>
+    <w:bookmarkStart w:id="24" w:name="X023756b9fda230af7f19b6270e9a033f8b3d658"/>
     <w:p>
       <w:pPr>
         <w:pStyle w:val="Heading3"/>
@@ -2853,8 +2639,8 @@
         <w:t xml:space="preserve">future worker inherits it before doing any work of their own.</w:t>
       </w:r>
     </w:p>
-    <w:bookmarkEnd w:id="25"/>
-    <w:bookmarkStart w:id="26" w:name="X182ec6cdf01a62d8f4fdc07e3fb624366394266"/>
+    <w:bookmarkEnd w:id="24"/>
+    <w:bookmarkStart w:id="25" w:name="X182ec6cdf01a62d8f4fdc07e3fb624366394266"/>
     <w:p>
       <w:pPr>
         <w:pStyle w:val="Heading3"/>
@@ -2938,9 +2724,9 @@
         </w:pict>
       </w:r>
     </w:p>
+    <w:bookmarkEnd w:id="25"/>
     <w:bookmarkEnd w:id="26"/>
-    <w:bookmarkEnd w:id="27"/>
-    <w:bookmarkStart w:id="32" w:name="X2dc48a5a59269d1dba9f5132d9e27a5fe351d61"/>
+    <w:bookmarkStart w:id="31" w:name="X2dc48a5a59269d1dba9f5132d9e27a5fe351d61"/>
     <w:p>
       <w:pPr>
         <w:pStyle w:val="Heading2"/>
@@ -3357,7 +3143,7 @@
         <w:t xml:space="preserve">Three of these carry most of the weight.</w:t>
       </w:r>
     </w:p>
-    <w:bookmarkStart w:id="28" w:name="unverified-must-never-look-like-a-pass"/>
+    <w:bookmarkStart w:id="27" w:name="unverified-must-never-look-like-a-pass"/>
     <w:p>
       <w:pPr>
         <w:pStyle w:val="Heading3"/>
@@ -3611,6 +3397,503 @@
       </w:pPr>
       <w:r>
         <w:t xml:space="preserve">Three things that worked:</w:t>
+      </w:r>
+    </w:p>
+    <w:p>
+      <w:pPr>
+        <w:pStyle w:val="Compact"/>
+        <w:numPr>
+          <w:ilvl w:val="0"/>
+          <w:numId w:val="1004"/>
+        </w:numPr>
+      </w:pPr>
+      <w:r>
+        <w:rPr>
+          <w:b/>
+          <w:bCs/>
+        </w:rPr>
+        <w:t xml:space="preserve">Never fold it into a headline.</w:t>
+      </w:r>
+      <w:r>
+        <w:t xml:space="preserve"> </w:t>
+      </w:r>
+      <w:r>
+        <w:t xml:space="preserve">It is its own bucket, excluded from any pass total.</w:t>
+      </w:r>
+    </w:p>
+    <w:p>
+      <w:pPr>
+        <w:pStyle w:val="Compact"/>
+        <w:numPr>
+          <w:ilvl w:val="0"/>
+          <w:numId w:val="1004"/>
+        </w:numPr>
+      </w:pPr>
+      <w:r>
+        <w:rPr>
+          <w:b/>
+          <w:bCs/>
+        </w:rPr>
+        <w:t xml:space="preserve">Make the renderer say what the state means, every time it prints it, in the same sentence.</w:t>
+      </w:r>
+      <w:r>
+        <w:t xml:space="preserve"> </w:t>
+      </w:r>
+      <w:r>
+        <w:t xml:space="preserve">The</w:t>
+      </w:r>
+      <w:r>
+        <w:t xml:space="preserve"> </w:t>
+      </w:r>
+      <w:r>
+        <w:t xml:space="preserve">label alone will be misread; the label plus its definition will not.</w:t>
+      </w:r>
+    </w:p>
+    <w:p>
+      <w:pPr>
+        <w:pStyle w:val="Compact"/>
+        <w:numPr>
+          <w:ilvl w:val="0"/>
+          <w:numId w:val="1004"/>
+        </w:numPr>
+      </w:pPr>
+      <w:r>
+        <w:rPr>
+          <w:b/>
+          <w:bCs/>
+        </w:rPr>
+        <w:t xml:space="preserve">Assert that the printed components sum to the printed total.</w:t>
+      </w:r>
+      <w:r>
+        <w:t xml:space="preserve"> </w:t>
+      </w:r>
+      <w:r>
+        <w:t xml:space="preserve">Free to write, and it caught a real</w:t>
+      </w:r>
+      <w:r>
+        <w:t xml:space="preserve"> </w:t>
+      </w:r>
+      <w:r>
+        <w:t xml:space="preserve">defect: a summary line silently omitted one state, so the components did not add up and nothing said</w:t>
+      </w:r>
+      <w:r>
+        <w:t xml:space="preserve"> </w:t>
+      </w:r>
+      <w:r>
+        <w:t xml:space="preserve">so.</w:t>
+      </w:r>
+    </w:p>
+    <w:p>
+      <w:pPr>
+        <w:pStyle w:val="FirstParagraph"/>
+      </w:pPr>
+      <w:r>
+        <w:t xml:space="preserve">The renderer failures were of a piece with the naming failure: one classified a read-and-parked cell</w:t>
+      </w:r>
+      <w:r>
+        <w:t xml:space="preserve"> </w:t>
+      </w:r>
+      <w:r>
+        <w:t xml:space="preserve">as never-read, which is the same confusion implemented in code.</w:t>
+      </w:r>
+    </w:p>
+    <w:p>
+      <w:pPr>
+        <w:pStyle w:val="BodyText"/>
+      </w:pPr>
+      <w:r>
+        <w:rPr>
+          <w:b/>
+          <w:bCs/>
+        </w:rPr>
+        <w:t xml:space="preserve">State the debt in accurate words for the same reason.</w:t>
+      </w:r>
+      <w:r>
+        <w:t xml:space="preserve"> </w:t>
+      </w:r>
+      <w:r>
+        <w:t xml:space="preserve">If those cells were graded before -- just</w:t>
+      </w:r>
+      <w:r>
+        <w:t xml:space="preserve"> </w:t>
+      </w:r>
+      <w:r>
+        <w:t xml:space="preserve">against a restatement -- then calling them "never examined" overstates the deficit and misdescribes</w:t>
+      </w:r>
+      <w:r>
+        <w:t xml:space="preserve"> </w:t>
+      </w:r>
+      <w:r>
+        <w:t xml:space="preserve">what has to happen next.</w:t>
+      </w:r>
+    </w:p>
+    <w:p>
+      <w:pPr>
+        <w:pStyle w:val="BodyText"/>
+      </w:pPr>
+      <w:r>
+        <w:t xml:space="preserve">The honest phrasing is</w:t>
+      </w:r>
+      <w:r>
+        <w:t xml:space="preserve"> </w:t>
+      </w:r>
+      <w:r>
+        <w:rPr>
+          <w:i/>
+          <w:iCs/>
+        </w:rPr>
+        <w:t xml:space="preserve">"N verified against the pinned requirement text; M carry verdicts not yet</w:t>
+      </w:r>
+      <w:r>
+        <w:rPr>
+          <w:i/>
+          <w:iCs/>
+        </w:rPr>
+        <w:t xml:space="preserve"> </w:t>
+      </w:r>
+      <w:r>
+        <w:rPr>
+          <w:i/>
+          <w:iCs/>
+        </w:rPr>
+        <w:t xml:space="preserve">re-verified against it."</w:t>
+      </w:r>
+      <w:r>
+        <w:t xml:space="preserve"> </w:t>
+      </w:r>
+      <w:r>
+        <w:t xml:space="preserve">Overstating a deficit gets corrected, and the correction costs you</w:t>
+      </w:r>
+      <w:r>
+        <w:t xml:space="preserve"> </w:t>
+      </w:r>
+      <w:r>
+        <w:t xml:space="preserve">credibility on everything you got right.</w:t>
+      </w:r>
+    </w:p>
+    <w:bookmarkEnd w:id="27"/>
+    <w:bookmarkStart w:id="28" w:name="it-can-be-configured-is-never-a-pass"/>
+    <w:p>
+      <w:pPr>
+        <w:pStyle w:val="Heading3"/>
+      </w:pPr>
+      <w:r>
+        <w:t xml:space="preserve">"It can be configured" is never a pass</w:t>
+      </w:r>
+    </w:p>
+    <w:p>
+      <w:pPr>
+        <w:pStyle w:val="FirstParagraph"/>
+      </w:pPr>
+      <w:r>
+        <w:t xml:space="preserve">This is the single most common agent over-claim, and it survives review because the evidence is</w:t>
+      </w:r>
+      <w:r>
+        <w:t xml:space="preserve"> </w:t>
+      </w:r>
+      <w:r>
+        <w:t xml:space="preserve">genuine: the control exists, it is well built, it is documented, and it works when enabled.</w:t>
+      </w:r>
+    </w:p>
+    <w:p>
+      <w:pPr>
+        <w:pStyle w:val="BodyText"/>
+      </w:pPr>
+      <w:r>
+        <w:t xml:space="preserve">In a codebase where most security features are opt-in, this one misreading can convert a large</w:t>
+      </w:r>
+      <w:r>
+        <w:t xml:space="preserve"> </w:t>
+      </w:r>
+      <w:r>
+        <w:t xml:space="preserve">fraction of the assessment into unearned passes, with real code cited under every one.</w:t>
+      </w:r>
+    </w:p>
+    <w:p>
+      <w:pPr>
+        <w:pStyle w:val="BodyText"/>
+      </w:pPr>
+      <w:r>
+        <w:t xml:space="preserve">A pass requires the verb satisfied by a</w:t>
+      </w:r>
+      <w:r>
+        <w:t xml:space="preserve"> </w:t>
+      </w:r>
+      <w:r>
+        <w:rPr>
+          <w:b/>
+          <w:bCs/>
+        </w:rPr>
+        <w:t xml:space="preserve">shipped default</w:t>
+      </w:r>
+      <w:r>
+        <w:t xml:space="preserve">, or by a</w:t>
+      </w:r>
+      <w:r>
+        <w:t xml:space="preserve"> </w:t>
+      </w:r>
+      <w:r>
+        <w:rPr>
+          <w:b/>
+          <w:bCs/>
+        </w:rPr>
+        <w:t xml:space="preserve">gate that refuses to start</w:t>
+      </w:r>
+      <w:r>
+        <w:t xml:space="preserve"> </w:t>
+      </w:r>
+      <w:r>
+        <w:t xml:space="preserve">when its precondition is absent. A configurable-on control, a documented recommendation, and a signed</w:t>
+      </w:r>
+      <w:r>
+        <w:t xml:space="preserve"> </w:t>
+      </w:r>
+      <w:r>
+        <w:t xml:space="preserve">relaxation are all not passes.</w:t>
+      </w:r>
+    </w:p>
+    <w:bookmarkEnd w:id="28"/>
+    <w:bookmarkStart w:id="29" w:name="X9fed1a6b67c30553b947f727622d4a390777924"/>
+    <w:p>
+      <w:pPr>
+        <w:pStyle w:val="Heading3"/>
+      </w:pPr>
+      <w:r>
+        <w:rPr>
+          <w:rStyle w:val="VerbatimChar"/>
+        </w:rPr>
+        <w:t xml:space="preserve">partial</w:t>
+      </w:r>
+      <w:r>
+        <w:t xml:space="preserve"> </w:t>
+      </w:r>
+      <w:r>
+        <w:t xml:space="preserve">needs a distinguishing test or it becomes a wastebasket</w:t>
+      </w:r>
+    </w:p>
+    <w:p>
+      <w:pPr>
+        <w:pStyle w:val="FirstParagraph"/>
+      </w:pPr>
+      <w:r>
+        <w:rPr>
+          <w:rStyle w:val="VerbatimChar"/>
+        </w:rPr>
+        <w:t xml:space="preserve">partial</w:t>
+      </w:r>
+      <w:r>
+        <w:t xml:space="preserve"> </w:t>
+      </w:r>
+      <w:r>
+        <w:t xml:space="preserve">is the grade an assessor reaches for when the answer is uncomfortable. Undefined, it</w:t>
+      </w:r>
+      <w:r>
+        <w:t xml:space="preserve"> </w:t>
+      </w:r>
+      <w:r>
+        <w:t xml:space="preserve">absorbs everything ambiguous and stops carrying information: a reader cannot tell whether it means</w:t>
+      </w:r>
+      <w:r>
+        <w:t xml:space="preserve"> </w:t>
+      </w:r>
+      <w:r>
+        <w:t xml:space="preserve">"nearly done" or "a hook exists that nobody implemented".</w:t>
+      </w:r>
+    </w:p>
+    <w:p>
+      <w:pPr>
+        <w:pStyle w:val="BodyText"/>
+      </w:pPr>
+      <w:r>
+        <w:t xml:space="preserve">Define it as the</w:t>
+      </w:r>
+      <w:r>
+        <w:t xml:space="preserve"> </w:t>
+      </w:r>
+      <w:r>
+        <w:rPr>
+          <w:b/>
+          <w:bCs/>
+        </w:rPr>
+        <w:t xml:space="preserve">residual of the ordered procedure below</w:t>
+      </w:r>
+      <w:r>
+        <w:t xml:space="preserve">, not as a feeling. Require the cell to</w:t>
+      </w:r>
+      <w:r>
+        <w:t xml:space="preserve"> </w:t>
+      </w:r>
+      <w:r>
+        <w:t xml:space="preserve">say which of three shapes it is:</w:t>
+      </w:r>
+      <w:r>
+        <w:t xml:space="preserve"> </w:t>
+      </w:r>
+      <w:r>
+        <w:rPr>
+          <w:i/>
+          <w:iCs/>
+        </w:rPr>
+        <w:t xml:space="preserve">ships off</w:t>
+      </w:r>
+      <w:r>
+        <w:t xml:space="preserve">,</w:t>
+      </w:r>
+      <w:r>
+        <w:t xml:space="preserve"> </w:t>
+      </w:r>
+      <w:r>
+        <w:rPr>
+          <w:i/>
+          <w:iCs/>
+        </w:rPr>
+        <w:t xml:space="preserve">warns instead of refusing</w:t>
+      </w:r>
+      <w:r>
+        <w:t xml:space="preserve">, or</w:t>
+      </w:r>
+      <w:r>
+        <w:t xml:space="preserve"> </w:t>
+      </w:r>
+      <w:r>
+        <w:rPr>
+          <w:i/>
+          <w:iCs/>
+        </w:rPr>
+        <w:t xml:space="preserve">covers part of the</w:t>
+      </w:r>
+      <w:r>
+        <w:rPr>
+          <w:i/>
+          <w:iCs/>
+        </w:rPr>
+        <w:t xml:space="preserve"> </w:t>
+      </w:r>
+      <w:r>
+        <w:rPr>
+          <w:i/>
+          <w:iCs/>
+        </w:rPr>
+        <w:t xml:space="preserve">surface</w:t>
+      </w:r>
+      <w:r>
+        <w:t xml:space="preserve">.</w:t>
+      </w:r>
+    </w:p>
+    <w:p>
+      <w:pPr>
+        <w:pStyle w:val="BodyText"/>
+      </w:pPr>
+      <w:r>
+        <w:t xml:space="preserve">Anything with no implementing code in any configuration is not partial -- it is a fail. Anything</w:t>
+      </w:r>
+      <w:r>
+        <w:t xml:space="preserve"> </w:t>
+      </w:r>
+      <w:r>
+        <w:t xml:space="preserve">satisfied by a shipped default is not partial -- it is a pass.</w:t>
+      </w:r>
+    </w:p>
+    <w:bookmarkEnd w:id="29"/>
+    <w:bookmarkStart w:id="30" w:name="when-uncertain-take-the-worse-grade"/>
+    <w:p>
+      <w:pPr>
+        <w:pStyle w:val="Heading3"/>
+      </w:pPr>
+      <w:r>
+        <w:t xml:space="preserve">When uncertain, take the worse grade</w:t>
+      </w:r>
+    </w:p>
+    <w:p>
+      <w:pPr>
+        <w:pStyle w:val="FirstParagraph"/>
+      </w:pPr>
+      <w:r>
+        <w:rPr>
+          <w:b/>
+          <w:bCs/>
+        </w:rPr>
+        <w:t xml:space="preserve">When uncertain between two grades, take the worse one.</w:t>
+      </w:r>
+      <w:r>
+        <w:t xml:space="preserve"> </w:t>
+      </w:r>
+      <w:r>
+        <w:t xml:space="preserve">An unearned pass is the specific failure</w:t>
+      </w:r>
+      <w:r>
+        <w:t xml:space="preserve"> </w:t>
+      </w:r>
+      <w:r>
+        <w:t xml:space="preserve">the whole exercise exists to prevent. Write this down; it is the rule agents most need permission to</w:t>
+      </w:r>
+      <w:r>
+        <w:t xml:space="preserve"> </w:t>
+      </w:r>
+      <w:r>
+        <w:t xml:space="preserve">apply.</w:t>
+      </w:r>
+    </w:p>
+    <w:p>
+      <w:r>
+        <w:pict>
+          <v:rect style="width:0;height:1.5pt" o:hralign="center" o:hrstd="t" o:hr="t"/>
+        </w:pict>
+      </w:r>
+    </w:p>
+    <w:bookmarkEnd w:id="30"/>
+    <w:bookmarkEnd w:id="31"/>
+    <w:bookmarkStart w:id="32" w:name="Xb2a470ebaaf3f519a3e992fc8db909b08474653"/>
+    <w:p>
+      <w:pPr>
+        <w:pStyle w:val="Heading2"/>
+      </w:pPr>
+      <w:r>
+        <w:t xml:space="preserve">The decision procedure: ordered, first match wins</w:t>
+      </w:r>
+    </w:p>
+    <w:p>
+      <w:pPr>
+        <w:pStyle w:val="FirstParagraph"/>
+      </w:pPr>
+      <w:r>
+        <w:rPr>
+          <w:b/>
+          <w:bCs/>
+        </w:rPr>
+        <w:t xml:space="preserve">Make the questions a numbered sequence, and let the first matching rule decide.</w:t>
+      </w:r>
+      <w:r>
+        <w:t xml:space="preserve"> </w:t>
+      </w:r>
+      <w:r>
+        <w:t xml:space="preserve">Weighing the</w:t>
+      </w:r>
+      <w:r>
+        <w:t xml:space="preserve"> </w:t>
+      </w:r>
+      <w:r>
+        <w:t xml:space="preserve">whole picture per cell feels more rigorous than a checklist. It produces results that are defensible</w:t>
+      </w:r>
+      <w:r>
+        <w:t xml:space="preserve"> </w:t>
+      </w:r>
+      <w:r>
+        <w:t xml:space="preserve">one at a time and unstable across the set, because identical evidence lands differently depending on</w:t>
+      </w:r>
+      <w:r>
+        <w:t xml:space="preserve"> </w:t>
+      </w:r>
+      <w:r>
+        <w:t xml:space="preserve">which consideration the assessor happened to weigh first.</w:t>
+      </w:r>
+    </w:p>
+    <w:p>
+      <w:pPr>
+        <w:pStyle w:val="BodyText"/>
+      </w:pPr>
+      <w:r>
+        <w:t xml:space="preserve">The sequence, first match wins:</w:t>
       </w:r>
     </w:p>
     <w:p>
@@ -3626,13 +3909,37 @@
           <w:b/>
           <w:bCs/>
         </w:rPr>
-        <w:t xml:space="preserve">Never fold it into a headline.</w:t>
-      </w:r>
-      <w:r>
-        <w:t xml:space="preserve"> </w:t>
-      </w:r>
-      <w:r>
-        <w:t xml:space="preserve">It is its own bucket, excluded from any pass total.</w:t>
+        <w:t xml:space="preserve">Does the requirement apply on the declared scope?</w:t>
+      </w:r>
+      <w:r>
+        <w:t xml:space="preserve"> </w:t>
+      </w:r>
+      <w:r>
+        <w:t xml:space="preserve">No -&gt;</w:t>
+      </w:r>
+      <w:r>
+        <w:t xml:space="preserve"> </w:t>
+      </w:r>
+      <w:r>
+        <w:rPr>
+          <w:rStyle w:val="VerbatimChar"/>
+        </w:rPr>
+        <w:t xml:space="preserve">na</w:t>
+      </w:r>
+      <w:r>
+        <w:t xml:space="preserve">, and write the rationale. No rationale, no</w:t>
+      </w:r>
+      <w:r>
+        <w:t xml:space="preserve"> </w:t>
+      </w:r>
+      <w:r>
+        <w:rPr>
+          <w:rStyle w:val="VerbatimChar"/>
+        </w:rPr>
+        <w:t xml:space="preserve">na</w:t>
+      </w:r>
+      <w:r>
+        <w:t xml:space="preserve">.</w:t>
       </w:r>
     </w:p>
     <w:p>
@@ -3648,19 +3955,35 @@
           <w:b/>
           <w:bCs/>
         </w:rPr>
-        <w:t xml:space="preserve">Make the renderer say what the state means, every time it prints it, in the same sentence.</w:t>
-      </w:r>
-      <w:r>
-        <w:t xml:space="preserve"> </w:t>
-      </w:r>
-      <w:r>
-        <w:t xml:space="preserve">The</w:t>
-      </w:r>
-      <w:r>
-        <w:t xml:space="preserve"> </w:t>
-      </w:r>
-      <w:r>
-        <w:t xml:space="preserve">label alone will be misread; the label plus its definition will not.</w:t>
+        <w:t xml:space="preserve">Has this cell been read against the requirement's own text at a pinned version?</w:t>
+      </w:r>
+      <w:r>
+        <w:t xml:space="preserve"> </w:t>
+      </w:r>
+      <w:r>
+        <w:t xml:space="preserve">No -&gt;</w:t>
+      </w:r>
+      <w:r>
+        <w:t xml:space="preserve"> </w:t>
+      </w:r>
+      <w:r>
+        <w:rPr>
+          <w:rStyle w:val="VerbatimChar"/>
+        </w:rPr>
+        <w:t xml:space="preserve">unverified</w:t>
+      </w:r>
+      <w:r>
+        <w:t xml:space="preserve">.</w:t>
+      </w:r>
+      <w:r>
+        <w:t xml:space="preserve"> </w:t>
+      </w:r>
+      <w:r>
+        <w:rPr>
+          <w:i/>
+          <w:iCs/>
+        </w:rPr>
+        <w:t xml:space="preserve">This is not a pass.</w:t>
       </w:r>
     </w:p>
     <w:p>
@@ -3676,25 +3999,155 @@
           <w:b/>
           <w:bCs/>
         </w:rPr>
-        <w:t xml:space="preserve">Assert that the printed components sum to the printed total.</w:t>
-      </w:r>
-      <w:r>
-        <w:t xml:space="preserve"> </w:t>
-      </w:r>
-      <w:r>
-        <w:t xml:space="preserve">Free to write, and it caught a real</w:t>
-      </w:r>
-      <w:r>
-        <w:t xml:space="preserve"> </w:t>
-      </w:r>
-      <w:r>
-        <w:t xml:space="preserve">defect: a summary line silently omitted one state, so the components did not add up and nothing said</w:t>
-      </w:r>
-      <w:r>
-        <w:t xml:space="preserve"> </w:t>
-      </w:r>
-      <w:r>
-        <w:t xml:space="preserve">so.</w:t>
+        <w:t xml:space="preserve">Does code implementing the requirement's verb exist anywhere in the tree, reachable by any</w:t>
+      </w:r>
+      <w:r>
+        <w:rPr>
+          <w:b/>
+          <w:bCs/>
+        </w:rPr>
+        <w:t xml:space="preserve"> </w:t>
+      </w:r>
+      <w:r>
+        <w:rPr>
+          <w:b/>
+          <w:bCs/>
+        </w:rPr>
+        <w:t xml:space="preserve">configuration?</w:t>
+      </w:r>
+      <w:r>
+        <w:t xml:space="preserve"> </w:t>
+      </w:r>
+      <w:r>
+        <w:t xml:space="preserve">No -&gt;</w:t>
+      </w:r>
+      <w:r>
+        <w:t xml:space="preserve"> </w:t>
+      </w:r>
+      <w:r>
+        <w:rPr>
+          <w:rStyle w:val="VerbatimChar"/>
+        </w:rPr>
+        <w:t xml:space="preserve">fail</w:t>
+      </w:r>
+      <w:r>
+        <w:t xml:space="preserve">.</w:t>
+      </w:r>
+    </w:p>
+    <w:p>
+      <w:pPr>
+        <w:pStyle w:val="Compact"/>
+        <w:numPr>
+          <w:ilvl w:val="0"/>
+          <w:numId w:val="1005"/>
+        </w:numPr>
+      </w:pPr>
+      <w:r>
+        <w:rPr>
+          <w:b/>
+          <w:bCs/>
+        </w:rPr>
+        <w:t xml:space="preserve">Is the verb satisfied by a shipped default, or by a gate that refuses to start when the</w:t>
+      </w:r>
+      <w:r>
+        <w:rPr>
+          <w:b/>
+          <w:bCs/>
+        </w:rPr>
+        <w:t xml:space="preserve"> </w:t>
+      </w:r>
+      <w:r>
+        <w:rPr>
+          <w:b/>
+          <w:bCs/>
+        </w:rPr>
+        <w:t xml:space="preserve">precondition is absent?</w:t>
+      </w:r>
+      <w:r>
+        <w:t xml:space="preserve"> </w:t>
+      </w:r>
+      <w:r>
+        <w:t xml:space="preserve">Yes -&gt;</w:t>
+      </w:r>
+      <w:r>
+        <w:t xml:space="preserve"> </w:t>
+      </w:r>
+      <w:r>
+        <w:rPr>
+          <w:rStyle w:val="VerbatimChar"/>
+        </w:rPr>
+        <w:t xml:space="preserve">pass</w:t>
+      </w:r>
+      <w:r>
+        <w:t xml:space="preserve">.</w:t>
+      </w:r>
+    </w:p>
+    <w:p>
+      <w:pPr>
+        <w:pStyle w:val="Compact"/>
+        <w:numPr>
+          <w:ilvl w:val="0"/>
+          <w:numId w:val="1005"/>
+        </w:numPr>
+      </w:pPr>
+      <w:r>
+        <w:rPr>
+          <w:b/>
+          <w:bCs/>
+        </w:rPr>
+        <w:t xml:space="preserve">Otherwise</w:t>
+      </w:r>
+      <w:r>
+        <w:t xml:space="preserve"> </w:t>
+      </w:r>
+      <w:r>
+        <w:t xml:space="preserve">-&gt;</w:t>
+      </w:r>
+      <w:r>
+        <w:t xml:space="preserve"> </w:t>
+      </w:r>
+      <w:r>
+        <w:rPr>
+          <w:rStyle w:val="VerbatimChar"/>
+        </w:rPr>
+        <w:t xml:space="preserve">partial</w:t>
+      </w:r>
+      <w:r>
+        <w:t xml:space="preserve">.</w:t>
+      </w:r>
+    </w:p>
+    <w:p>
+      <w:pPr>
+        <w:pStyle w:val="Compact"/>
+        <w:numPr>
+          <w:ilvl w:val="0"/>
+          <w:numId w:val="1005"/>
+        </w:numPr>
+      </w:pPr>
+      <w:r>
+        <w:rPr>
+          <w:b/>
+          <w:bCs/>
+        </w:rPr>
+        <w:t xml:space="preserve">If two assessors following 1-5 disagree</w:t>
+      </w:r>
+      <w:r>
+        <w:t xml:space="preserve"> </w:t>
+      </w:r>
+      <w:r>
+        <w:t xml:space="preserve">-&gt;</w:t>
+      </w:r>
+      <w:r>
+        <w:t xml:space="preserve"> </w:t>
+      </w:r>
+      <w:r>
+        <w:rPr>
+          <w:rStyle w:val="VerbatimChar"/>
+        </w:rPr>
+        <w:t xml:space="preserve">needs-review</w:t>
+      </w:r>
+      <w:r>
+        <w:t xml:space="preserve">, with the disagreement recorded.</w:t>
       </w:r>
     </w:p>
     <w:p>
@@ -3702,51 +4155,17 @@
         <w:pStyle w:val="FirstParagraph"/>
       </w:pPr>
       <w:r>
-        <w:t xml:space="preserve">The renderer failures were of a piece with the naming failure: one classified a read-and-parked cell</w:t>
-      </w:r>
-      <w:r>
-        <w:t xml:space="preserve"> </w:t>
-      </w:r>
-      <w:r>
-        <w:t xml:space="preserve">as never-read, which is the same confusion implemented in code.</w:t>
-      </w:r>
-    </w:p>
-    <w:p>
-      <w:pPr>
-        <w:pStyle w:val="BodyText"/>
-      </w:pPr>
-      <w:r>
-        <w:rPr>
-          <w:b/>
-          <w:bCs/>
-        </w:rPr>
-        <w:t xml:space="preserve">State the debt in accurate words for the same reason.</w:t>
-      </w:r>
-      <w:r>
-        <w:t xml:space="preserve"> </w:t>
-      </w:r>
-      <w:r>
-        <w:t xml:space="preserve">If those cells were graded before -- just</w:t>
-      </w:r>
-      <w:r>
-        <w:t xml:space="preserve"> </w:t>
-      </w:r>
-      <w:r>
-        <w:t xml:space="preserve">against a restatement -- then calling them "never examined" overstates the deficit and misdescribes</w:t>
-      </w:r>
-      <w:r>
-        <w:t xml:space="preserve"> </w:t>
-      </w:r>
-      <w:r>
-        <w:t xml:space="preserve">what has to happen next.</w:t>
-      </w:r>
-    </w:p>
-    <w:p>
-      <w:pPr>
-        <w:pStyle w:val="BodyText"/>
-      </w:pPr>
-      <w:r>
-        <w:t xml:space="preserve">The honest phrasing is</w:t>
+        <w:rPr>
+          <w:b/>
+          <w:bCs/>
+        </w:rPr>
+        <w:t xml:space="preserve">The ordering is load-bearing, not cosmetic.</w:t>
+      </w:r>
+      <w:r>
+        <w:t xml:space="preserve"> </w:t>
+      </w:r>
+      <w:r>
+        <w:t xml:space="preserve">Asking</w:t>
       </w:r>
       <w:r>
         <w:t xml:space="preserve"> </w:t>
@@ -3756,13 +4175,97 @@
           <w:i/>
           <w:iCs/>
         </w:rPr>
-        <w:t xml:space="preserve">"N verified against the pinned requirement text; M carry verdicts not yet</w:t>
+        <w:t xml:space="preserve">"is the verb's subject in scope?"</w:t>
+      </w:r>
+      <w:r>
+        <w:t xml:space="preserve"> </w:t>
+      </w:r>
+      <w:r>
+        <w:t xml:space="preserve">before</w:t>
+      </w:r>
+      <w:r>
+        <w:t xml:space="preserve"> </w:t>
       </w:r>
       <w:r>
         <w:rPr>
           <w:i/>
           <w:iCs/>
         </w:rPr>
+        <w:t xml:space="preserve">"does code implement the verb?"</w:t>
+      </w:r>
+      <w:r>
+        <w:t xml:space="preserve"> </w:t>
+      </w:r>
+      <w:r>
+        <w:t xml:space="preserve">produces a different answer than the reverse. Both orderings are</w:t>
+      </w:r>
+      <w:r>
+        <w:t xml:space="preserve"> </w:t>
+      </w:r>
+      <w:r>
+        <w:t xml:space="preserve">defensible right up until you pick one and write it down. A cell that has moved between grades</w:t>
+      </w:r>
+      <w:r>
+        <w:t xml:space="preserve"> </w:t>
+      </w:r>
+      <w:r>
+        <w:t xml:space="preserve">repeatedly is usually a cell where two people applied the same rules in different order.</w:t>
+      </w:r>
+    </w:p>
+    <w:p>
+      <w:pPr>
+        <w:pStyle w:val="BodyText"/>
+      </w:pPr>
+      <w:r>
+        <w:rPr>
+          <w:b/>
+          <w:bCs/>
+        </w:rPr>
+        <w:t xml:space="preserve">Record which rule fired on each cell.</w:t>
+      </w:r>
+      <w:r>
+        <w:t xml:space="preserve"> </w:t>
+      </w:r>
+      <w:r>
+        <w:t xml:space="preserve">That single field turns a later disagreement into a</w:t>
+      </w:r>
+      <w:r>
+        <w:t xml:space="preserve"> </w:t>
+      </w:r>
+      <w:r>
+        <w:t xml:space="preserve">one-question argument instead of a coin flip: you argue about applicability, or about defaults, not</w:t>
+      </w:r>
+      <w:r>
+        <w:t xml:space="preserve"> </w:t>
+      </w:r>
+      <w:r>
+        <w:t xml:space="preserve">about the verdict as a whole.</w:t>
+      </w:r>
+    </w:p>
+    <w:p>
+      <w:pPr>
+        <w:pStyle w:val="BodyText"/>
+      </w:pPr>
+      <w:r>
+        <w:rPr>
+          <w:b/>
+          <w:bCs/>
+        </w:rPr>
+        <w:t xml:space="preserve">Keep worked examples of the genuinely hard calls</w:t>
+      </w:r>
+      <w:r>
+        <w:t xml:space="preserve"> </w:t>
+      </w:r>
+      <w:r>
+        <w:t xml:space="preserve">in the method document, written so the next</w:t>
+      </w:r>
+      <w:r>
+        <w:t xml:space="preserve"> </w:t>
+      </w:r>
+      <w:r>
+        <w:t xml:space="preserve">agent reaches the same answer rather than re-litigating it from scratch. Keep the examples'</w:t>
+      </w:r>
+      <w:r>
         <w:t xml:space="preserve"> </w:t>
       </w:r>
       <w:r>
@@ -3770,175 +4273,13 @@
           <w:i/>
           <w:iCs/>
         </w:rPr>
-        <w:t xml:space="preserve">re-verified against it."</w:t>
-      </w:r>
-      <w:r>
-        <w:t xml:space="preserve"> </w:t>
-      </w:r>
-      <w:r>
-        <w:t xml:space="preserve">Overstating a deficit gets corrected, and the correction costs you</w:t>
-      </w:r>
-      <w:r>
-        <w:t xml:space="preserve"> </w:t>
-      </w:r>
-      <w:r>
-        <w:t xml:space="preserve">credibility on everything you got right.</w:t>
-      </w:r>
-    </w:p>
-    <w:bookmarkEnd w:id="28"/>
-    <w:bookmarkStart w:id="29" w:name="it-can-be-configured-is-never-a-pass"/>
-    <w:p>
-      <w:pPr>
-        <w:pStyle w:val="Heading3"/>
-      </w:pPr>
-      <w:r>
-        <w:t xml:space="preserve">"It can be configured" is never a pass</w:t>
-      </w:r>
-    </w:p>
-    <w:p>
-      <w:pPr>
-        <w:pStyle w:val="FirstParagraph"/>
-      </w:pPr>
-      <w:r>
-        <w:t xml:space="preserve">This is the single most common agent over-claim, and it survives review because the evidence is</w:t>
-      </w:r>
-      <w:r>
-        <w:t xml:space="preserve"> </w:t>
-      </w:r>
-      <w:r>
-        <w:t xml:space="preserve">genuine: the control exists, it is well built, it is documented, and it works when enabled.</w:t>
-      </w:r>
-    </w:p>
-    <w:p>
-      <w:pPr>
-        <w:pStyle w:val="BodyText"/>
-      </w:pPr>
-      <w:r>
-        <w:t xml:space="preserve">In a codebase where most security features are opt-in, this one misreading can convert a large</w:t>
-      </w:r>
-      <w:r>
-        <w:t xml:space="preserve"> </w:t>
-      </w:r>
-      <w:r>
-        <w:t xml:space="preserve">fraction of the assessment into unearned passes, with real code cited under every one.</w:t>
-      </w:r>
-    </w:p>
-    <w:p>
-      <w:pPr>
-        <w:pStyle w:val="BodyText"/>
-      </w:pPr>
-      <w:r>
-        <w:t xml:space="preserve">A pass requires the verb satisfied by a</w:t>
-      </w:r>
-      <w:r>
-        <w:t xml:space="preserve"> </w:t>
-      </w:r>
-      <w:r>
-        <w:rPr>
-          <w:b/>
-          <w:bCs/>
-        </w:rPr>
-        <w:t xml:space="preserve">shipped default</w:t>
-      </w:r>
-      <w:r>
-        <w:t xml:space="preserve">, or by a</w:t>
-      </w:r>
-      <w:r>
-        <w:t xml:space="preserve"> </w:t>
-      </w:r>
-      <w:r>
-        <w:rPr>
-          <w:b/>
-          <w:bCs/>
-        </w:rPr>
-        <w:t xml:space="preserve">gate that refuses to start</w:t>
-      </w:r>
-      <w:r>
-        <w:t xml:space="preserve"> </w:t>
-      </w:r>
-      <w:r>
-        <w:t xml:space="preserve">when its precondition is absent. A configurable-on control, a documented recommendation, and a signed</w:t>
-      </w:r>
-      <w:r>
-        <w:t xml:space="preserve"> </w:t>
-      </w:r>
-      <w:r>
-        <w:t xml:space="preserve">relaxation are all not passes.</w:t>
-      </w:r>
-    </w:p>
-    <w:bookmarkEnd w:id="29"/>
-    <w:bookmarkStart w:id="30" w:name="X9fed1a6b67c30553b947f727622d4a390777924"/>
-    <w:p>
-      <w:pPr>
-        <w:pStyle w:val="Heading3"/>
-      </w:pPr>
-      <w:r>
-        <w:rPr>
-          <w:rStyle w:val="VerbatimChar"/>
-        </w:rPr>
-        <w:t xml:space="preserve">partial</w:t>
-      </w:r>
-      <w:r>
-        <w:t xml:space="preserve"> </w:t>
-      </w:r>
-      <w:r>
-        <w:t xml:space="preserve">needs a distinguishing test or it becomes a wastebasket</w:t>
-      </w:r>
-    </w:p>
-    <w:p>
-      <w:pPr>
-        <w:pStyle w:val="FirstParagraph"/>
-      </w:pPr>
-      <w:r>
-        <w:rPr>
-          <w:rStyle w:val="VerbatimChar"/>
-        </w:rPr>
-        <w:t xml:space="preserve">partial</w:t>
-      </w:r>
-      <w:r>
-        <w:t xml:space="preserve"> </w:t>
-      </w:r>
-      <w:r>
-        <w:t xml:space="preserve">is the grade an assessor reaches for when the answer is uncomfortable. Undefined, it</w:t>
-      </w:r>
-      <w:r>
-        <w:t xml:space="preserve"> </w:t>
-      </w:r>
-      <w:r>
-        <w:t xml:space="preserve">absorbs everything ambiguous and stops carrying information: a reader cannot tell whether it means</w:t>
-      </w:r>
-      <w:r>
-        <w:t xml:space="preserve"> </w:t>
-      </w:r>
-      <w:r>
-        <w:t xml:space="preserve">"nearly done" or "a hook exists that nobody implemented".</w:t>
-      </w:r>
-    </w:p>
-    <w:p>
-      <w:pPr>
-        <w:pStyle w:val="BodyText"/>
-      </w:pPr>
-      <w:r>
-        <w:t xml:space="preserve">Define it as the</w:t>
-      </w:r>
-      <w:r>
-        <w:t xml:space="preserve"> </w:t>
-      </w:r>
-      <w:r>
-        <w:rPr>
-          <w:b/>
-          <w:bCs/>
-        </w:rPr>
-        <w:t xml:space="preserve">residual of the ordered procedure below</w:t>
-      </w:r>
-      <w:r>
-        <w:t xml:space="preserve">, not as a feeling. Require the cell to</w:t>
-      </w:r>
-      <w:r>
-        <w:t xml:space="preserve"> </w:t>
-      </w:r>
-      <w:r>
-        <w:t xml:space="preserve">say which of three shapes it is:</w:t>
+        <w:t xml:space="preserve">reasoning</w:t>
+      </w:r>
+      <w:r>
+        <w:t xml:space="preserve"> </w:t>
+      </w:r>
+      <w:r>
+        <w:t xml:space="preserve">public and their</w:t>
       </w:r>
       <w:r>
         <w:t xml:space="preserve"> </w:t>
@@ -3948,104 +4289,19 @@
           <w:i/>
           <w:iCs/>
         </w:rPr>
-        <w:t xml:space="preserve">ships off</w:t>
-      </w:r>
-      <w:r>
-        <w:t xml:space="preserve">,</w:t>
-      </w:r>
-      <w:r>
-        <w:t xml:space="preserve"> </w:t>
-      </w:r>
-      <w:r>
-        <w:rPr>
-          <w:i/>
-          <w:iCs/>
-        </w:rPr>
-        <w:t xml:space="preserve">warns instead of refusing</w:t>
-      </w:r>
-      <w:r>
-        <w:t xml:space="preserve">, or</w:t>
-      </w:r>
-      <w:r>
-        <w:t xml:space="preserve"> </w:t>
-      </w:r>
-      <w:r>
-        <w:rPr>
-          <w:i/>
-          <w:iCs/>
-        </w:rPr>
-        <w:t xml:space="preserve">covers part of the</w:t>
-      </w:r>
-      <w:r>
-        <w:rPr>
-          <w:i/>
-          <w:iCs/>
-        </w:rPr>
-        <w:t xml:space="preserve"> </w:t>
-      </w:r>
-      <w:r>
-        <w:rPr>
-          <w:i/>
-          <w:iCs/>
-        </w:rPr>
-        <w:t xml:space="preserve">surface</w:t>
-      </w:r>
-      <w:r>
-        <w:t xml:space="preserve">.</w:t>
-      </w:r>
-    </w:p>
-    <w:p>
-      <w:pPr>
-        <w:pStyle w:val="BodyText"/>
-      </w:pPr>
-      <w:r>
-        <w:t xml:space="preserve">Anything with no implementing code in any configuration is not partial -- it is a fail. Anything</w:t>
-      </w:r>
-      <w:r>
-        <w:t xml:space="preserve"> </w:t>
-      </w:r>
-      <w:r>
-        <w:t xml:space="preserve">satisfied by a shipped default is not partial -- it is a pass.</w:t>
-      </w:r>
-    </w:p>
-    <w:bookmarkEnd w:id="30"/>
-    <w:bookmarkStart w:id="31" w:name="when-uncertain-take-the-worse-grade"/>
-    <w:p>
-      <w:pPr>
-        <w:pStyle w:val="Heading3"/>
-      </w:pPr>
-      <w:r>
-        <w:t xml:space="preserve">When uncertain, take the worse grade</w:t>
-      </w:r>
-    </w:p>
-    <w:p>
-      <w:pPr>
-        <w:pStyle w:val="FirstParagraph"/>
-      </w:pPr>
-      <w:r>
-        <w:rPr>
-          <w:b/>
-          <w:bCs/>
-        </w:rPr>
-        <w:t xml:space="preserve">When uncertain between two grades, take the worse one.</w:t>
-      </w:r>
-      <w:r>
-        <w:t xml:space="preserve"> </w:t>
-      </w:r>
-      <w:r>
-        <w:t xml:space="preserve">An unearned pass is the specific failure</w:t>
-      </w:r>
-      <w:r>
-        <w:t xml:space="preserve"> </w:t>
-      </w:r>
-      <w:r>
-        <w:t xml:space="preserve">the whole exercise exists to prevent. Write this down; it is the rule agents most need permission to</w:t>
-      </w:r>
-      <w:r>
-        <w:t xml:space="preserve"> </w:t>
-      </w:r>
-      <w:r>
-        <w:t xml:space="preserve">apply.</w:t>
+        <w:t xml:space="preserve">subject</w:t>
+      </w:r>
+      <w:r>
+        <w:t xml:space="preserve"> </w:t>
+      </w:r>
+      <w:r>
+        <w:t xml:space="preserve">private if the finding is sensitive; the shape of the call is</w:t>
+      </w:r>
+      <w:r>
+        <w:t xml:space="preserve"> </w:t>
+      </w:r>
+      <w:r>
+        <w:t xml:space="preserve">the transferable part.</w:t>
       </w:r>
     </w:p>
     <w:p>
@@ -4055,15 +4311,14 @@
         </w:pict>
       </w:r>
     </w:p>
-    <w:bookmarkEnd w:id="31"/>
     <w:bookmarkEnd w:id="32"/>
-    <w:bookmarkStart w:id="33" w:name="Xb2a470ebaaf3f519a3e992fc8db909b08474653"/>
+    <w:bookmarkStart w:id="34" w:name="declare-scope-positively"/>
     <w:p>
       <w:pPr>
         <w:pStyle w:val="Heading2"/>
       </w:pPr>
       <w:r>
-        <w:t xml:space="preserve">The decision procedure: ordered, first match wins</w:t>
+        <w:t xml:space="preserve">Declare scope positively</w:t>
       </w:r>
     </w:p>
     <w:p>
@@ -4071,35 +4326,13 @@
         <w:pStyle w:val="FirstParagraph"/>
       </w:pPr>
       <w:r>
-        <w:rPr>
-          <w:b/>
-          <w:bCs/>
-        </w:rPr>
-        <w:t xml:space="preserve">Make the questions a numbered sequence, and let the first matching rule decide.</w:t>
-      </w:r>
-      <w:r>
-        <w:t xml:space="preserve"> </w:t>
-      </w:r>
-      <w:r>
-        <w:t xml:space="preserve">Weighing the</w:t>
-      </w:r>
-      <w:r>
-        <w:t xml:space="preserve"> </w:t>
-      </w:r>
-      <w:r>
-        <w:t xml:space="preserve">whole picture per cell feels more rigorous than a checklist. It produces results that are defensible</w:t>
-      </w:r>
-      <w:r>
-        <w:t xml:space="preserve"> </w:t>
-      </w:r>
-      <w:r>
-        <w:t xml:space="preserve">one at a time and unstable across the set, because identical evidence lands differently depending on</w:t>
-      </w:r>
-      <w:r>
-        <w:t xml:space="preserve"> </w:t>
-      </w:r>
-      <w:r>
-        <w:t xml:space="preserve">which consideration the assessor happened to weigh first.</w:t>
+        <w:t xml:space="preserve">Scope written as a list of exclusions grows to swallow inconvenient cells, because each new exclusion</w:t>
+      </w:r>
+      <w:r>
+        <w:t xml:space="preserve"> </w:t>
+      </w:r>
+      <w:r>
+        <w:t xml:space="preserve">looks like a small extension of the last one.</w:t>
       </w:r>
     </w:p>
     <w:p>
@@ -4107,87 +4340,29 @@
         <w:pStyle w:val="BodyText"/>
       </w:pPr>
       <w:r>
-        <w:t xml:space="preserve">The sequence, first match wins:</w:t>
-      </w:r>
-    </w:p>
-    <w:p>
-      <w:pPr>
-        <w:pStyle w:val="Compact"/>
-        <w:numPr>
-          <w:ilvl w:val="0"/>
-          <w:numId w:val="1006"/>
-        </w:numPr>
-      </w:pPr>
-      <w:r>
-        <w:rPr>
-          <w:b/>
-          <w:bCs/>
-        </w:rPr>
-        <w:t xml:space="preserve">Does the requirement apply on the declared scope?</w:t>
-      </w:r>
-      <w:r>
-        <w:t xml:space="preserve"> </w:t>
-      </w:r>
-      <w:r>
-        <w:t xml:space="preserve">No -&gt;</w:t>
-      </w:r>
-      <w:r>
-        <w:t xml:space="preserve"> </w:t>
-      </w:r>
-      <w:r>
-        <w:rPr>
-          <w:rStyle w:val="VerbatimChar"/>
-        </w:rPr>
-        <w:t xml:space="preserve">na</w:t>
-      </w:r>
-      <w:r>
-        <w:t xml:space="preserve">, and write the rationale. No rationale, no</w:t>
-      </w:r>
-      <w:r>
-        <w:t xml:space="preserve"> </w:t>
-      </w:r>
-      <w:r>
-        <w:rPr>
-          <w:rStyle w:val="VerbatimChar"/>
-        </w:rPr>
-        <w:t xml:space="preserve">na</w:t>
-      </w:r>
-      <w:r>
-        <w:t xml:space="preserve">.</w:t>
-      </w:r>
-    </w:p>
-    <w:p>
-      <w:pPr>
-        <w:pStyle w:val="Compact"/>
-        <w:numPr>
-          <w:ilvl w:val="0"/>
-          <w:numId w:val="1006"/>
-        </w:numPr>
-      </w:pPr>
-      <w:r>
-        <w:rPr>
-          <w:b/>
-          <w:bCs/>
-        </w:rPr>
-        <w:t xml:space="preserve">Has this cell been read against the requirement's own text at a pinned version?</w:t>
-      </w:r>
-      <w:r>
-        <w:t xml:space="preserve"> </w:t>
-      </w:r>
-      <w:r>
-        <w:t xml:space="preserve">No -&gt;</w:t>
-      </w:r>
-      <w:r>
-        <w:t xml:space="preserve"> </w:t>
-      </w:r>
-      <w:r>
-        <w:rPr>
-          <w:rStyle w:val="VerbatimChar"/>
-        </w:rPr>
-        <w:t xml:space="preserve">unverified</w:t>
-      </w:r>
-      <w:r>
-        <w:t xml:space="preserve">.</w:t>
+        <w:t xml:space="preserve">State what</w:t>
+      </w:r>
+      <w:r>
+        <w:t xml:space="preserve"> </w:t>
+      </w:r>
+      <w:r>
+        <w:rPr>
+          <w:b/>
+          <w:bCs/>
+        </w:rPr>
+        <w:t xml:space="preserve">is</w:t>
+      </w:r>
+      <w:r>
+        <w:t xml:space="preserve"> </w:t>
+      </w:r>
+      <w:r>
+        <w:t xml:space="preserve">assessed: which artifacts, as source, at a named commit, against which requirement</w:t>
+      </w:r>
+      <w:r>
+        <w:t xml:space="preserve"> </w:t>
+      </w:r>
+      <w:r>
+        <w:t xml:space="preserve">set at which level. The scoping question then becomes</w:t>
       </w:r>
       <w:r>
         <w:t xml:space="preserve"> </w:t>
@@ -4197,207 +4372,13 @@
           <w:i/>
           <w:iCs/>
         </w:rPr>
-        <w:t xml:space="preserve">This is not a pass.</w:t>
-      </w:r>
-    </w:p>
-    <w:p>
-      <w:pPr>
-        <w:pStyle w:val="Compact"/>
-        <w:numPr>
-          <w:ilvl w:val="0"/>
-          <w:numId w:val="1006"/>
-        </w:numPr>
-      </w:pPr>
-      <w:r>
-        <w:rPr>
-          <w:b/>
-          <w:bCs/>
-        </w:rPr>
-        <w:t xml:space="preserve">Does code implementing the requirement's verb exist anywhere in the tree, reachable by any</w:t>
-      </w:r>
-      <w:r>
-        <w:rPr>
-          <w:b/>
-          <w:bCs/>
-        </w:rPr>
-        <w:t xml:space="preserve"> </w:t>
-      </w:r>
-      <w:r>
-        <w:rPr>
-          <w:b/>
-          <w:bCs/>
-        </w:rPr>
-        <w:t xml:space="preserve">configuration?</w:t>
-      </w:r>
-      <w:r>
-        <w:t xml:space="preserve"> </w:t>
-      </w:r>
-      <w:r>
-        <w:t xml:space="preserve">No -&gt;</w:t>
-      </w:r>
-      <w:r>
-        <w:t xml:space="preserve"> </w:t>
-      </w:r>
-      <w:r>
-        <w:rPr>
-          <w:rStyle w:val="VerbatimChar"/>
-        </w:rPr>
-        <w:t xml:space="preserve">fail</w:t>
-      </w:r>
-      <w:r>
-        <w:t xml:space="preserve">.</w:t>
-      </w:r>
-    </w:p>
-    <w:p>
-      <w:pPr>
-        <w:pStyle w:val="Compact"/>
-        <w:numPr>
-          <w:ilvl w:val="0"/>
-          <w:numId w:val="1006"/>
-        </w:numPr>
-      </w:pPr>
-      <w:r>
-        <w:rPr>
-          <w:b/>
-          <w:bCs/>
-        </w:rPr>
-        <w:t xml:space="preserve">Is the verb satisfied by a shipped default, or by a gate that refuses to start when the</w:t>
-      </w:r>
-      <w:r>
-        <w:rPr>
-          <w:b/>
-          <w:bCs/>
-        </w:rPr>
-        <w:t xml:space="preserve"> </w:t>
-      </w:r>
-      <w:r>
-        <w:rPr>
-          <w:b/>
-          <w:bCs/>
-        </w:rPr>
-        <w:t xml:space="preserve">precondition is absent?</w:t>
-      </w:r>
-      <w:r>
-        <w:t xml:space="preserve"> </w:t>
-      </w:r>
-      <w:r>
-        <w:t xml:space="preserve">Yes -&gt;</w:t>
-      </w:r>
-      <w:r>
-        <w:t xml:space="preserve"> </w:t>
-      </w:r>
-      <w:r>
-        <w:rPr>
-          <w:rStyle w:val="VerbatimChar"/>
-        </w:rPr>
-        <w:t xml:space="preserve">pass</w:t>
-      </w:r>
-      <w:r>
-        <w:t xml:space="preserve">.</w:t>
-      </w:r>
-    </w:p>
-    <w:p>
-      <w:pPr>
-        <w:pStyle w:val="Compact"/>
-        <w:numPr>
-          <w:ilvl w:val="0"/>
-          <w:numId w:val="1006"/>
-        </w:numPr>
-      </w:pPr>
-      <w:r>
-        <w:rPr>
-          <w:b/>
-          <w:bCs/>
-        </w:rPr>
-        <w:t xml:space="preserve">Otherwise</w:t>
-      </w:r>
-      <w:r>
-        <w:t xml:space="preserve"> </w:t>
-      </w:r>
-      <w:r>
-        <w:t xml:space="preserve">-&gt;</w:t>
-      </w:r>
-      <w:r>
-        <w:t xml:space="preserve"> </w:t>
-      </w:r>
-      <w:r>
-        <w:rPr>
-          <w:rStyle w:val="VerbatimChar"/>
-        </w:rPr>
-        <w:t xml:space="preserve">partial</w:t>
-      </w:r>
-      <w:r>
-        <w:t xml:space="preserve">.</w:t>
-      </w:r>
-    </w:p>
-    <w:p>
-      <w:pPr>
-        <w:pStyle w:val="Compact"/>
-        <w:numPr>
-          <w:ilvl w:val="0"/>
-          <w:numId w:val="1006"/>
-        </w:numPr>
-      </w:pPr>
-      <w:r>
-        <w:rPr>
-          <w:b/>
-          <w:bCs/>
-        </w:rPr>
-        <w:t xml:space="preserve">If two assessors following 1-5 disagree</w:t>
-      </w:r>
-      <w:r>
-        <w:t xml:space="preserve"> </w:t>
-      </w:r>
-      <w:r>
-        <w:t xml:space="preserve">-&gt;</w:t>
-      </w:r>
-      <w:r>
-        <w:t xml:space="preserve"> </w:t>
-      </w:r>
-      <w:r>
-        <w:rPr>
-          <w:rStyle w:val="VerbatimChar"/>
-        </w:rPr>
-        <w:t xml:space="preserve">needs-review</w:t>
-      </w:r>
-      <w:r>
-        <w:t xml:space="preserve">, with the disagreement recorded.</w:t>
-      </w:r>
-    </w:p>
-    <w:p>
-      <w:pPr>
-        <w:pStyle w:val="FirstParagraph"/>
-      </w:pPr>
-      <w:r>
-        <w:rPr>
-          <w:b/>
-          <w:bCs/>
-        </w:rPr>
-        <w:t xml:space="preserve">The ordering is load-bearing, not cosmetic.</w:t>
-      </w:r>
-      <w:r>
-        <w:t xml:space="preserve"> </w:t>
-      </w:r>
-      <w:r>
-        <w:t xml:space="preserve">Asking</w:t>
-      </w:r>
-      <w:r>
-        <w:t xml:space="preserve"> </w:t>
+        <w:t xml:space="preserve">"is this verb's subject one of the declared</w:t>
       </w:r>
       <w:r>
         <w:rPr>
           <w:i/>
           <w:iCs/>
         </w:rPr>
-        <w:t xml:space="preserve">"is the verb's subject in scope?"</w:t>
-      </w:r>
-      <w:r>
-        <w:t xml:space="preserve"> </w:t>
-      </w:r>
-      <w:r>
-        <w:t xml:space="preserve">before</w:t>
-      </w:r>
-      <w:r>
         <w:t xml:space="preserve"> </w:t>
       </w:r>
       <w:r>
@@ -4405,79 +4386,13 @@
           <w:i/>
           <w:iCs/>
         </w:rPr>
-        <w:t xml:space="preserve">"does code implement the verb?"</w:t>
-      </w:r>
-      <w:r>
-        <w:t xml:space="preserve"> </w:t>
-      </w:r>
-      <w:r>
-        <w:t xml:space="preserve">produces a different answer than the reverse. Both orderings are</w:t>
-      </w:r>
-      <w:r>
-        <w:t xml:space="preserve"> </w:t>
-      </w:r>
-      <w:r>
-        <w:t xml:space="preserve">defensible right up until you pick one and write it down. A cell that has moved between grades</w:t>
-      </w:r>
-      <w:r>
-        <w:t xml:space="preserve"> </w:t>
-      </w:r>
-      <w:r>
-        <w:t xml:space="preserve">repeatedly is usually a cell where two people applied the same rules in different order.</w:t>
-      </w:r>
-    </w:p>
-    <w:p>
-      <w:pPr>
-        <w:pStyle w:val="BodyText"/>
-      </w:pPr>
-      <w:r>
-        <w:rPr>
-          <w:b/>
-          <w:bCs/>
-        </w:rPr>
-        <w:t xml:space="preserve">Record which rule fired on each cell.</w:t>
-      </w:r>
-      <w:r>
-        <w:t xml:space="preserve"> </w:t>
-      </w:r>
-      <w:r>
-        <w:t xml:space="preserve">That single field turns a later disagreement into a</w:t>
-      </w:r>
-      <w:r>
-        <w:t xml:space="preserve"> </w:t>
-      </w:r>
-      <w:r>
-        <w:t xml:space="preserve">one-question argument instead of a coin flip: you argue about applicability, or about defaults, not</w:t>
-      </w:r>
-      <w:r>
-        <w:t xml:space="preserve"> </w:t>
-      </w:r>
-      <w:r>
-        <w:t xml:space="preserve">about the verdict as a whole.</w:t>
-      </w:r>
-    </w:p>
-    <w:p>
-      <w:pPr>
-        <w:pStyle w:val="BodyText"/>
-      </w:pPr>
-      <w:r>
-        <w:rPr>
-          <w:b/>
-          <w:bCs/>
-        </w:rPr>
-        <w:t xml:space="preserve">Keep worked examples of the genuinely hard calls</w:t>
-      </w:r>
-      <w:r>
-        <w:t xml:space="preserve"> </w:t>
-      </w:r>
-      <w:r>
-        <w:t xml:space="preserve">in the method document, written so the next</w:t>
-      </w:r>
-      <w:r>
-        <w:t xml:space="preserve"> </w:t>
-      </w:r>
-      <w:r>
-        <w:t xml:space="preserve">agent reaches the same answer rather than re-litigating it from scratch. Keep the examples'</w:t>
+        <w:t xml:space="preserve">artifacts?"</w:t>
+      </w:r>
+      <w:r>
+        <w:t xml:space="preserve"> </w:t>
+      </w:r>
+      <w:r>
+        <w:t xml:space="preserve">-- answerable -- instead of</w:t>
       </w:r>
       <w:r>
         <w:t xml:space="preserve"> </w:t>
@@ -4487,35 +4402,105 @@
           <w:i/>
           <w:iCs/>
         </w:rPr>
-        <w:t xml:space="preserve">reasoning</w:t>
-      </w:r>
-      <w:r>
-        <w:t xml:space="preserve"> </w:t>
-      </w:r>
-      <w:r>
-        <w:t xml:space="preserve">public and their</w:t>
-      </w:r>
-      <w:r>
-        <w:t xml:space="preserve"> </w:t>
-      </w:r>
-      <w:r>
-        <w:rPr>
-          <w:i/>
-          <w:iCs/>
-        </w:rPr>
-        <w:t xml:space="preserve">subject</w:t>
-      </w:r>
-      <w:r>
-        <w:t xml:space="preserve"> </w:t>
-      </w:r>
-      <w:r>
-        <w:t xml:space="preserve">private if the finding is sensitive; the shape of the call is</w:t>
-      </w:r>
-      <w:r>
-        <w:t xml:space="preserve"> </w:t>
-      </w:r>
-      <w:r>
-        <w:t xml:space="preserve">the transferable part.</w:t>
+        <w:t xml:space="preserve">"is this excluded?"</w:t>
+      </w:r>
+      <w:r>
+        <w:t xml:space="preserve"> </w:t>
+      </w:r>
+      <w:r>
+        <w:t xml:space="preserve">-- arguable.</w:t>
+      </w:r>
+    </w:p>
+    <w:bookmarkStart w:id="33" w:name="Xea0d9cefd237b403a840400b66286a5a23d470f"/>
+    <w:p>
+      <w:pPr>
+        <w:pStyle w:val="Heading3"/>
+      </w:pPr>
+      <w:r>
+        <w:t xml:space="preserve">One requirement x one declared configuration is the reviewable unit</w:t>
+      </w:r>
+    </w:p>
+    <w:p>
+      <w:pPr>
+        <w:pStyle w:val="FirstParagraph"/>
+      </w:pPr>
+      <w:r>
+        <w:t xml:space="preserve">Assessing "the product" invites an implicit matrix: this control holds in the hardened deployment,</w:t>
+      </w:r>
+      <w:r>
+        <w:t xml:space="preserve"> </w:t>
+      </w:r>
+      <w:r>
+        <w:t xml:space="preserve">that one in the default. Cells get scored under one frame and carried into another, until a verdict</w:t>
+      </w:r>
+      <w:r>
+        <w:t xml:space="preserve"> </w:t>
+      </w:r>
+      <w:r>
+        <w:t xml:space="preserve">exists whose frame cannot be recovered from the record at all. That is not a hypothetical failure</w:t>
+      </w:r>
+      <w:r>
+        <w:t xml:space="preserve"> </w:t>
+      </w:r>
+      <w:r>
+        <w:t xml:space="preserve">mode; a retired two-posture split is exactly how it happens.</w:t>
+      </w:r>
+    </w:p>
+    <w:p>
+      <w:pPr>
+        <w:pStyle w:val="BodyText"/>
+      </w:pPr>
+      <w:r>
+        <w:rPr>
+          <w:b/>
+          <w:bCs/>
+        </w:rPr>
+        <w:t xml:space="preserve">Declare one posture in prose</w:t>
+      </w:r>
+      <w:r>
+        <w:t xml:space="preserve"> </w:t>
+      </w:r>
+      <w:r>
+        <w:t xml:space="preserve">-- backend, network position, auth on or off, data classification,</w:t>
+      </w:r>
+      <w:r>
+        <w:t xml:space="preserve"> </w:t>
+      </w:r>
+      <w:r>
+        <w:t xml:space="preserve">what is bound where -- and score everything against it. Where a documented opt-in would change the</w:t>
+      </w:r>
+      <w:r>
+        <w:t xml:space="preserve"> </w:t>
+      </w:r>
+      <w:r>
+        <w:t xml:space="preserve">answer, record the delta as a</w:t>
+      </w:r>
+      <w:r>
+        <w:t xml:space="preserve"> </w:t>
+      </w:r>
+      <w:r>
+        <w:rPr>
+          <w:b/>
+          <w:bCs/>
+        </w:rPr>
+        <w:t xml:space="preserve">residual on the cell</w:t>
+      </w:r>
+      <w:r>
+        <w:t xml:space="preserve">, never as a second column.</w:t>
+      </w:r>
+    </w:p>
+    <w:p>
+      <w:pPr>
+        <w:pStyle w:val="BodyText"/>
+      </w:pPr>
+      <w:r>
+        <w:t xml:space="preserve">A good unit is small enough that one agent can hold the requirement text, one implementing code path,</w:t>
+      </w:r>
+      <w:r>
+        <w:t xml:space="preserve"> </w:t>
+      </w:r>
+      <w:r>
+        <w:t xml:space="preserve">and one evidence pointer in a single context window.</w:t>
       </w:r>
     </w:p>
     <w:p>
@@ -4526,13 +4511,14 @@
       </w:r>
     </w:p>
     <w:bookmarkEnd w:id="33"/>
-    <w:bookmarkStart w:id="35" w:name="declare-scope-positively"/>
+    <w:bookmarkEnd w:id="34"/>
+    <w:bookmarkStart w:id="38" w:name="Xc090fa88c6c6954108e47d6c082dfc03d4254e5"/>
     <w:p>
       <w:pPr>
         <w:pStyle w:val="Heading2"/>
       </w:pPr>
       <w:r>
-        <w:t xml:space="preserve">Declare scope positively</w:t>
+        <w:t xml:space="preserve">Not applicable must be argued, never assumed</w:t>
       </w:r>
     </w:p>
     <w:p>
@@ -4540,13 +4526,28 @@
         <w:pStyle w:val="FirstParagraph"/>
       </w:pPr>
       <w:r>
-        <w:t xml:space="preserve">Scope written as a list of exclusions grows to swallow inconvenient cells, because each new exclusion</w:t>
-      </w:r>
-      <w:r>
-        <w:t xml:space="preserve"> </w:t>
-      </w:r>
-      <w:r>
-        <w:t xml:space="preserve">looks like a small extension of the last one.</w:t>
+        <w:rPr>
+          <w:rStyle w:val="VerbatimChar"/>
+        </w:rPr>
+        <w:t xml:space="preserve">na</w:t>
+      </w:r>
+      <w:r>
+        <w:t xml:space="preserve"> </w:t>
+      </w:r>
+      <w:r>
+        <w:t xml:space="preserve">is the grade with the highest yield and the lowest resistance. It removes work and improves the</w:t>
+      </w:r>
+      <w:r>
+        <w:t xml:space="preserve"> </w:t>
+      </w:r>
+      <w:r>
+        <w:t xml:space="preserve">shape of the record at the same time, and every individual exclusion sounds sensible. Left undefined,</w:t>
+      </w:r>
+      <w:r>
+        <w:t xml:space="preserve"> </w:t>
+      </w:r>
+      <w:r>
+        <w:t xml:space="preserve">it eats the assessment.</w:t>
       </w:r>
     </w:p>
     <w:p>
@@ -4554,29 +4555,17 @@
         <w:pStyle w:val="BodyText"/>
       </w:pPr>
       <w:r>
-        <w:t xml:space="preserve">State what</w:t>
-      </w:r>
-      <w:r>
-        <w:t xml:space="preserve"> </w:t>
-      </w:r>
-      <w:r>
-        <w:rPr>
-          <w:b/>
-          <w:bCs/>
-        </w:rPr>
-        <w:t xml:space="preserve">is</w:t>
-      </w:r>
-      <w:r>
-        <w:t xml:space="preserve"> </w:t>
-      </w:r>
-      <w:r>
-        <w:t xml:space="preserve">assessed: which artifacts, as source, at a named commit, against which requirement</w:t>
-      </w:r>
-      <w:r>
-        <w:t xml:space="preserve"> </w:t>
-      </w:r>
-      <w:r>
-        <w:t xml:space="preserve">set at which level. The scoping question then becomes</w:t>
+        <w:rPr>
+          <w:b/>
+          <w:bCs/>
+        </w:rPr>
+        <w:t xml:space="preserve">The test is on the verb's subject.</w:t>
+      </w:r>
+      <w:r>
+        <w:t xml:space="preserve"> </w:t>
+      </w:r>
+      <w:r>
+        <w:t xml:space="preserve">Ask what the requirement demands be true, and</w:t>
       </w:r>
       <w:r>
         <w:t xml:space="preserve"> </w:t>
@@ -4586,13 +4575,475 @@
           <w:i/>
           <w:iCs/>
         </w:rPr>
-        <w:t xml:space="preserve">"is this verb's subject one of the declared</w:t>
+        <w:t xml:space="preserve">of what</w:t>
+      </w:r>
+      <w:r>
+        <w:t xml:space="preserve">. If</w:t>
+      </w:r>
+      <w:r>
+        <w:t xml:space="preserve"> </w:t>
+      </w:r>
+      <w:r>
+        <w:t xml:space="preserve">the subject is the substrate the software is deployed onto -- host, hypervisor, CPU, firmware,</w:t>
+      </w:r>
+      <w:r>
+        <w:t xml:space="preserve"> </w:t>
+      </w:r>
+      <w:r>
+        <w:t xml:space="preserve">network, or the deploying organization's own controls -- rather than the artifacts you declared in</w:t>
+      </w:r>
+      <w:r>
+        <w:t xml:space="preserve"> </w:t>
+      </w:r>
+      <w:r>
+        <w:t xml:space="preserve">scope,</w:t>
+      </w:r>
+      <w:r>
+        <w:t xml:space="preserve"> </w:t>
+      </w:r>
+      <w:r>
+        <w:rPr>
+          <w:rStyle w:val="VerbatimChar"/>
+        </w:rPr>
+        <w:t xml:space="preserve">na</w:t>
+      </w:r>
+      <w:r>
+        <w:t xml:space="preserve"> </w:t>
+      </w:r>
+      <w:r>
+        <w:t xml:space="preserve">is defensible. Write the rationale; no rationale, no</w:t>
+      </w:r>
+      <w:r>
+        <w:t xml:space="preserve"> </w:t>
+      </w:r>
+      <w:r>
+        <w:rPr>
+          <w:rStyle w:val="VerbatimChar"/>
+        </w:rPr>
+        <w:t xml:space="preserve">na</w:t>
+      </w:r>
+      <w:r>
+        <w:t xml:space="preserve">.</w:t>
+      </w:r>
+    </w:p>
+    <w:p>
+      <w:pPr>
+        <w:pStyle w:val="BodyText"/>
+      </w:pPr>
+      <w:r>
+        <w:t xml:space="preserve">Guard that boundary in</w:t>
+      </w:r>
+      <w:r>
+        <w:t xml:space="preserve"> </w:t>
+      </w:r>
+      <w:r>
+        <w:rPr>
+          <w:b/>
+          <w:bCs/>
+        </w:rPr>
+        <w:t xml:space="preserve">both</w:t>
+      </w:r>
+      <w:r>
+        <w:t xml:space="preserve"> </w:t>
+      </w:r>
+      <w:r>
+        <w:t xml:space="preserve">directions.</w:t>
+      </w:r>
+    </w:p>
+    <w:p>
+      <w:pPr>
+        <w:pStyle w:val="BodyText"/>
+      </w:pPr>
+      <w:r>
+        <w:rPr>
+          <w:b/>
+          <w:bCs/>
+        </w:rPr>
+        <w:t xml:space="preserve">Reporting on a property is not providing it.</w:t>
+      </w:r>
+      <w:r>
+        <w:t xml:space="preserve"> </w:t>
+      </w:r>
+      <w:r>
+        <w:t xml:space="preserve">Shipping code that observes, measures, or gates on</w:t>
+      </w:r>
+      <w:r>
+        <w:t xml:space="preserve"> </w:t>
+      </w:r>
+      <w:r>
+        <w:t xml:space="preserve">a substrate property does not make the cell in-scope. This is the trap that survives review best,</w:t>
+      </w:r>
+      <w:r>
+        <w:t xml:space="preserve"> </w:t>
+      </w:r>
+      <w:r>
+        <w:t xml:space="preserve">because the cited code is real, relevant, and in exactly the right area.</w:t>
+      </w:r>
+    </w:p>
+    <w:p>
+      <w:pPr>
+        <w:pStyle w:val="BodyText"/>
+      </w:pPr>
+      <w:r>
+        <w:rPr>
+          <w:b/>
+          <w:bCs/>
+        </w:rPr>
+        <w:t xml:space="preserve">The substrate merely being involved does not make the cell out-of-scope.</w:t>
+      </w:r>
+      <w:r>
+        <w:t xml:space="preserve"> </w:t>
+      </w:r>
+      <w:r>
+        <w:t xml:space="preserve">Neither the presence</w:t>
+      </w:r>
+      <w:r>
+        <w:t xml:space="preserve"> </w:t>
+      </w:r>
+      <w:r>
+        <w:t xml:space="preserve">nor the absence of surrounding code settles applicability on its own.</w:t>
+      </w:r>
+    </w:p>
+    <w:bookmarkStart w:id="35" w:name="grade-the-strength-of-the-na"/>
+    <w:p>
+      <w:pPr>
+        <w:pStyle w:val="Heading3"/>
+      </w:pPr>
+      <w:r>
+        <w:t xml:space="preserve">Grade the strength of the</w:t>
+      </w:r>
+      <w:r>
+        <w:t xml:space="preserve"> </w:t>
+      </w:r>
+      <w:r>
+        <w:rPr>
+          <w:rStyle w:val="VerbatimChar"/>
+        </w:rPr>
+        <w:t xml:space="preserve">na</w:t>
+      </w:r>
+    </w:p>
+    <w:p>
+      <w:pPr>
+        <w:pStyle w:val="FirstParagraph"/>
+      </w:pPr>
+      <w:r>
+        <w:t xml:space="preserve">All</w:t>
+      </w:r>
+      <w:r>
+        <w:t xml:space="preserve"> </w:t>
+      </w:r>
+      <w:r>
+        <w:rPr>
+          <w:rStyle w:val="VerbatimChar"/>
+        </w:rPr>
+        <w:t xml:space="preserve">na</w:t>
+      </w:r>
+      <w:r>
+        <w:t xml:space="preserve">s get written the same way. A cell that is out of scope by physics therefore reads</w:t>
+      </w:r>
+      <w:r>
+        <w:t xml:space="preserve"> </w:t>
+      </w:r>
+      <w:r>
+        <w:t xml:space="preserve">identically to one that is out of scope only because you are relying on the deploying organization to</w:t>
+      </w:r>
+      <w:r>
+        <w:t xml:space="preserve"> </w:t>
+      </w:r>
+      <w:r>
+        <w:t xml:space="preserve">cover it. The second kind is a</w:t>
+      </w:r>
+      <w:r>
+        <w:t xml:space="preserve"> </w:t>
+      </w:r>
+      <w:r>
+        <w:rPr>
+          <w:b/>
+          <w:bCs/>
+        </w:rPr>
+        <w:t xml:space="preserve">transferred obligation wearing the costume of a closed question</w:t>
+      </w:r>
+      <w:r>
+        <w:t xml:space="preserve">.</w:t>
+      </w:r>
+    </w:p>
+    <w:p>
+      <w:pPr>
+        <w:pStyle w:val="BodyText"/>
+      </w:pPr>
+      <w:r>
+        <w:t xml:space="preserve">Say on the cell how strong the exclusion is. The</w:t>
+      </w:r>
+      <w:r>
+        <w:t xml:space="preserve"> </w:t>
+      </w:r>
+      <w:r>
+        <w:rPr>
+          <w:rStyle w:val="VerbatimChar"/>
+        </w:rPr>
+        <w:t xml:space="preserve">na</w:t>
+      </w:r>
+      <w:r>
+        <w:t xml:space="preserve"> </w:t>
+      </w:r>
+      <w:r>
+        <w:t xml:space="preserve">is</w:t>
+      </w:r>
+      <w:r>
+        <w:t xml:space="preserve"> </w:t>
+      </w:r>
+      <w:r>
+        <w:rPr>
+          <w:b/>
+          <w:bCs/>
+        </w:rPr>
+        <w:t xml:space="preserve">conditional</w:t>
+      </w:r>
+      <w:r>
+        <w:t xml:space="preserve"> </w:t>
+      </w:r>
+      <w:r>
+        <w:t xml:space="preserve">if the product ships a seam</w:t>
+      </w:r>
+      <w:r>
+        <w:t xml:space="preserve"> </w:t>
+      </w:r>
+      <w:r>
+        <w:t xml:space="preserve">it could have implemented, or if the exclusion assumes an enterprise control covers some path. Write</w:t>
+      </w:r>
+      <w:r>
+        <w:t xml:space="preserve"> </w:t>
+      </w:r>
+      <w:r>
+        <w:t xml:space="preserve">that assumption as an explicit</w:t>
+      </w:r>
+      <w:r>
+        <w:t xml:space="preserve"> </w:t>
+      </w:r>
+      <w:r>
+        <w:rPr>
+          <w:b/>
+          <w:bCs/>
+        </w:rPr>
+        <w:t xml:space="preserve">deployment requirement</w:t>
+      </w:r>
+      <w:r>
+        <w:t xml:space="preserve">, and flag the paths where the premise is</w:t>
+      </w:r>
+      <w:r>
+        <w:t xml:space="preserve"> </w:t>
+      </w:r>
+      <w:r>
+        <w:t xml:space="preserve">least certain.</w:t>
+      </w:r>
+    </w:p>
+    <w:bookmarkEnd w:id="35"/>
+    <w:bookmarkStart w:id="36" w:name="X338a9ccd7eb537d7024df73cc3c5f9ade8edaae"/>
+    <w:p>
+      <w:pPr>
+        <w:pStyle w:val="Heading3"/>
+      </w:pPr>
+      <w:r>
+        <w:t xml:space="preserve">Building a control can create the obligation</w:t>
+      </w:r>
+    </w:p>
+    <w:p>
+      <w:pPr>
+        <w:pStyle w:val="FirstParagraph"/>
+      </w:pPr>
+      <w:r>
+        <w:t xml:space="preserve">A conditional requirement (</w:t>
       </w:r>
       <w:r>
         <w:rPr>
           <w:i/>
           <w:iCs/>
         </w:rPr>
+        <w:t xml:space="preserve">"when using X..."</w:t>
+      </w:r>
+      <w:r>
+        <w:t xml:space="preserve">) is correctly</w:t>
+      </w:r>
+      <w:r>
+        <w:t xml:space="preserve"> </w:t>
+      </w:r>
+      <w:r>
+        <w:rPr>
+          <w:rStyle w:val="VerbatimChar"/>
+        </w:rPr>
+        <w:t xml:space="preserve">na</w:t>
+      </w:r>
+      <w:r>
+        <w:t xml:space="preserve"> </w:t>
+      </w:r>
+      <w:r>
+        <w:t xml:space="preserve">while its precondition is false and</w:t>
+      </w:r>
+      <w:r>
+        <w:t xml:space="preserve"> </w:t>
+      </w:r>
+      <w:r>
+        <w:t xml:space="preserve">unreachable. Building X later makes it applicable, with nothing implementing it and no signal that</w:t>
+      </w:r>
+      <w:r>
+        <w:t xml:space="preserve"> </w:t>
+      </w:r>
+      <w:r>
+        <w:t xml:space="preserve">anything changed.</w:t>
+      </w:r>
+    </w:p>
+    <w:p>
+      <w:pPr>
+        <w:pStyle w:val="BodyText"/>
+      </w:pPr>
+      <w:r>
+        <w:t xml:space="preserve">When a rationale depends on a precondition being unreachable,</w:t>
+      </w:r>
+      <w:r>
+        <w:t xml:space="preserve"> </w:t>
+      </w:r>
+      <w:r>
+        <w:rPr>
+          <w:b/>
+          <w:bCs/>
+        </w:rPr>
+        <w:t xml:space="preserve">write that dependency onto the cell</w:t>
+      </w:r>
+      <w:r>
+        <w:t xml:space="preserve"> </w:t>
+      </w:r>
+      <w:r>
+        <w:t xml:space="preserve">and re-check those cells whenever the feature they depend on is proposed.</w:t>
+      </w:r>
+    </w:p>
+    <w:bookmarkEnd w:id="36"/>
+    <w:bookmarkStart w:id="37" w:name="X1e6c694f52e77eb3f7a895b30f272d6e3ea20ac"/>
+    <w:p>
+      <w:pPr>
+        <w:pStyle w:val="Heading3"/>
+      </w:pPr>
+      <w:r>
+        <w:t xml:space="preserve">Scoping a cell out does not buy the level claim</w:t>
+      </w:r>
+    </w:p>
+    <w:p>
+      <w:pPr>
+        <w:pStyle w:val="FirstParagraph"/>
+      </w:pPr>
+      <w:r>
+        <w:t xml:space="preserve">Once the</w:t>
+      </w:r>
+      <w:r>
+        <w:t xml:space="preserve"> </w:t>
+      </w:r>
+      <w:r>
+        <w:rPr>
+          <w:rStyle w:val="VerbatimChar"/>
+        </w:rPr>
+        <w:t xml:space="preserve">na</w:t>
+      </w:r>
+      <w:r>
+        <w:t xml:space="preserve">s are well-reasoned and documented it is a very short step to writing the level as</w:t>
+      </w:r>
+      <w:r>
+        <w:t xml:space="preserve"> </w:t>
+      </w:r>
+      <w:r>
+        <w:t xml:space="preserve">attained. The record says excluded, the summary says verified, and both authors think they are being</w:t>
+      </w:r>
+      <w:r>
+        <w:t xml:space="preserve"> </w:t>
+      </w:r>
+      <w:r>
+        <w:t xml:space="preserve">accurate.</w:t>
+      </w:r>
+    </w:p>
+    <w:p>
+      <w:pPr>
+        <w:pStyle w:val="BodyText"/>
+      </w:pPr>
+      <w:r>
+        <w:t xml:space="preserve">Two facts make that indefensible.</w:t>
+      </w:r>
+    </w:p>
+    <w:p>
+      <w:pPr>
+        <w:pStyle w:val="BodyText"/>
+      </w:pPr>
+      <w:r>
+        <w:rPr>
+          <w:b/>
+          <w:bCs/>
+        </w:rPr>
+        <w:t xml:space="preserve">The standards body assigns each requirement to a level</w:t>
+      </w:r>
+      <w:r>
+        <w:t xml:space="preserve"> </w:t>
+      </w:r>
+      <w:r>
+        <w:t xml:space="preserve">and retains authority over the requirement</w:t>
+      </w:r>
+      <w:r>
+        <w:t xml:space="preserve"> </w:t>
+      </w:r>
+      <w:r>
+        <w:t xml:space="preserve">set. A level claim that omits requirements it places at that level is non-conformant on the</w:t>
+      </w:r>
+      <w:r>
+        <w:t xml:space="preserve"> </w:t>
+      </w:r>
+      <w:r>
+        <w:t xml:space="preserve">standard's own terms, however good the argument.</w:t>
+      </w:r>
+    </w:p>
+    <w:p>
+      <w:pPr>
+        <w:pStyle w:val="BodyText"/>
+      </w:pPr>
+      <w:r>
+        <w:rPr>
+          <w:b/>
+          <w:bCs/>
+        </w:rPr>
+        <w:t xml:space="preserve">Check whether the edition you are assessing against</w:t>
+      </w:r>
+      <w:r>
+        <w:t xml:space="preserve"> </w:t>
+      </w:r>
+      <w:r>
+        <w:t xml:space="preserve">still contains any clause preserving a</w:t>
+      </w:r>
+      <w:r>
+        <w:t xml:space="preserve"> </w:t>
+      </w:r>
+      <w:r>
+        <w:t xml:space="preserve">compliance claim under documented exclusions. Older editions of a standard may say things the current</w:t>
+      </w:r>
+      <w:r>
+        <w:t xml:space="preserve"> </w:t>
+      </w:r>
+      <w:r>
+        <w:t xml:space="preserve">one dropped, and a rationale citing dropped text is citing a superseded standard.</w:t>
+      </w:r>
+    </w:p>
+    <w:p>
+      <w:pPr>
+        <w:pStyle w:val="BodyText"/>
+      </w:pPr>
+      <w:r>
+        <w:rPr>
+          <w:b/>
+          <w:bCs/>
+        </w:rPr>
+        <w:t xml:space="preserve">Therefore:</w:t>
+      </w:r>
+      <w:r>
+        <w:t xml:space="preserve"> </w:t>
+      </w:r>
+      <w:r>
+        <w:t xml:space="preserve">treat scoping as a statement about</w:t>
+      </w:r>
+      <w:r>
         <w:t xml:space="preserve"> </w:t>
       </w:r>
       <w:r>
@@ -4600,121 +5051,22 @@
           <w:i/>
           <w:iCs/>
         </w:rPr>
-        <w:t xml:space="preserve">artifacts?"</w:t>
-      </w:r>
-      <w:r>
-        <w:t xml:space="preserve"> </w:t>
-      </w:r>
-      <w:r>
-        <w:t xml:space="preserve">-- answerable -- instead of</w:t>
-      </w:r>
-      <w:r>
-        <w:t xml:space="preserve"> </w:t>
-      </w:r>
-      <w:r>
-        <w:rPr>
-          <w:i/>
-          <w:iCs/>
-        </w:rPr>
-        <w:t xml:space="preserve">"is this excluded?"</w:t>
-      </w:r>
-      <w:r>
-        <w:t xml:space="preserve"> </w:t>
-      </w:r>
-      <w:r>
-        <w:t xml:space="preserve">-- arguable.</w:t>
-      </w:r>
-    </w:p>
-    <w:bookmarkStart w:id="34" w:name="Xea0d9cefd237b403a840400b66286a5a23d470f"/>
-    <w:p>
-      <w:pPr>
-        <w:pStyle w:val="Heading3"/>
-      </w:pPr>
-      <w:r>
-        <w:t xml:space="preserve">One requirement x one declared configuration is the reviewable unit</w:t>
-      </w:r>
-    </w:p>
-    <w:p>
-      <w:pPr>
-        <w:pStyle w:val="FirstParagraph"/>
-      </w:pPr>
-      <w:r>
-        <w:t xml:space="preserve">Assessing "the product" invites an implicit matrix: this control holds in the hardened deployment,</w:t>
-      </w:r>
-      <w:r>
-        <w:t xml:space="preserve"> </w:t>
-      </w:r>
-      <w:r>
-        <w:t xml:space="preserve">that one in the default. Cells get scored under one frame and carried into another, until a verdict</w:t>
-      </w:r>
-      <w:r>
-        <w:t xml:space="preserve"> </w:t>
-      </w:r>
-      <w:r>
-        <w:t xml:space="preserve">exists whose frame cannot be recovered from the record at all. That is not a hypothetical failure</w:t>
-      </w:r>
-      <w:r>
-        <w:t xml:space="preserve"> </w:t>
-      </w:r>
-      <w:r>
-        <w:t xml:space="preserve">mode; a retired two-posture split is exactly how it happens.</w:t>
-      </w:r>
-    </w:p>
-    <w:p>
-      <w:pPr>
-        <w:pStyle w:val="BodyText"/>
-      </w:pPr>
-      <w:r>
-        <w:rPr>
-          <w:b/>
-          <w:bCs/>
-        </w:rPr>
-        <w:t xml:space="preserve">Declare one posture in prose</w:t>
-      </w:r>
-      <w:r>
-        <w:t xml:space="preserve"> </w:t>
-      </w:r>
-      <w:r>
-        <w:t xml:space="preserve">-- backend, network position, auth on or off, data classification,</w:t>
-      </w:r>
-      <w:r>
-        <w:t xml:space="preserve"> </w:t>
-      </w:r>
-      <w:r>
-        <w:t xml:space="preserve">what is bound where -- and score everything against it. Where a documented opt-in would change the</w:t>
-      </w:r>
-      <w:r>
-        <w:t xml:space="preserve"> </w:t>
-      </w:r>
-      <w:r>
-        <w:t xml:space="preserve">answer, record the delta as a</w:t>
-      </w:r>
-      <w:r>
-        <w:t xml:space="preserve"> </w:t>
-      </w:r>
-      <w:r>
-        <w:rPr>
-          <w:b/>
-          <w:bCs/>
-        </w:rPr>
-        <w:t xml:space="preserve">residual on the cell</w:t>
-      </w:r>
-      <w:r>
-        <w:t xml:space="preserve">, never as a second column.</w:t>
-      </w:r>
-    </w:p>
-    <w:p>
-      <w:pPr>
-        <w:pStyle w:val="BodyText"/>
-      </w:pPr>
-      <w:r>
-        <w:t xml:space="preserve">A good unit is small enough that one agent can hold the requirement text, one implementing code path,</w:t>
-      </w:r>
-      <w:r>
-        <w:t xml:space="preserve"> </w:t>
-      </w:r>
-      <w:r>
-        <w:t xml:space="preserve">and one evidence pointer in a single context window.</w:t>
+        <w:t xml:space="preserve">what was assessed</w:t>
+      </w:r>
+      <w:r>
+        <w:t xml:space="preserve">, never about what was achieved.</w:t>
+      </w:r>
+      <w:r>
+        <w:t xml:space="preserve"> </w:t>
+      </w:r>
+      <w:r>
+        <w:t xml:space="preserve">Any outward-facing statement either enumerates what was excluded or says something weaker than</w:t>
+      </w:r>
+      <w:r>
+        <w:t xml:space="preserve"> </w:t>
+      </w:r>
+      <w:r>
+        <w:t xml:space="preserve">"verified at level N".</w:t>
       </w:r>
     </w:p>
     <w:p>
@@ -4724,15 +5076,15 @@
         </w:pict>
       </w:r>
     </w:p>
-    <w:bookmarkEnd w:id="34"/>
-    <w:bookmarkEnd w:id="35"/>
-    <w:bookmarkStart w:id="39" w:name="Xc090fa88c6c6954108e47d6c082dfc03d4254e5"/>
+    <w:bookmarkEnd w:id="37"/>
+    <w:bookmarkEnd w:id="38"/>
+    <w:bookmarkStart w:id="40" w:name="X68ec569b1732dc7f024e5d980b833ff244c0f3e"/>
     <w:p>
       <w:pPr>
         <w:pStyle w:val="Heading2"/>
       </w:pPr>
       <w:r>
-        <w:t xml:space="preserve">Not applicable must be argued, never assumed</w:t>
+        <w:t xml:space="preserve">Deployment-time controls in software nobody has deployed</w:t>
       </w:r>
     </w:p>
     <w:p>
@@ -4740,28 +5092,76 @@
         <w:pStyle w:val="FirstParagraph"/>
       </w:pPr>
       <w:r>
+        <w:t xml:space="preserve">A large share of an application standard's operational requirements are about a running system.</w:t>
+      </w:r>
+      <w:r>
+        <w:t xml:space="preserve"> </w:t>
+      </w:r>
+      <w:r>
+        <w:t xml:space="preserve">Suppose your artifact is a beta with zero running instances: nobody has deployed it, nobody is</w:t>
+      </w:r>
+      <w:r>
+        <w:t xml:space="preserve"> </w:t>
+      </w:r>
+      <w:r>
+        <w:t xml:space="preserve">operating it. Two dishonest shortcuts are then available, and both are tempting.</w:t>
+      </w:r>
+    </w:p>
+    <w:p>
+      <w:pPr>
+        <w:pStyle w:val="BodyText"/>
+      </w:pPr>
+      <w:r>
+        <w:rPr>
+          <w:b/>
+          <w:bCs/>
+        </w:rPr>
+        <w:t xml:space="preserve">The first is to score it satisfied</w:t>
+      </w:r>
+      <w:r>
+        <w:t xml:space="preserve">, because the recommended deployment would satisfy it. That</w:t>
+      </w:r>
+      <w:r>
+        <w:t xml:space="preserve"> </w:t>
+      </w:r>
+      <w:r>
+        <w:t xml:space="preserve">assesses a hypothetical operator, not the software.</w:t>
+      </w:r>
+    </w:p>
+    <w:p>
+      <w:pPr>
+        <w:pStyle w:val="BodyText"/>
+      </w:pPr>
+      <w:r>
+        <w:rPr>
+          <w:b/>
+          <w:bCs/>
+        </w:rPr>
+        <w:t xml:space="preserve">The second is to score it</w:t>
+      </w:r>
+      <w:r>
+        <w:rPr>
+          <w:b/>
+          <w:bCs/>
+        </w:rPr>
+        <w:t xml:space="preserve"> </w:t>
+      </w:r>
+      <w:r>
         <w:rPr>
           <w:rStyle w:val="VerbatimChar"/>
+          <w:b/>
+          <w:bCs/>
         </w:rPr>
         <w:t xml:space="preserve">na</w:t>
       </w:r>
       <w:r>
-        <w:t xml:space="preserve"> </w:t>
-      </w:r>
-      <w:r>
-        <w:t xml:space="preserve">is the grade with the highest yield and the lowest resistance. It removes work and improves the</w:t>
-      </w:r>
-      <w:r>
-        <w:t xml:space="preserve"> </w:t>
-      </w:r>
-      <w:r>
-        <w:t xml:space="preserve">shape of the record at the same time, and every individual exclusion sounds sensible. Left undefined,</w:t>
-      </w:r>
-      <w:r>
-        <w:t xml:space="preserve"> </w:t>
-      </w:r>
-      <w:r>
-        <w:t xml:space="preserve">it eats the assessment.</w:t>
+        <w:t xml:space="preserve">, because there is no deployment. That quietly erases a real</w:t>
+      </w:r>
+      <w:r>
+        <w:t xml:space="preserve"> </w:t>
+      </w:r>
+      <w:r>
+        <w:t xml:space="preserve">requirement.</w:t>
       </w:r>
     </w:p>
     <w:p>
@@ -4769,17 +5169,229 @@
         <w:pStyle w:val="BodyText"/>
       </w:pPr>
       <w:r>
-        <w:rPr>
-          <w:b/>
-          <w:bCs/>
-        </w:rPr>
-        <w:t xml:space="preserve">The test is on the verb's subject.</w:t>
-      </w:r>
-      <w:r>
-        <w:t xml:space="preserve"> </w:t>
-      </w:r>
-      <w:r>
-        <w:t xml:space="preserve">Ask what the requirement demands be true, and</w:t>
+        <w:t xml:space="preserve">The rule, stated generally:</w:t>
+      </w:r>
+    </w:p>
+    <w:p>
+      <w:pPr>
+        <w:pStyle w:val="BlockText"/>
+      </w:pPr>
+      <w:r>
+        <w:t xml:space="preserve">Assess the artifact</w:t>
+      </w:r>
+      <w:r>
+        <w:t xml:space="preserve"> </w:t>
+      </w:r>
+      <w:r>
+        <w:rPr>
+          <w:b/>
+          <w:bCs/>
+        </w:rPr>
+        <w:t xml:space="preserve">as it ships</w:t>
+      </w:r>
+      <w:r>
+        <w:t xml:space="preserve">, under one explicitly declared reference posture. Score the</w:t>
+      </w:r>
+      <w:r>
+        <w:t xml:space="preserve"> </w:t>
+      </w:r>
+      <w:r>
+        <w:t xml:space="preserve">shipped default. A control the software provides but leaves off is</w:t>
+      </w:r>
+      <w:r>
+        <w:t xml:space="preserve"> </w:t>
+      </w:r>
+      <w:r>
+        <w:rPr>
+          <w:rStyle w:val="VerbatimChar"/>
+        </w:rPr>
+        <w:t xml:space="preserve">partial</w:t>
+      </w:r>
+      <w:r>
+        <w:t xml:space="preserve">. A control whose</w:t>
+      </w:r>
+      <w:r>
+        <w:t xml:space="preserve"> </w:t>
+      </w:r>
+      <w:r>
+        <w:t xml:space="preserve">subject is the host, network, or organization is</w:t>
+      </w:r>
+      <w:r>
+        <w:t xml:space="preserve"> </w:t>
+      </w:r>
+      <w:r>
+        <w:rPr>
+          <w:rStyle w:val="VerbatimChar"/>
+        </w:rPr>
+        <w:t xml:space="preserve">na</w:t>
+      </w:r>
+      <w:r>
+        <w:t xml:space="preserve"> </w:t>
+      </w:r>
+      <w:r>
+        <w:rPr>
+          <w:b/>
+          <w:bCs/>
+        </w:rPr>
+        <w:t xml:space="preserve">with a written rationale and a stated</w:t>
+      </w:r>
+      <w:r>
+        <w:rPr>
+          <w:b/>
+          <w:bCs/>
+        </w:rPr>
+        <w:t xml:space="preserve"> </w:t>
+      </w:r>
+      <w:r>
+        <w:rPr>
+          <w:b/>
+          <w:bCs/>
+        </w:rPr>
+        <w:t xml:space="preserve">deployment requirement</w:t>
+      </w:r>
+      <w:r>
+        <w:t xml:space="preserve">, so the obligation lands somewhere instead of evaporating.</w:t>
+      </w:r>
+    </w:p>
+    <w:p>
+      <w:pPr>
+        <w:pStyle w:val="FirstParagraph"/>
+      </w:pPr>
+      <w:r>
+        <w:rPr>
+          <w:b/>
+          <w:bCs/>
+        </w:rPr>
+        <w:t xml:space="preserve">Zero deployments changes exactly two things, and neither is the bar.</w:t>
+      </w:r>
+      <w:r>
+        <w:t xml:space="preserve"> </w:t>
+      </w:r>
+      <w:r>
+        <w:t xml:space="preserve">It removes</w:t>
+      </w:r>
+      <w:r>
+        <w:t xml:space="preserve"> </w:t>
+      </w:r>
+      <w:r>
+        <w:rPr>
+          <w:b/>
+          <w:bCs/>
+        </w:rPr>
+        <w:t xml:space="preserve">false</w:t>
+      </w:r>
+      <w:r>
+        <w:rPr>
+          <w:b/>
+          <w:bCs/>
+        </w:rPr>
+        <w:t xml:space="preserve"> </w:t>
+      </w:r>
+      <w:r>
+        <w:rPr>
+          <w:b/>
+          <w:bCs/>
+        </w:rPr>
+        <w:t xml:space="preserve">urgency</w:t>
+      </w:r>
+      <w:r>
+        <w:t xml:space="preserve">: there is no exposed instance to panic about. It removes</w:t>
+      </w:r>
+      <w:r>
+        <w:t xml:space="preserve"> </w:t>
+      </w:r>
+      <w:r>
+        <w:rPr>
+          <w:b/>
+          <w:bCs/>
+        </w:rPr>
+        <w:t xml:space="preserve">vacuous migration cost</w:t>
+      </w:r>
+      <w:r>
+        <w:t xml:space="preserve">: there</w:t>
+      </w:r>
+      <w:r>
+        <w:t xml:space="preserve"> </w:t>
+      </w:r>
+      <w:r>
+        <w:t xml:space="preserve">is no installed base to migrate, so "we cannot change that now" is not available as a reason.</w:t>
+      </w:r>
+    </w:p>
+    <w:p>
+      <w:pPr>
+        <w:pStyle w:val="BodyText"/>
+      </w:pPr>
+      <w:r>
+        <w:t xml:space="preserve">It</w:t>
+      </w:r>
+      <w:r>
+        <w:t xml:space="preserve"> </w:t>
+      </w:r>
+      <w:r>
+        <w:rPr>
+          <w:b/>
+          <w:bCs/>
+        </w:rPr>
+        <w:t xml:space="preserve">never</w:t>
+      </w:r>
+      <w:r>
+        <w:t xml:space="preserve"> </w:t>
+      </w:r>
+      <w:r>
+        <w:t xml:space="preserve">lowers the bar on a control, and it never converts a missing control into a</w:t>
+      </w:r>
+      <w:r>
+        <w:t xml:space="preserve"> </w:t>
+      </w:r>
+      <w:r>
+        <w:t xml:space="preserve">non-applicable one.</w:t>
+      </w:r>
+    </w:p>
+    <w:bookmarkStart w:id="39" w:name="X6999e7ab36237cefb82c8735ab07b4eeed90ae0"/>
+    <w:p>
+      <w:pPr>
+        <w:pStyle w:val="Heading3"/>
+      </w:pPr>
+      <w:r>
+        <w:t xml:space="preserve">Correct the tense of the impact sentence, never the score</w:t>
+      </w:r>
+    </w:p>
+    <w:p>
+      <w:pPr>
+        <w:pStyle w:val="FirstParagraph"/>
+      </w:pPr>
+      <w:r>
+        <w:t xml:space="preserve">Stated as an operation:</w:t>
+      </w:r>
+      <w:r>
+        <w:t xml:space="preserve"> </w:t>
+      </w:r>
+      <w:r>
+        <w:rPr>
+          <w:b/>
+          <w:bCs/>
+        </w:rPr>
+        <w:t xml:space="preserve">non-deployment is a correction to the tense of a cell's impact sentence,</w:t>
+      </w:r>
+      <w:r>
+        <w:rPr>
+          <w:b/>
+          <w:bCs/>
+        </w:rPr>
+        <w:t xml:space="preserve"> </w:t>
+      </w:r>
+      <w:r>
+        <w:rPr>
+          <w:b/>
+          <w:bCs/>
+        </w:rPr>
+        <w:t xml:space="preserve">and to nothing else.</w:t>
+      </w:r>
+      <w:r>
+        <w:t xml:space="preserve"> </w:t>
+      </w:r>
+      <w:r>
+        <w:t xml:space="preserve">A failing control stays failing, at the same severity. Write</w:t>
       </w:r>
       <w:r>
         <w:t xml:space="preserve"> </w:t>
@@ -4789,475 +5401,13 @@
           <w:i/>
           <w:iCs/>
         </w:rPr>
-        <w:t xml:space="preserve">of what</w:t>
-      </w:r>
-      <w:r>
-        <w:t xml:space="preserve">. If</w:t>
-      </w:r>
-      <w:r>
-        <w:t xml:space="preserve"> </w:t>
-      </w:r>
-      <w:r>
-        <w:t xml:space="preserve">the subject is the substrate the software is deployed onto -- host, hypervisor, CPU, firmware,</w:t>
-      </w:r>
-      <w:r>
-        <w:t xml:space="preserve"> </w:t>
-      </w:r>
-      <w:r>
-        <w:t xml:space="preserve">network, or the deploying organization's own controls -- rather than the artifacts you declared in</w:t>
-      </w:r>
-      <w:r>
-        <w:t xml:space="preserve"> </w:t>
-      </w:r>
-      <w:r>
-        <w:t xml:space="preserve">scope,</w:t>
-      </w:r>
-      <w:r>
-        <w:t xml:space="preserve"> </w:t>
-      </w:r>
-      <w:r>
-        <w:rPr>
-          <w:rStyle w:val="VerbatimChar"/>
-        </w:rPr>
-        <w:t xml:space="preserve">na</w:t>
-      </w:r>
-      <w:r>
-        <w:t xml:space="preserve"> </w:t>
-      </w:r>
-      <w:r>
-        <w:t xml:space="preserve">is defensible. Write the rationale; no rationale, no</w:t>
-      </w:r>
-      <w:r>
-        <w:t xml:space="preserve"> </w:t>
-      </w:r>
-      <w:r>
-        <w:rPr>
-          <w:rStyle w:val="VerbatimChar"/>
-        </w:rPr>
-        <w:t xml:space="preserve">na</w:t>
-      </w:r>
-      <w:r>
-        <w:t xml:space="preserve">.</w:t>
-      </w:r>
-    </w:p>
-    <w:p>
-      <w:pPr>
-        <w:pStyle w:val="BodyText"/>
-      </w:pPr>
-      <w:r>
-        <w:t xml:space="preserve">Guard that boundary in</w:t>
-      </w:r>
-      <w:r>
-        <w:t xml:space="preserve"> </w:t>
-      </w:r>
-      <w:r>
-        <w:rPr>
-          <w:b/>
-          <w:bCs/>
-        </w:rPr>
-        <w:t xml:space="preserve">both</w:t>
-      </w:r>
-      <w:r>
-        <w:t xml:space="preserve"> </w:t>
-      </w:r>
-      <w:r>
-        <w:t xml:space="preserve">directions.</w:t>
-      </w:r>
-    </w:p>
-    <w:p>
-      <w:pPr>
-        <w:pStyle w:val="BodyText"/>
-      </w:pPr>
-      <w:r>
-        <w:rPr>
-          <w:b/>
-          <w:bCs/>
-        </w:rPr>
-        <w:t xml:space="preserve">Reporting on a property is not providing it.</w:t>
-      </w:r>
-      <w:r>
-        <w:t xml:space="preserve"> </w:t>
-      </w:r>
-      <w:r>
-        <w:t xml:space="preserve">Shipping code that observes, measures, or gates on</w:t>
-      </w:r>
-      <w:r>
-        <w:t xml:space="preserve"> </w:t>
-      </w:r>
-      <w:r>
-        <w:t xml:space="preserve">a substrate property does not make the cell in-scope. This is the trap that survives review best,</w:t>
-      </w:r>
-      <w:r>
-        <w:t xml:space="preserve"> </w:t>
-      </w:r>
-      <w:r>
-        <w:t xml:space="preserve">because the cited code is real, relevant, and in exactly the right area.</w:t>
-      </w:r>
-    </w:p>
-    <w:p>
-      <w:pPr>
-        <w:pStyle w:val="BodyText"/>
-      </w:pPr>
-      <w:r>
-        <w:rPr>
-          <w:b/>
-          <w:bCs/>
-        </w:rPr>
-        <w:t xml:space="preserve">The substrate merely being involved does not make the cell out-of-scope.</w:t>
-      </w:r>
-      <w:r>
-        <w:t xml:space="preserve"> </w:t>
-      </w:r>
-      <w:r>
-        <w:t xml:space="preserve">Neither the presence</w:t>
-      </w:r>
-      <w:r>
-        <w:t xml:space="preserve"> </w:t>
-      </w:r>
-      <w:r>
-        <w:t xml:space="preserve">nor the absence of surrounding code settles applicability on its own.</w:t>
-      </w:r>
-    </w:p>
-    <w:bookmarkStart w:id="36" w:name="grade-the-strength-of-the-na"/>
-    <w:p>
-      <w:pPr>
-        <w:pStyle w:val="Heading3"/>
-      </w:pPr>
-      <w:r>
-        <w:t xml:space="preserve">Grade the strength of the</w:t>
-      </w:r>
-      <w:r>
-        <w:t xml:space="preserve"> </w:t>
-      </w:r>
-      <w:r>
-        <w:rPr>
-          <w:rStyle w:val="VerbatimChar"/>
-        </w:rPr>
-        <w:t xml:space="preserve">na</w:t>
-      </w:r>
-    </w:p>
-    <w:p>
-      <w:pPr>
-        <w:pStyle w:val="FirstParagraph"/>
-      </w:pPr>
-      <w:r>
-        <w:t xml:space="preserve">All</w:t>
-      </w:r>
-      <w:r>
-        <w:t xml:space="preserve"> </w:t>
-      </w:r>
-      <w:r>
-        <w:rPr>
-          <w:rStyle w:val="VerbatimChar"/>
-        </w:rPr>
-        <w:t xml:space="preserve">na</w:t>
-      </w:r>
-      <w:r>
-        <w:t xml:space="preserve">s get written the same way. A cell that is out of scope by physics therefore reads</w:t>
-      </w:r>
-      <w:r>
-        <w:t xml:space="preserve"> </w:t>
-      </w:r>
-      <w:r>
-        <w:t xml:space="preserve">identically to one that is out of scope only because you are relying on the deploying organization to</w:t>
-      </w:r>
-      <w:r>
-        <w:t xml:space="preserve"> </w:t>
-      </w:r>
-      <w:r>
-        <w:t xml:space="preserve">cover it. The second kind is a</w:t>
-      </w:r>
-      <w:r>
-        <w:t xml:space="preserve"> </w:t>
-      </w:r>
-      <w:r>
-        <w:rPr>
-          <w:b/>
-          <w:bCs/>
-        </w:rPr>
-        <w:t xml:space="preserve">transferred obligation wearing the costume of a closed question</w:t>
-      </w:r>
-      <w:r>
-        <w:t xml:space="preserve">.</w:t>
-      </w:r>
-    </w:p>
-    <w:p>
-      <w:pPr>
-        <w:pStyle w:val="BodyText"/>
-      </w:pPr>
-      <w:r>
-        <w:t xml:space="preserve">Say on the cell how strong the exclusion is. The</w:t>
-      </w:r>
-      <w:r>
-        <w:t xml:space="preserve"> </w:t>
-      </w:r>
-      <w:r>
-        <w:rPr>
-          <w:rStyle w:val="VerbatimChar"/>
-        </w:rPr>
-        <w:t xml:space="preserve">na</w:t>
-      </w:r>
-      <w:r>
-        <w:t xml:space="preserve"> </w:t>
-      </w:r>
-      <w:r>
-        <w:t xml:space="preserve">is</w:t>
-      </w:r>
-      <w:r>
-        <w:t xml:space="preserve"> </w:t>
-      </w:r>
-      <w:r>
-        <w:rPr>
-          <w:b/>
-          <w:bCs/>
-        </w:rPr>
-        <w:t xml:space="preserve">conditional</w:t>
-      </w:r>
-      <w:r>
-        <w:t xml:space="preserve"> </w:t>
-      </w:r>
-      <w:r>
-        <w:t xml:space="preserve">if the product ships a seam</w:t>
-      </w:r>
-      <w:r>
-        <w:t xml:space="preserve"> </w:t>
-      </w:r>
-      <w:r>
-        <w:t xml:space="preserve">it could have implemented, or if the exclusion assumes an enterprise control covers some path. Write</w:t>
-      </w:r>
-      <w:r>
-        <w:t xml:space="preserve"> </w:t>
-      </w:r>
-      <w:r>
-        <w:t xml:space="preserve">that assumption as an explicit</w:t>
-      </w:r>
-      <w:r>
-        <w:t xml:space="preserve"> </w:t>
-      </w:r>
-      <w:r>
-        <w:rPr>
-          <w:b/>
-          <w:bCs/>
-        </w:rPr>
-        <w:t xml:space="preserve">deployment requirement</w:t>
-      </w:r>
-      <w:r>
-        <w:t xml:space="preserve">, and flag the paths where the premise is</w:t>
-      </w:r>
-      <w:r>
-        <w:t xml:space="preserve"> </w:t>
-      </w:r>
-      <w:r>
-        <w:t xml:space="preserve">least certain.</w:t>
-      </w:r>
-    </w:p>
-    <w:bookmarkEnd w:id="36"/>
-    <w:bookmarkStart w:id="37" w:name="X338a9ccd7eb537d7024df73cc3c5f9ade8edaae"/>
-    <w:p>
-      <w:pPr>
-        <w:pStyle w:val="Heading3"/>
-      </w:pPr>
-      <w:r>
-        <w:t xml:space="preserve">Building a control can create the obligation</w:t>
-      </w:r>
-    </w:p>
-    <w:p>
-      <w:pPr>
-        <w:pStyle w:val="FirstParagraph"/>
-      </w:pPr>
-      <w:r>
-        <w:t xml:space="preserve">A conditional requirement (</w:t>
+        <w:t xml:space="preserve">"would expose X</w:t>
       </w:r>
       <w:r>
         <w:rPr>
           <w:i/>
           <w:iCs/>
         </w:rPr>
-        <w:t xml:space="preserve">"when using X..."</w:t>
-      </w:r>
-      <w:r>
-        <w:t xml:space="preserve">) is correctly</w:t>
-      </w:r>
-      <w:r>
-        <w:t xml:space="preserve"> </w:t>
-      </w:r>
-      <w:r>
-        <w:rPr>
-          <w:rStyle w:val="VerbatimChar"/>
-        </w:rPr>
-        <w:t xml:space="preserve">na</w:t>
-      </w:r>
-      <w:r>
-        <w:t xml:space="preserve"> </w:t>
-      </w:r>
-      <w:r>
-        <w:t xml:space="preserve">while its precondition is false and</w:t>
-      </w:r>
-      <w:r>
-        <w:t xml:space="preserve"> </w:t>
-      </w:r>
-      <w:r>
-        <w:t xml:space="preserve">unreachable. Building X later makes it applicable, with nothing implementing it and no signal that</w:t>
-      </w:r>
-      <w:r>
-        <w:t xml:space="preserve"> </w:t>
-      </w:r>
-      <w:r>
-        <w:t xml:space="preserve">anything changed.</w:t>
-      </w:r>
-    </w:p>
-    <w:p>
-      <w:pPr>
-        <w:pStyle w:val="BodyText"/>
-      </w:pPr>
-      <w:r>
-        <w:t xml:space="preserve">When a rationale depends on a precondition being unreachable,</w:t>
-      </w:r>
-      <w:r>
-        <w:t xml:space="preserve"> </w:t>
-      </w:r>
-      <w:r>
-        <w:rPr>
-          <w:b/>
-          <w:bCs/>
-        </w:rPr>
-        <w:t xml:space="preserve">write that dependency onto the cell</w:t>
-      </w:r>
-      <w:r>
-        <w:t xml:space="preserve"> </w:t>
-      </w:r>
-      <w:r>
-        <w:t xml:space="preserve">and re-check those cells whenever the feature they depend on is proposed.</w:t>
-      </w:r>
-    </w:p>
-    <w:bookmarkEnd w:id="37"/>
-    <w:bookmarkStart w:id="38" w:name="X1e6c694f52e77eb3f7a895b30f272d6e3ea20ac"/>
-    <w:p>
-      <w:pPr>
-        <w:pStyle w:val="Heading3"/>
-      </w:pPr>
-      <w:r>
-        <w:t xml:space="preserve">Scoping a cell out does not buy the level claim</w:t>
-      </w:r>
-    </w:p>
-    <w:p>
-      <w:pPr>
-        <w:pStyle w:val="FirstParagraph"/>
-      </w:pPr>
-      <w:r>
-        <w:t xml:space="preserve">Once the</w:t>
-      </w:r>
-      <w:r>
-        <w:t xml:space="preserve"> </w:t>
-      </w:r>
-      <w:r>
-        <w:rPr>
-          <w:rStyle w:val="VerbatimChar"/>
-        </w:rPr>
-        <w:t xml:space="preserve">na</w:t>
-      </w:r>
-      <w:r>
-        <w:t xml:space="preserve">s are well-reasoned and documented it is a very short step to writing the level as</w:t>
-      </w:r>
-      <w:r>
-        <w:t xml:space="preserve"> </w:t>
-      </w:r>
-      <w:r>
-        <w:t xml:space="preserve">attained. The record says excluded, the summary says verified, and both authors think they are being</w:t>
-      </w:r>
-      <w:r>
-        <w:t xml:space="preserve"> </w:t>
-      </w:r>
-      <w:r>
-        <w:t xml:space="preserve">accurate.</w:t>
-      </w:r>
-    </w:p>
-    <w:p>
-      <w:pPr>
-        <w:pStyle w:val="BodyText"/>
-      </w:pPr>
-      <w:r>
-        <w:t xml:space="preserve">Two facts make that indefensible.</w:t>
-      </w:r>
-    </w:p>
-    <w:p>
-      <w:pPr>
-        <w:pStyle w:val="BodyText"/>
-      </w:pPr>
-      <w:r>
-        <w:rPr>
-          <w:b/>
-          <w:bCs/>
-        </w:rPr>
-        <w:t xml:space="preserve">The standards body assigns each requirement to a level</w:t>
-      </w:r>
-      <w:r>
-        <w:t xml:space="preserve"> </w:t>
-      </w:r>
-      <w:r>
-        <w:t xml:space="preserve">and retains authority over the requirement</w:t>
-      </w:r>
-      <w:r>
-        <w:t xml:space="preserve"> </w:t>
-      </w:r>
-      <w:r>
-        <w:t xml:space="preserve">set. A level claim that omits requirements it places at that level is non-conformant on the</w:t>
-      </w:r>
-      <w:r>
-        <w:t xml:space="preserve"> </w:t>
-      </w:r>
-      <w:r>
-        <w:t xml:space="preserve">standard's own terms, however good the argument.</w:t>
-      </w:r>
-    </w:p>
-    <w:p>
-      <w:pPr>
-        <w:pStyle w:val="BodyText"/>
-      </w:pPr>
-      <w:r>
-        <w:rPr>
-          <w:b/>
-          <w:bCs/>
-        </w:rPr>
-        <w:t xml:space="preserve">Check whether the edition you are assessing against</w:t>
-      </w:r>
-      <w:r>
-        <w:t xml:space="preserve"> </w:t>
-      </w:r>
-      <w:r>
-        <w:t xml:space="preserve">still contains any clause preserving a</w:t>
-      </w:r>
-      <w:r>
-        <w:t xml:space="preserve"> </w:t>
-      </w:r>
-      <w:r>
-        <w:t xml:space="preserve">compliance claim under documented exclusions. Older editions of a standard may say things the current</w:t>
-      </w:r>
-      <w:r>
-        <w:t xml:space="preserve"> </w:t>
-      </w:r>
-      <w:r>
-        <w:t xml:space="preserve">one dropped, and a rationale citing dropped text is citing a superseded standard.</w:t>
-      </w:r>
-    </w:p>
-    <w:p>
-      <w:pPr>
-        <w:pStyle w:val="BodyText"/>
-      </w:pPr>
-      <w:r>
-        <w:rPr>
-          <w:b/>
-          <w:bCs/>
-        </w:rPr>
-        <w:t xml:space="preserve">Therefore:</w:t>
-      </w:r>
-      <w:r>
-        <w:t xml:space="preserve"> </w:t>
-      </w:r>
-      <w:r>
-        <w:t xml:space="preserve">treat scoping as a statement about</w:t>
-      </w:r>
-      <w:r>
         <w:t xml:space="preserve"> </w:t>
       </w:r>
       <w:r>
@@ -5265,22 +5415,130 @@
           <w:i/>
           <w:iCs/>
         </w:rPr>
-        <w:t xml:space="preserve">what was assessed</w:t>
-      </w:r>
-      <w:r>
-        <w:t xml:space="preserve">, never about what was achieved.</w:t>
-      </w:r>
-      <w:r>
-        <w:t xml:space="preserve"> </w:t>
-      </w:r>
-      <w:r>
-        <w:t xml:space="preserve">Any outward-facing statement either enumerates what was excluded or says something weaker than</w:t>
-      </w:r>
-      <w:r>
-        <w:t xml:space="preserve"> </w:t>
-      </w:r>
-      <w:r>
-        <w:t xml:space="preserve">"verified at level N".</w:t>
+        <w:t xml:space="preserve">on first deployment"</w:t>
+      </w:r>
+      <w:r>
+        <w:t xml:space="preserve">, never</w:t>
+      </w:r>
+      <w:r>
+        <w:t xml:space="preserve"> </w:t>
+      </w:r>
+      <w:r>
+        <w:rPr>
+          <w:i/>
+          <w:iCs/>
+        </w:rPr>
+        <w:t xml:space="preserve">"X is exposed"</w:t>
+      </w:r>
+      <w:r>
+        <w:t xml:space="preserve">.</w:t>
+      </w:r>
+    </w:p>
+    <w:p>
+      <w:pPr>
+        <w:pStyle w:val="BodyText"/>
+      </w:pPr>
+      <w:r>
+        <w:t xml:space="preserve">That is not a softening. It is accuracy in both directions. The record is read as authoritative, and</w:t>
+      </w:r>
+      <w:r>
+        <w:t xml:space="preserve"> </w:t>
+      </w:r>
+      <w:r>
+        <w:t xml:space="preserve">a cell asserting a live exposure that does not exist is itself a false premise -- the same defect the</w:t>
+      </w:r>
+      <w:r>
+        <w:t xml:space="preserve"> </w:t>
+      </w:r>
+      <w:r>
+        <w:t xml:space="preserve">standard warns about when a compensating control rests on one.</w:t>
+      </w:r>
+    </w:p>
+    <w:p>
+      <w:pPr>
+        <w:pStyle w:val="BodyText"/>
+      </w:pPr>
+      <w:r>
+        <w:t xml:space="preserve">Two guards keep it from becoming a dodge.</w:t>
+      </w:r>
+    </w:p>
+    <w:p>
+      <w:pPr>
+        <w:pStyle w:val="BodyText"/>
+      </w:pPr>
+      <w:r>
+        <w:rPr>
+          <w:b/>
+          <w:bCs/>
+        </w:rPr>
+        <w:t xml:space="preserve">It cuts one way only.</w:t>
+      </w:r>
+      <w:r>
+        <w:t xml:space="preserve"> </w:t>
+      </w:r>
+      <w:r>
+        <w:t xml:space="preserve">It removes false urgency and vacuous migration cost. It never downgrades a</w:t>
+      </w:r>
+      <w:r>
+        <w:t xml:space="preserve"> </w:t>
+      </w:r>
+      <w:r>
+        <w:t xml:space="preserve">finding, never justifies shipping a control off by default, never excuses skipping a gate. Drafters</w:t>
+      </w:r>
+      <w:r>
+        <w:t xml:space="preserve"> </w:t>
+      </w:r>
+      <w:r>
+        <w:t xml:space="preserve">will attempt all three; reverse each and record the reversal on the cell so the next pass does not</w:t>
+      </w:r>
+      <w:r>
+        <w:t xml:space="preserve"> </w:t>
+      </w:r>
+      <w:r>
+        <w:t xml:space="preserve">re-attempt it.</w:t>
+      </w:r>
+    </w:p>
+    <w:p>
+      <w:pPr>
+        <w:pStyle w:val="BodyText"/>
+      </w:pPr>
+      <w:r>
+        <w:rPr>
+          <w:b/>
+          <w:bCs/>
+        </w:rPr>
+        <w:t xml:space="preserve">It raises the bar rather than lowering it.</w:t>
+      </w:r>
+      <w:r>
+        <w:t xml:space="preserve"> </w:t>
+      </w:r>
+      <w:r>
+        <w:t xml:space="preserve">With nothing deployed, a breaking change costs</w:t>
+      </w:r>
+      <w:r>
+        <w:t xml:space="preserve"> </w:t>
+      </w:r>
+      <w:r>
+        <w:rPr>
+          <w:b/>
+          <w:bCs/>
+        </w:rPr>
+        <w:t xml:space="preserve">zero</w:t>
+      </w:r>
+      <w:r>
+        <w:t xml:space="preserve">. So the most common justification for leaving a control weak -- "we cannot change this, it</w:t>
+      </w:r>
+      <w:r>
+        <w:t xml:space="preserve"> </w:t>
+      </w:r>
+      <w:r>
+        <w:t xml:space="preserve">would break existing installs" -- evaporates entirely. Non-deployment is the reason there is still</w:t>
+      </w:r>
+      <w:r>
+        <w:t xml:space="preserve"> </w:t>
+      </w:r>
+      <w:r>
+        <w:t xml:space="preserve">time to get it right, not a reason to defer.</w:t>
       </w:r>
     </w:p>
     <w:p>
@@ -5290,481 +5548,9 @@
         </w:pict>
       </w:r>
     </w:p>
-    <w:bookmarkEnd w:id="38"/>
     <w:bookmarkEnd w:id="39"/>
-    <w:bookmarkStart w:id="41" w:name="X68ec569b1732dc7f024e5d980b833ff244c0f3e"/>
-    <w:p>
-      <w:pPr>
-        <w:pStyle w:val="Heading2"/>
-      </w:pPr>
-      <w:r>
-        <w:t xml:space="preserve">Deployment-time controls in software nobody has deployed</w:t>
-      </w:r>
-    </w:p>
-    <w:p>
-      <w:pPr>
-        <w:pStyle w:val="FirstParagraph"/>
-      </w:pPr>
-      <w:r>
-        <w:t xml:space="preserve">A large share of an application standard's operational requirements are about a running system.</w:t>
-      </w:r>
-      <w:r>
-        <w:t xml:space="preserve"> </w:t>
-      </w:r>
-      <w:r>
-        <w:t xml:space="preserve">Suppose your artifact is a beta with zero running instances: nobody has deployed it, nobody is</w:t>
-      </w:r>
-      <w:r>
-        <w:t xml:space="preserve"> </w:t>
-      </w:r>
-      <w:r>
-        <w:t xml:space="preserve">operating it. Two dishonest shortcuts are then available, and both are tempting.</w:t>
-      </w:r>
-    </w:p>
-    <w:p>
-      <w:pPr>
-        <w:pStyle w:val="BodyText"/>
-      </w:pPr>
-      <w:r>
-        <w:rPr>
-          <w:b/>
-          <w:bCs/>
-        </w:rPr>
-        <w:t xml:space="preserve">The first is to score it satisfied</w:t>
-      </w:r>
-      <w:r>
-        <w:t xml:space="preserve">, because the recommended deployment would satisfy it. That</w:t>
-      </w:r>
-      <w:r>
-        <w:t xml:space="preserve"> </w:t>
-      </w:r>
-      <w:r>
-        <w:t xml:space="preserve">assesses a hypothetical operator, not the software.</w:t>
-      </w:r>
-    </w:p>
-    <w:p>
-      <w:pPr>
-        <w:pStyle w:val="BodyText"/>
-      </w:pPr>
-      <w:r>
-        <w:rPr>
-          <w:b/>
-          <w:bCs/>
-        </w:rPr>
-        <w:t xml:space="preserve">The second is to score it</w:t>
-      </w:r>
-      <w:r>
-        <w:rPr>
-          <w:b/>
-          <w:bCs/>
-        </w:rPr>
-        <w:t xml:space="preserve"> </w:t>
-      </w:r>
-      <w:r>
-        <w:rPr>
-          <w:rStyle w:val="VerbatimChar"/>
-          <w:b/>
-          <w:bCs/>
-        </w:rPr>
-        <w:t xml:space="preserve">na</w:t>
-      </w:r>
-      <w:r>
-        <w:t xml:space="preserve">, because there is no deployment. That quietly erases a real</w:t>
-      </w:r>
-      <w:r>
-        <w:t xml:space="preserve"> </w:t>
-      </w:r>
-      <w:r>
-        <w:t xml:space="preserve">requirement.</w:t>
-      </w:r>
-    </w:p>
-    <w:p>
-      <w:pPr>
-        <w:pStyle w:val="BodyText"/>
-      </w:pPr>
-      <w:r>
-        <w:t xml:space="preserve">The rule, stated generally:</w:t>
-      </w:r>
-    </w:p>
-    <w:p>
-      <w:pPr>
-        <w:pStyle w:val="BlockText"/>
-      </w:pPr>
-      <w:r>
-        <w:t xml:space="preserve">Assess the artifact</w:t>
-      </w:r>
-      <w:r>
-        <w:t xml:space="preserve"> </w:t>
-      </w:r>
-      <w:r>
-        <w:rPr>
-          <w:b/>
-          <w:bCs/>
-        </w:rPr>
-        <w:t xml:space="preserve">as it ships</w:t>
-      </w:r>
-      <w:r>
-        <w:t xml:space="preserve">, under one explicitly declared reference posture. Score the</w:t>
-      </w:r>
-      <w:r>
-        <w:t xml:space="preserve"> </w:t>
-      </w:r>
-      <w:r>
-        <w:t xml:space="preserve">shipped default. A control the software provides but leaves off is</w:t>
-      </w:r>
-      <w:r>
-        <w:t xml:space="preserve"> </w:t>
-      </w:r>
-      <w:r>
-        <w:rPr>
-          <w:rStyle w:val="VerbatimChar"/>
-        </w:rPr>
-        <w:t xml:space="preserve">partial</w:t>
-      </w:r>
-      <w:r>
-        <w:t xml:space="preserve">. A control whose</w:t>
-      </w:r>
-      <w:r>
-        <w:t xml:space="preserve"> </w:t>
-      </w:r>
-      <w:r>
-        <w:t xml:space="preserve">subject is the host, network, or organization is</w:t>
-      </w:r>
-      <w:r>
-        <w:t xml:space="preserve"> </w:t>
-      </w:r>
-      <w:r>
-        <w:rPr>
-          <w:rStyle w:val="VerbatimChar"/>
-        </w:rPr>
-        <w:t xml:space="preserve">na</w:t>
-      </w:r>
-      <w:r>
-        <w:t xml:space="preserve"> </w:t>
-      </w:r>
-      <w:r>
-        <w:rPr>
-          <w:b/>
-          <w:bCs/>
-        </w:rPr>
-        <w:t xml:space="preserve">with a written rationale and a stated</w:t>
-      </w:r>
-      <w:r>
-        <w:rPr>
-          <w:b/>
-          <w:bCs/>
-        </w:rPr>
-        <w:t xml:space="preserve"> </w:t>
-      </w:r>
-      <w:r>
-        <w:rPr>
-          <w:b/>
-          <w:bCs/>
-        </w:rPr>
-        <w:t xml:space="preserve">deployment requirement</w:t>
-      </w:r>
-      <w:r>
-        <w:t xml:space="preserve">, so the obligation lands somewhere instead of evaporating.</w:t>
-      </w:r>
-    </w:p>
-    <w:p>
-      <w:pPr>
-        <w:pStyle w:val="FirstParagraph"/>
-      </w:pPr>
-      <w:r>
-        <w:rPr>
-          <w:b/>
-          <w:bCs/>
-        </w:rPr>
-        <w:t xml:space="preserve">Zero deployments changes exactly two things, and neither is the bar.</w:t>
-      </w:r>
-      <w:r>
-        <w:t xml:space="preserve"> </w:t>
-      </w:r>
-      <w:r>
-        <w:t xml:space="preserve">It removes</w:t>
-      </w:r>
-      <w:r>
-        <w:t xml:space="preserve"> </w:t>
-      </w:r>
-      <w:r>
-        <w:rPr>
-          <w:b/>
-          <w:bCs/>
-        </w:rPr>
-        <w:t xml:space="preserve">false</w:t>
-      </w:r>
-      <w:r>
-        <w:rPr>
-          <w:b/>
-          <w:bCs/>
-        </w:rPr>
-        <w:t xml:space="preserve"> </w:t>
-      </w:r>
-      <w:r>
-        <w:rPr>
-          <w:b/>
-          <w:bCs/>
-        </w:rPr>
-        <w:t xml:space="preserve">urgency</w:t>
-      </w:r>
-      <w:r>
-        <w:t xml:space="preserve">: there is no exposed instance to panic about. It removes</w:t>
-      </w:r>
-      <w:r>
-        <w:t xml:space="preserve"> </w:t>
-      </w:r>
-      <w:r>
-        <w:rPr>
-          <w:b/>
-          <w:bCs/>
-        </w:rPr>
-        <w:t xml:space="preserve">vacuous migration cost</w:t>
-      </w:r>
-      <w:r>
-        <w:t xml:space="preserve">: there</w:t>
-      </w:r>
-      <w:r>
-        <w:t xml:space="preserve"> </w:t>
-      </w:r>
-      <w:r>
-        <w:t xml:space="preserve">is no installed base to migrate, so "we cannot change that now" is not available as a reason.</w:t>
-      </w:r>
-    </w:p>
-    <w:p>
-      <w:pPr>
-        <w:pStyle w:val="BodyText"/>
-      </w:pPr>
-      <w:r>
-        <w:t xml:space="preserve">It</w:t>
-      </w:r>
-      <w:r>
-        <w:t xml:space="preserve"> </w:t>
-      </w:r>
-      <w:r>
-        <w:rPr>
-          <w:b/>
-          <w:bCs/>
-        </w:rPr>
-        <w:t xml:space="preserve">never</w:t>
-      </w:r>
-      <w:r>
-        <w:t xml:space="preserve"> </w:t>
-      </w:r>
-      <w:r>
-        <w:t xml:space="preserve">lowers the bar on a control, and it never converts a missing control into a</w:t>
-      </w:r>
-      <w:r>
-        <w:t xml:space="preserve"> </w:t>
-      </w:r>
-      <w:r>
-        <w:t xml:space="preserve">non-applicable one.</w:t>
-      </w:r>
-    </w:p>
-    <w:bookmarkStart w:id="40" w:name="X6999e7ab36237cefb82c8735ab07b4eeed90ae0"/>
-    <w:p>
-      <w:pPr>
-        <w:pStyle w:val="Heading3"/>
-      </w:pPr>
-      <w:r>
-        <w:t xml:space="preserve">Correct the tense of the impact sentence, never the score</w:t>
-      </w:r>
-    </w:p>
-    <w:p>
-      <w:pPr>
-        <w:pStyle w:val="FirstParagraph"/>
-      </w:pPr>
-      <w:r>
-        <w:t xml:space="preserve">Stated as an operation:</w:t>
-      </w:r>
-      <w:r>
-        <w:t xml:space="preserve"> </w:t>
-      </w:r>
-      <w:r>
-        <w:rPr>
-          <w:b/>
-          <w:bCs/>
-        </w:rPr>
-        <w:t xml:space="preserve">non-deployment is a correction to the tense of a cell's impact sentence,</w:t>
-      </w:r>
-      <w:r>
-        <w:rPr>
-          <w:b/>
-          <w:bCs/>
-        </w:rPr>
-        <w:t xml:space="preserve"> </w:t>
-      </w:r>
-      <w:r>
-        <w:rPr>
-          <w:b/>
-          <w:bCs/>
-        </w:rPr>
-        <w:t xml:space="preserve">and to nothing else.</w:t>
-      </w:r>
-      <w:r>
-        <w:t xml:space="preserve"> </w:t>
-      </w:r>
-      <w:r>
-        <w:t xml:space="preserve">A failing control stays failing, at the same severity. Write</w:t>
-      </w:r>
-      <w:r>
-        <w:t xml:space="preserve"> </w:t>
-      </w:r>
-      <w:r>
-        <w:rPr>
-          <w:i/>
-          <w:iCs/>
-        </w:rPr>
-        <w:t xml:space="preserve">"would expose X</w:t>
-      </w:r>
-      <w:r>
-        <w:rPr>
-          <w:i/>
-          <w:iCs/>
-        </w:rPr>
-        <w:t xml:space="preserve"> </w:t>
-      </w:r>
-      <w:r>
-        <w:rPr>
-          <w:i/>
-          <w:iCs/>
-        </w:rPr>
-        <w:t xml:space="preserve">on first deployment"</w:t>
-      </w:r>
-      <w:r>
-        <w:t xml:space="preserve">, never</w:t>
-      </w:r>
-      <w:r>
-        <w:t xml:space="preserve"> </w:t>
-      </w:r>
-      <w:r>
-        <w:rPr>
-          <w:i/>
-          <w:iCs/>
-        </w:rPr>
-        <w:t xml:space="preserve">"X is exposed"</w:t>
-      </w:r>
-      <w:r>
-        <w:t xml:space="preserve">.</w:t>
-      </w:r>
-    </w:p>
-    <w:p>
-      <w:pPr>
-        <w:pStyle w:val="BodyText"/>
-      </w:pPr>
-      <w:r>
-        <w:t xml:space="preserve">That is not a softening. It is accuracy in both directions. The record is read as authoritative, and</w:t>
-      </w:r>
-      <w:r>
-        <w:t xml:space="preserve"> </w:t>
-      </w:r>
-      <w:r>
-        <w:t xml:space="preserve">a cell asserting a live exposure that does not exist is itself a false premise -- the same defect the</w:t>
-      </w:r>
-      <w:r>
-        <w:t xml:space="preserve"> </w:t>
-      </w:r>
-      <w:r>
-        <w:t xml:space="preserve">standard warns about when a compensating control rests on one.</w:t>
-      </w:r>
-    </w:p>
-    <w:p>
-      <w:pPr>
-        <w:pStyle w:val="BodyText"/>
-      </w:pPr>
-      <w:r>
-        <w:t xml:space="preserve">Two guards keep it from becoming a dodge.</w:t>
-      </w:r>
-    </w:p>
-    <w:p>
-      <w:pPr>
-        <w:pStyle w:val="BodyText"/>
-      </w:pPr>
-      <w:r>
-        <w:rPr>
-          <w:b/>
-          <w:bCs/>
-        </w:rPr>
-        <w:t xml:space="preserve">It cuts one way only.</w:t>
-      </w:r>
-      <w:r>
-        <w:t xml:space="preserve"> </w:t>
-      </w:r>
-      <w:r>
-        <w:t xml:space="preserve">It removes false urgency and vacuous migration cost. It never downgrades a</w:t>
-      </w:r>
-      <w:r>
-        <w:t xml:space="preserve"> </w:t>
-      </w:r>
-      <w:r>
-        <w:t xml:space="preserve">finding, never justifies shipping a control off by default, never excuses skipping a gate. Drafters</w:t>
-      </w:r>
-      <w:r>
-        <w:t xml:space="preserve"> </w:t>
-      </w:r>
-      <w:r>
-        <w:t xml:space="preserve">will attempt all three; reverse each and record the reversal on the cell so the next pass does not</w:t>
-      </w:r>
-      <w:r>
-        <w:t xml:space="preserve"> </w:t>
-      </w:r>
-      <w:r>
-        <w:t xml:space="preserve">re-attempt it.</w:t>
-      </w:r>
-    </w:p>
-    <w:p>
-      <w:pPr>
-        <w:pStyle w:val="BodyText"/>
-      </w:pPr>
-      <w:r>
-        <w:rPr>
-          <w:b/>
-          <w:bCs/>
-        </w:rPr>
-        <w:t xml:space="preserve">It raises the bar rather than lowering it.</w:t>
-      </w:r>
-      <w:r>
-        <w:t xml:space="preserve"> </w:t>
-      </w:r>
-      <w:r>
-        <w:t xml:space="preserve">With nothing deployed, a breaking change costs</w:t>
-      </w:r>
-      <w:r>
-        <w:t xml:space="preserve"> </w:t>
-      </w:r>
-      <w:r>
-        <w:rPr>
-          <w:b/>
-          <w:bCs/>
-        </w:rPr>
-        <w:t xml:space="preserve">zero</w:t>
-      </w:r>
-      <w:r>
-        <w:t xml:space="preserve">. So the most common justification for leaving a control weak -- "we cannot change this, it</w:t>
-      </w:r>
-      <w:r>
-        <w:t xml:space="preserve"> </w:t>
-      </w:r>
-      <w:r>
-        <w:t xml:space="preserve">would break existing installs" -- evaporates entirely. Non-deployment is the reason there is still</w:t>
-      </w:r>
-      <w:r>
-        <w:t xml:space="preserve"> </w:t>
-      </w:r>
-      <w:r>
-        <w:t xml:space="preserve">time to get it right, not a reason to defer.</w:t>
-      </w:r>
-    </w:p>
-    <w:p>
-      <w:r>
-        <w:pict>
-          <v:rect style="width:0;height:1.5pt" o:hralign="center" o:hrstd="t" o:hr="t"/>
-        </w:pict>
-      </w:r>
-    </w:p>
     <w:bookmarkEnd w:id="40"/>
-    <w:bookmarkEnd w:id="41"/>
-    <w:bookmarkStart w:id="48" w:name="Xb9601716c7c3ff25a426b6a58f0ad395739b0ea"/>
+    <w:bookmarkStart w:id="47" w:name="Xb9601716c7c3ff25a426b6a58f0ad395739b0ea"/>
     <w:p>
       <w:pPr>
         <w:pStyle w:val="Heading2"/>
@@ -6105,7 +5891,7 @@
         </w:tc>
       </w:tr>
     </w:tbl>
-    <w:bookmarkStart w:id="42" w:name="anchor-to-a-token-not-to-a-line-number"/>
+    <w:bookmarkStart w:id="41" w:name="anchor-to-a-token-not-to-a-line-number"/>
     <w:p>
       <w:pPr>
         <w:pStyle w:val="Heading3"/>
@@ -6224,8 +6010,8 @@
         <w:t xml:space="preserve">already suspects something.</w:t>
       </w:r>
     </w:p>
-    <w:bookmarkEnd w:id="42"/>
-    <w:bookmarkStart w:id="43" w:name="X5b4e81a255ecd0019e67b37cc754dd4c53f56f2"/>
+    <w:bookmarkEnd w:id="41"/>
+    <w:bookmarkStart w:id="42" w:name="X5b4e81a255ecd0019e67b37cc754dd4c53f56f2"/>
     <w:p>
       <w:pPr>
         <w:pStyle w:val="Heading3"/>
@@ -6405,8 +6191,8 @@
         <w:t xml:space="preserve">staleness is visible without anyone having to ask.</w:t>
       </w:r>
     </w:p>
-    <w:bookmarkEnd w:id="43"/>
-    <w:bookmarkStart w:id="44" w:name="X5c438acbc733a33ad4f62588f043c538b4cb710"/>
+    <w:bookmarkEnd w:id="42"/>
+    <w:bookmarkStart w:id="43" w:name="X5c438acbc733a33ad4f62588f043c538b4cb710"/>
     <w:p>
       <w:pPr>
         <w:pStyle w:val="Heading3"/>
@@ -6514,8 +6300,8 @@
         <w:t xml:space="preserve">rather than describing it.</w:t>
       </w:r>
     </w:p>
-    <w:bookmarkEnd w:id="44"/>
-    <w:bookmarkStart w:id="46" w:name="X268fb77a76c88a7fb81955623dd4d9898fa1960"/>
+    <w:bookmarkEnd w:id="43"/>
+    <w:bookmarkStart w:id="45" w:name="X268fb77a76c88a7fb81955623dd4d9898fa1960"/>
     <w:p>
       <w:pPr>
         <w:pStyle w:val="Heading3"/>
@@ -6651,7 +6437,7 @@
       <w:r>
         <w:t xml:space="preserve"> </w:t>
       </w:r>
-      <w:hyperlink r:id="rId45">
+      <w:hyperlink r:id="rId44">
         <w:r>
           <w:rPr>
             <w:rStyle w:val="VerbatimChar"/>
@@ -6782,8 +6568,8 @@
         <w:t xml:space="preserve">gate, make it fail on purpose, and prove it can see the class of thing it claims to have ruled out.</w:t>
       </w:r>
     </w:p>
-    <w:bookmarkEnd w:id="46"/>
-    <w:bookmarkStart w:id="47" w:name="Xcaacfe83143e5ee124dfdc272fd00dd6566c538"/>
+    <w:bookmarkEnd w:id="45"/>
+    <w:bookmarkStart w:id="46" w:name="Xcaacfe83143e5ee124dfdc272fd00dd6566c538"/>
     <w:p>
       <w:pPr>
         <w:pStyle w:val="Heading3"/>
@@ -6963,7 +6749,7 @@
         <w:pStyle w:val="Compact"/>
         <w:numPr>
           <w:ilvl w:val="0"/>
-          <w:numId w:val="1007"/>
+          <w:numId w:val="1006"/>
         </w:numPr>
       </w:pPr>
       <w:r>
@@ -6981,7 +6767,7 @@
         <w:pStyle w:val="Compact"/>
         <w:numPr>
           <w:ilvl w:val="0"/>
-          <w:numId w:val="1007"/>
+          <w:numId w:val="1006"/>
         </w:numPr>
       </w:pPr>
       <w:r>
@@ -6993,7 +6779,7 @@
         <w:pStyle w:val="Compact"/>
         <w:numPr>
           <w:ilvl w:val="0"/>
-          <w:numId w:val="1007"/>
+          <w:numId w:val="1006"/>
         </w:numPr>
       </w:pPr>
       <w:r>
@@ -7005,7 +6791,7 @@
         <w:pStyle w:val="Compact"/>
         <w:numPr>
           <w:ilvl w:val="0"/>
-          <w:numId w:val="1007"/>
+          <w:numId w:val="1006"/>
         </w:numPr>
       </w:pPr>
       <w:r>
@@ -7083,9 +6869,9 @@
         </w:pict>
       </w:r>
     </w:p>
+    <w:bookmarkEnd w:id="46"/>
     <w:bookmarkEnd w:id="47"/>
-    <w:bookmarkEnd w:id="48"/>
-    <w:bookmarkStart w:id="50" w:name="never-score-against-a-paraphrase"/>
+    <w:bookmarkStart w:id="49" w:name="never-score-against-a-paraphrase"/>
     <w:p>
       <w:pPr>
         <w:pStyle w:val="Heading2"/>
@@ -7212,7 +6998,7 @@
         <w:t xml:space="preserve">rather than as a starting point.</w:t>
       </w:r>
     </w:p>
-    <w:bookmarkStart w:id="49" w:name="Xe206d5efc8274dd88d80223ef348a77d7dc4510"/>
+    <w:bookmarkStart w:id="48" w:name="Xe206d5efc8274dd88d80223ef348a77d7dc4510"/>
     <w:p>
       <w:pPr>
         <w:pStyle w:val="Heading3"/>
@@ -7294,9 +7080,9 @@
         </w:pict>
       </w:r>
     </w:p>
+    <w:bookmarkEnd w:id="48"/>
     <w:bookmarkEnd w:id="49"/>
-    <w:bookmarkEnd w:id="50"/>
-    <w:bookmarkStart w:id="51" w:name="Xaf542ece3ec87b09951527b3753abc26456fe93"/>
+    <w:bookmarkStart w:id="50" w:name="Xaf542ece3ec87b09951527b3753abc26456fe93"/>
     <w:p>
       <w:pPr>
         <w:pStyle w:val="Heading2"/>
@@ -7647,8 +7433,8 @@
         </w:pict>
       </w:r>
     </w:p>
-    <w:bookmarkEnd w:id="51"/>
-    <w:bookmarkStart w:id="52" w:name="a-score-is-a-moving-target"/>
+    <w:bookmarkEnd w:id="50"/>
+    <w:bookmarkStart w:id="51" w:name="a-score-is-a-moving-target"/>
     <w:p>
       <w:pPr>
         <w:pStyle w:val="Heading2"/>
@@ -7709,7 +7495,7 @@
         <w:pStyle w:val="Compact"/>
         <w:numPr>
           <w:ilvl w:val="0"/>
-          <w:numId w:val="1008"/>
+          <w:numId w:val="1007"/>
         </w:numPr>
       </w:pPr>
       <w:r>
@@ -7737,7 +7523,7 @@
         <w:pStyle w:val="Compact"/>
         <w:numPr>
           <w:ilvl w:val="0"/>
-          <w:numId w:val="1008"/>
+          <w:numId w:val="1007"/>
         </w:numPr>
       </w:pPr>
       <w:r>
@@ -7918,8 +7704,8 @@
         </w:pict>
       </w:r>
     </w:p>
-    <w:bookmarkEnd w:id="52"/>
-    <w:bookmarkStart w:id="54" w:name="how-to-read-a-movement-in-the-numbers"/>
+    <w:bookmarkEnd w:id="51"/>
+    <w:bookmarkStart w:id="53" w:name="how-to-read-a-movement-in-the-numbers"/>
     <w:p>
       <w:pPr>
         <w:pStyle w:val="Heading2"/>
@@ -8588,7 +8374,7 @@
         <w:t xml:space="preserve">nothing moved because nothing was looking.</w:t>
       </w:r>
     </w:p>
-    <w:bookmarkStart w:id="53" w:name="X96d632f4a460d3470f7f2ef287c388883da3331"/>
+    <w:bookmarkStart w:id="52" w:name="X96d632f4a460d3470f7f2ef287c388883da3331"/>
     <w:p>
       <w:pPr>
         <w:pStyle w:val="Heading3"/>
@@ -8759,7 +8545,7 @@
         <w:pStyle w:val="Compact"/>
         <w:numPr>
           <w:ilvl w:val="0"/>
-          <w:numId w:val="1009"/>
+          <w:numId w:val="1008"/>
         </w:numPr>
       </w:pPr>
       <w:r>
@@ -8787,7 +8573,7 @@
         <w:pStyle w:val="Compact"/>
         <w:numPr>
           <w:ilvl w:val="0"/>
-          <w:numId w:val="1009"/>
+          <w:numId w:val="1008"/>
         </w:numPr>
       </w:pPr>
       <w:r>
@@ -8829,7 +8615,7 @@
         <w:pStyle w:val="Compact"/>
         <w:numPr>
           <w:ilvl w:val="0"/>
-          <w:numId w:val="1009"/>
+          <w:numId w:val="1008"/>
         </w:numPr>
       </w:pPr>
       <w:r>
@@ -8883,9 +8669,9 @@
         </w:pict>
       </w:r>
     </w:p>
+    <w:bookmarkEnd w:id="52"/>
     <w:bookmarkEnd w:id="53"/>
-    <w:bookmarkEnd w:id="54"/>
-    <w:bookmarkStart w:id="60" w:name="partitioning-the-work-across-agents"/>
+    <w:bookmarkStart w:id="59" w:name="partitioning-the-work-across-agents"/>
     <w:p>
       <w:pPr>
         <w:pStyle w:val="Heading2"/>
@@ -9051,7 +8837,7 @@
       <w:r>
         <w:t xml:space="preserve"> </w:t>
       </w:r>
-      <w:hyperlink r:id="rId55">
+      <w:hyperlink r:id="rId54">
         <w:r>
           <w:rPr>
             <w:rStyle w:val="VerbatimChar"/>
@@ -9141,7 +8927,7 @@
       <w:r>
         <w:t xml:space="preserve"> </w:t>
       </w:r>
-      <w:hyperlink r:id="rId56">
+      <w:hyperlink r:id="rId55">
         <w:r>
           <w:rPr>
             <w:rStyle w:val="VerbatimChar"/>
@@ -9161,7 +8947,7 @@
       <w:r>
         <w:t xml:space="preserve"> </w:t>
       </w:r>
-      <w:hyperlink r:id="rId57">
+      <w:hyperlink r:id="rId56">
         <w:r>
           <w:rPr>
             <w:rStyle w:val="VerbatimChar"/>
@@ -9202,7 +8988,7 @@
         <w:pStyle w:val="Compact"/>
         <w:numPr>
           <w:ilvl w:val="0"/>
-          <w:numId w:val="1010"/>
+          <w:numId w:val="1009"/>
         </w:numPr>
       </w:pPr>
       <w:r>
@@ -9227,7 +9013,7 @@
         <w:pStyle w:val="Compact"/>
         <w:numPr>
           <w:ilvl w:val="0"/>
-          <w:numId w:val="1010"/>
+          <w:numId w:val="1009"/>
         </w:numPr>
       </w:pPr>
       <w:r>
@@ -9255,7 +9041,7 @@
         <w:pStyle w:val="Compact"/>
         <w:numPr>
           <w:ilvl w:val="0"/>
-          <w:numId w:val="1010"/>
+          <w:numId w:val="1009"/>
         </w:numPr>
       </w:pPr>
       <w:r>
@@ -9296,7 +9082,7 @@
         <w:t xml:space="preserve">later disagreement is unresolvable and gets settled by whoever argues last.</w:t>
       </w:r>
     </w:p>
-    <w:bookmarkStart w:id="58" w:name="what-cell-partitioning-does-not-buy-you"/>
+    <w:bookmarkStart w:id="57" w:name="what-cell-partitioning-does-not-buy-you"/>
     <w:p>
       <w:pPr>
         <w:pStyle w:val="Heading3"/>
@@ -9472,8 +9258,8 @@
         <w:t xml:space="preserve">control; it is luck with a job title.</w:t>
       </w:r>
     </w:p>
-    <w:bookmarkEnd w:id="58"/>
-    <w:bookmarkStart w:id="59" w:name="contested-cells-get-parked-not-forced"/>
+    <w:bookmarkEnd w:id="57"/>
+    <w:bookmarkStart w:id="58" w:name="contested-cells-get-parked-not-forced"/>
     <w:p>
       <w:pPr>
         <w:pStyle w:val="Heading3"/>
@@ -9573,9 +9359,9 @@
         </w:pict>
       </w:r>
     </w:p>
+    <w:bookmarkEnd w:id="58"/>
     <w:bookmarkEnd w:id="59"/>
-    <w:bookmarkEnd w:id="60"/>
-    <w:bookmarkStart w:id="64" w:name="the-review-pass"/>
+    <w:bookmarkStart w:id="63" w:name="the-review-pass"/>
     <w:p>
       <w:pPr>
         <w:pStyle w:val="Heading2"/>
@@ -10079,7 +9865,7 @@
         <w:t xml:space="preserve">Budget roughly a minute per cell for this. It is the highest-yield activity in the entire exercise.</w:t>
       </w:r>
     </w:p>
-    <w:bookmarkStart w:id="61" w:name="Xd6180b755c384e4c2d0b26f47cc10d21f5b9943"/>
+    <w:bookmarkStart w:id="60" w:name="Xd6180b755c384e4c2d0b26f47cc10d21f5b9943"/>
     <w:p>
       <w:pPr>
         <w:pStyle w:val="Heading3"/>
@@ -10211,7 +9997,7 @@
         <w:pStyle w:val="Compact"/>
         <w:numPr>
           <w:ilvl w:val="0"/>
-          <w:numId w:val="1011"/>
+          <w:numId w:val="1010"/>
         </w:numPr>
       </w:pPr>
       <w:r>
@@ -10233,7 +10019,7 @@
         <w:pStyle w:val="Compact"/>
         <w:numPr>
           <w:ilvl w:val="0"/>
-          <w:numId w:val="1011"/>
+          <w:numId w:val="1010"/>
         </w:numPr>
       </w:pPr>
       <w:r>
@@ -10255,7 +10041,7 @@
         <w:pStyle w:val="Compact"/>
         <w:numPr>
           <w:ilvl w:val="0"/>
-          <w:numId w:val="1011"/>
+          <w:numId w:val="1010"/>
         </w:numPr>
       </w:pPr>
       <w:r>
@@ -10286,95 +10072,95 @@
         <w:t xml:space="preserve">untouched no matter how many of them you add.</w:t>
       </w:r>
     </w:p>
+    <w:bookmarkEnd w:id="60"/>
+    <w:bookmarkStart w:id="61" w:name="say-the-per-cell-cost-early"/>
+    <w:p>
+      <w:pPr>
+        <w:pStyle w:val="Heading3"/>
+      </w:pPr>
+      <w:r>
+        <w:t xml:space="preserve">Say the per-cell cost early</w:t>
+      </w:r>
+    </w:p>
+    <w:p>
+      <w:pPr>
+        <w:pStyle w:val="FirstParagraph"/>
+      </w:pPr>
+      <w:r>
+        <w:t xml:space="preserve">Per-cell verification at this rigour is expensive enough that naive extrapolation across a full</w:t>
+      </w:r>
+      <w:r>
+        <w:t xml:space="preserve"> </w:t>
+      </w:r>
+      <w:r>
+        <w:t xml:space="preserve">standard will shock whoever is paying for it. Say the number early.</w:t>
+      </w:r>
+    </w:p>
+    <w:p>
+      <w:pPr>
+        <w:pStyle w:val="BodyText"/>
+      </w:pPr>
+      <w:r>
+        <w:t xml:space="preserve">Savings come from</w:t>
+      </w:r>
+      <w:r>
+        <w:t xml:space="preserve"> </w:t>
+      </w:r>
+      <w:r>
+        <w:rPr>
+          <w:b/>
+          <w:bCs/>
+        </w:rPr>
+        <w:t xml:space="preserve">batching by shared precondition</w:t>
+      </w:r>
+      <w:r>
+        <w:t xml:space="preserve">: one applicability investigation can serve an</w:t>
+      </w:r>
+      <w:r>
+        <w:t xml:space="preserve"> </w:t>
+      </w:r>
+      <w:r>
+        <w:t xml:space="preserve">entire section, and one posture question can settle a dozen cells.</w:t>
+      </w:r>
+    </w:p>
+    <w:p>
+      <w:pPr>
+        <w:pStyle w:val="BodyText"/>
+      </w:pPr>
+      <w:r>
+        <w:t xml:space="preserve">They</w:t>
+      </w:r>
+      <w:r>
+        <w:t xml:space="preserve"> </w:t>
+      </w:r>
+      <w:r>
+        <w:rPr>
+          <w:b/>
+          <w:bCs/>
+        </w:rPr>
+        <w:t xml:space="preserve">never</w:t>
+      </w:r>
+      <w:r>
+        <w:t xml:space="preserve"> </w:t>
+      </w:r>
+      <w:r>
+        <w:t xml:space="preserve">come from cutting rigour on a cell, because an unearned verdict is the entire defect</w:t>
+      </w:r>
+      <w:r>
+        <w:t xml:space="preserve"> </w:t>
+      </w:r>
+      <w:r>
+        <w:t xml:space="preserve">the exercise exists to prevent. A cheaper assessment that produces unearned passes has not saved</w:t>
+      </w:r>
+      <w:r>
+        <w:t xml:space="preserve"> </w:t>
+      </w:r>
+      <w:r>
+        <w:t xml:space="preserve">anything; it has bought a document that reads like an assessment.</w:t>
+      </w:r>
+    </w:p>
     <w:bookmarkEnd w:id="61"/>
-    <w:bookmarkStart w:id="62" w:name="say-the-per-cell-cost-early"/>
-    <w:p>
-      <w:pPr>
-        <w:pStyle w:val="Heading3"/>
-      </w:pPr>
-      <w:r>
-        <w:t xml:space="preserve">Say the per-cell cost early</w:t>
-      </w:r>
-    </w:p>
-    <w:p>
-      <w:pPr>
-        <w:pStyle w:val="FirstParagraph"/>
-      </w:pPr>
-      <w:r>
-        <w:t xml:space="preserve">Per-cell verification at this rigour is expensive enough that naive extrapolation across a full</w:t>
-      </w:r>
-      <w:r>
-        <w:t xml:space="preserve"> </w:t>
-      </w:r>
-      <w:r>
-        <w:t xml:space="preserve">standard will shock whoever is paying for it. Say the number early.</w:t>
-      </w:r>
-    </w:p>
-    <w:p>
-      <w:pPr>
-        <w:pStyle w:val="BodyText"/>
-      </w:pPr>
-      <w:r>
-        <w:t xml:space="preserve">Savings come from</w:t>
-      </w:r>
-      <w:r>
-        <w:t xml:space="preserve"> </w:t>
-      </w:r>
-      <w:r>
-        <w:rPr>
-          <w:b/>
-          <w:bCs/>
-        </w:rPr>
-        <w:t xml:space="preserve">batching by shared precondition</w:t>
-      </w:r>
-      <w:r>
-        <w:t xml:space="preserve">: one applicability investigation can serve an</w:t>
-      </w:r>
-      <w:r>
-        <w:t xml:space="preserve"> </w:t>
-      </w:r>
-      <w:r>
-        <w:t xml:space="preserve">entire section, and one posture question can settle a dozen cells.</w:t>
-      </w:r>
-    </w:p>
-    <w:p>
-      <w:pPr>
-        <w:pStyle w:val="BodyText"/>
-      </w:pPr>
-      <w:r>
-        <w:t xml:space="preserve">They</w:t>
-      </w:r>
-      <w:r>
-        <w:t xml:space="preserve"> </w:t>
-      </w:r>
-      <w:r>
-        <w:rPr>
-          <w:b/>
-          <w:bCs/>
-        </w:rPr>
-        <w:t xml:space="preserve">never</w:t>
-      </w:r>
-      <w:r>
-        <w:t xml:space="preserve"> </w:t>
-      </w:r>
-      <w:r>
-        <w:t xml:space="preserve">come from cutting rigour on a cell, because an unearned verdict is the entire defect</w:t>
-      </w:r>
-      <w:r>
-        <w:t xml:space="preserve"> </w:t>
-      </w:r>
-      <w:r>
-        <w:t xml:space="preserve">the exercise exists to prevent. A cheaper assessment that produces unearned passes has not saved</w:t>
-      </w:r>
-      <w:r>
-        <w:t xml:space="preserve"> </w:t>
-      </w:r>
-      <w:r>
-        <w:t xml:space="preserve">anything; it has bought a document that reads like an assessment.</w:t>
-      </w:r>
-    </w:p>
-    <w:bookmarkEnd w:id="62"/>
-    <w:bookmarkStart w:id="63" w:name="X8c45774f965c9ba9906f791ad396db5f44701e9"/>
+    <w:bookmarkStart w:id="62" w:name="X8c45774f965c9ba9906f791ad396db5f44701e9"/>
     <w:p>
       <w:pPr>
         <w:pStyle w:val="Heading3"/>
@@ -11113,9 +10899,9 @@
         </w:pict>
       </w:r>
     </w:p>
+    <w:bookmarkEnd w:id="62"/>
     <w:bookmarkEnd w:id="63"/>
-    <w:bookmarkEnd w:id="64"/>
-    <w:bookmarkStart w:id="66" w:name="keeping-the-sweep-scoped"/>
+    <w:bookmarkStart w:id="65" w:name="keeping-the-sweep-scoped"/>
     <w:p>
       <w:pPr>
         <w:pStyle w:val="Heading2"/>
@@ -11264,7 +11050,7 @@
         <w:t xml:space="preserve">first part, with its escape hatch named explicitly.</w:t>
       </w:r>
     </w:p>
-    <w:bookmarkStart w:id="65" w:name="X2930471dab1f5c25d735c5902050760135fe02f"/>
+    <w:bookmarkStart w:id="64" w:name="X2930471dab1f5c25d735c5902050760135fe02f"/>
     <w:p>
       <w:pPr>
         <w:pStyle w:val="Heading3"/>
@@ -11437,15 +11223,314 @@
         </w:pict>
       </w:r>
     </w:p>
+    <w:bookmarkEnd w:id="64"/>
     <w:bookmarkEnd w:id="65"/>
+    <w:bookmarkStart w:id="67" w:name="fixing-the-defect-breaks-the-citation"/>
+    <w:p>
+      <w:pPr>
+        <w:pStyle w:val="Heading2"/>
+      </w:pPr>
+      <w:r>
+        <w:t xml:space="preserve">Fixing the defect breaks the citation</w:t>
+      </w:r>
+    </w:p>
+    <w:p>
+      <w:pPr>
+        <w:pStyle w:val="FirstParagraph"/>
+      </w:pPr>
+      <w:r>
+        <w:t xml:space="preserve">A well-anchored record has a property nobody anticipates until it fires:</w:t>
+      </w:r>
+      <w:r>
+        <w:t xml:space="preserve"> </w:t>
+      </w:r>
+      <w:r>
+        <w:rPr>
+          <w:b/>
+          <w:bCs/>
+        </w:rPr>
+        <w:t xml:space="preserve">if a cell cites the</w:t>
+      </w:r>
+      <w:r>
+        <w:rPr>
+          <w:b/>
+          <w:bCs/>
+        </w:rPr>
+        <w:t xml:space="preserve"> </w:t>
+      </w:r>
+      <w:r>
+        <w:rPr>
+          <w:b/>
+          <w:bCs/>
+        </w:rPr>
+        <w:t xml:space="preserve">defective text as its evidence, remediating the defect invalidates the cell by construction.</w:t>
+      </w:r>
+      <w:r>
+        <w:t xml:space="preserve"> </w:t>
+      </w:r>
+      <w:r>
+        <w:t xml:space="preserve">The</w:t>
+      </w:r>
+      <w:r>
+        <w:t xml:space="preserve"> </w:t>
+      </w:r>
+      <w:r>
+        <w:t xml:space="preserve">better your anchors, the more reliably this happens. It is not a flaw in the anchoring; it is the</w:t>
+      </w:r>
+      <w:r>
+        <w:t xml:space="preserve"> </w:t>
+      </w:r>
+      <w:r>
+        <w:t xml:space="preserve">anchoring doing its job on the one change you actually wanted.</w:t>
+      </w:r>
+    </w:p>
+    <w:p>
+      <w:pPr>
+        <w:pStyle w:val="BodyText"/>
+      </w:pPr>
+      <w:r>
+        <w:t xml:space="preserve">Inside one repository it is an ordinary same-commit edit. When the record and the code live in</w:t>
+      </w:r>
+      <w:r>
+        <w:t xml:space="preserve"> </w:t>
+      </w:r>
+      <w:r>
+        <w:rPr>
+          <w:b/>
+          <w:bCs/>
+        </w:rPr>
+        <w:t xml:space="preserve">different repositories</w:t>
+      </w:r>
+      <w:r>
+        <w:t xml:space="preserve"> </w:t>
+      </w:r>
+      <w:r>
+        <w:t xml:space="preserve">it is a genuinely coupled change. Land either half alone and the checker</w:t>
+      </w:r>
+      <w:r>
+        <w:t xml:space="preserve"> </w:t>
+      </w:r>
+      <w:r>
+        <w:t xml:space="preserve">goes red against the other, for as long as the gap lasts.</w:t>
+      </w:r>
+    </w:p>
+    <w:p>
+      <w:pPr>
+        <w:pStyle w:val="BodyText"/>
+      </w:pPr>
+      <w:r>
+        <w:t xml:space="preserve">The protocol that worked:</w:t>
+      </w:r>
+    </w:p>
+    <w:p>
+      <w:pPr>
+        <w:pStyle w:val="Compact"/>
+        <w:numPr>
+          <w:ilvl w:val="0"/>
+          <w:numId w:val="1011"/>
+        </w:numPr>
+      </w:pPr>
+      <w:r>
+        <w:rPr>
+          <w:b/>
+          <w:bCs/>
+        </w:rPr>
+        <w:t xml:space="preserve">Build both halves before landing either.</w:t>
+      </w:r>
+      <w:r>
+        <w:t xml:space="preserve"> </w:t>
+      </w:r>
+      <w:r>
+        <w:t xml:space="preserve">The code fix, and the cell's replacement text and</w:t>
+      </w:r>
+      <w:r>
+        <w:t xml:space="preserve"> </w:t>
+      </w:r>
+      <w:r>
+        <w:t xml:space="preserve">replacement anchor.</w:t>
+      </w:r>
+    </w:p>
+    <w:p>
+      <w:pPr>
+        <w:pStyle w:val="Compact"/>
+        <w:numPr>
+          <w:ilvl w:val="0"/>
+          <w:numId w:val="1011"/>
+        </w:numPr>
+      </w:pPr>
+      <w:r>
+        <w:rPr>
+          <w:b/>
+          <w:bCs/>
+        </w:rPr>
+        <w:t xml:space="preserve">Verify against a working tree carrying the un-committed fix</w:t>
+      </w:r>
+      <w:r>
+        <w:t xml:space="preserve"> </w:t>
+      </w:r>
+      <w:r>
+        <w:t xml:space="preserve">-- not against the current mainline,</w:t>
+      </w:r>
+      <w:r>
+        <w:t xml:space="preserve"> </w:t>
+      </w:r>
+      <w:r>
+        <w:t xml:space="preserve">which still contains the defect and will happily agree with the old cell.</w:t>
+      </w:r>
+    </w:p>
+    <w:p>
+      <w:pPr>
+        <w:pStyle w:val="Compact"/>
+        <w:numPr>
+          <w:ilvl w:val="0"/>
+          <w:numId w:val="1011"/>
+        </w:numPr>
+      </w:pPr>
+      <w:r>
+        <w:rPr>
+          <w:b/>
+          <w:bCs/>
+        </w:rPr>
+        <w:t xml:space="preserve">Run the published record against the changed tree and confirm it FAILS on the specific</w:t>
+      </w:r>
+      <w:r>
+        <w:rPr>
+          <w:b/>
+          <w:bCs/>
+        </w:rPr>
+        <w:t xml:space="preserve"> </w:t>
+      </w:r>
+      <w:r>
+        <w:rPr>
+          <w:b/>
+          <w:bCs/>
+        </w:rPr>
+        <w:t xml:space="preserve">citation.</w:t>
+      </w:r>
+      <w:r>
+        <w:t xml:space="preserve"> </w:t>
+      </w:r>
+      <w:r>
+        <w:t xml:space="preserve">This is the step that is easy to skip and is the whole point: if it does</w:t>
+      </w:r>
+      <w:r>
+        <w:t xml:space="preserve"> </w:t>
+      </w:r>
+      <w:r>
+        <w:rPr>
+          <w:i/>
+          <w:iCs/>
+        </w:rPr>
+        <w:t xml:space="preserve">not</w:t>
+      </w:r>
+      <w:r>
+        <w:t xml:space="preserve"> </w:t>
+      </w:r>
+      <w:r>
+        <w:t xml:space="preserve">fail, the</w:t>
+      </w:r>
+      <w:r>
+        <w:t xml:space="preserve"> </w:t>
+      </w:r>
+      <w:r>
+        <w:t xml:space="preserve">two halves were never coupled and you have invented a dependency between them. Find out which</w:t>
+      </w:r>
+      <w:r>
+        <w:t xml:space="preserve"> </w:t>
+      </w:r>
+      <w:r>
+        <w:t xml:space="preserve">assumption was wrong before landing anything.</w:t>
+      </w:r>
+    </w:p>
+    <w:p>
+      <w:pPr>
+        <w:pStyle w:val="Compact"/>
+        <w:numPr>
+          <w:ilvl w:val="0"/>
+          <w:numId w:val="1011"/>
+        </w:numPr>
+      </w:pPr>
+      <w:r>
+        <w:rPr>
+          <w:b/>
+          <w:bCs/>
+        </w:rPr>
+        <w:t xml:space="preserve">Land the code, then the record</w:t>
+      </w:r>
+      <w:r>
+        <w:t xml:space="preserve">, gating the second push on "my change is the only thing pending"</w:t>
+      </w:r>
+      <w:r>
+        <w:t xml:space="preserve"> </w:t>
+      </w:r>
+      <w:r>
+        <w:t xml:space="preserve">so the window cannot widen underneath you.</w:t>
+      </w:r>
+    </w:p>
+    <w:bookmarkStart w:id="66" w:name="green-is-not-the-finish-line"/>
+    <w:p>
+      <w:pPr>
+        <w:pStyle w:val="Heading3"/>
+      </w:pPr>
+      <w:r>
+        <w:t xml:space="preserve">Green is not the finish line</w:t>
+      </w:r>
+    </w:p>
+    <w:p>
+      <w:pPr>
+        <w:pStyle w:val="FirstParagraph"/>
+      </w:pPr>
+      <w:r>
+        <w:t xml:space="preserve">A mechanical re-anchor turns the checker green while leaving a false claim standing -- see the</w:t>
+      </w:r>
+      <w:r>
+        <w:t xml:space="preserve"> </w:t>
+      </w:r>
+      <w:r>
+        <w:t xml:space="preserve">inverted citation above. The bar is a</w:t>
+      </w:r>
+      <w:r>
+        <w:t xml:space="preserve"> </w:t>
+      </w:r>
+      <w:r>
+        <w:rPr>
+          <w:b/>
+          <w:bCs/>
+        </w:rPr>
+        <w:t xml:space="preserve">true residual</w:t>
+      </w:r>
+      <w:r>
+        <w:t xml:space="preserve">: the cell says something accurate about the</w:t>
+      </w:r>
+      <w:r>
+        <w:t xml:space="preserve"> </w:t>
+      </w:r>
+      <w:r>
+        <w:t xml:space="preserve">code as it now stands. No checker can see that, and none ever will. Green means the citations resolve;</w:t>
+      </w:r>
+      <w:r>
+        <w:t xml:space="preserve"> </w:t>
+      </w:r>
+      <w:r>
+        <w:t xml:space="preserve">it does not mean the sentences around them are true.</w:t>
+      </w:r>
+    </w:p>
+    <w:p>
+      <w:r>
+        <w:pict>
+          <v:rect style="width:0;height:1.5pt" o:hralign="center" o:hrstd="t" o:hr="t"/>
+        </w:pict>
+      </w:r>
+    </w:p>
     <w:bookmarkEnd w:id="66"/>
-    <w:bookmarkStart w:id="68" w:name="fixing-the-defect-breaks-the-citation"/>
+    <w:bookmarkEnd w:id="67"/>
+    <w:bookmarkStart w:id="68" w:name="what-this-method-is-not"/>
     <w:p>
       <w:pPr>
         <w:pStyle w:val="Heading2"/>
       </w:pPr>
       <w:r>
-        <w:t xml:space="preserve">Fixing the defect breaks the citation</w:t>
+        <w:t xml:space="preserve">What this method is not</w:t>
       </w:r>
     </w:p>
     <w:p>
@@ -11453,87 +11538,19 @@
         <w:pStyle w:val="FirstParagraph"/>
       </w:pPr>
       <w:r>
-        <w:t xml:space="preserve">A well-anchored record has a property nobody anticipates until it fires:</w:t>
-      </w:r>
-      <w:r>
-        <w:t xml:space="preserve"> </w:t>
-      </w:r>
-      <w:r>
-        <w:rPr>
-          <w:b/>
-          <w:bCs/>
-        </w:rPr>
-        <w:t xml:space="preserve">if a cell cites the</w:t>
-      </w:r>
-      <w:r>
-        <w:rPr>
-          <w:b/>
-          <w:bCs/>
-        </w:rPr>
-        <w:t xml:space="preserve"> </w:t>
-      </w:r>
-      <w:r>
-        <w:rPr>
-          <w:b/>
-          <w:bCs/>
-        </w:rPr>
-        <w:t xml:space="preserve">defective text as its evidence, remediating the defect invalidates the cell by construction.</w:t>
-      </w:r>
-      <w:r>
-        <w:t xml:space="preserve"> </w:t>
-      </w:r>
-      <w:r>
-        <w:t xml:space="preserve">The</w:t>
-      </w:r>
-      <w:r>
-        <w:t xml:space="preserve"> </w:t>
-      </w:r>
-      <w:r>
-        <w:t xml:space="preserve">better your anchors, the more reliably this happens. It is not a flaw in the anchoring; it is the</w:t>
-      </w:r>
-      <w:r>
-        <w:t xml:space="preserve"> </w:t>
-      </w:r>
-      <w:r>
-        <w:t xml:space="preserve">anchoring doing its job on the one change you actually wanted.</w:t>
-      </w:r>
-    </w:p>
-    <w:p>
-      <w:pPr>
-        <w:pStyle w:val="BodyText"/>
-      </w:pPr>
-      <w:r>
-        <w:t xml:space="preserve">Inside one repository it is an ordinary same-commit edit. When the record and the code live in</w:t>
-      </w:r>
-      <w:r>
-        <w:t xml:space="preserve"> </w:t>
-      </w:r>
-      <w:r>
-        <w:rPr>
-          <w:b/>
-          <w:bCs/>
-        </w:rPr>
-        <w:t xml:space="preserve">different repositories</w:t>
-      </w:r>
-      <w:r>
-        <w:t xml:space="preserve"> </w:t>
-      </w:r>
-      <w:r>
-        <w:t xml:space="preserve">it is a genuinely coupled change. Land either half alone and the checker</w:t>
-      </w:r>
-      <w:r>
-        <w:t xml:space="preserve"> </w:t>
-      </w:r>
-      <w:r>
-        <w:t xml:space="preserve">goes red against the other, for as long as the gap lasts.</w:t>
-      </w:r>
-    </w:p>
-    <w:p>
-      <w:pPr>
-        <w:pStyle w:val="BodyText"/>
-      </w:pPr>
-      <w:r>
-        <w:t xml:space="preserve">The protocol that worked:</w:t>
+        <w:t xml:space="preserve">A rigorous, well-anchored, machine-checked self-assessment starts to feel like a certification, and</w:t>
+      </w:r>
+      <w:r>
+        <w:t xml:space="preserve"> </w:t>
+      </w:r>
+      <w:r>
+        <w:t xml:space="preserve">downstream readers will treat it as one unless you tell them otherwise. Write the negative claims into</w:t>
+      </w:r>
+      <w:r>
+        <w:t xml:space="preserve"> </w:t>
+      </w:r>
+      <w:r>
+        <w:t xml:space="preserve">the method document itself:</w:t>
       </w:r>
     </w:p>
     <w:p>
@@ -11549,19 +11566,25 @@
           <w:b/>
           <w:bCs/>
         </w:rPr>
-        <w:t xml:space="preserve">Build both halves before landing either.</w:t>
-      </w:r>
-      <w:r>
-        <w:t xml:space="preserve"> </w:t>
-      </w:r>
-      <w:r>
-        <w:t xml:space="preserve">The code fix, and the cell's replacement text and</w:t>
-      </w:r>
-      <w:r>
-        <w:t xml:space="preserve"> </w:t>
-      </w:r>
-      <w:r>
-        <w:t xml:space="preserve">replacement anchor.</w:t>
+        <w:t xml:space="preserve">Not a certification.</w:t>
+      </w:r>
+      <w:r>
+        <w:t xml:space="preserve"> </w:t>
+      </w:r>
+      <w:r>
+        <w:t xml:space="preserve">OWASP certifies nobody, and its assessment guidance is written for a</w:t>
+      </w:r>
+      <w:r>
+        <w:t xml:space="preserve"> </w:t>
+      </w:r>
+      <w:r>
+        <w:t xml:space="preserve">third-party certifying organization producing a certification report. Applying it to an in-repo</w:t>
+      </w:r>
+      <w:r>
+        <w:t xml:space="preserve"> </w:t>
+      </w:r>
+      <w:r>
+        <w:t xml:space="preserve">self-assessment is a defensible extension, not a mandate.</w:t>
       </w:r>
     </w:p>
     <w:p>
@@ -11577,19 +11600,19 @@
           <w:b/>
           <w:bCs/>
         </w:rPr>
-        <w:t xml:space="preserve">Verify against a working tree carrying the un-committed fix</w:t>
-      </w:r>
-      <w:r>
-        <w:t xml:space="preserve"> </w:t>
-      </w:r>
-      <w:r>
-        <w:t xml:space="preserve">-- not against the current mainline,</w:t>
-      </w:r>
-      <w:r>
-        <w:t xml:space="preserve"> </w:t>
-      </w:r>
-      <w:r>
-        <w:t xml:space="preserve">which still contains the defect and will happily agree with the old cell.</w:t>
+        <w:t xml:space="preserve">Not externally validated.</w:t>
+      </w:r>
+      <w:r>
+        <w:t xml:space="preserve"> </w:t>
+      </w:r>
+      <w:r>
+        <w:t xml:space="preserve">No independent review, penetration test, or dynamic scan has assessed</w:t>
+      </w:r>
+      <w:r>
+        <w:t xml:space="preserve"> </w:t>
+      </w:r>
+      <w:r>
+        <w:t xml:space="preserve">the record.</w:t>
       </w:r>
     </w:p>
     <w:p>
@@ -11605,55 +11628,19 @@
           <w:b/>
           <w:bCs/>
         </w:rPr>
-        <w:t xml:space="preserve">Run the published record against the changed tree and confirm it FAILS on the specific</w:t>
-      </w:r>
-      <w:r>
-        <w:rPr>
-          <w:b/>
-          <w:bCs/>
-        </w:rPr>
-        <w:t xml:space="preserve"> </w:t>
-      </w:r>
-      <w:r>
-        <w:rPr>
-          <w:b/>
-          <w:bCs/>
-        </w:rPr>
-        <w:t xml:space="preserve">citation.</w:t>
-      </w:r>
-      <w:r>
-        <w:t xml:space="preserve"> </w:t>
-      </w:r>
-      <w:r>
-        <w:t xml:space="preserve">This is the step that is easy to skip and is the whole point: if it does</w:t>
-      </w:r>
-      <w:r>
-        <w:t xml:space="preserve"> </w:t>
-      </w:r>
-      <w:r>
-        <w:rPr>
-          <w:i/>
-          <w:iCs/>
-        </w:rPr>
-        <w:t xml:space="preserve">not</w:t>
-      </w:r>
-      <w:r>
-        <w:t xml:space="preserve"> </w:t>
-      </w:r>
-      <w:r>
-        <w:t xml:space="preserve">fail, the</w:t>
-      </w:r>
-      <w:r>
-        <w:t xml:space="preserve"> </w:t>
-      </w:r>
-      <w:r>
-        <w:t xml:space="preserve">two halves were never coupled and you have invented a dependency between them. Find out which</w:t>
-      </w:r>
-      <w:r>
-        <w:t xml:space="preserve"> </w:t>
-      </w:r>
-      <w:r>
-        <w:t xml:space="preserve">assumption was wrong before landing anything.</w:t>
+        <w:t xml:space="preserve">Not a penetration test.</w:t>
+      </w:r>
+      <w:r>
+        <w:t xml:space="preserve"> </w:t>
+      </w:r>
+      <w:r>
+        <w:t xml:space="preserve">Source review answers a different question than attacking a running</w:t>
+      </w:r>
+      <w:r>
+        <w:t xml:space="preserve"> </w:t>
+      </w:r>
+      <w:r>
+        <w:t xml:space="preserve">system.</w:t>
       </w:r>
     </w:p>
     <w:p>
@@ -11669,64 +11656,59 @@
           <w:b/>
           <w:bCs/>
         </w:rPr>
-        <w:t xml:space="preserve">Land the code, then the record</w:t>
-      </w:r>
-      <w:r>
-        <w:t xml:space="preserve">, gating the second push on "my change is the only thing pending"</w:t>
-      </w:r>
-      <w:r>
-        <w:t xml:space="preserve"> </w:t>
-      </w:r>
-      <w:r>
-        <w:t xml:space="preserve">so the window cannot widen underneath you.</w:t>
-      </w:r>
-    </w:p>
-    <w:bookmarkStart w:id="67" w:name="green-is-not-the-finish-line"/>
-    <w:p>
-      <w:pPr>
-        <w:pStyle w:val="Heading3"/>
-      </w:pPr>
-      <w:r>
-        <w:t xml:space="preserve">Green is not the finish line</w:t>
-      </w:r>
-    </w:p>
-    <w:p>
-      <w:pPr>
-        <w:pStyle w:val="FirstParagraph"/>
-      </w:pPr>
-      <w:r>
-        <w:t xml:space="preserve">A mechanical re-anchor turns the checker green while leaving a false claim standing -- see the</w:t>
-      </w:r>
-      <w:r>
-        <w:t xml:space="preserve"> </w:t>
-      </w:r>
-      <w:r>
-        <w:t xml:space="preserve">inverted citation above. The bar is a</w:t>
-      </w:r>
-      <w:r>
-        <w:t xml:space="preserve"> </w:t>
-      </w:r>
-      <w:r>
-        <w:rPr>
-          <w:b/>
-          <w:bCs/>
-        </w:rPr>
-        <w:t xml:space="preserve">true residual</w:t>
-      </w:r>
-      <w:r>
-        <w:t xml:space="preserve">: the cell says something accurate about the</w:t>
-      </w:r>
-      <w:r>
-        <w:t xml:space="preserve"> </w:t>
-      </w:r>
-      <w:r>
-        <w:t xml:space="preserve">code as it now stands. No checker can see that, and none ever will. Green means the citations resolve;</w:t>
-      </w:r>
-      <w:r>
-        <w:t xml:space="preserve"> </w:t>
-      </w:r>
-      <w:r>
-        <w:t xml:space="preserve">it does not mean the sentences around them are true.</w:t>
+        <w:t xml:space="preserve">Not a guarantee of correctness.</w:t>
+      </w:r>
+      <w:r>
+        <w:t xml:space="preserve"> </w:t>
+      </w:r>
+      <w:r>
+        <w:t xml:space="preserve">This method makes verdicts</w:t>
+      </w:r>
+      <w:r>
+        <w:t xml:space="preserve"> </w:t>
+      </w:r>
+      <w:r>
+        <w:rPr>
+          <w:i/>
+          <w:iCs/>
+        </w:rPr>
+        <w:t xml:space="preserve">consistent, derived, and</w:t>
+      </w:r>
+      <w:r>
+        <w:rPr>
+          <w:i/>
+          <w:iCs/>
+        </w:rPr>
+        <w:t xml:space="preserve"> </w:t>
+      </w:r>
+      <w:r>
+        <w:rPr>
+          <w:i/>
+          <w:iCs/>
+        </w:rPr>
+        <w:t xml:space="preserve">drift-detecting</w:t>
+      </w:r>
+      <w:r>
+        <w:t xml:space="preserve">.</w:t>
+      </w:r>
+      <w:r>
+        <w:t xml:space="preserve"> </w:t>
+      </w:r>
+      <w:r>
+        <w:rPr>
+          <w:b/>
+          <w:bCs/>
+        </w:rPr>
+        <w:t xml:space="preserve">A wrong verdict recorded carefully is still wrong</w:t>
+      </w:r>
+      <w:r>
+        <w:t xml:space="preserve">, and adversarial</w:t>
+      </w:r>
+      <w:r>
+        <w:t xml:space="preserve"> </w:t>
+      </w:r>
+      <w:r>
+        <w:t xml:space="preserve">re-verification is the only cure for that.</w:t>
       </w:r>
     </w:p>
     <w:p>
@@ -11736,15 +11718,14 @@
         </w:pict>
       </w:r>
     </w:p>
-    <w:bookmarkEnd w:id="67"/>
     <w:bookmarkEnd w:id="68"/>
-    <w:bookmarkStart w:id="69" w:name="what-this-method-is-not"/>
+    <w:bookmarkStart w:id="69" w:name="checklist"/>
     <w:p>
       <w:pPr>
         <w:pStyle w:val="Heading2"/>
       </w:pPr>
       <w:r>
-        <w:t xml:space="preserve">What this method is not</w:t>
+        <w:t xml:space="preserve">Checklist</w:t>
       </w:r>
     </w:p>
     <w:p>
@@ -11752,19 +11733,7 @@
         <w:pStyle w:val="FirstParagraph"/>
       </w:pPr>
       <w:r>
-        <w:t xml:space="preserve">A rigorous, well-anchored, machine-checked self-assessment starts to feel like a certification, and</w:t>
-      </w:r>
-      <w:r>
-        <w:t xml:space="preserve"> </w:t>
-      </w:r>
-      <w:r>
-        <w:t xml:space="preserve">downstream readers will treat it as one unless you tell them otherwise. Write the negative claims into</w:t>
-      </w:r>
-      <w:r>
-        <w:t xml:space="preserve"> </w:t>
-      </w:r>
-      <w:r>
-        <w:t xml:space="preserve">the method document itself:</w:t>
+        <w:t xml:space="preserve">Before the first cell is scored:</w:t>
       </w:r>
     </w:p>
     <w:p>
@@ -11776,178 +11745,20 @@
         </w:numPr>
       </w:pPr>
       <w:r>
-        <w:rPr>
-          <w:b/>
-          <w:bCs/>
-        </w:rPr>
-        <w:t xml:space="preserve">Not a certification.</w:t>
-      </w:r>
-      <w:r>
-        <w:t xml:space="preserve"> </w:t>
-      </w:r>
-      <w:r>
-        <w:t xml:space="preserve">OWASP certifies nobody, and its assessment guidance is written for a</w:t>
-      </w:r>
-      <w:r>
-        <w:t xml:space="preserve"> </w:t>
-      </w:r>
-      <w:r>
-        <w:t xml:space="preserve">third-party certifying organization producing a certification report. Applying it to an in-repo</w:t>
-      </w:r>
-      <w:r>
-        <w:t xml:space="preserve"> </w:t>
-      </w:r>
-      <w:r>
-        <w:t xml:space="preserve">self-assessment is a defensible extension, not a mandate.</w:t>
-      </w:r>
-    </w:p>
-    <w:p>
-      <w:pPr>
-        <w:pStyle w:val="Compact"/>
-        <w:numPr>
-          <w:ilvl w:val="0"/>
-          <w:numId w:val="1013"/>
-        </w:numPr>
-      </w:pPr>
-      <w:r>
-        <w:rPr>
-          <w:b/>
-          <w:bCs/>
-        </w:rPr>
-        <w:t xml:space="preserve">Not externally validated.</w:t>
-      </w:r>
-      <w:r>
-        <w:t xml:space="preserve"> </w:t>
-      </w:r>
-      <w:r>
-        <w:t xml:space="preserve">No independent review, penetration test, or dynamic scan has assessed</w:t>
-      </w:r>
-      <w:r>
-        <w:t xml:space="preserve"> </w:t>
-      </w:r>
-      <w:r>
-        <w:t xml:space="preserve">the record.</w:t>
-      </w:r>
-    </w:p>
-    <w:p>
-      <w:pPr>
-        <w:pStyle w:val="Compact"/>
-        <w:numPr>
-          <w:ilvl w:val="0"/>
-          <w:numId w:val="1013"/>
-        </w:numPr>
-      </w:pPr>
-      <w:r>
-        <w:rPr>
-          <w:b/>
-          <w:bCs/>
-        </w:rPr>
-        <w:t xml:space="preserve">Not a penetration test.</w:t>
-      </w:r>
-      <w:r>
-        <w:t xml:space="preserve"> </w:t>
-      </w:r>
-      <w:r>
-        <w:t xml:space="preserve">Source review answers a different question than attacking a running</w:t>
-      </w:r>
-      <w:r>
-        <w:t xml:space="preserve"> </w:t>
-      </w:r>
-      <w:r>
-        <w:t xml:space="preserve">system.</w:t>
-      </w:r>
-    </w:p>
-    <w:p>
-      <w:pPr>
-        <w:pStyle w:val="Compact"/>
-        <w:numPr>
-          <w:ilvl w:val="0"/>
-          <w:numId w:val="1013"/>
-        </w:numPr>
-      </w:pPr>
-      <w:r>
-        <w:rPr>
-          <w:b/>
-          <w:bCs/>
-        </w:rPr>
-        <w:t xml:space="preserve">Not a guarantee of correctness.</w:t>
-      </w:r>
-      <w:r>
-        <w:t xml:space="preserve"> </w:t>
-      </w:r>
-      <w:r>
-        <w:t xml:space="preserve">This method makes verdicts</w:t>
-      </w:r>
-      <w:r>
-        <w:t xml:space="preserve"> </w:t>
-      </w:r>
-      <w:r>
-        <w:rPr>
-          <w:i/>
-          <w:iCs/>
-        </w:rPr>
-        <w:t xml:space="preserve">consistent, derived, and</w:t>
-      </w:r>
-      <w:r>
-        <w:rPr>
-          <w:i/>
-          <w:iCs/>
-        </w:rPr>
-        <w:t xml:space="preserve"> </w:t>
-      </w:r>
-      <w:r>
-        <w:rPr>
-          <w:i/>
-          <w:iCs/>
-        </w:rPr>
-        <w:t xml:space="preserve">drift-detecting</w:t>
-      </w:r>
-      <w:r>
-        <w:t xml:space="preserve">.</w:t>
-      </w:r>
-      <w:r>
-        <w:t xml:space="preserve"> </w:t>
-      </w:r>
-      <w:r>
-        <w:rPr>
-          <w:b/>
-          <w:bCs/>
-        </w:rPr>
-        <w:t xml:space="preserve">A wrong verdict recorded carefully is still wrong</w:t>
-      </w:r>
-      <w:r>
-        <w:t xml:space="preserve">, and adversarial</w:t>
-      </w:r>
-      <w:r>
-        <w:t xml:space="preserve"> </w:t>
-      </w:r>
-      <w:r>
-        <w:t xml:space="preserve">re-verification is the only cure for that.</w:t>
-      </w:r>
-    </w:p>
-    <w:p>
-      <w:r>
-        <w:pict>
-          <v:rect style="width:0;height:1.5pt" o:hralign="center" o:hrstd="t" o:hr="t"/>
-        </w:pict>
-      </w:r>
-    </w:p>
-    <w:bookmarkEnd w:id="69"/>
-    <w:bookmarkStart w:id="70" w:name="checklist"/>
-    <w:p>
-      <w:pPr>
-        <w:pStyle w:val="Heading2"/>
-      </w:pPr>
-      <w:r>
-        <w:t xml:space="preserve">Checklist</w:t>
-      </w:r>
-    </w:p>
-    <w:p>
-      <w:pPr>
-        <w:pStyle w:val="FirstParagraph"/>
-      </w:pPr>
-      <w:r>
-        <w:t xml:space="preserve">Before the first cell is scored:</w:t>
+        <w:t xml:space="preserve">The standard's text is held locally, fetched from a</w:t>
+      </w:r>
+      <w:r>
+        <w:t xml:space="preserve"> </w:t>
+      </w:r>
+      <w:r>
+        <w:rPr>
+          <w:b/>
+          <w:bCs/>
+        </w:rPr>
+        <w:t xml:space="preserve">tagged release asset</w:t>
+      </w:r>
+      <w:r>
+        <w:t xml:space="preserve">, pinned by digest.</w:t>
       </w:r>
     </w:p>
     <w:p>
@@ -11959,20 +11770,23 @@
         </w:numPr>
       </w:pPr>
       <w:r>
-        <w:t xml:space="preserve">The standard's text is held locally, fetched from a</w:t>
-      </w:r>
-      <w:r>
-        <w:t xml:space="preserve"> </w:t>
-      </w:r>
-      <w:r>
-        <w:rPr>
-          <w:b/>
-          <w:bCs/>
-        </w:rPr>
-        <w:t xml:space="preserve">tagged release asset</w:t>
-      </w:r>
-      <w:r>
-        <w:t xml:space="preserve">, pinned by digest.</w:t>
+        <w:t xml:space="preserve">The</w:t>
+      </w:r>
+      <w:r>
+        <w:t xml:space="preserve"> </w:t>
+      </w:r>
+      <w:r>
+        <w:rPr>
+          <w:b/>
+          <w:bCs/>
+        </w:rPr>
+        <w:t xml:space="preserve">verdict vocabulary</w:t>
+      </w:r>
+      <w:r>
+        <w:t xml:space="preserve"> </w:t>
+      </w:r>
+      <w:r>
+        <w:t xml:space="preserve">is published, with local extensions defined.</w:t>
       </w:r>
     </w:p>
     <w:p>
@@ -11994,13 +11808,13 @@
           <w:b/>
           <w:bCs/>
         </w:rPr>
-        <w:t xml:space="preserve">verdict vocabulary</w:t>
-      </w:r>
-      <w:r>
-        <w:t xml:space="preserve"> </w:t>
-      </w:r>
-      <w:r>
-        <w:t xml:space="preserve">is published, with local extensions defined.</w:t>
+        <w:t xml:space="preserve">ordered decision procedure</w:t>
+      </w:r>
+      <w:r>
+        <w:t xml:space="preserve"> </w:t>
+      </w:r>
+      <w:r>
+        <w:t xml:space="preserve">is written, first-match-wins.</w:t>
       </w:r>
     </w:p>
     <w:p>
@@ -12012,23 +11826,30 @@
         </w:numPr>
       </w:pPr>
       <w:r>
-        <w:t xml:space="preserve">The</w:t>
-      </w:r>
-      <w:r>
-        <w:t xml:space="preserve"> </w:t>
-      </w:r>
-      <w:r>
-        <w:rPr>
-          <w:b/>
-          <w:bCs/>
-        </w:rPr>
-        <w:t xml:space="preserve">ordered decision procedure</w:t>
-      </w:r>
-      <w:r>
-        <w:t xml:space="preserve"> </w:t>
-      </w:r>
-      <w:r>
-        <w:t xml:space="preserve">is written, first-match-wins.</w:t>
+        <w:rPr>
+          <w:b/>
+          <w:bCs/>
+        </w:rPr>
+        <w:t xml:space="preserve">Scope is declared positively</w:t>
+      </w:r>
+      <w:r>
+        <w:t xml:space="preserve">, and exactly</w:t>
+      </w:r>
+      <w:r>
+        <w:t xml:space="preserve"> </w:t>
+      </w:r>
+      <w:r>
+        <w:rPr>
+          <w:b/>
+          <w:bCs/>
+        </w:rPr>
+        <w:t xml:space="preserve">one posture</w:t>
+      </w:r>
+      <w:r>
+        <w:t xml:space="preserve"> </w:t>
+      </w:r>
+      <w:r>
+        <w:t xml:space="preserve">is described in prose.</w:t>
       </w:r>
     </w:p>
     <w:p>
@@ -12040,30 +11861,59 @@
         </w:numPr>
       </w:pPr>
       <w:r>
-        <w:rPr>
-          <w:b/>
-          <w:bCs/>
-        </w:rPr>
-        <w:t xml:space="preserve">Scope is declared positively</w:t>
-      </w:r>
-      <w:r>
-        <w:t xml:space="preserve">, and exactly</w:t>
-      </w:r>
-      <w:r>
-        <w:t xml:space="preserve"> </w:t>
-      </w:r>
-      <w:r>
-        <w:rPr>
-          <w:b/>
-          <w:bCs/>
-        </w:rPr>
-        <w:t xml:space="preserve">one posture</w:t>
-      </w:r>
-      <w:r>
-        <w:t xml:space="preserve"> </w:t>
-      </w:r>
-      <w:r>
-        <w:t xml:space="preserve">is described in prose.</w:t>
+        <w:t xml:space="preserve">The</w:t>
+      </w:r>
+      <w:r>
+        <w:t xml:space="preserve"> </w:t>
+      </w:r>
+      <w:r>
+        <w:rPr>
+          <w:b/>
+          <w:bCs/>
+        </w:rPr>
+        <w:t xml:space="preserve">scorecard exists as data</w:t>
+      </w:r>
+      <w:r>
+        <w:t xml:space="preserve">, with</w:t>
+      </w:r>
+      <w:r>
+        <w:t xml:space="preserve"> </w:t>
+      </w:r>
+      <w:r>
+        <w:rPr>
+          <w:rStyle w:val="VerbatimChar"/>
+        </w:rPr>
+        <w:t xml:space="preserve">rule_fired</w:t>
+      </w:r>
+      <w:r>
+        <w:t xml:space="preserve">,</w:t>
+      </w:r>
+      <w:r>
+        <w:t xml:space="preserve"> </w:t>
+      </w:r>
+      <w:r>
+        <w:rPr>
+          <w:rStyle w:val="VerbatimChar"/>
+        </w:rPr>
+        <w:t xml:space="preserve">reviewed_by</w:t>
+      </w:r>
+      <w:r>
+        <w:t xml:space="preserve">,</w:t>
+      </w:r>
+      <w:r>
+        <w:t xml:space="preserve"> </w:t>
+      </w:r>
+      <w:r>
+        <w:rPr>
+          <w:rStyle w:val="VerbatimChar"/>
+        </w:rPr>
+        <w:t xml:space="preserve">reviewed_at</w:t>
+      </w:r>
+      <w:r>
+        <w:t xml:space="preserve"> </w:t>
+      </w:r>
+      <w:r>
+        <w:t xml:space="preserve">fields.</w:t>
       </w:r>
     </w:p>
     <w:p>
@@ -12085,49 +11935,13 @@
           <w:b/>
           <w:bCs/>
         </w:rPr>
-        <w:t xml:space="preserve">scorecard exists as data</w:t>
-      </w:r>
-      <w:r>
-        <w:t xml:space="preserve">, with</w:t>
-      </w:r>
-      <w:r>
-        <w:t xml:space="preserve"> </w:t>
-      </w:r>
-      <w:r>
-        <w:rPr>
-          <w:rStyle w:val="VerbatimChar"/>
-        </w:rPr>
-        <w:t xml:space="preserve">rule_fired</w:t>
-      </w:r>
-      <w:r>
-        <w:t xml:space="preserve">,</w:t>
-      </w:r>
-      <w:r>
-        <w:t xml:space="preserve"> </w:t>
-      </w:r>
-      <w:r>
-        <w:rPr>
-          <w:rStyle w:val="VerbatimChar"/>
-        </w:rPr>
-        <w:t xml:space="preserve">reviewed_by</w:t>
-      </w:r>
-      <w:r>
-        <w:t xml:space="preserve">,</w:t>
-      </w:r>
-      <w:r>
-        <w:t xml:space="preserve"> </w:t>
-      </w:r>
-      <w:r>
-        <w:rPr>
-          <w:rStyle w:val="VerbatimChar"/>
-        </w:rPr>
-        <w:t xml:space="preserve">reviewed_at</w:t>
-      </w:r>
-      <w:r>
-        <w:t xml:space="preserve"> </w:t>
-      </w:r>
-      <w:r>
-        <w:t xml:space="preserve">fields.</w:t>
+        <w:t xml:space="preserve">anchor verifier</w:t>
+      </w:r>
+      <w:r>
+        <w:t xml:space="preserve"> </w:t>
+      </w:r>
+      <w:r>
+        <w:t xml:space="preserve">runs in CI and fails the build -- and you have watched it fail on purpose.</w:t>
       </w:r>
     </w:p>
     <w:p>
@@ -12139,23 +11953,20 @@
         </w:numPr>
       </w:pPr>
       <w:r>
-        <w:t xml:space="preserve">The</w:t>
-      </w:r>
-      <w:r>
-        <w:t xml:space="preserve"> </w:t>
-      </w:r>
-      <w:r>
-        <w:rPr>
-          <w:b/>
-          <w:bCs/>
-        </w:rPr>
-        <w:t xml:space="preserve">anchor verifier</w:t>
-      </w:r>
-      <w:r>
-        <w:t xml:space="preserve"> </w:t>
-      </w:r>
-      <w:r>
-        <w:t xml:space="preserve">runs in CI and fails the build -- and you have watched it fail on purpose.</w:t>
+        <w:t xml:space="preserve">Cell</w:t>
+      </w:r>
+      <w:r>
+        <w:t xml:space="preserve"> </w:t>
+      </w:r>
+      <w:r>
+        <w:rPr>
+          <w:b/>
+          <w:bCs/>
+        </w:rPr>
+        <w:t xml:space="preserve">claims are atomic</w:t>
+      </w:r>
+      <w:r>
+        <w:t xml:space="preserve">, so two sessions cannot score the same cell.</w:t>
       </w:r>
     </w:p>
     <w:p>
@@ -12167,20 +11978,17 @@
         </w:numPr>
       </w:pPr>
       <w:r>
-        <w:t xml:space="preserve">Cell</w:t>
-      </w:r>
-      <w:r>
-        <w:t xml:space="preserve"> </w:t>
-      </w:r>
-      <w:r>
-        <w:rPr>
-          <w:b/>
-          <w:bCs/>
-        </w:rPr>
-        <w:t xml:space="preserve">claims are atomic</w:t>
-      </w:r>
-      <w:r>
-        <w:t xml:space="preserve">, so two sessions cannot score the same cell.</w:t>
+        <w:rPr>
+          <w:b/>
+          <w:bCs/>
+        </w:rPr>
+        <w:t xml:space="preserve">One integrator</w:t>
+      </w:r>
+      <w:r>
+        <w:t xml:space="preserve"> </w:t>
+      </w:r>
+      <w:r>
+        <w:t xml:space="preserve">owns every write to the record; workers emit structured verdict files.</w:t>
       </w:r>
     </w:p>
     <w:p>
@@ -12192,17 +12000,31 @@
         </w:numPr>
       </w:pPr>
       <w:r>
-        <w:rPr>
-          <w:b/>
-          <w:bCs/>
-        </w:rPr>
-        <w:t xml:space="preserve">One integrator</w:t>
-      </w:r>
-      <w:r>
-        <w:t xml:space="preserve"> </w:t>
-      </w:r>
-      <w:r>
-        <w:t xml:space="preserve">owns every write to the record; workers emit structured verdict files.</w:t>
+        <w:t xml:space="preserve">A</w:t>
+      </w:r>
+      <w:r>
+        <w:t xml:space="preserve"> </w:t>
+      </w:r>
+      <w:r>
+        <w:rPr>
+          <w:b/>
+          <w:bCs/>
+        </w:rPr>
+        <w:t xml:space="preserve">collision detector</w:t>
+      </w:r>
+      <w:r>
+        <w:t xml:space="preserve"> </w:t>
+      </w:r>
+      <w:r>
+        <w:t xml:space="preserve">runs at integration over "which cells does each pending change touch".</w:t>
+      </w:r>
+    </w:p>
+    <w:p>
+      <w:pPr>
+        <w:pStyle w:val="FirstParagraph"/>
+      </w:pPr>
+      <w:r>
+        <w:t xml:space="preserve">Before anything is published:</w:t>
       </w:r>
     </w:p>
     <w:p>
@@ -12214,31 +12036,26 @@
         </w:numPr>
       </w:pPr>
       <w:r>
-        <w:t xml:space="preserve">A</w:t>
-      </w:r>
-      <w:r>
-        <w:t xml:space="preserve"> </w:t>
-      </w:r>
-      <w:r>
-        <w:rPr>
-          <w:b/>
-          <w:bCs/>
-        </w:rPr>
-        <w:t xml:space="preserve">collision detector</w:t>
-      </w:r>
-      <w:r>
-        <w:t xml:space="preserve"> </w:t>
-      </w:r>
-      <w:r>
-        <w:t xml:space="preserve">runs at integration over "which cells does each pending change touch".</w:t>
-      </w:r>
-    </w:p>
-    <w:p>
-      <w:pPr>
-        <w:pStyle w:val="FirstParagraph"/>
-      </w:pPr>
-      <w:r>
-        <w:t xml:space="preserve">Before anything is published:</w:t>
+        <w:t xml:space="preserve">Every count is</w:t>
+      </w:r>
+      <w:r>
+        <w:t xml:space="preserve"> </w:t>
+      </w:r>
+      <w:r>
+        <w:rPr>
+          <w:b/>
+          <w:bCs/>
+        </w:rPr>
+        <w:t xml:space="preserve">computed</w:t>
+      </w:r>
+      <w:r>
+        <w:t xml:space="preserve">, not typed -- and every figure can name its command, input tree and</w:t>
+      </w:r>
+      <w:r>
+        <w:t xml:space="preserve"> </w:t>
+      </w:r>
+      <w:r>
+        <w:t xml:space="preserve">exit code, not just a conclusion.</w:t>
       </w:r>
     </w:p>
     <w:p>
@@ -12250,26 +12067,23 @@
         </w:numPr>
       </w:pPr>
       <w:r>
-        <w:t xml:space="preserve">Every count is</w:t>
-      </w:r>
-      <w:r>
-        <w:t xml:space="preserve"> </w:t>
-      </w:r>
-      <w:r>
-        <w:rPr>
-          <w:b/>
-          <w:bCs/>
-        </w:rPr>
-        <w:t xml:space="preserve">computed</w:t>
-      </w:r>
-      <w:r>
-        <w:t xml:space="preserve">, not typed -- and every figure can name its command, input tree and</w:t>
-      </w:r>
-      <w:r>
-        <w:t xml:space="preserve"> </w:t>
-      </w:r>
-      <w:r>
-        <w:t xml:space="preserve">exit code, not just a conclusion.</w:t>
+        <w:t xml:space="preserve">Derived numbers were</w:t>
+      </w:r>
+      <w:r>
+        <w:t xml:space="preserve"> </w:t>
+      </w:r>
+      <w:r>
+        <w:rPr>
+          <w:b/>
+          <w:bCs/>
+        </w:rPr>
+        <w:t xml:space="preserve">recomputed from source</w:t>
+      </w:r>
+      <w:r>
+        <w:t xml:space="preserve"> </w:t>
+      </w:r>
+      <w:r>
+        <w:t xml:space="preserve">by whoever wrote last, not delta-adjusted.</w:t>
       </w:r>
     </w:p>
     <w:p>
@@ -12281,23 +12095,20 @@
         </w:numPr>
       </w:pPr>
       <w:r>
-        <w:t xml:space="preserve">Derived numbers were</w:t>
-      </w:r>
-      <w:r>
-        <w:t xml:space="preserve"> </w:t>
-      </w:r>
-      <w:r>
-        <w:rPr>
-          <w:b/>
-          <w:bCs/>
-        </w:rPr>
-        <w:t xml:space="preserve">recomputed from source</w:t>
-      </w:r>
-      <w:r>
-        <w:t xml:space="preserve"> </w:t>
-      </w:r>
-      <w:r>
-        <w:t xml:space="preserve">by whoever wrote last, not delta-adjusted.</w:t>
+        <w:t xml:space="preserve">Printed components are asserted to</w:t>
+      </w:r>
+      <w:r>
+        <w:t xml:space="preserve"> </w:t>
+      </w:r>
+      <w:r>
+        <w:rPr>
+          <w:b/>
+          <w:bCs/>
+        </w:rPr>
+        <w:t xml:space="preserve">sum to the printed total</w:t>
+      </w:r>
+      <w:r>
+        <w:t xml:space="preserve">.</w:t>
       </w:r>
     </w:p>
     <w:p>
@@ -12309,20 +12120,38 @@
         </w:numPr>
       </w:pPr>
       <w:r>
-        <w:t xml:space="preserve">Printed components are asserted to</w:t>
-      </w:r>
-      <w:r>
-        <w:t xml:space="preserve"> </w:t>
-      </w:r>
-      <w:r>
-        <w:rPr>
-          <w:b/>
-          <w:bCs/>
-        </w:rPr>
-        <w:t xml:space="preserve">sum to the printed total</w:t>
-      </w:r>
-      <w:r>
-        <w:t xml:space="preserve">.</w:t>
+        <w:rPr>
+          <w:rStyle w:val="VerbatimChar"/>
+        </w:rPr>
+        <w:t xml:space="preserve">unverified</w:t>
+      </w:r>
+      <w:r>
+        <w:t xml:space="preserve"> </w:t>
+      </w:r>
+      <w:r>
+        <w:t xml:space="preserve">is</w:t>
+      </w:r>
+      <w:r>
+        <w:t xml:space="preserve"> </w:t>
+      </w:r>
+      <w:r>
+        <w:rPr>
+          <w:b/>
+          <w:bCs/>
+        </w:rPr>
+        <w:t xml:space="preserve">reported separately</w:t>
+      </w:r>
+      <w:r>
+        <w:t xml:space="preserve"> </w:t>
+      </w:r>
+      <w:r>
+        <w:t xml:space="preserve">and excluded from any pass total, and the renderer states</w:t>
+      </w:r>
+      <w:r>
+        <w:t xml:space="preserve"> </w:t>
+      </w:r>
+      <w:r>
+        <w:t xml:space="preserve">what the label means wherever it prints it.</w:t>
       </w:r>
     </w:p>
     <w:p>
@@ -12334,38 +12163,50 @@
         </w:numPr>
       </w:pPr>
       <w:r>
-        <w:rPr>
-          <w:rStyle w:val="VerbatimChar"/>
-        </w:rPr>
-        <w:t xml:space="preserve">unverified</w:t>
-      </w:r>
-      <w:r>
-        <w:t xml:space="preserve"> </w:t>
-      </w:r>
-      <w:r>
-        <w:t xml:space="preserve">is</w:t>
-      </w:r>
-      <w:r>
-        <w:t xml:space="preserve"> </w:t>
-      </w:r>
-      <w:r>
-        <w:rPr>
-          <w:b/>
-          <w:bCs/>
-        </w:rPr>
-        <w:t xml:space="preserve">reported separately</w:t>
-      </w:r>
-      <w:r>
-        <w:t xml:space="preserve"> </w:t>
-      </w:r>
-      <w:r>
-        <w:t xml:space="preserve">and excluded from any pass total, and the renderer states</w:t>
-      </w:r>
-      <w:r>
-        <w:t xml:space="preserve"> </w:t>
-      </w:r>
-      <w:r>
-        <w:t xml:space="preserve">what the label means wherever it prints it.</w:t>
+        <w:t xml:space="preserve">Every reviewer</w:t>
+      </w:r>
+      <w:r>
+        <w:t xml:space="preserve"> </w:t>
+      </w:r>
+      <w:r>
+        <w:rPr>
+          <w:b/>
+          <w:bCs/>
+        </w:rPr>
+        <w:t xml:space="preserve">executed</w:t>
+      </w:r>
+      <w:r>
+        <w:t xml:space="preserve"> </w:t>
+      </w:r>
+      <w:r>
+        <w:t xml:space="preserve">the citations rather than reading them, and reviewers had</w:t>
+      </w:r>
+      <w:r>
+        <w:t xml:space="preserve"> </w:t>
+      </w:r>
+      <w:r>
+        <w:rPr>
+          <w:b/>
+          <w:bCs/>
+        </w:rPr>
+        <w:t xml:space="preserve">distinct</w:t>
+      </w:r>
+      <w:r>
+        <w:rPr>
+          <w:b/>
+          <w:bCs/>
+        </w:rPr>
+        <w:t xml:space="preserve"> </w:t>
+      </w:r>
+      <w:r>
+        <w:rPr>
+          <w:b/>
+          <w:bCs/>
+        </w:rPr>
+        <w:t xml:space="preserve">lenses</w:t>
+      </w:r>
+      <w:r>
+        <w:t xml:space="preserve">.</w:t>
       </w:r>
     </w:p>
     <w:p>
@@ -12377,50 +12218,7 @@
         </w:numPr>
       </w:pPr>
       <w:r>
-        <w:t xml:space="preserve">Every reviewer</w:t>
-      </w:r>
-      <w:r>
-        <w:t xml:space="preserve"> </w:t>
-      </w:r>
-      <w:r>
-        <w:rPr>
-          <w:b/>
-          <w:bCs/>
-        </w:rPr>
-        <w:t xml:space="preserve">executed</w:t>
-      </w:r>
-      <w:r>
-        <w:t xml:space="preserve"> </w:t>
-      </w:r>
-      <w:r>
-        <w:t xml:space="preserve">the citations rather than reading them, and reviewers had</w:t>
-      </w:r>
-      <w:r>
-        <w:t xml:space="preserve"> </w:t>
-      </w:r>
-      <w:r>
-        <w:rPr>
-          <w:b/>
-          <w:bCs/>
-        </w:rPr>
-        <w:t xml:space="preserve">distinct</w:t>
-      </w:r>
-      <w:r>
-        <w:rPr>
-          <w:b/>
-          <w:bCs/>
-        </w:rPr>
-        <w:t xml:space="preserve"> </w:t>
-      </w:r>
-      <w:r>
-        <w:rPr>
-          <w:b/>
-          <w:bCs/>
-        </w:rPr>
-        <w:t xml:space="preserve">lenses</w:t>
-      </w:r>
-      <w:r>
-        <w:t xml:space="preserve">.</w:t>
+        <w:t xml:space="preserve">Every absolute ("the only", "all", "never") was either proved or weakened to "at least".</w:t>
       </w:r>
     </w:p>
     <w:p>
@@ -12432,7 +12230,20 @@
         </w:numPr>
       </w:pPr>
       <w:r>
-        <w:t xml:space="preserve">Every absolute ("the only", "all", "never") was either proved or weakened to "at least".</w:t>
+        <w:t xml:space="preserve">Impact sentences for undeployed software are in the</w:t>
+      </w:r>
+      <w:r>
+        <w:t xml:space="preserve"> </w:t>
+      </w:r>
+      <w:r>
+        <w:rPr>
+          <w:b/>
+          <w:bCs/>
+        </w:rPr>
+        <w:t xml:space="preserve">conditional tense</w:t>
+      </w:r>
+      <w:r>
+        <w:t xml:space="preserve">, with no score altered.</w:t>
       </w:r>
     </w:p>
     <w:p>
@@ -12444,20 +12255,20 @@
         </w:numPr>
       </w:pPr>
       <w:r>
-        <w:t xml:space="preserve">Impact sentences for undeployed software are in the</w:t>
-      </w:r>
-      <w:r>
-        <w:t xml:space="preserve"> </w:t>
-      </w:r>
-      <w:r>
-        <w:rPr>
-          <w:b/>
-          <w:bCs/>
-        </w:rPr>
-        <w:t xml:space="preserve">conditional tense</w:t>
-      </w:r>
-      <w:r>
-        <w:t xml:space="preserve">, with no score altered.</w:t>
+        <w:rPr>
+          <w:b/>
+          <w:bCs/>
+        </w:rPr>
+        <w:t xml:space="preserve">Every requirement is reported</w:t>
+      </w:r>
+      <w:r>
+        <w:t xml:space="preserve">, not exceptions only -- an exceptions-only report hides the</w:t>
+      </w:r>
+      <w:r>
+        <w:t xml:space="preserve"> </w:t>
+      </w:r>
+      <w:r>
+        <w:t xml:space="preserve">denominator, and a reader cannot distinguish a thorough assessment from a shallow one.</w:t>
       </w:r>
     </w:p>
     <w:p>
@@ -12469,20 +12280,36 @@
         </w:numPr>
       </w:pPr>
       <w:r>
-        <w:rPr>
-          <w:b/>
-          <w:bCs/>
-        </w:rPr>
-        <w:t xml:space="preserve">Every requirement is reported</w:t>
-      </w:r>
-      <w:r>
-        <w:t xml:space="preserve">, not exceptions only -- an exceptions-only report hides the</w:t>
-      </w:r>
-      <w:r>
-        <w:t xml:space="preserve"> </w:t>
-      </w:r>
-      <w:r>
-        <w:t xml:space="preserve">denominator, and a reader cannot distinguish a thorough assessment from a shallow one.</w:t>
+        <w:t xml:space="preserve">Every total carries the</w:t>
+      </w:r>
+      <w:r>
+        <w:t xml:space="preserve"> </w:t>
+      </w:r>
+      <w:r>
+        <w:rPr>
+          <w:b/>
+          <w:bCs/>
+        </w:rPr>
+        <w:t xml:space="preserve">pinned standard version</w:t>
+      </w:r>
+      <w:r>
+        <w:t xml:space="preserve"> </w:t>
+      </w:r>
+      <w:r>
+        <w:t xml:space="preserve">and the</w:t>
+      </w:r>
+      <w:r>
+        <w:t xml:space="preserve"> </w:t>
+      </w:r>
+      <w:r>
+        <w:rPr>
+          <w:b/>
+          <w:bCs/>
+        </w:rPr>
+        <w:t xml:space="preserve">drift-check result</w:t>
+      </w:r>
+      <w:r>
+        <w:t xml:space="preserve">.</w:t>
       </w:r>
     </w:p>
     <w:p>
@@ -12494,36 +12321,50 @@
         </w:numPr>
       </w:pPr>
       <w:r>
-        <w:t xml:space="preserve">Every total carries the</w:t>
-      </w:r>
-      <w:r>
-        <w:t xml:space="preserve"> </w:t>
-      </w:r>
-      <w:r>
-        <w:rPr>
-          <w:b/>
-          <w:bCs/>
-        </w:rPr>
-        <w:t xml:space="preserve">pinned standard version</w:t>
-      </w:r>
-      <w:r>
-        <w:t xml:space="preserve"> </w:t>
-      </w:r>
-      <w:r>
-        <w:t xml:space="preserve">and the</w:t>
-      </w:r>
-      <w:r>
-        <w:t xml:space="preserve"> </w:t>
-      </w:r>
-      <w:r>
-        <w:rPr>
-          <w:b/>
-          <w:bCs/>
-        </w:rPr>
-        <w:t xml:space="preserve">drift-check result</w:t>
-      </w:r>
-      <w:r>
-        <w:t xml:space="preserve">.</w:t>
+        <w:t xml:space="preserve">Any movement is reported</w:t>
+      </w:r>
+      <w:r>
+        <w:t xml:space="preserve"> </w:t>
+      </w:r>
+      <w:r>
+        <w:rPr>
+          <w:b/>
+          <w:bCs/>
+        </w:rPr>
+        <w:t xml:space="preserve">with its cause named</w:t>
+      </w:r>
+      <w:r>
+        <w:t xml:space="preserve"> </w:t>
+      </w:r>
+      <w:r>
+        <w:t xml:space="preserve">-- and if nothing moved, that is</w:t>
+      </w:r>
+      <w:r>
+        <w:t xml:space="preserve"> </w:t>
+      </w:r>
+      <w:r>
+        <w:rPr>
+          <w:b/>
+          <w:bCs/>
+        </w:rPr>
+        <w:t xml:space="preserve">stated as a</w:t>
+      </w:r>
+      <w:r>
+        <w:rPr>
+          <w:b/>
+          <w:bCs/>
+        </w:rPr>
+        <w:t xml:space="preserve"> </w:t>
+      </w:r>
+      <w:r>
+        <w:rPr>
+          <w:b/>
+          <w:bCs/>
+        </w:rPr>
+        <w:t xml:space="preserve">result</w:t>
+      </w:r>
+      <w:r>
+        <w:t xml:space="preserve">, with the reason.</w:t>
       </w:r>
     </w:p>
     <w:p>
@@ -12535,50 +12376,23 @@
         </w:numPr>
       </w:pPr>
       <w:r>
-        <w:t xml:space="preserve">Any movement is reported</w:t>
-      </w:r>
-      <w:r>
-        <w:t xml:space="preserve"> </w:t>
-      </w:r>
-      <w:r>
-        <w:rPr>
-          <w:b/>
-          <w:bCs/>
-        </w:rPr>
-        <w:t xml:space="preserve">with its cause named</w:t>
-      </w:r>
-      <w:r>
-        <w:t xml:space="preserve"> </w:t>
-      </w:r>
-      <w:r>
-        <w:t xml:space="preserve">-- and if nothing moved, that is</w:t>
-      </w:r>
-      <w:r>
-        <w:t xml:space="preserve"> </w:t>
-      </w:r>
-      <w:r>
-        <w:rPr>
-          <w:b/>
-          <w:bCs/>
-        </w:rPr>
-        <w:t xml:space="preserve">stated as a</w:t>
-      </w:r>
-      <w:r>
-        <w:rPr>
-          <w:b/>
-          <w:bCs/>
-        </w:rPr>
-        <w:t xml:space="preserve"> </w:t>
-      </w:r>
-      <w:r>
-        <w:rPr>
-          <w:b/>
-          <w:bCs/>
-        </w:rPr>
-        <w:t xml:space="preserve">result</w:t>
-      </w:r>
-      <w:r>
-        <w:t xml:space="preserve">, with the reason.</w:t>
+        <w:t xml:space="preserve">Any level claim either</w:t>
+      </w:r>
+      <w:r>
+        <w:t xml:space="preserve"> </w:t>
+      </w:r>
+      <w:r>
+        <w:rPr>
+          <w:b/>
+          <w:bCs/>
+        </w:rPr>
+        <w:t xml:space="preserve">enumerates the exclusions</w:t>
+      </w:r>
+      <w:r>
+        <w:t xml:space="preserve"> </w:t>
+      </w:r>
+      <w:r>
+        <w:t xml:space="preserve">or says something weaker than "verified".</w:t>
       </w:r>
     </w:p>
     <w:p>
@@ -12590,23 +12404,37 @@
         </w:numPr>
       </w:pPr>
       <w:r>
-        <w:t xml:space="preserve">Any level claim either</w:t>
-      </w:r>
-      <w:r>
-        <w:t xml:space="preserve"> </w:t>
-      </w:r>
-      <w:r>
-        <w:rPr>
-          <w:b/>
-          <w:bCs/>
-        </w:rPr>
-        <w:t xml:space="preserve">enumerates the exclusions</w:t>
-      </w:r>
-      <w:r>
-        <w:t xml:space="preserve"> </w:t>
-      </w:r>
-      <w:r>
-        <w:t xml:space="preserve">or says something weaker than "verified".</w:t>
+        <w:t xml:space="preserve">The findings themselves are going</w:t>
+      </w:r>
+      <w:r>
+        <w:t xml:space="preserve"> </w:t>
+      </w:r>
+      <w:r>
+        <w:rPr>
+          <w:b/>
+          <w:bCs/>
+        </w:rPr>
+        <w:t xml:space="preserve">somewhere private</w:t>
+      </w:r>
+      <w:r>
+        <w:t xml:space="preserve">.</w:t>
+      </w:r>
+    </w:p>
+    <w:p>
+      <w:r>
+        <w:pict>
+          <v:rect style="width:0;height:1.5pt" o:hralign="center" o:hrstd="t" o:hr="t"/>
+        </w:pict>
+      </w:r>
+    </w:p>
+    <w:bookmarkEnd w:id="69"/>
+    <w:bookmarkStart w:id="71" w:name="see-also"/>
+    <w:p>
+      <w:pPr>
+        <w:pStyle w:val="Heading2"/>
+      </w:pPr>
+      <w:r>
+        <w:t xml:space="preserve">See also</w:t>
       </w:r>
     </w:p>
     <w:p>
@@ -12617,49 +12445,7 @@
           <w:numId w:val="1034"/>
         </w:numPr>
       </w:pPr>
-      <w:r>
-        <w:t xml:space="preserve">The findings themselves are going</w:t>
-      </w:r>
-      <w:r>
-        <w:t xml:space="preserve"> </w:t>
-      </w:r>
-      <w:r>
-        <w:rPr>
-          <w:b/>
-          <w:bCs/>
-        </w:rPr>
-        <w:t xml:space="preserve">somewhere private</w:t>
-      </w:r>
-      <w:r>
-        <w:t xml:space="preserve">.</w:t>
-      </w:r>
-    </w:p>
-    <w:p>
-      <w:r>
-        <w:pict>
-          <v:rect style="width:0;height:1.5pt" o:hralign="center" o:hrstd="t" o:hr="t"/>
-        </w:pict>
-      </w:r>
-    </w:p>
-    <w:bookmarkEnd w:id="70"/>
-    <w:bookmarkStart w:id="72" w:name="see-also"/>
-    <w:p>
-      <w:pPr>
-        <w:pStyle w:val="Heading2"/>
-      </w:pPr>
-      <w:r>
-        <w:t xml:space="preserve">See also</w:t>
-      </w:r>
-    </w:p>
-    <w:p>
-      <w:pPr>
-        <w:pStyle w:val="Compact"/>
-        <w:numPr>
-          <w:ilvl w:val="0"/>
-          <w:numId w:val="1035"/>
-        </w:numPr>
-      </w:pPr>
-      <w:hyperlink r:id="rId21">
+      <w:hyperlink r:id="rId20">
         <w:r>
           <w:rPr>
             <w:rStyle w:val="VerbatimChar"/>
@@ -12691,10 +12477,10 @@
         <w:pStyle w:val="Compact"/>
         <w:numPr>
           <w:ilvl w:val="0"/>
-          <w:numId w:val="1035"/>
+          <w:numId w:val="1034"/>
         </w:numPr>
       </w:pPr>
-      <w:hyperlink r:id="rId45">
+      <w:hyperlink r:id="rId44">
         <w:r>
           <w:rPr>
             <w:rStyle w:val="VerbatimChar"/>
@@ -12720,10 +12506,10 @@
         <w:pStyle w:val="Compact"/>
         <w:numPr>
           <w:ilvl w:val="0"/>
-          <w:numId w:val="1035"/>
+          <w:numId w:val="1034"/>
         </w:numPr>
       </w:pPr>
-      <w:hyperlink r:id="rId71">
+      <w:hyperlink r:id="rId70">
         <w:r>
           <w:rPr>
             <w:rStyle w:val="VerbatimChar"/>
@@ -12744,8 +12530,8 @@
         <w:t xml:space="preserve">sessions.</w:t>
       </w:r>
     </w:p>
+    <w:bookmarkEnd w:id="71"/>
     <w:bookmarkEnd w:id="72"/>
-    <w:bookmarkEnd w:id="73"/>
     <w:sectPr>
       <w:footnotePr>
         <w:numRestart w:val="eachSect"/>
@@ -13163,9 +12949,6 @@
     <w:abstractNumId w:val="991"/>
   </w:num>
   <w:num w:numId="1005">
-    <w:abstractNumId w:val="991"/>
-  </w:num>
-  <w:num w:numId="1006">
     <w:abstractNumId w:val="99411"/>
     <w:lvlOverride w:ilvl="0">
       <w:startOverride w:val="1"/>
@@ -13195,8 +12978,38 @@
       <w:startOverride w:val="1"/>
     </w:lvlOverride>
   </w:num>
+  <w:num w:numId="1006">
+    <w:abstractNumId w:val="991"/>
+  </w:num>
   <w:num w:numId="1007">
-    <w:abstractNumId w:val="991"/>
+    <w:abstractNumId w:val="99411"/>
+    <w:lvlOverride w:ilvl="0">
+      <w:startOverride w:val="1"/>
+    </w:lvlOverride>
+    <w:lvlOverride w:ilvl="1">
+      <w:startOverride w:val="1"/>
+    </w:lvlOverride>
+    <w:lvlOverride w:ilvl="2">
+      <w:startOverride w:val="1"/>
+    </w:lvlOverride>
+    <w:lvlOverride w:ilvl="3">
+      <w:startOverride w:val="1"/>
+    </w:lvlOverride>
+    <w:lvlOverride w:ilvl="4">
+      <w:startOverride w:val="1"/>
+    </w:lvlOverride>
+    <w:lvlOverride w:ilvl="5">
+      <w:startOverride w:val="1"/>
+    </w:lvlOverride>
+    <w:lvlOverride w:ilvl="6">
+      <w:startOverride w:val="1"/>
+    </w:lvlOverride>
+    <w:lvlOverride w:ilvl="7">
+      <w:startOverride w:val="1"/>
+    </w:lvlOverride>
+    <w:lvlOverride w:ilvl="8">
+      <w:startOverride w:val="1"/>
+    </w:lvlOverride>
   </w:num>
   <w:num w:numId="1008">
     <w:abstractNumId w:val="99411"/>
@@ -13319,37 +13132,10 @@
     </w:lvlOverride>
   </w:num>
   <w:num w:numId="1012">
-    <w:abstractNumId w:val="99411"/>
-    <w:lvlOverride w:ilvl="0">
-      <w:startOverride w:val="1"/>
-    </w:lvlOverride>
-    <w:lvlOverride w:ilvl="1">
-      <w:startOverride w:val="1"/>
-    </w:lvlOverride>
-    <w:lvlOverride w:ilvl="2">
-      <w:startOverride w:val="1"/>
-    </w:lvlOverride>
-    <w:lvlOverride w:ilvl="3">
-      <w:startOverride w:val="1"/>
-    </w:lvlOverride>
-    <w:lvlOverride w:ilvl="4">
-      <w:startOverride w:val="1"/>
-    </w:lvlOverride>
-    <w:lvlOverride w:ilvl="5">
-      <w:startOverride w:val="1"/>
-    </w:lvlOverride>
-    <w:lvlOverride w:ilvl="6">
-      <w:startOverride w:val="1"/>
-    </w:lvlOverride>
-    <w:lvlOverride w:ilvl="7">
-      <w:startOverride w:val="1"/>
-    </w:lvlOverride>
-    <w:lvlOverride w:ilvl="8">
-      <w:startOverride w:val="1"/>
-    </w:lvlOverride>
+    <w:abstractNumId w:val="991"/>
   </w:num>
   <w:num w:numId="1013">
-    <w:abstractNumId w:val="991"/>
+    <w:abstractNumId w:val="992"/>
   </w:num>
   <w:num w:numId="1014">
     <w:abstractNumId w:val="992"/>
@@ -13412,9 +13198,6 @@
     <w:abstractNumId w:val="992"/>
   </w:num>
   <w:num w:numId="1034">
-    <w:abstractNumId w:val="992"/>
-  </w:num>
-  <w:num w:numId="1035">
     <w:abstractNumId w:val="991"/>
   </w:num>
 </w:numbering>
